--- a/downloads/teacher/ai-5-week-21.docx
+++ b/downloads/teacher/ai-5-week-21.docx
@@ -2303,6 +2303,396 @@
         <w:t>For your Image-pattern Network Investigation, save the input, procedure, observed result and limitation of this check. Label this worked example as practice; use a different, previously unreviewed case when checking independent understanding.</w:t>
       </w:r>
     </w:p>
+    <w:p>
+      <w:pPr>
+        <w:pStyle w:val="Heading1"/>
+      </w:pPr>
+      <w:r>
+        <w:t>07. Prepare, teach and assess</w:t>
+      </w:r>
+    </w:p>
+    <w:p>
+      <w:r>
+        <w:t>Teaching target: Compute a local weighted sum at each valid image position</w:t>
+      </w:r>
+    </w:p>
+    <w:p>
+      <w:r>
+        <w:t>Prepare the labelled worked-case picture, the matching workbook, fictional input cards and a place for individual responses. Check a local Python 3 environment before class; have a paper-trace version ready.</w:t>
+      </w:r>
+    </w:p>
+    <w:tbl>
+      <w:tblPr>
+        <w:tblStyle w:val="LightShading-Accent1"/>
+        <w:tblW w:type="auto" w:w="0"/>
+        <w:tblLook w:firstColumn="1" w:firstRow="1" w:lastColumn="0" w:lastRow="0" w:noHBand="0" w:noVBand="1" w:val="04A0"/>
+      </w:tblPr>
+      <w:tblGrid>
+        <w:gridCol w:w="3408"/>
+        <w:gridCol w:w="3408"/>
+        <w:gridCol w:w="3408"/>
+      </w:tblGrid>
+      <w:tr>
+        <w:trPr>
+          <w:tblHeader/>
+        </w:trPr>
+        <w:tc>
+          <w:tcPr>
+            <w:tcW w:type="dxa" w:w="3408"/>
+          </w:tcPr>
+          <w:p>
+            <w:r>
+              <w:t>Session</w:t>
+            </w:r>
+          </w:p>
+        </w:tc>
+        <w:tc>
+          <w:tcPr>
+            <w:tcW w:type="dxa" w:w="3408"/>
+          </w:tcPr>
+          <w:p>
+            <w:r>
+              <w:t>Plan</w:t>
+            </w:r>
+          </w:p>
+        </w:tc>
+        <w:tc>
+          <w:tcPr>
+            <w:tcW w:type="dxa" w:w="3408"/>
+          </w:tcPr>
+          <w:p>
+            <w:r>
+              <w:t>Resources</w:t>
+            </w:r>
+          </w:p>
+        </w:tc>
+      </w:tr>
+      <w:tr>
+        <w:tc>
+          <w:tcPr>
+            <w:tcW w:type="dxa" w:w="3408"/>
+          </w:tcPr>
+          <w:p>
+            <w:r>
+              <w:t>Session 1 · Understand · 45 min</w:t>
+            </w:r>
+          </w:p>
+        </w:tc>
+        <w:tc>
+          <w:tcPr>
+            <w:tcW w:type="dxa" w:w="3408"/>
+          </w:tcPr>
+          <w:p>
+            <w:r>
+              <w:t>0–7: recall and prerequisite; 7–15: inspect the concrete case and predict; 15–30: teacher models the worked trace; 30–40: learners explain a step using the text and visual; 40–45: check the core idea.</w:t>
+            </w:r>
+          </w:p>
+        </w:tc>
+        <w:tc>
+          <w:tcPr>
+            <w:tcW w:type="dxa" w:w="3408"/>
+          </w:tcPr>
+          <w:p>
+            <w:r>
+              <w:t>Sections 1–6; record the brief recall in the workbook.</w:t>
+            </w:r>
+          </w:p>
+        </w:tc>
+      </w:tr>
+      <w:tr>
+        <w:tc>
+          <w:tcPr>
+            <w:tcW w:type="dxa" w:w="3408"/>
+          </w:tcPr>
+          <w:p>
+            <w:r>
+              <w:t>Session 2 · Practise · 45 min</w:t>
+            </w:r>
+          </w:p>
+        </w:tc>
+        <w:tc>
+          <w:tcPr>
+            <w:tcW w:type="dxa" w:w="3408"/>
+          </w:tcPr>
+          <w:p>
+            <w:r>
+              <w:t>0–5: retrieve the procedure; 5–15: W2 completion practice; 15–23: explain and check with a partner; 23–30: each learner answers the misconception check; 30–40: targeted reteaching or a harder variation; 40–45: prepare the investigation.</w:t>
+            </w:r>
+          </w:p>
+        </w:tc>
+        <w:tc>
+          <w:tcPr>
+            <w:tcW w:type="dxa" w:w="3408"/>
+          </w:tcPr>
+          <w:p>
+            <w:r>
+              <w:t>Sections 7–10; use the matching workbook W2 and misconception check.</w:t>
+            </w:r>
+          </w:p>
+        </w:tc>
+      </w:tr>
+      <w:tr>
+        <w:tc>
+          <w:tcPr>
+            <w:tcW w:type="dxa" w:w="3408"/>
+          </w:tcPr>
+          <w:p>
+            <w:r>
+              <w:t>Session 3 · Investigate and transfer · 45 min</w:t>
+            </w:r>
+          </w:p>
+        </w:tc>
+        <w:tc>
+          <w:tcPr>
+            <w:tcW w:type="dxa" w:w="3408"/>
+          </w:tcPr>
+          <w:p>
+            <w:r>
+              <w:t>0–5: retrieve the decision rule; 5–20: investigate or trace; 20–30: start the independent case; 30–38: connect the project; 38–43: act on feedback; 43–45: plan the return check.</w:t>
+            </w:r>
+          </w:p>
+        </w:tc>
+        <w:tc>
+          <w:tcPr>
+            <w:tcW w:type="dxa" w:w="3408"/>
+          </w:tcPr>
+          <w:p>
+            <w:r>
+              <w:t>Sections 9 and 11–14. Give extra time to finish the full task set; use Section 15 when the week includes a coding lab.</w:t>
+            </w:r>
+          </w:p>
+        </w:tc>
+      </w:tr>
+    </w:tbl>
+    <w:p>
+      <w:r>
+        <w:t>Before class, solve the supported practice: How many shared kernel weights does the lesson use? How many products are computed over all four valid windows? What changes if one shared bias is added?</w:t>
+      </w:r>
+    </w:p>
+    <w:p>
+      <w:r>
+        <w:t>Reasoned practice answer: Teacher explanation: There are four shared weights and sixteen products across four windows. One shared bias raises the parameter count to five and adds the same bias once to each output.</w:t>
+      </w:r>
+    </w:p>
+    <w:p>
+      <w:r>
+        <w:t>Check every learner before discussion: Use the worked case for Convolution as a local operation. Proposed explanation: “Each window has its own set of learned weights”. Decide whether this explanation is supported. Point to the step or supplied fact that decides; explain your repair if needed.</w:t>
+      </w:r>
+    </w:p>
+    <w:p>
+      <w:r>
+        <w:t>Misconception repair: The same kernel parameters are reused at every position for this output map.</w:t>
+      </w:r>
+    </w:p>
+    <w:p>
+      <w:r>
+        <w:t>Support: read the exact case aloud, enlarge the labelled picture, supply input cards and model only the first deciding step. Accept a spoken explanation or drawing; retain the reasoning goal.</w:t>
+      </w:r>
+    </w:p>
+    <w:p>
+      <w:r>
+        <w:t>Extension: Add shared bias2 after each patch sum. Require a prediction and a reason before comparing. Expected result: Feature map becomes [[-2,-2]]. Reason: Bias adds2 to each output; it does not change patch products or output shape.</w:t>
+      </w:r>
+    </w:p>
+    <w:p>
+      <w:r>
+        <w:t>Independent assessment: withhold the reserved answer until the learner has attempted the new case. Record support separately from correctness.</w:t>
+      </w:r>
+    </w:p>
+    <w:tbl>
+      <w:tblPr>
+        <w:tblStyle w:val="LightShading-Accent1"/>
+        <w:tblW w:type="auto" w:w="0"/>
+        <w:tblLook w:firstColumn="1" w:firstRow="1" w:lastColumn="0" w:lastRow="0" w:noHBand="0" w:noVBand="1" w:val="04A0"/>
+      </w:tblPr>
+      <w:tblGrid>
+        <w:gridCol w:w="2556"/>
+        <w:gridCol w:w="2556"/>
+        <w:gridCol w:w="2556"/>
+        <w:gridCol w:w="2556"/>
+      </w:tblGrid>
+      <w:tr>
+        <w:trPr>
+          <w:tblHeader/>
+        </w:trPr>
+        <w:tc>
+          <w:tcPr>
+            <w:tcW w:type="dxa" w:w="2556"/>
+          </w:tcPr>
+          <w:p>
+            <w:r>
+              <w:t>Criterion</w:t>
+            </w:r>
+          </w:p>
+        </w:tc>
+        <w:tc>
+          <w:tcPr>
+            <w:tcW w:type="dxa" w:w="2556"/>
+          </w:tcPr>
+          <w:p>
+            <w:r>
+              <w:t>Not yet</w:t>
+            </w:r>
+          </w:p>
+        </w:tc>
+        <w:tc>
+          <w:tcPr>
+            <w:tcW w:type="dxa" w:w="2556"/>
+          </w:tcPr>
+          <w:p>
+            <w:r>
+              <w:t>With support</w:t>
+            </w:r>
+          </w:p>
+        </w:tc>
+        <w:tc>
+          <w:tcPr>
+            <w:tcW w:type="dxa" w:w="2556"/>
+          </w:tcPr>
+          <w:p>
+            <w:r>
+              <w:t>Independent</w:t>
+            </w:r>
+          </w:p>
+        </w:tc>
+      </w:tr>
+      <w:tr>
+        <w:tc>
+          <w:tcPr>
+            <w:tcW w:type="dxa" w:w="2556"/>
+          </w:tcPr>
+          <w:p>
+            <w:r>
+              <w:t>Explanation</w:t>
+            </w:r>
+          </w:p>
+        </w:tc>
+        <w:tc>
+          <w:tcPr>
+            <w:tcW w:type="dxa" w:w="2556"/>
+          </w:tcPr>
+          <w:p>
+            <w:r>
+              <w:t>Names an answer without a deciding fact</w:t>
+            </w:r>
+          </w:p>
+        </w:tc>
+        <w:tc>
+          <w:tcPr>
+            <w:tcW w:type="dxa" w:w="2556"/>
+          </w:tcPr>
+          <w:p>
+            <w:r>
+              <w:t>Uses a hint to link fact and decision</w:t>
+            </w:r>
+          </w:p>
+        </w:tc>
+        <w:tc>
+          <w:tcPr>
+            <w:tcW w:type="dxa" w:w="2556"/>
+          </w:tcPr>
+          <w:p>
+            <w:r>
+              <w:t>Explains the deciding fact in own words</w:t>
+            </w:r>
+          </w:p>
+        </w:tc>
+      </w:tr>
+      <w:tr>
+        <w:tc>
+          <w:tcPr>
+            <w:tcW w:type="dxa" w:w="2556"/>
+          </w:tcPr>
+          <w:p>
+            <w:r>
+              <w:t>Trace or test</w:t>
+            </w:r>
+          </w:p>
+        </w:tc>
+        <w:tc>
+          <w:tcPr>
+            <w:tcW w:type="dxa" w:w="2556"/>
+          </w:tcPr>
+          <w:p>
+            <w:r>
+              <w:t>Cannot connect input and result</w:t>
+            </w:r>
+          </w:p>
+        </w:tc>
+        <w:tc>
+          <w:tcPr>
+            <w:tcW w:type="dxa" w:w="2556"/>
+          </w:tcPr>
+          <w:p>
+            <w:r>
+              <w:t>Completes steps with prompts</w:t>
+            </w:r>
+          </w:p>
+        </w:tc>
+        <w:tc>
+          <w:tcPr>
+            <w:tcW w:type="dxa" w:w="2556"/>
+          </w:tcPr>
+          <w:p>
+            <w:r>
+              <w:t>Traces or tests a changed case accurately</w:t>
+            </w:r>
+          </w:p>
+        </w:tc>
+      </w:tr>
+      <w:tr>
+        <w:tc>
+          <w:tcPr>
+            <w:tcW w:type="dxa" w:w="2556"/>
+          </w:tcPr>
+          <w:p>
+            <w:r>
+              <w:t>Limits and revision</w:t>
+            </w:r>
+          </w:p>
+        </w:tc>
+        <w:tc>
+          <w:tcPr>
+            <w:tcW w:type="dxa" w:w="2556"/>
+          </w:tcPr>
+          <w:p>
+            <w:r>
+              <w:t>Claims more than evidence supports</w:t>
+            </w:r>
+          </w:p>
+        </w:tc>
+        <w:tc>
+          <w:tcPr>
+            <w:tcW w:type="dxa" w:w="2556"/>
+          </w:tcPr>
+          <w:p>
+            <w:r>
+              <w:t>Names a limit after a prompt</w:t>
+            </w:r>
+          </w:p>
+        </w:tc>
+        <w:tc>
+          <w:tcPr>
+            <w:tcW w:type="dxa" w:w="2556"/>
+          </w:tcPr>
+          <w:p>
+            <w:r>
+              <w:t>States a defensible limit and useful next test</w:t>
+            </w:r>
+          </w:p>
+        </w:tc>
+      </w:tr>
+    </w:tbl>
+    <w:p>
+      <w:r>
+        <w:t>Project checkpoint: Evaluate and revise. Compare with your starting method, explain errors and record a justified revision.</w:t>
+      </w:r>
+    </w:p>
+    <w:p>
+      <w:r>
+        <w:t>Use the weekly teacher answer for topic-specific reasoning. A saved progress tick is an activity record; judge mastery from the learner’s explanation and evidence.</w:t>
+      </w:r>
+    </w:p>
     <w:sectPr>
       <w:pgSz w:w="12240" w:h="15840"/>
       <w:pgMar w:top="936" w:right="1008" w:bottom="936" w:left="1008" w:header="720" w:footer="720" w:gutter="0"/>

--- a/downloads/teacher/ai-5-week-21.docx
+++ b/downloads/teacher/ai-5-week-21.docx
@@ -2693,6 +2693,39 @@
         <w:t>Use the weekly teacher answer for topic-specific reasoning. A saved progress tick is an activity record; judge mastery from the learner’s explanation and evidence.</w:t>
       </w:r>
     </w:p>
+    <w:p>
+      <w:pPr>
+        <w:pStyle w:val="Heading1"/>
+      </w:pPr>
+      <w:r>
+        <w:t>08. Use feedback, labs and repair paths</w:t>
+      </w:r>
+    </w:p>
+    <w:p>
+      <w:r>
+        <w:t>Use the two formative questions as supported practice, not as independent mastery scores. Discuss the deciding evidence rather than accepting a guessed selection.</w:t>
+      </w:r>
+    </w:p>
+    <w:p>
+      <w:r>
+        <w:t>The feedback comes from the reviewed public worked case. Do not reveal the separately reserved independent teacher answer until the learner has attempted that case.</w:t>
+      </w:r>
+    </w:p>
+    <w:p>
+      <w:r>
+        <w:t>Ask students to predict before running code. Preserve errors and actual outputs; collect a changed test and an explanation. The branch-boundary and indexing lessons deliberately include failure cases.</w:t>
+      </w:r>
+    </w:p>
+    <w:p>
+      <w:r>
+        <w:t>Use the earlier worked-explanation links to address a specific missing building block, then return to the current question. Adapt this suggestion after observing the learner; it is not an automatic diagnosis.</w:t>
+      </w:r>
+    </w:p>
+    <w:p>
+      <w:r>
+        <w:t>Collect the completed-work portfolio as evidence. Record support separately from correctness, and assess explanation, trace/test and limitations. Progress ticks and quiz selections alone do not establish mastery.</w:t>
+      </w:r>
+    </w:p>
     <w:sectPr>
       <w:pgSz w:w="12240" w:h="15840"/>
       <w:pgMar w:top="936" w:right="1008" w:bottom="936" w:left="1008" w:header="720" w:footer="720" w:gutter="0"/>

--- a/downloads/teacher/ai-5-week-21.docx
+++ b/downloads/teacher/ai-5-week-21.docx
@@ -29,15 +29,26 @@
       </w:r>
     </w:p>
     <w:p>
-      <w:pPr>
-        <w:pStyle w:val="Heading3"/>
-      </w:pPr>
-      <w:r>
-        <w:t>Teach the learning cycle</w:t>
+      <w:r>
+        <w:t>Prepare Convolution as a local operation: check the target, prerequisites, resources and adaptable teaching schedule.</w:t>
       </w:r>
     </w:p>
     <w:p>
-      <w:r>
+      <w:pPr>
+        <w:pStyle w:val="Heading3"/>
+      </w:pPr>
+      <w:r>
+        <w:t>Teach the learning cycle</w:t>
+      </w:r>
+    </w:p>
+    <w:p>
+      <w:pPr>
+        <w:spacing w:line="336" w:lineRule="auto" w:after="180"/>
+      </w:pPr>
+      <w:r>
+        <w:rPr>
+          <w:b w:val="0"/>
+        </w:rPr>
         <w:t>Primary target: Compute a local weighted sum at each valid image position</w:t>
       </w:r>
     </w:p>
@@ -185,16 +196,37 @@
       </w:tr>
     </w:tbl>
     <w:p>
-      <w:r>
-        <w:t>This is a starting allocation of 135 minutes, not a validated duration. Preserve all named topics. Schedule extra time for connected examples, the full investigation, independent cases and project building. Repeated copies of a case share one recorded attempt; they are not new evidence.</w:t>
+      <w:pPr>
+        <w:spacing w:line="336" w:lineRule="auto" w:after="180"/>
+      </w:pPr>
+      <w:r>
+        <w:rPr>
+          <w:b w:val="0"/>
+        </w:rPr>
+        <w:t>This is a starting allocation of 135 minutes, not a validated duration. Preserve all named topics. Schedule extra time for connected examples, the full investigation, independent cases and project building.</w:t>
       </w:r>
     </w:p>
     <w:p>
       <w:pPr>
-        <w:pStyle w:val="Heading3"/>
-      </w:pPr>
-      <w:r>
-        <w:t>Retrieval answer guidance</w:t>
+        <w:spacing w:line="336" w:lineRule="auto" w:after="180"/>
+      </w:pPr>
+      <w:r>
+        <w:rPr>
+          <w:b w:val="0"/>
+        </w:rPr>
+        <w:t xml:space="preserve">Repeated copies of a case share one recorded attempt; they are not new </w:t>
+      </w:r>
+      <w:r>
+        <w:rPr>
+          <w:b/>
+        </w:rPr>
+        <w:t>evidence</w:t>
+      </w:r>
+      <w:r>
+        <w:rPr>
+          <w:b w:val="0"/>
+        </w:rPr>
+        <w:t>.</w:t>
       </w:r>
     </w:p>
     <w:p>
@@ -202,96 +234,234 @@
         <w:pStyle w:val="Heading3"/>
       </w:pPr>
       <w:r>
-        <w:t>Image tensors and channels</w:t>
+        <w:t>Retrieval answer guidance</w:t>
       </w:r>
     </w:p>
     <w:p>
-      <w:r>
-        <w:t>Without opening the old lesson, explain one key idea from Image tensors and channels. Give an example and a mistake that the idea helps you avoid.</w:t>
+      <w:pPr>
+        <w:pStyle w:val="Heading3"/>
+      </w:pPr>
+      <w:r>
+        <w:t>Image tensors and channels</w:t>
       </w:r>
     </w:p>
     <w:p>
-      <w:r>
-        <w:t>Look for: Read a pixel using declared row column and channel axes</w:t>
+      <w:pPr>
+        <w:spacing w:line="336" w:lineRule="auto" w:after="180"/>
+      </w:pPr>
+      <w:r>
+        <w:rPr>
+          <w:b w:val="0"/>
+        </w:rPr>
+        <w:t>Without opening the old lesson, explain one key idea from Image tensors and channels. Give an example and a mistake that the idea helps you avoid.</w:t>
       </w:r>
     </w:p>
     <w:p>
-      <w:r>
-        <w:t>Reference example, not the only acceptable wording: Teacher explanation: The RGB pixel is [0, 0, 255]; its blue value is 255. Shape is 2 by 2 by 3, with four pixels and twelve channel values.</w:t>
+      <w:pPr>
+        <w:spacing w:line="336" w:lineRule="auto" w:after="180"/>
+      </w:pPr>
+      <w:r>
+        <w:rPr>
+          <w:b w:val="0"/>
+        </w:rPr>
+        <w:t>Look for: Read a pixel using declared row column and channel axes</w:t>
       </w:r>
     </w:p>
     <w:p>
       <w:pPr>
-        <w:pStyle w:val="Heading3"/>
-      </w:pPr>
-      <w:r>
-        <w:t>Debugging shapes and gradients</w:t>
+        <w:spacing w:line="336" w:lineRule="auto" w:after="180"/>
+      </w:pPr>
+      <w:r>
+        <w:rPr>
+          <w:b w:val="0"/>
+        </w:rPr>
+        <w:t>Reference example, not the only acceptable wording: Teacher explanation: The RGB pixel is [0, 0, 255]; its blue value is 255. Shape is 2 by 2 by 3, with four pixels and twelve channel values.</w:t>
       </w:r>
     </w:p>
     <w:p>
-      <w:r>
-        <w:t>Without opening the old lesson, explain one key idea from Debugging shapes and gradients. Give an example and a mistake that the idea helps you avoid.</w:t>
+      <w:pPr>
+        <w:pStyle w:val="Heading3"/>
+      </w:pPr>
+      <w:r>
+        <w:t>Debugging shapes and gradients</w:t>
       </w:r>
     </w:p>
     <w:p>
-      <w:r>
-        <w:t>Look for: Check dimension contracts before computing a layer</w:t>
+      <w:pPr>
+        <w:spacing w:line="336" w:lineRule="auto" w:after="180"/>
+      </w:pPr>
+      <w:r>
+        <w:rPr>
+          <w:b w:val="0"/>
+        </w:rPr>
+        <w:t>Without opening the old lesson, explain one key idea from Debugging shapes and gradients. Give an example and a mistake that the idea helps you avoid.</w:t>
       </w:r>
     </w:p>
     <w:p>
-      <w:r>
-        <w:t>Reference example, not the only acceptable wording: Teacher explanation: No. Each weight row must have the same length as x. Confirm the intended feature schema, then supply a valid two-feature input or deliberately redesign and retrain the layer; do not silently discard a value.</w:t>
+      <w:pPr>
+        <w:spacing w:line="336" w:lineRule="auto" w:after="180"/>
+      </w:pPr>
+      <w:r>
+        <w:rPr>
+          <w:b w:val="0"/>
+        </w:rPr>
+        <w:t>Look for: Check dimension contracts before computing a layer</w:t>
       </w:r>
     </w:p>
     <w:p>
       <w:pPr>
-        <w:pStyle w:val="Heading3"/>
-      </w:pPr>
-      <w:r>
-        <w:t>Training and validation curves</w:t>
+        <w:spacing w:line="336" w:lineRule="auto" w:after="180"/>
+      </w:pPr>
+      <w:r>
+        <w:rPr>
+          <w:b w:val="0"/>
+        </w:rPr>
+        <w:t>Reference example, not the only acceptable wording: Teacher explanation: No. Each weight row must have the same length as x.</w:t>
       </w:r>
     </w:p>
     <w:p>
-      <w:r>
-        <w:t>Without opening the old lesson, explain one key idea from Training and validation curves. Give an example and a mistake that the idea helps you avoid.</w:t>
+      <w:pPr>
+        <w:spacing w:line="336" w:lineRule="auto" w:after="180"/>
+      </w:pPr>
+      <w:r>
+        <w:rPr>
+          <w:b w:val="0"/>
+        </w:rPr>
+        <w:t xml:space="preserve">Confirm the intended feature schema, then supply a valid two-feature </w:t>
+      </w:r>
+      <w:r>
+        <w:rPr>
+          <w:b/>
+        </w:rPr>
+        <w:t>input</w:t>
+      </w:r>
+      <w:r>
+        <w:rPr>
+          <w:b w:val="0"/>
+        </w:rPr>
+        <w:t xml:space="preserve"> or deliberately redesign and retrain the layer; do not silently discard a value.</w:t>
       </w:r>
     </w:p>
     <w:p>
-      <w:r>
-        <w:t>Look for: Compute comparable training and validation losses at saved checkpoints</w:t>
+      <w:pPr>
+        <w:pStyle w:val="Heading3"/>
+      </w:pPr>
+      <w:r>
+        <w:t>Training and validation curves</w:t>
       </w:r>
     </w:p>
     <w:p>
-      <w:r>
-        <w:t>Reference example, not the only acceptable wording: Teacher explanation: Predictions [3, 4], residuals [-1.5, -2], squares [2.25, 4], MSE 3.125.</w:t>
+      <w:pPr>
+        <w:spacing w:line="336" w:lineRule="auto" w:after="180"/>
+      </w:pPr>
+      <w:r>
+        <w:rPr>
+          <w:b w:val="0"/>
+        </w:rPr>
+        <w:t xml:space="preserve">Without opening the old lesson, explain one key idea from </w:t>
+      </w:r>
+      <w:r>
+        <w:rPr>
+          <w:b/>
+        </w:rPr>
+        <w:t>Training</w:t>
+      </w:r>
+      <w:r>
+        <w:rPr>
+          <w:b w:val="0"/>
+        </w:rPr>
+        <w:t xml:space="preserve"> and validation curves. Give an example and a mistake that the idea helps you avoid.</w:t>
       </w:r>
     </w:p>
     <w:p>
-      <w:r>
-        <w:t>Use two 45-minute sessions. Prepare a 2 by 2 paper window and a labelled 3 by 3 grid. Keep kernel orientation fixed and distinguish raw sums, bias and ReLU. Explain that neural-network convolution commonly uses cross-correlation; the exercise explicitly declares this convention. Technical reference: https://docs.pytorch.org/docs/stable/generated/torch.nn.modules.conv.Conv2d.html . No library installation is needed.</w:t>
+      <w:pPr>
+        <w:spacing w:line="336" w:lineRule="auto" w:after="180"/>
+      </w:pPr>
+      <w:r>
+        <w:rPr>
+          <w:b w:val="0"/>
+        </w:rPr>
+        <w:t xml:space="preserve">Look for: Compute comparable </w:t>
+      </w:r>
+      <w:r>
+        <w:rPr>
+          <w:b/>
+        </w:rPr>
+        <w:t>training</w:t>
+      </w:r>
+      <w:r>
+        <w:rPr>
+          <w:b w:val="0"/>
+        </w:rPr>
+        <w:t xml:space="preserve"> and validation losses at saved checkpoints</w:t>
       </w:r>
     </w:p>
     <w:p>
       <w:pPr>
-        <w:pStyle w:val="Heading3"/>
-      </w:pPr>
-      <w:r>
-        <w:t>Outcomes</w:t>
+        <w:spacing w:line="336" w:lineRule="auto" w:after="180"/>
+      </w:pPr>
+      <w:r>
+        <w:rPr>
+          <w:b w:val="0"/>
+        </w:rPr>
+        <w:t xml:space="preserve">Reference example, not the only acceptable wording: Teacher explanation: </w:t>
+      </w:r>
+      <w:r>
+        <w:rPr>
+          <w:b/>
+        </w:rPr>
+        <w:t>Prediction</w:t>
+      </w:r>
+      <w:r>
+        <w:rPr>
+          <w:b w:val="0"/>
+        </w:rPr>
+        <w:t>s [3, 4], residuals [-1.5, -2], squares [2.25, 4], MSE 3.125.</w:t>
       </w:r>
     </w:p>
     <w:p>
-      <w:r>
-        <w:t>Compute a local weighted sum at each valid image position</w:t>
+      <w:pPr>
+        <w:spacing w:line="336" w:lineRule="auto" w:after="180"/>
+      </w:pPr>
+      <w:r>
+        <w:rPr>
+          <w:b w:val="0"/>
+        </w:rPr>
+        <w:t xml:space="preserve">Use two 45-minute sessions. Prepare a 2 by 2 paper window and a labelled 3 by 3 grid. Keep </w:t>
+      </w:r>
+      <w:r>
+        <w:rPr>
+          <w:b/>
+        </w:rPr>
+        <w:t>kernel</w:t>
+      </w:r>
+      <w:r>
+        <w:rPr>
+          <w:b w:val="0"/>
+        </w:rPr>
+        <w:t xml:space="preserve"> orientation fixed and distinguish raw sums, bias and ReLU.</w:t>
       </w:r>
     </w:p>
     <w:p>
-      <w:r>
-        <w:t>Explain shared weights and predict output dimensions</w:t>
+      <w:pPr>
+        <w:spacing w:line="336" w:lineRule="auto" w:after="180"/>
+      </w:pPr>
+      <w:r>
+        <w:rPr>
+          <w:b w:val="0"/>
+        </w:rPr>
+        <w:t>Explain that neural-network convolution commonly uses cross-correlation; the exercise explicitly declares this convention. Technical reference: https://docs.pytorch.org/docs/stable/generated/torch.nn.modules.conv.Conv2d.html .</w:t>
       </w:r>
     </w:p>
     <w:p>
-      <w:r>
-        <w:t>Check how stride boundaries and activation affect the result</w:t>
+      <w:pPr>
+        <w:spacing w:line="336" w:lineRule="auto" w:after="180"/>
+      </w:pPr>
+      <w:r>
+        <w:rPr>
+          <w:b w:val="0"/>
+        </w:rPr>
+        <w:t>No library installation is needed.</w:t>
       </w:r>
     </w:p>
     <w:p>
@@ -299,22 +469,64 @@
         <w:pStyle w:val="Heading3"/>
       </w:pPr>
       <w:r>
-        <w:t>Preparation</w:t>
+        <w:t>Outcomes</w:t>
       </w:r>
     </w:p>
     <w:p>
-      <w:r>
-        <w:t>Printed lesson and workbook; paper and pencil</w:t>
+      <w:pPr>
+        <w:spacing w:line="336" w:lineRule="auto" w:after="180"/>
+      </w:pPr>
+      <w:r>
+        <w:rPr>
+          <w:b w:val="0"/>
+        </w:rPr>
+        <w:t>Compute a local weighted sum at each valid image position</w:t>
       </w:r>
     </w:p>
     <w:p>
-      <w:r>
-        <w:t>Calculator and optional local Python 3 editor; no packages or AI accounts needed</w:t>
+      <w:pPr>
+        <w:spacing w:line="336" w:lineRule="auto" w:after="180"/>
+      </w:pPr>
+      <w:r>
+        <w:rPr>
+          <w:b w:val="0"/>
+        </w:rPr>
+        <w:t xml:space="preserve">Explain shared weights and predict </w:t>
+      </w:r>
+      <w:r>
+        <w:rPr>
+          <w:b/>
+        </w:rPr>
+        <w:t>output</w:t>
+      </w:r>
+      <w:r>
+        <w:rPr>
+          <w:b w:val="0"/>
+        </w:rPr>
+        <w:t xml:space="preserve"> dimensions</w:t>
       </w:r>
     </w:p>
     <w:p>
-      <w:r>
-        <w:t>Use the fictional examples supplied; prepare the fresh retry before class</w:t>
+      <w:pPr>
+        <w:spacing w:line="336" w:lineRule="auto" w:after="180"/>
+      </w:pPr>
+      <w:r>
+        <w:rPr>
+          <w:b w:val="0"/>
+        </w:rPr>
+        <w:t xml:space="preserve">Check how </w:t>
+      </w:r>
+      <w:r>
+        <w:rPr>
+          <w:b/>
+        </w:rPr>
+        <w:t>stride</w:t>
+      </w:r>
+      <w:r>
+        <w:rPr>
+          <w:b w:val="0"/>
+        </w:rPr>
+        <w:t xml:space="preserve"> boundaries and activation affect the result</w:t>
       </w:r>
     </w:p>
     <w:p>
@@ -322,63 +534,417 @@
         <w:pStyle w:val="Heading3"/>
       </w:pPr>
       <w:r>
-        <w:t>Prerequisite answer</w:t>
+        <w:t>Preparation</w:t>
       </w:r>
     </w:p>
     <w:p>
-      <w:r>
-        <w:t>The same dimensions can describe different coordinate meanings. A correct computation must know which axis is row, column or channel.</w:t>
+      <w:pPr>
+        <w:spacing w:line="336" w:lineRule="auto" w:after="180"/>
+      </w:pPr>
+      <w:r>
+        <w:rPr>
+          <w:b w:val="0"/>
+        </w:rPr>
+        <w:t>Printed lesson and workbook; paper and pencil</w:t>
       </w:r>
     </w:p>
     <w:p>
       <w:pPr>
-        <w:pStyle w:val="Heading3"/>
-      </w:pPr>
-      <w:r>
-        <w:t>End goal for the pictorial case</w:t>
+        <w:spacing w:line="336" w:lineRule="auto" w:after="180"/>
+      </w:pPr>
+      <w:r>
+        <w:rPr>
+          <w:b w:val="0"/>
+        </w:rPr>
+        <w:t>Calculator and optional local Python 3 editor; no packages or AI accounts needed</w:t>
       </w:r>
     </w:p>
     <w:p>
-      <w:r>
-        <w:t>By the end, I can explain convolution as a local operation using a traced example and a stated limitation.</w:t>
+      <w:pPr>
+        <w:spacing w:line="336" w:lineRule="auto" w:after="180"/>
+      </w:pPr>
+      <w:r>
+        <w:rPr>
+          <w:b w:val="0"/>
+        </w:rPr>
+        <w:t>Use the fictional examples supplied; prepare the fresh retry before class</w:t>
       </w:r>
     </w:p>
     <w:p>
-      <w:r>
-        <w:t>This added worked case illustrates the week’s main idea. Retain all original and connected topics; schedule its practice within the teaching cycle.</w:t>
+      <w:pPr>
+        <w:pStyle w:val="Heading3"/>
+      </w:pPr>
+      <w:r>
+        <w:t>Prerequisite answer</w:t>
       </w:r>
     </w:p>
     <w:p>
       <w:pPr>
-        <w:pStyle w:val="Heading1"/>
-      </w:pPr>
-      <w:r>
-        <w:t>02. Explain and model the mechanism</w:t>
+        <w:spacing w:line="336" w:lineRule="auto" w:after="180"/>
+      </w:pPr>
+      <w:r>
+        <w:rPr>
+          <w:b w:val="0"/>
+        </w:rPr>
+        <w:t>The same dimensions can describe different coordinate meanings. A correct computation must know which axis is row, column or channel.</w:t>
       </w:r>
     </w:p>
     <w:p>
-      <w:r>
-        <w:t>Use a fictional single-channel image with rows [1, 2, 0], [0, 1, 3] and [2, 0, 1]. Coordinates are zero-based row then column. Our kernel has rows [1, -1] and [0, 1]. At each position, multiply matching entries of a 2 by 2 window and the kernel, then add the four products. Use bias 0, stride 1 and no padding.</w:t>
+      <w:pPr>
+        <w:pStyle w:val="Heading3"/>
+      </w:pPr>
+      <w:r>
+        <w:t>End goal for the pictorial case</w:t>
       </w:r>
     </w:p>
     <w:p>
-      <w:r>
-        <w:t>At the top-left window, the sum is 1 times 1 plus 2 times -1 plus 0 times 0 plus 1 times 1 = 0. Slide the same kernel right, then down. Only use windows that fit entirely inside the image; this is the valid boundary rule.</w:t>
+      <w:pPr>
+        <w:spacing w:line="336" w:lineRule="auto" w:after="180"/>
+      </w:pPr>
+      <w:r>
+        <w:rPr>
+          <w:b w:val="0"/>
+        </w:rPr>
+        <w:t>By the end, I can explain convolution as a local operation using a traced example and a stated limitation.</w:t>
       </w:r>
     </w:p>
     <w:p>
-      <w:r>
-        <w:t>The feature map has rows [0, 5] and [-1, -1]. This neural-network convention keeps the kernel orientation fixed; mathematically it is cross-correlation. Mathematical convolution reverses the kernel along both spatial axes. We use the fixed-orientation convention throughout, so every hand calculation and program agrees.</w:t>
+      <w:pPr>
+        <w:spacing w:line="336" w:lineRule="auto" w:after="180"/>
+      </w:pPr>
+      <w:r>
+        <w:rPr>
+          <w:b w:val="0"/>
+        </w:rPr>
+        <w:t>This added worked case illustrates the week’s main idea. Retain all original and connected topics; schedule its practice within the teaching cycle.</w:t>
       </w:r>
     </w:p>
     <w:p>
-      <w:r>
-        <w:t>The following function assumes nonempty rectangular numeric arrays and a positive integer stride. It rejects a kernel larger than the image. It computes one input channel, one output map, zero bias and no padding; no activation is applied inside the function.</w:t>
+      <w:pPr>
+        <w:pStyle w:val="Heading1"/>
+      </w:pPr>
+      <w:r>
+        <w:t>02. Explain and model the mechanism</w:t>
       </w:r>
     </w:p>
     <w:p>
       <w:r>
-        <w:t>The kernel weights are reused at all four positions. There are four kernel parameters, not sixteen separate weights. If we add one shared bias for this output map, there are five parameters. The number of multiply operations grows with the number of windows even though the parameter count stays fixed.</w:t>
+        <w:t>Model Convolution as a local operation using the supplied case, labelled mechanism and reasoning. Make the scope of each conclusion explicit.</w:t>
+      </w:r>
+    </w:p>
+    <w:p>
+      <w:pPr>
+        <w:pStyle w:val="Heading3"/>
+      </w:pPr>
+      <w:r>
+        <w:t>Explain Convolution as a local operation · 1</w:t>
+      </w:r>
+    </w:p>
+    <w:p>
+      <w:pPr>
+        <w:spacing w:line="336" w:lineRule="auto" w:after="180"/>
+      </w:pPr>
+      <w:r>
+        <w:rPr>
+          <w:b w:val="0"/>
+        </w:rPr>
+        <w:t xml:space="preserve">Use a fictional single-channel image with rows [1, 2, 0], [0, 1, 3] and [2, 0, 1]. Coordinates are zero-based row then column. Our </w:t>
+      </w:r>
+      <w:r>
+        <w:rPr>
+          <w:b/>
+        </w:rPr>
+        <w:t>kernel</w:t>
+      </w:r>
+      <w:r>
+        <w:rPr>
+          <w:b w:val="0"/>
+        </w:rPr>
+        <w:t xml:space="preserve"> has rows [1, -1] and [0, 1].</w:t>
+      </w:r>
+    </w:p>
+    <w:p>
+      <w:pPr>
+        <w:spacing w:line="336" w:lineRule="auto" w:after="180"/>
+      </w:pPr>
+      <w:r>
+        <w:rPr>
+          <w:b w:val="0"/>
+        </w:rPr>
+        <w:t xml:space="preserve">At each position, multiply matching entries of a 2 by 2 window and the </w:t>
+      </w:r>
+      <w:r>
+        <w:rPr>
+          <w:b/>
+        </w:rPr>
+        <w:t>kernel</w:t>
+      </w:r>
+      <w:r>
+        <w:rPr>
+          <w:b w:val="0"/>
+        </w:rPr>
+        <w:t xml:space="preserve">, then add the four products. Use bias 0, </w:t>
+      </w:r>
+      <w:r>
+        <w:rPr>
+          <w:b/>
+        </w:rPr>
+        <w:t>stride</w:t>
+      </w:r>
+      <w:r>
+        <w:rPr>
+          <w:b w:val="0"/>
+        </w:rPr>
+        <w:t xml:space="preserve"> 1 and no </w:t>
+      </w:r>
+      <w:r>
+        <w:rPr>
+          <w:b/>
+        </w:rPr>
+        <w:t>padding</w:t>
+      </w:r>
+      <w:r>
+        <w:rPr>
+          <w:b w:val="0"/>
+        </w:rPr>
+        <w:t>.</w:t>
+      </w:r>
+    </w:p>
+    <w:p>
+      <w:pPr>
+        <w:spacing w:line="336" w:lineRule="auto" w:after="180"/>
+      </w:pPr>
+      <w:r>
+        <w:rPr>
+          <w:b w:val="0"/>
+        </w:rPr>
+        <w:t xml:space="preserve">At the top-left window, the sum is 1 times 1 plus 2 times -1 plus 0 times 0 plus 1 times 1 = 0. Slide the same </w:t>
+      </w:r>
+      <w:r>
+        <w:rPr>
+          <w:b/>
+        </w:rPr>
+        <w:t>kernel</w:t>
+      </w:r>
+      <w:r>
+        <w:rPr>
+          <w:b w:val="0"/>
+        </w:rPr>
+        <w:t xml:space="preserve"> right, then down. Only use windows that fit entirely inside the image; this is the valid boundary rule.</w:t>
+      </w:r>
+    </w:p>
+    <w:p>
+      <w:pPr>
+        <w:pStyle w:val="Heading3"/>
+      </w:pPr>
+      <w:r>
+        <w:t>Explain Convolution as a local operation · 2</w:t>
+      </w:r>
+    </w:p>
+    <w:p>
+      <w:pPr>
+        <w:spacing w:line="336" w:lineRule="auto" w:after="180"/>
+      </w:pPr>
+      <w:r>
+        <w:rPr>
+          <w:b w:val="0"/>
+        </w:rPr>
+        <w:t xml:space="preserve">The </w:t>
+      </w:r>
+      <w:r>
+        <w:rPr>
+          <w:b/>
+        </w:rPr>
+        <w:t>feature map</w:t>
+      </w:r>
+      <w:r>
+        <w:rPr>
+          <w:b w:val="0"/>
+        </w:rPr>
+        <w:t xml:space="preserve"> has rows [0, 5] and [-1, -1]. This neural-network convention keeps the </w:t>
+      </w:r>
+      <w:r>
+        <w:rPr>
+          <w:b/>
+        </w:rPr>
+        <w:t>kernel</w:t>
+      </w:r>
+      <w:r>
+        <w:rPr>
+          <w:b w:val="0"/>
+        </w:rPr>
+        <w:t xml:space="preserve"> orientation fixed; mathematically it is cross-correlation. Mathematical convolution reverses the </w:t>
+      </w:r>
+      <w:r>
+        <w:rPr>
+          <w:b/>
+        </w:rPr>
+        <w:t>kernel</w:t>
+      </w:r>
+      <w:r>
+        <w:rPr>
+          <w:b w:val="0"/>
+        </w:rPr>
+        <w:t xml:space="preserve"> along both spatial axes.</w:t>
+      </w:r>
+    </w:p>
+    <w:p>
+      <w:pPr>
+        <w:spacing w:line="336" w:lineRule="auto" w:after="180"/>
+      </w:pPr>
+      <w:r>
+        <w:rPr>
+          <w:b w:val="0"/>
+        </w:rPr>
+        <w:t>We use the fixed-orientation convention throughout, so every hand calculation and program agrees.</w:t>
+      </w:r>
+    </w:p>
+    <w:p>
+      <w:pPr>
+        <w:spacing w:line="336" w:lineRule="auto" w:after="180"/>
+      </w:pPr>
+      <w:r>
+        <w:rPr>
+          <w:b w:val="0"/>
+        </w:rPr>
+        <w:t xml:space="preserve">The following function assumes nonempty rectangular numeric arrays and a positive integer </w:t>
+      </w:r>
+      <w:r>
+        <w:rPr>
+          <w:b/>
+        </w:rPr>
+        <w:t>stride</w:t>
+      </w:r>
+      <w:r>
+        <w:rPr>
+          <w:b w:val="0"/>
+        </w:rPr>
+        <w:t xml:space="preserve">. It rejects a </w:t>
+      </w:r>
+      <w:r>
+        <w:rPr>
+          <w:b/>
+        </w:rPr>
+        <w:t>kernel</w:t>
+      </w:r>
+      <w:r>
+        <w:rPr>
+          <w:b w:val="0"/>
+        </w:rPr>
+        <w:t xml:space="preserve"> larger than the image.</w:t>
+      </w:r>
+    </w:p>
+    <w:p>
+      <w:pPr>
+        <w:spacing w:line="336" w:lineRule="auto" w:after="180"/>
+      </w:pPr>
+      <w:r>
+        <w:rPr>
+          <w:b w:val="0"/>
+        </w:rPr>
+        <w:t xml:space="preserve">It computes one </w:t>
+      </w:r>
+      <w:r>
+        <w:rPr>
+          <w:b/>
+        </w:rPr>
+        <w:t>input</w:t>
+      </w:r>
+      <w:r>
+        <w:rPr>
+          <w:b w:val="0"/>
+        </w:rPr>
+        <w:t xml:space="preserve"> channel, one </w:t>
+      </w:r>
+      <w:r>
+        <w:rPr>
+          <w:b/>
+        </w:rPr>
+        <w:t>output</w:t>
+      </w:r>
+      <w:r>
+        <w:rPr>
+          <w:b w:val="0"/>
+        </w:rPr>
+        <w:t xml:space="preserve"> map, zero bias and no </w:t>
+      </w:r>
+      <w:r>
+        <w:rPr>
+          <w:b/>
+        </w:rPr>
+        <w:t>padding</w:t>
+      </w:r>
+      <w:r>
+        <w:rPr>
+          <w:b w:val="0"/>
+        </w:rPr>
+        <w:t>; no activation is applied inside the function.</w:t>
+      </w:r>
+    </w:p>
+    <w:p>
+      <w:pPr>
+        <w:pStyle w:val="Heading3"/>
+      </w:pPr>
+      <w:r>
+        <w:t>Explain Convolution as a local operation · 3</w:t>
+      </w:r>
+    </w:p>
+    <w:p>
+      <w:pPr>
+        <w:spacing w:line="336" w:lineRule="auto" w:after="180"/>
+      </w:pPr>
+      <w:r>
+        <w:rPr>
+          <w:b w:val="0"/>
+        </w:rPr>
+        <w:t xml:space="preserve">The </w:t>
+      </w:r>
+      <w:r>
+        <w:rPr>
+          <w:b/>
+        </w:rPr>
+        <w:t>kernel</w:t>
+      </w:r>
+      <w:r>
+        <w:rPr>
+          <w:b w:val="0"/>
+        </w:rPr>
+        <w:t xml:space="preserve"> weights are reused at all four positions. There are four </w:t>
+      </w:r>
+      <w:r>
+        <w:rPr>
+          <w:b/>
+        </w:rPr>
+        <w:t>kernel</w:t>
+      </w:r>
+      <w:r>
+        <w:rPr>
+          <w:b w:val="0"/>
+        </w:rPr>
+        <w:t xml:space="preserve"> parameters, not sixteen separate weights. If we add one shared bias for this </w:t>
+      </w:r>
+      <w:r>
+        <w:rPr>
+          <w:b/>
+        </w:rPr>
+        <w:t>output</w:t>
+      </w:r>
+      <w:r>
+        <w:rPr>
+          <w:b w:val="0"/>
+        </w:rPr>
+        <w:t xml:space="preserve"> map, there are five parameters.</w:t>
+      </w:r>
+    </w:p>
+    <w:p>
+      <w:pPr>
+        <w:spacing w:line="336" w:lineRule="auto" w:after="180"/>
+      </w:pPr>
+      <w:r>
+        <w:rPr>
+          <w:b w:val="0"/>
+        </w:rPr>
+        <w:t>The number of multiply operations grows with the number of windows even though the parameter count stays fixed.</w:t>
       </w:r>
     </w:p>
     <w:tbl>
@@ -694,21 +1260,135 @@
       </w:r>
     </w:p>
     <w:p>
-      <w:r>
-        <w:t>Guided: only the window starting [0, 0] includes input[0][0]. Its weight is 1, so adding 3 changes that output from 0 to 3. The map becomes [[3, 5], [-1, -1]]. Exit: the declared unpadded stride-1 setup gives 2 by 2, not 3 by 3. A different padding or kernel setup would need documentation. Values are local weighted sums, not probabilities.</w:t>
+      <w:pPr>
+        <w:pStyle w:val="Heading3"/>
+      </w:pPr>
+      <w:r>
+        <w:t>Explain Convolution as a local operation · 4</w:t>
       </w:r>
     </w:p>
     <w:p>
       <w:pPr>
-        <w:pStyle w:val="Heading3"/>
-      </w:pPr>
-      <w:r>
-        <w:t>Model the reasoning aloud</w:t>
+        <w:spacing w:line="336" w:lineRule="auto" w:after="180"/>
+      </w:pPr>
+      <w:r>
+        <w:rPr>
+          <w:b w:val="0"/>
+        </w:rPr>
+        <w:t xml:space="preserve">Guided: only the window starting [0, 0] includes </w:t>
+      </w:r>
+      <w:r>
+        <w:rPr>
+          <w:b/>
+        </w:rPr>
+        <w:t>input</w:t>
+      </w:r>
+      <w:r>
+        <w:rPr>
+          <w:b w:val="0"/>
+        </w:rPr>
+        <w:t xml:space="preserve">[0][0]. Its weight is 1, so adding 3 changes that </w:t>
+      </w:r>
+      <w:r>
+        <w:rPr>
+          <w:b/>
+        </w:rPr>
+        <w:t>output</w:t>
+      </w:r>
+      <w:r>
+        <w:rPr>
+          <w:b w:val="0"/>
+        </w:rPr>
+        <w:t xml:space="preserve"> from 0 to 3. The map becomes [[3, 5], [-1, -1]].</w:t>
       </w:r>
     </w:p>
     <w:p>
-      <w:r>
-        <w:t>Use the complete worked example below before asking learners to complete W2. Reveal a small part, invite a prediction, then explain the deciding step. These teacher notes contain solutions; do not reveal the independent case answer during modelling.</w:t>
+      <w:pPr>
+        <w:spacing w:line="336" w:lineRule="auto" w:after="180"/>
+      </w:pPr>
+      <w:r>
+        <w:rPr>
+          <w:b w:val="0"/>
+        </w:rPr>
+        <w:t xml:space="preserve">Exit: the declared unpadded </w:t>
+      </w:r>
+      <w:r>
+        <w:rPr>
+          <w:b/>
+        </w:rPr>
+        <w:t>stride</w:t>
+      </w:r>
+      <w:r>
+        <w:rPr>
+          <w:b w:val="0"/>
+        </w:rPr>
+        <w:t xml:space="preserve">-1 setup gives 2 by 2, not 3 by 3. A different </w:t>
+      </w:r>
+      <w:r>
+        <w:rPr>
+          <w:b/>
+        </w:rPr>
+        <w:t>padding</w:t>
+      </w:r>
+      <w:r>
+        <w:rPr>
+          <w:b w:val="0"/>
+        </w:rPr>
+        <w:t xml:space="preserve"> or </w:t>
+      </w:r>
+      <w:r>
+        <w:rPr>
+          <w:b/>
+        </w:rPr>
+        <w:t>kernel</w:t>
+      </w:r>
+      <w:r>
+        <w:rPr>
+          <w:b w:val="0"/>
+        </w:rPr>
+        <w:t xml:space="preserve"> setup would need documentation. Values are local weighted sums, not probabilities.</w:t>
+      </w:r>
+    </w:p>
+    <w:p>
+      <w:pPr>
+        <w:pStyle w:val="Heading3"/>
+      </w:pPr>
+      <w:r>
+        <w:t>Model the reasoning aloud</w:t>
+      </w:r>
+    </w:p>
+    <w:p>
+      <w:pPr>
+        <w:spacing w:line="336" w:lineRule="auto" w:after="180"/>
+      </w:pPr>
+      <w:r>
+        <w:rPr>
+          <w:b w:val="0"/>
+        </w:rPr>
+        <w:t xml:space="preserve">Use the complete worked example below before asking learners to complete W2. Reveal a small part, invite a </w:t>
+      </w:r>
+      <w:r>
+        <w:rPr>
+          <w:b/>
+        </w:rPr>
+        <w:t>prediction</w:t>
+      </w:r>
+      <w:r>
+        <w:rPr>
+          <w:b w:val="0"/>
+        </w:rPr>
+        <w:t>, then explain the deciding step.</w:t>
+      </w:r>
+    </w:p>
+    <w:p>
+      <w:pPr>
+        <w:spacing w:line="336" w:lineRule="auto" w:after="180"/>
+      </w:pPr>
+      <w:r>
+        <w:rPr>
+          <w:b w:val="0"/>
+        </w:rPr>
+        <w:t>These teacher notes contain solutions; do not reveal the independent case answer during modelling.</w:t>
       </w:r>
     </w:p>
     <w:p>
@@ -1030,7 +1710,13 @@
       </w:tr>
     </w:tbl>
     <w:p>
-      <w:r>
+      <w:pPr>
+        <w:spacing w:line="336" w:lineRule="auto" w:after="180"/>
+      </w:pPr>
+      <w:r>
+        <w:rPr>
+          <w:b w:val="0"/>
+        </w:rPr>
         <w:t>Use the diagram and verbal explanation together. Ask learners to match a sentence to a specific visual step; do not assign learners fixed visual or auditory learning styles.</w:t>
       </w:r>
     </w:p>
@@ -1043,7 +1729,13 @@
       </w:r>
     </w:p>
     <w:p>
-      <w:r>
+      <w:pPr>
+        <w:spacing w:line="336" w:lineRule="auto" w:after="180"/>
+      </w:pPr>
+      <w:r>
+        <w:rPr>
+          <w:b w:val="0"/>
+        </w:rPr>
         <w:t>Draw the exact patch-by-patch arithmetic of a local image operation.</w:t>
       </w:r>
     </w:p>
@@ -1056,13 +1748,103 @@
       </w:r>
     </w:p>
     <w:p>
-      <w:r>
-        <w:t>Image rows [1, 2, 3],[4, 5, 6]; kernel rows [1, 0],[0,-1]. Use unflipped kernel, no padding, stride1, bias0.</w:t>
+      <w:pPr>
+        <w:pStyle w:val="Heading3"/>
+      </w:pPr>
+      <w:r>
+        <w:t>Supplied facts</w:t>
       </w:r>
     </w:p>
     <w:p>
-      <w:r>
-        <w:t>All inputs and outcomes in this worked example are invented classroom data; no real model run is claimed.</w:t>
+      <w:pPr>
+        <w:spacing w:line="336" w:lineRule="auto" w:after="180"/>
+        <w:shd w:fill="F1F6FC"/>
+      </w:pPr>
+      <w:r>
+        <w:rPr>
+          <w:b w:val="0"/>
+        </w:rPr>
+        <w:t xml:space="preserve">Image rows [1, 2, 3],[4, 5, 6]; </w:t>
+      </w:r>
+      <w:r>
+        <w:rPr>
+          <w:b/>
+        </w:rPr>
+        <w:t>kernel</w:t>
+      </w:r>
+      <w:r>
+        <w:rPr>
+          <w:b w:val="0"/>
+        </w:rPr>
+        <w:t xml:space="preserve"> rows [1, 0],[0,-1]. Use unflipped </w:t>
+      </w:r>
+      <w:r>
+        <w:rPr>
+          <w:b/>
+        </w:rPr>
+        <w:t>kernel</w:t>
+      </w:r>
+      <w:r>
+        <w:rPr>
+          <w:b w:val="0"/>
+        </w:rPr>
+        <w:t xml:space="preserve">, no </w:t>
+      </w:r>
+      <w:r>
+        <w:rPr>
+          <w:b/>
+        </w:rPr>
+        <w:t>padding</w:t>
+      </w:r>
+      <w:r>
+        <w:rPr>
+          <w:b w:val="0"/>
+        </w:rPr>
+        <w:t xml:space="preserve">, </w:t>
+      </w:r>
+      <w:r>
+        <w:rPr>
+          <w:b/>
+        </w:rPr>
+        <w:t>stride</w:t>
+      </w:r>
+      <w:r>
+        <w:rPr>
+          <w:b w:val="0"/>
+        </w:rPr>
+        <w:t>1, bias0.</w:t>
+      </w:r>
+    </w:p>
+    <w:p>
+      <w:pPr>
+        <w:pStyle w:val="Heading3"/>
+      </w:pPr>
+      <w:r>
+        <w:t>Supplied facts</w:t>
+      </w:r>
+    </w:p>
+    <w:p>
+      <w:pPr>
+        <w:spacing w:line="336" w:lineRule="auto" w:after="180"/>
+        <w:shd w:fill="F1F6FC"/>
+      </w:pPr>
+      <w:r>
+        <w:rPr>
+          <w:b w:val="0"/>
+        </w:rPr>
+        <w:t xml:space="preserve">All </w:t>
+      </w:r>
+      <w:r>
+        <w:rPr>
+          <w:b/>
+        </w:rPr>
+        <w:t>input</w:t>
+      </w:r>
+      <w:r>
+        <w:rPr>
+          <w:b w:val="0"/>
+        </w:rPr>
+        <w:t>s and outcomes in this worked example are invented classroom data; no real model run is claimed.</w:t>
       </w:r>
     </w:p>
     <w:p>
@@ -1261,21 +2043,71 @@
       </w:r>
     </w:p>
     <w:p>
-      <w:r>
-        <w:t>A local kernel combines the values in one small image window with a fixed set of weights. Slide that same kernel to the next valid window and repeat the products. Sharing weights lets the operation look for the same local pattern at different positions. This example declares an unflipped kernel; adding bias changes each window result without changing which pixels were used.</w:t>
+      <w:pPr>
+        <w:pStyle w:val="Heading3"/>
+      </w:pPr>
+      <w:r>
+        <w:t>Why the result follows</w:t>
       </w:r>
     </w:p>
     <w:p>
       <w:pPr>
-        <w:pStyle w:val="Heading3"/>
-      </w:pPr>
-      <w:r>
-        <w:t>What this example does not establish</w:t>
+        <w:spacing w:line="336" w:lineRule="auto" w:after="180"/>
+        <w:shd w:fill="F1F6FC"/>
+      </w:pPr>
+      <w:r>
+        <w:rPr>
+          <w:b w:val="0"/>
+        </w:rPr>
+        <w:t xml:space="preserve">A local </w:t>
+      </w:r>
+      <w:r>
+        <w:rPr>
+          <w:b/>
+        </w:rPr>
+        <w:t>kernel</w:t>
+      </w:r>
+      <w:r>
+        <w:rPr>
+          <w:b w:val="0"/>
+        </w:rPr>
+        <w:t xml:space="preserve"> combines the values in one small image window with a fixed set of weights. Slide that same </w:t>
+      </w:r>
+      <w:r>
+        <w:rPr>
+          <w:b/>
+        </w:rPr>
+        <w:t>kernel</w:t>
+      </w:r>
+      <w:r>
+        <w:rPr>
+          <w:b w:val="0"/>
+        </w:rPr>
+        <w:t xml:space="preserve"> to the next valid window and repeat the products.</w:t>
       </w:r>
     </w:p>
     <w:p>
-      <w:r>
-        <w:t>A local filter detects a numerical pattern; one feature map does not establish recognition or learned visual understanding.</w:t>
+      <w:pPr>
+        <w:spacing w:line="336" w:lineRule="auto" w:after="180"/>
+        <w:shd w:fill="F1F6FC"/>
+      </w:pPr>
+      <w:r>
+        <w:rPr>
+          <w:b w:val="0"/>
+        </w:rPr>
+        <w:t xml:space="preserve">Sharing weights lets the operation look for the same local pattern at different positions. This example declares an unflipped </w:t>
+      </w:r>
+      <w:r>
+        <w:rPr>
+          <w:b/>
+        </w:rPr>
+        <w:t>kernel</w:t>
+      </w:r>
+      <w:r>
+        <w:rPr>
+          <w:b w:val="0"/>
+        </w:rPr>
+        <w:t>; adding bias changes each window result without changing which pixels were used.</w:t>
       </w:r>
     </w:p>
     <w:p>
@@ -1283,22 +2115,47 @@
         <w:pStyle w:val="Heading3"/>
       </w:pPr>
       <w:r>
-        <w:t>Change one thing in the pictured case</w:t>
+        <w:t>What this example does not establish</w:t>
       </w:r>
     </w:p>
     <w:p>
-      <w:r>
-        <w:t>Change: Add shared bias2 after each patch sum.</w:t>
+      <w:pPr>
+        <w:pStyle w:val="Heading3"/>
+      </w:pPr>
+      <w:r>
+        <w:t>Keep the stated limit</w:t>
       </w:r>
     </w:p>
     <w:p>
-      <w:r>
-        <w:t>Prediction: Feature map becomes [[-2,-2]].</w:t>
+      <w:pPr>
+        <w:spacing w:line="336" w:lineRule="auto" w:after="180"/>
+        <w:shd w:fill="FFF5E6"/>
+      </w:pPr>
+      <w:r>
+        <w:rPr>
+          <w:b w:val="0"/>
+        </w:rPr>
+        <w:t xml:space="preserve">A local filter detects a numerical pattern; one </w:t>
+      </w:r>
+      <w:r>
+        <w:rPr>
+          <w:b/>
+        </w:rPr>
+        <w:t>feature map</w:t>
+      </w:r>
+      <w:r>
+        <w:rPr>
+          <w:b w:val="0"/>
+        </w:rPr>
+        <w:t xml:space="preserve"> does not establish recognition or learned visual understanding.</w:t>
       </w:r>
     </w:p>
     <w:p>
-      <w:r>
-        <w:t>Reason: Bias adds2 to each output; it does not change patch products or output shape.</w:t>
+      <w:pPr>
+        <w:pStyle w:val="Heading3"/>
+      </w:pPr>
+      <w:r>
+        <w:t>Change one thing in the pictured case</w:t>
       </w:r>
     </w:p>
     <w:p>
@@ -1306,20 +2163,176 @@
         <w:pStyle w:val="Heading3"/>
       </w:pPr>
       <w:r>
-        <w:t>Ask while showing the picture</w:t>
+        <w:t>Change one thing</w:t>
       </w:r>
     </w:p>
     <w:p>
-      <w:r>
-        <w:t>Cover the result. Ask learners to name the inputs and predict the next step. Uncover one step, connect the icon to the actual procedure, and explain its evidence. Then change the supplied condition and compare. The picture is a representation; it does not document execution of a real AI model.</w:t>
+      <w:pPr>
+        <w:spacing w:line="336" w:lineRule="auto" w:after="180"/>
+        <w:shd w:fill="F5F1FB"/>
+      </w:pPr>
+      <w:r>
+        <w:rPr>
+          <w:b w:val="0"/>
+        </w:rPr>
+        <w:t>Change: Add shared bias2 after each patch sum.</w:t>
       </w:r>
     </w:p>
     <w:p>
       <w:pPr>
+        <w:pStyle w:val="Heading3"/>
+      </w:pPr>
+      <w:r>
+        <w:t>Predicted result</w:t>
+      </w:r>
+    </w:p>
+    <w:p>
+      <w:pPr>
+        <w:spacing w:line="336" w:lineRule="auto" w:after="180"/>
+        <w:shd w:fill="F1F6FC"/>
+      </w:pPr>
+      <w:r>
+        <w:rPr>
+          <w:b/>
+        </w:rPr>
+        <w:t>Prediction</w:t>
+      </w:r>
+      <w:r>
+        <w:rPr>
+          <w:b w:val="0"/>
+        </w:rPr>
+        <w:t xml:space="preserve">: </w:t>
+      </w:r>
+      <w:r>
+        <w:rPr>
+          <w:b/>
+        </w:rPr>
+        <w:t>Feature map</w:t>
+      </w:r>
+      <w:r>
+        <w:rPr>
+          <w:b w:val="0"/>
+        </w:rPr>
+        <w:t xml:space="preserve"> becomes [[-2,-2]].</w:t>
+      </w:r>
+    </w:p>
+    <w:p>
+      <w:pPr>
+        <w:pStyle w:val="Heading3"/>
+      </w:pPr>
+      <w:r>
+        <w:t>Why the result follows</w:t>
+      </w:r>
+    </w:p>
+    <w:p>
+      <w:pPr>
+        <w:spacing w:line="336" w:lineRule="auto" w:after="180"/>
+        <w:shd w:fill="F1F6FC"/>
+      </w:pPr>
+      <w:r>
+        <w:rPr>
+          <w:b w:val="0"/>
+        </w:rPr>
+        <w:t xml:space="preserve">Reason: Bias adds2 to each </w:t>
+      </w:r>
+      <w:r>
+        <w:rPr>
+          <w:b/>
+        </w:rPr>
+        <w:t>output</w:t>
+      </w:r>
+      <w:r>
+        <w:rPr>
+          <w:b w:val="0"/>
+        </w:rPr>
+        <w:t xml:space="preserve">; it does not change patch products or </w:t>
+      </w:r>
+      <w:r>
+        <w:rPr>
+          <w:b/>
+        </w:rPr>
+        <w:t>output</w:t>
+      </w:r>
+      <w:r>
+        <w:rPr>
+          <w:b w:val="0"/>
+        </w:rPr>
+        <w:t xml:space="preserve"> shape.</w:t>
+      </w:r>
+    </w:p>
+    <w:p>
+      <w:pPr>
+        <w:pStyle w:val="Heading3"/>
+      </w:pPr>
+      <w:r>
+        <w:t>Ask while showing the picture</w:t>
+      </w:r>
+    </w:p>
+    <w:p>
+      <w:pPr>
+        <w:pStyle w:val="Heading3"/>
+      </w:pPr>
+      <w:r>
+        <w:t>Ask while showing the picture · 5</w:t>
+      </w:r>
+    </w:p>
+    <w:p>
+      <w:pPr>
+        <w:spacing w:line="336" w:lineRule="auto" w:after="180"/>
+      </w:pPr>
+      <w:r>
+        <w:rPr>
+          <w:b w:val="0"/>
+        </w:rPr>
+        <w:t xml:space="preserve">Cover the result. Ask learners to name the </w:t>
+      </w:r>
+      <w:r>
+        <w:rPr>
+          <w:b/>
+        </w:rPr>
+        <w:t>input</w:t>
+      </w:r>
+      <w:r>
+        <w:rPr>
+          <w:b w:val="0"/>
+        </w:rPr>
+        <w:t xml:space="preserve">s and predict the next step. Uncover one step, connect the icon to the actual procedure, and explain its </w:t>
+      </w:r>
+      <w:r>
+        <w:rPr>
+          <w:b/>
+        </w:rPr>
+        <w:t>evidence</w:t>
+      </w:r>
+      <w:r>
+        <w:rPr>
+          <w:b w:val="0"/>
+        </w:rPr>
+        <w:t>. Then change the supplied condition and compare.</w:t>
+      </w:r>
+    </w:p>
+    <w:p>
+      <w:pPr>
+        <w:spacing w:line="336" w:lineRule="auto" w:after="180"/>
+      </w:pPr>
+      <w:r>
+        <w:rPr>
+          <w:b w:val="0"/>
+        </w:rPr>
+        <w:t>The picture is a representation; it does not document execution of a real AI model.</w:t>
+      </w:r>
+    </w:p>
+    <w:p>
+      <w:pPr>
         <w:pStyle w:val="Heading1"/>
       </w:pPr>
       <w:r>
         <w:t>03. Demonstrate and guide practice</w:t>
+      </w:r>
+    </w:p>
+    <w:p>
+      <w:r>
+        <w:t>Demonstrate Convolution as a local operation, reduce support deliberately and check individual reasoning before discussing answers.</w:t>
       </w:r>
     </w:p>
     <w:tbl>
@@ -1535,36 +2548,112 @@
       </w:tr>
     </w:tbl>
     <w:p>
-      <w:r>
-        <w:t>Use the worked example in Sections 3 and 6. Collect a prediction before revealing its result; ask the learner to point to each intermediate fact.</w:t>
+      <w:pPr>
+        <w:spacing w:line="336" w:lineRule="auto" w:after="180"/>
+      </w:pPr>
+      <w:r>
+        <w:rPr>
+          <w:b w:val="0"/>
+        </w:rPr>
+        <w:t xml:space="preserve">Use the worked example in Sections 3 and 6. Collect a </w:t>
+      </w:r>
+      <w:r>
+        <w:rPr>
+          <w:b/>
+        </w:rPr>
+        <w:t>prediction</w:t>
+      </w:r>
+      <w:r>
+        <w:rPr>
+          <w:b w:val="0"/>
+        </w:rPr>
+        <w:t xml:space="preserve"> before revealing its result; ask the learner to point to each intermediate fact.</w:t>
       </w:r>
     </w:p>
     <w:p>
-      <w:r>
-        <w:t>Provide a four-cell product ledger and move a paper window one position at a time. Use labelled coordinates rather than colour alone. Extension: compare a numerical implementation with an independent explicit four-term formula across rectangular inputs, and show how changing stride alters the sampled start positions.</w:t>
+      <w:pPr>
+        <w:spacing w:line="336" w:lineRule="auto" w:after="180"/>
+      </w:pPr>
+      <w:r>
+        <w:rPr>
+          <w:b w:val="0"/>
+        </w:rPr>
+        <w:t>Provide a four-cell product ledger and move a paper window one position at a time. Use labelled coordinates rather than colour alone.</w:t>
       </w:r>
     </w:p>
     <w:p>
       <w:pPr>
-        <w:pStyle w:val="Heading3"/>
-      </w:pPr>
-      <w:r>
-        <w:t>Reduce help deliberately</w:t>
+        <w:spacing w:line="336" w:lineRule="auto" w:after="180"/>
+      </w:pPr>
+      <w:r>
+        <w:rPr>
+          <w:b w:val="0"/>
+        </w:rPr>
+        <w:t xml:space="preserve">Extension: compare a numerical implementation with an independent explicit four-term formula across rectangular </w:t>
+      </w:r>
+      <w:r>
+        <w:rPr>
+          <w:b/>
+        </w:rPr>
+        <w:t>input</w:t>
+      </w:r>
+      <w:r>
+        <w:rPr>
+          <w:b w:val="0"/>
+        </w:rPr>
+        <w:t xml:space="preserve">s, and show how changing </w:t>
+      </w:r>
+      <w:r>
+        <w:rPr>
+          <w:b/>
+        </w:rPr>
+        <w:t>stride</w:t>
+      </w:r>
+      <w:r>
+        <w:rPr>
+          <w:b w:val="0"/>
+        </w:rPr>
+        <w:t xml:space="preserve"> alters the sampled start positions.</w:t>
       </w:r>
     </w:p>
     <w:p>
-      <w:r>
-        <w:t>Completion task: How many shared kernel weights does the lesson use? How many products are computed over all four valid windows? What changes if one shared bias is added?</w:t>
+      <w:pPr>
+        <w:pStyle w:val="Heading3"/>
+      </w:pPr>
+      <w:r>
+        <w:t>Reduce help deliberately</w:t>
       </w:r>
     </w:p>
     <w:p>
-      <w:r>
-        <w:t>Teacher check: Teacher explanation: There are four shared weights and sixteen products across four windows. One shared bias raises the parameter count to five and adds the same bias once to each output.</w:t>
+      <w:pPr>
+        <w:pStyle w:val="Heading3"/>
+      </w:pPr>
+      <w:r>
+        <w:t>Completion practice</w:t>
       </w:r>
     </w:p>
     <w:p>
-      <w:r>
-        <w:t>Start by identifying the given inputs together. Leave the intermediate steps blank. If needed, model one step, then withdraw that help on the next step. Move to a full trace only when the partial trace is understood. For partners, alternate explainer and checker; collect a response from every learner before discussion.</w:t>
+      <w:pPr>
+        <w:spacing w:line="336" w:lineRule="auto" w:after="180"/>
+        <w:shd w:fill="F5F1FB"/>
+      </w:pPr>
+      <w:r>
+        <w:rPr>
+          <w:b w:val="0"/>
+        </w:rPr>
+        <w:t xml:space="preserve">Completion task: How many shared </w:t>
+      </w:r>
+      <w:r>
+        <w:rPr>
+          <w:b/>
+        </w:rPr>
+        <w:t>kernel</w:t>
+      </w:r>
+      <w:r>
+        <w:rPr>
+          <w:b w:val="0"/>
+        </w:rPr>
+        <w:t xml:space="preserve"> weights does the lesson use? How many products are computed over all four valid windows? What changes if one shared bias is added?</w:t>
       </w:r>
     </w:p>
     <w:p>
@@ -1572,22 +2661,65 @@
         <w:pStyle w:val="Heading3"/>
       </w:pPr>
       <w:r>
-        <w:t>Individual reasoning check</w:t>
+        <w:t>Reasoning to listen for</w:t>
       </w:r>
     </w:p>
     <w:p>
-      <w:r>
-        <w:t>Use the worked case for Convolution as a local operation. Proposed explanation: “Each window has its own set of learned weights”. Decide whether this explanation is supported. Point to the step or supplied fact that decides; explain your repair if needed.</w:t>
+      <w:pPr>
+        <w:spacing w:line="336" w:lineRule="auto" w:after="180"/>
+        <w:shd w:fill="F1F6FC"/>
+      </w:pPr>
+      <w:r>
+        <w:rPr>
+          <w:b w:val="0"/>
+        </w:rPr>
+        <w:t xml:space="preserve">Teacher check: Teacher explanation: There are four shared weights and sixteen products across four windows. One shared bias raises the parameter count to five and adds the same bias once to each </w:t>
+      </w:r>
+      <w:r>
+        <w:rPr>
+          <w:b/>
+        </w:rPr>
+        <w:t>output</w:t>
+      </w:r>
+      <w:r>
+        <w:rPr>
+          <w:b w:val="0"/>
+        </w:rPr>
+        <w:t>.</w:t>
       </w:r>
     </w:p>
     <w:p>
-      <w:r>
-        <w:t>Expected correction: The same kernel parameters are reused at every position for this output map.</w:t>
+      <w:pPr>
+        <w:spacing w:line="336" w:lineRule="auto" w:after="180"/>
+      </w:pPr>
+      <w:r>
+        <w:rPr>
+          <w:b w:val="0"/>
+        </w:rPr>
+        <w:t xml:space="preserve">Start by identifying the given </w:t>
+      </w:r>
+      <w:r>
+        <w:rPr>
+          <w:b/>
+        </w:rPr>
+        <w:t>input</w:t>
+      </w:r>
+      <w:r>
+        <w:rPr>
+          <w:b w:val="0"/>
+        </w:rPr>
+        <w:t>s together. Leave the intermediate steps blank. If needed, model one step, then withdraw that help on the next step. Move to a full trace only when the partial trace is understood.</w:t>
       </w:r>
     </w:p>
     <w:p>
-      <w:r>
-        <w:t>Collect explanations, not only yes/no votes. If a misunderstanding is common, re-model the relevant step for the class. If it affects a few learners, give a short targeted group explanation while others solve a more demanding variation.</w:t>
+      <w:pPr>
+        <w:spacing w:line="336" w:lineRule="auto" w:after="180"/>
+      </w:pPr>
+      <w:r>
+        <w:rPr>
+          <w:b w:val="0"/>
+        </w:rPr>
+        <w:t>For partners, alternate explainer and checker; collect a response from every learner before discussion.</w:t>
       </w:r>
     </w:p>
     <w:p>
@@ -1595,63 +2727,415 @@
         <w:pStyle w:val="Heading3"/>
       </w:pPr>
       <w:r>
-        <w:t>Pictorial practice question</w:t>
+        <w:t>Individual reasoning check</w:t>
       </w:r>
     </w:p>
     <w:p>
-      <w:r>
-        <w:t>Why is flipping the kernel an implementation change here? Point to the relevant step in the picture, then write the changed result and the rule or evidence that supports it.</w:t>
+      <w:pPr>
+        <w:spacing w:line="336" w:lineRule="auto" w:after="180"/>
+      </w:pPr>
+      <w:r>
+        <w:rPr>
+          <w:b w:val="0"/>
+        </w:rPr>
+        <w:t>Use the worked case for Convolution as a local operation. Proposed explanation: “Each window has its own set of learned weights”. Decide whether this explanation is supported.</w:t>
       </w:r>
     </w:p>
     <w:p>
       <w:pPr>
-        <w:pStyle w:val="Heading3"/>
-      </w:pPr>
-      <w:r>
-        <w:t>Reasoned teacher answer</w:t>
+        <w:spacing w:line="336" w:lineRule="auto" w:after="180"/>
+      </w:pPr>
+      <w:r>
+        <w:rPr>
+          <w:b w:val="0"/>
+        </w:rPr>
+        <w:t>Point to the step or supplied fact that decides; explain your repair if needed.</w:t>
       </w:r>
     </w:p>
     <w:p>
-      <w:r>
-        <w:t>The declared operation uses an unflipped kernel, often called cross-correlation. Flipping it changes the arithmetic contract and may change results. Changed-case check: Feature map becomes [[-2,-2]]. Bias adds2 to each output; it does not change patch products or output shape.</w:t>
+      <w:pPr>
+        <w:pStyle w:val="Heading3"/>
+      </w:pPr>
+      <w:r>
+        <w:t>Expected repair</w:t>
       </w:r>
     </w:p>
     <w:p>
-      <w:r>
-        <w:t>Changed-case reasoning: Feature map becomes [[-2,-2]]. Bias adds2 to each output; it does not change patch products or output shape.</w:t>
+      <w:pPr>
+        <w:spacing w:line="336" w:lineRule="auto" w:after="180"/>
+        <w:shd w:fill="F1F6FC"/>
+      </w:pPr>
+      <w:r>
+        <w:rPr>
+          <w:b w:val="0"/>
+        </w:rPr>
+        <w:t xml:space="preserve">Expected correction: The same </w:t>
+      </w:r>
+      <w:r>
+        <w:rPr>
+          <w:b/>
+        </w:rPr>
+        <w:t>kernel</w:t>
+      </w:r>
+      <w:r>
+        <w:rPr>
+          <w:b w:val="0"/>
+        </w:rPr>
+        <w:t xml:space="preserve"> parameters are reused at every position for this </w:t>
+      </w:r>
+      <w:r>
+        <w:rPr>
+          <w:b/>
+        </w:rPr>
+        <w:t>output</w:t>
+      </w:r>
+      <w:r>
+        <w:rPr>
+          <w:b w:val="0"/>
+        </w:rPr>
+        <w:t xml:space="preserve"> map.</w:t>
       </w:r>
     </w:p>
     <w:p>
-      <w:r>
-        <w:t>Collect each learner’s explanation before discussion. Use the first missing connection between input, deciding step and result to choose support. This question is worked-case practice, not fresh mastery evidence.</w:t>
+      <w:pPr>
+        <w:spacing w:line="336" w:lineRule="auto" w:after="180"/>
+      </w:pPr>
+      <w:r>
+        <w:rPr>
+          <w:b w:val="0"/>
+        </w:rPr>
+        <w:t>Collect explanations, not only yes/no votes. If a misunderstanding is common, re-model the relevant step for the class.</w:t>
       </w:r>
     </w:p>
     <w:p>
       <w:pPr>
-        <w:pStyle w:val="Heading1"/>
-      </w:pPr>
-      <w:r>
-        <w:t>04. Run the investigation and diagnose misconceptions</w:t>
+        <w:spacing w:line="336" w:lineRule="auto" w:after="180"/>
+      </w:pPr>
+      <w:r>
+        <w:rPr>
+          <w:b w:val="0"/>
+        </w:rPr>
+        <w:t>If it affects a few learners, give a short targeted group explanation while others solve a more demanding variation.</w:t>
       </w:r>
     </w:p>
     <w:p>
-      <w:r>
-        <w:t>Each window has its own set of learned weights: The same kernel parameters are reused at every position for this output map.</w:t>
+      <w:pPr>
+        <w:pStyle w:val="Heading3"/>
+      </w:pPr>
+      <w:r>
+        <w:t>Pictorial practice question</w:t>
       </w:r>
     </w:p>
     <w:p>
-      <w:r>
-        <w:t>A negative feature-map value means the code failed: Signed weighted sums are valid; an activation may later change them.</w:t>
+      <w:pPr>
+        <w:spacing w:line="336" w:lineRule="auto" w:after="180"/>
+      </w:pPr>
+      <w:r>
+        <w:rPr>
+          <w:b w:val="0"/>
+        </w:rPr>
+        <w:t xml:space="preserve">Why is flipping the </w:t>
+      </w:r>
+      <w:r>
+        <w:rPr>
+          <w:b/>
+        </w:rPr>
+        <w:t>kernel</w:t>
+      </w:r>
+      <w:r>
+        <w:rPr>
+          <w:b w:val="0"/>
+        </w:rPr>
+        <w:t xml:space="preserve"> an implementation change here? Point to the relevant step in the picture, then write the changed result and the rule or </w:t>
+      </w:r>
+      <w:r>
+        <w:rPr>
+          <w:b/>
+        </w:rPr>
+        <w:t>evidence</w:t>
+      </w:r>
+      <w:r>
+        <w:rPr>
+          <w:b w:val="0"/>
+        </w:rPr>
+        <w:t xml:space="preserve"> that supports it.</w:t>
       </w:r>
     </w:p>
     <w:p>
-      <w:r>
-        <w:t>A local response proves an object was recognised: The authored filter only computes a local sum; object recognition and probability claims require additional modelling and evidence.</w:t>
+      <w:pPr>
+        <w:pStyle w:val="Heading3"/>
+      </w:pPr>
+      <w:r>
+        <w:t>Reasoned teacher answer</w:t>
       </w:r>
     </w:p>
     <w:p>
-      <w:r>
-        <w:t>Use Section 9 for the evidence ledger. Add a boundary or missing-input case and record the expected response before checking. More successful repeats of one case do not establish wider coverage.</w:t>
+      <w:pPr>
+        <w:spacing w:line="336" w:lineRule="auto" w:after="180"/>
+      </w:pPr>
+      <w:r>
+        <w:rPr>
+          <w:b w:val="0"/>
+        </w:rPr>
+        <w:t xml:space="preserve">The declared operation uses an unflipped </w:t>
+      </w:r>
+      <w:r>
+        <w:rPr>
+          <w:b/>
+        </w:rPr>
+        <w:t>kernel</w:t>
+      </w:r>
+      <w:r>
+        <w:rPr>
+          <w:b w:val="0"/>
+        </w:rPr>
+        <w:t xml:space="preserve">, often called cross-correlation. Flipping it changes the arithmetic contract and may change results. Changed-case check: </w:t>
+      </w:r>
+      <w:r>
+        <w:rPr>
+          <w:b/>
+        </w:rPr>
+        <w:t>Feature map</w:t>
+      </w:r>
+      <w:r>
+        <w:rPr>
+          <w:b w:val="0"/>
+        </w:rPr>
+        <w:t xml:space="preserve"> becomes [[-2,-2]].</w:t>
+      </w:r>
+    </w:p>
+    <w:p>
+      <w:pPr>
+        <w:spacing w:line="336" w:lineRule="auto" w:after="180"/>
+      </w:pPr>
+      <w:r>
+        <w:rPr>
+          <w:b w:val="0"/>
+        </w:rPr>
+        <w:t xml:space="preserve">Bias adds2 to each </w:t>
+      </w:r>
+      <w:r>
+        <w:rPr>
+          <w:b/>
+        </w:rPr>
+        <w:t>output</w:t>
+      </w:r>
+      <w:r>
+        <w:rPr>
+          <w:b w:val="0"/>
+        </w:rPr>
+        <w:t xml:space="preserve">; it does not change patch products or </w:t>
+      </w:r>
+      <w:r>
+        <w:rPr>
+          <w:b/>
+        </w:rPr>
+        <w:t>output</w:t>
+      </w:r>
+      <w:r>
+        <w:rPr>
+          <w:b w:val="0"/>
+        </w:rPr>
+        <w:t xml:space="preserve"> shape.</w:t>
+      </w:r>
+    </w:p>
+    <w:p>
+      <w:pPr>
+        <w:spacing w:line="336" w:lineRule="auto" w:after="180"/>
+      </w:pPr>
+      <w:r>
+        <w:rPr>
+          <w:b w:val="0"/>
+        </w:rPr>
+        <w:t xml:space="preserve">Changed-case reasoning: </w:t>
+      </w:r>
+      <w:r>
+        <w:rPr>
+          <w:b/>
+        </w:rPr>
+        <w:t>Feature map</w:t>
+      </w:r>
+      <w:r>
+        <w:rPr>
+          <w:b w:val="0"/>
+        </w:rPr>
+        <w:t xml:space="preserve"> becomes [[-2,-2]]. Bias adds2 to each </w:t>
+      </w:r>
+      <w:r>
+        <w:rPr>
+          <w:b/>
+        </w:rPr>
+        <w:t>output</w:t>
+      </w:r>
+      <w:r>
+        <w:rPr>
+          <w:b w:val="0"/>
+        </w:rPr>
+        <w:t xml:space="preserve">; it does not change patch products or </w:t>
+      </w:r>
+      <w:r>
+        <w:rPr>
+          <w:b/>
+        </w:rPr>
+        <w:t>output</w:t>
+      </w:r>
+      <w:r>
+        <w:rPr>
+          <w:b w:val="0"/>
+        </w:rPr>
+        <w:t xml:space="preserve"> shape.</w:t>
+      </w:r>
+    </w:p>
+    <w:p>
+      <w:pPr>
+        <w:spacing w:line="336" w:lineRule="auto" w:after="180"/>
+      </w:pPr>
+      <w:r>
+        <w:rPr>
+          <w:b w:val="0"/>
+        </w:rPr>
+        <w:t xml:space="preserve">Collect each learner’s explanation before discussion. Use the first missing connection between </w:t>
+      </w:r>
+      <w:r>
+        <w:rPr>
+          <w:b/>
+        </w:rPr>
+        <w:t>input</w:t>
+      </w:r>
+      <w:r>
+        <w:rPr>
+          <w:b w:val="0"/>
+        </w:rPr>
+        <w:t xml:space="preserve">, deciding step and result to choose support. This question is worked-case practice, not fresh mastery </w:t>
+      </w:r>
+      <w:r>
+        <w:rPr>
+          <w:b/>
+        </w:rPr>
+        <w:t>evidence</w:t>
+      </w:r>
+      <w:r>
+        <w:rPr>
+          <w:b w:val="0"/>
+        </w:rPr>
+        <w:t>.</w:t>
+      </w:r>
+    </w:p>
+    <w:p>
+      <w:pPr>
+        <w:pStyle w:val="Heading1"/>
+      </w:pPr>
+      <w:r>
+        <w:t>04. Run the investigation and diagnose misconceptions</w:t>
+      </w:r>
+    </w:p>
+    <w:p>
+      <w:r>
+        <w:t>Run the Convolution as a local operation investigation and use the first unsupported step to choose a teaching response.</w:t>
+      </w:r>
+    </w:p>
+    <w:p>
+      <w:pPr>
+        <w:spacing w:line="336" w:lineRule="auto" w:after="180"/>
+      </w:pPr>
+      <w:r>
+        <w:rPr>
+          <w:b w:val="0"/>
+        </w:rPr>
+        <w:t xml:space="preserve">Each window has its own set of learned weights: The same </w:t>
+      </w:r>
+      <w:r>
+        <w:rPr>
+          <w:b/>
+        </w:rPr>
+        <w:t>kernel</w:t>
+      </w:r>
+      <w:r>
+        <w:rPr>
+          <w:b w:val="0"/>
+        </w:rPr>
+        <w:t xml:space="preserve"> parameters are reused at every position for this </w:t>
+      </w:r>
+      <w:r>
+        <w:rPr>
+          <w:b/>
+        </w:rPr>
+        <w:t>output</w:t>
+      </w:r>
+      <w:r>
+        <w:rPr>
+          <w:b w:val="0"/>
+        </w:rPr>
+        <w:t xml:space="preserve"> map.</w:t>
+      </w:r>
+    </w:p>
+    <w:p>
+      <w:pPr>
+        <w:spacing w:line="336" w:lineRule="auto" w:after="180"/>
+      </w:pPr>
+      <w:r>
+        <w:rPr>
+          <w:b w:val="0"/>
+        </w:rPr>
+        <w:t>A negative feature-map value means the code failed: Signed weighted sums are valid; an activation may later change them.</w:t>
+      </w:r>
+    </w:p>
+    <w:p>
+      <w:pPr>
+        <w:spacing w:line="336" w:lineRule="auto" w:after="180"/>
+      </w:pPr>
+      <w:r>
+        <w:rPr>
+          <w:b w:val="0"/>
+        </w:rPr>
+        <w:t xml:space="preserve">A local response proves an object was recognised: The authored filter only computes a local sum; object recognition and probability claims require additional modelling and </w:t>
+      </w:r>
+      <w:r>
+        <w:rPr>
+          <w:b/>
+        </w:rPr>
+        <w:t>evidence</w:t>
+      </w:r>
+      <w:r>
+        <w:rPr>
+          <w:b w:val="0"/>
+        </w:rPr>
+        <w:t>.</w:t>
+      </w:r>
+    </w:p>
+    <w:p>
+      <w:pPr>
+        <w:spacing w:line="336" w:lineRule="auto" w:after="180"/>
+      </w:pPr>
+      <w:r>
+        <w:rPr>
+          <w:b w:val="0"/>
+        </w:rPr>
+        <w:t xml:space="preserve">Use Section 9 for the </w:t>
+      </w:r>
+      <w:r>
+        <w:rPr>
+          <w:b/>
+        </w:rPr>
+        <w:t>evidence</w:t>
+      </w:r>
+      <w:r>
+        <w:rPr>
+          <w:b w:val="0"/>
+        </w:rPr>
+        <w:t xml:space="preserve"> ledger. Add a boundary or missing-</w:t>
+      </w:r>
+      <w:r>
+        <w:rPr>
+          <w:b/>
+        </w:rPr>
+        <w:t>input</w:t>
+      </w:r>
+      <w:r>
+        <w:rPr>
+          <w:b w:val="0"/>
+        </w:rPr>
+        <w:t xml:space="preserve"> case and record the expected response before checking. More successful repeats of one case do not establish wider coverage.</w:t>
       </w:r>
     </w:p>
     <w:p>
@@ -1809,29 +3293,38 @@
       </w:tr>
     </w:tbl>
     <w:p>
-      <w:r>
-        <w:t>Offer an oral explanation, drawing, enlarged visual or fewer examples when that removes a reading/writing barrier. Keep the same reasoning goal. Stretch secure learners by changing a boundary or assumption and asking them to defend the effect, not simply by assigning more of the same questions.</w:t>
+      <w:pPr>
+        <w:spacing w:line="336" w:lineRule="auto" w:after="180"/>
+      </w:pPr>
+      <w:r>
+        <w:rPr>
+          <w:b w:val="0"/>
+        </w:rPr>
+        <w:t>Offer an oral explanation, drawing, enlarged visual or fewer examples when that removes a reading/writing barrier. Keep the same reasoning goal.</w:t>
       </w:r>
     </w:p>
     <w:p>
       <w:pPr>
-        <w:pStyle w:val="Heading1"/>
-      </w:pPr>
-      <w:r>
-        <w:t>05. Assess and explain the answers</w:t>
+        <w:spacing w:line="336" w:lineRule="auto" w:after="180"/>
+      </w:pPr>
+      <w:r>
+        <w:rPr>
+          <w:b w:val="0"/>
+        </w:rPr>
+        <w:t>Stretch secure learners by changing a boundary or assumption and asking them to defend the effect, not simply by assigning more of the same questions.</w:t>
       </w:r>
     </w:p>
     <w:p>
       <w:pPr>
-        <w:pStyle w:val="Heading3"/>
-      </w:pPr>
-      <w:r>
-        <w:t>Guided and exit questions</w:t>
+        <w:pStyle w:val="Heading1"/>
+      </w:pPr>
+      <w:r>
+        <w:t>05. Assess and explain the answers</w:t>
       </w:r>
     </w:p>
     <w:p>
       <w:r>
-        <w:t>Guided: only the window starting [0, 0] includes input[0][0]. Its weight is 1, so adding 3 changes that output from 0 to 3. The map becomes [[3, 5], [-1, -1]]. Exit: the declared unpadded stride-1 setup gives 2 by 2, not 3 by 3. A different padding or kernel setup would need documentation. Values are local weighted sums, not probabilities.</w:t>
+        <w:t>Use the Convolution as a local operation questions, teacher keys and criteria after the relevant attempts. Previously discussed cases are practice; protect the separately selected independent task.</w:t>
       </w:r>
     </w:p>
     <w:p>
@@ -1839,17 +3332,89 @@
         <w:pStyle w:val="Heading3"/>
       </w:pPr>
       <w:r>
-        <w:t>W1 Trace a local sum</w:t>
+        <w:t>Guided and exit questions</w:t>
       </w:r>
     </w:p>
     <w:p>
-      <w:r>
-        <w:t>Use the lesson image and kernel at window start [0, 1]. List the window rows, four products and output before activation.</w:t>
+      <w:pPr>
+        <w:spacing w:line="336" w:lineRule="auto" w:after="180"/>
+      </w:pPr>
+      <w:r>
+        <w:rPr>
+          <w:b w:val="0"/>
+        </w:rPr>
+        <w:t xml:space="preserve">Guided: only the window starting [0, 0] includes </w:t>
+      </w:r>
+      <w:r>
+        <w:rPr>
+          <w:b/>
+        </w:rPr>
+        <w:t>input</w:t>
+      </w:r>
+      <w:r>
+        <w:rPr>
+          <w:b w:val="0"/>
+        </w:rPr>
+        <w:t xml:space="preserve">[0][0]. Its weight is 1, so adding 3 changes that </w:t>
+      </w:r>
+      <w:r>
+        <w:rPr>
+          <w:b/>
+        </w:rPr>
+        <w:t>output</w:t>
+      </w:r>
+      <w:r>
+        <w:rPr>
+          <w:b w:val="0"/>
+        </w:rPr>
+        <w:t xml:space="preserve"> from 0 to 3. The map becomes [[3, 5], [-1, -1]].</w:t>
       </w:r>
     </w:p>
     <w:p>
-      <w:r>
-        <w:t>Teacher explanation: Window rows are [2, 0] and [1, 3]. Products are 2, 0, 0 and 3, giving output 5.</w:t>
+      <w:pPr>
+        <w:spacing w:line="336" w:lineRule="auto" w:after="180"/>
+      </w:pPr>
+      <w:r>
+        <w:rPr>
+          <w:b w:val="0"/>
+        </w:rPr>
+        <w:t xml:space="preserve">Exit: the declared unpadded </w:t>
+      </w:r>
+      <w:r>
+        <w:rPr>
+          <w:b/>
+        </w:rPr>
+        <w:t>stride</w:t>
+      </w:r>
+      <w:r>
+        <w:rPr>
+          <w:b w:val="0"/>
+        </w:rPr>
+        <w:t xml:space="preserve">-1 setup gives 2 by 2, not 3 by 3. A different </w:t>
+      </w:r>
+      <w:r>
+        <w:rPr>
+          <w:b/>
+        </w:rPr>
+        <w:t>padding</w:t>
+      </w:r>
+      <w:r>
+        <w:rPr>
+          <w:b w:val="0"/>
+        </w:rPr>
+        <w:t xml:space="preserve"> or </w:t>
+      </w:r>
+      <w:r>
+        <w:rPr>
+          <w:b/>
+        </w:rPr>
+        <w:t>kernel</w:t>
+      </w:r>
+      <w:r>
+        <w:rPr>
+          <w:b w:val="0"/>
+        </w:rPr>
+        <w:t xml:space="preserve"> setup would need documentation. Values are local weighted sums, not probabilities.</w:t>
       </w:r>
     </w:p>
     <w:p>
@@ -1857,17 +3422,51 @@
         <w:pStyle w:val="Heading3"/>
       </w:pPr>
       <w:r>
-        <w:t>W2 Separate parameters and operations</w:t>
+        <w:t>W1 Trace a local sum</w:t>
       </w:r>
     </w:p>
     <w:p>
-      <w:r>
-        <w:t>How many shared kernel weights does the lesson use? How many products are computed over all four valid windows? What changes if one shared bias is added?</w:t>
+      <w:pPr>
+        <w:pStyle w:val="Heading3"/>
+      </w:pPr>
+      <w:r>
+        <w:t>Workbook question · W1</w:t>
       </w:r>
     </w:p>
     <w:p>
-      <w:r>
-        <w:t>Teacher explanation: There are four shared weights and sixteen products across four windows. One shared bias raises the parameter count to five and adds the same bias once to each output.</w:t>
+      <w:pPr>
+        <w:spacing w:line="336" w:lineRule="auto" w:after="180"/>
+        <w:shd w:fill="F5F1FB"/>
+      </w:pPr>
+      <w:r>
+        <w:rPr>
+          <w:b w:val="0"/>
+        </w:rPr>
+        <w:t xml:space="preserve">Use the lesson image and </w:t>
+      </w:r>
+      <w:r>
+        <w:rPr>
+          <w:b/>
+        </w:rPr>
+        <w:t>kernel</w:t>
+      </w:r>
+      <w:r>
+        <w:rPr>
+          <w:b w:val="0"/>
+        </w:rPr>
+        <w:t xml:space="preserve"> at window start [0, 1]. List the window rows, four products and </w:t>
+      </w:r>
+      <w:r>
+        <w:rPr>
+          <w:b/>
+        </w:rPr>
+        <w:t>output</w:t>
+      </w:r>
+      <w:r>
+        <w:rPr>
+          <w:b w:val="0"/>
+        </w:rPr>
+        <w:t xml:space="preserve"> before activation.</w:t>
       </w:r>
     </w:p>
     <w:p>
@@ -1875,17 +3474,39 @@
         <w:pStyle w:val="Heading3"/>
       </w:pPr>
       <w:r>
-        <w:t>W3 Check stride and padding</w:t>
+        <w:t>Teacher reasoning · W1</w:t>
       </w:r>
     </w:p>
     <w:p>
-      <w:r>
-        <w:t>For the lesson image and kernel, give the output shape with no padding and stride 2. Then give the shape with one zero border on each side and stride 1, and calculate that padded map’s top-left output.</w:t>
+      <w:pPr>
+        <w:spacing w:line="336" w:lineRule="auto" w:after="180"/>
+        <w:shd w:fill="F1F6FC"/>
+      </w:pPr>
+      <w:r>
+        <w:rPr>
+          <w:b w:val="0"/>
+        </w:rPr>
+        <w:t xml:space="preserve">Teacher explanation: Window rows are [2, 0] and [1, 3]. Products are 2, 0, 0 and 3, giving </w:t>
+      </w:r>
+      <w:r>
+        <w:rPr>
+          <w:b/>
+        </w:rPr>
+        <w:t>output</w:t>
+      </w:r>
+      <w:r>
+        <w:rPr>
+          <w:b w:val="0"/>
+        </w:rPr>
+        <w:t xml:space="preserve"> 5.</w:t>
       </w:r>
     </w:p>
     <w:p>
-      <w:r>
-        <w:t>Teacher explanation: Stride 2 without padding gives shape 1 by 1. The padded input is 5 by 5, giving output 4 by 4. Its top-left window [[0, 0], [0, 1]] gives output 1.</w:t>
+      <w:pPr>
+        <w:pStyle w:val="Heading3"/>
+      </w:pPr>
+      <w:r>
+        <w:t>W2 Separate parameters and operations</w:t>
       </w:r>
     </w:p>
     <w:p>
@@ -1893,61 +3514,251 @@
         <w:pStyle w:val="Heading3"/>
       </w:pPr>
       <w:r>
-        <w:t>W4 Filter a new image independently</w:t>
+        <w:t>Workbook question · W2</w:t>
       </w:r>
     </w:p>
     <w:p>
-      <w:r>
-        <w:t>Use image rows [2, 1, 0], [1, 3, 2] and kernel rows [0, 1], [-1, 2]. Use no padding, stride 1 and bias 0. Give the output shape, both four-product sums and the feature map. Then add a shared bias of -5 and apply ReLU.</w:t>
+      <w:pPr>
+        <w:spacing w:line="336" w:lineRule="auto" w:after="180"/>
+        <w:shd w:fill="F5F1FB"/>
+      </w:pPr>
+      <w:r>
+        <w:rPr>
+          <w:b w:val="0"/>
+        </w:rPr>
+        <w:t xml:space="preserve">How many shared </w:t>
+      </w:r>
+      <w:r>
+        <w:rPr>
+          <w:b/>
+        </w:rPr>
+        <w:t>kernel</w:t>
+      </w:r>
+      <w:r>
+        <w:rPr>
+          <w:b w:val="0"/>
+        </w:rPr>
+        <w:t xml:space="preserve"> weights does the lesson use? How many products are computed over all four valid windows? What changes if one shared bias is added?</w:t>
       </w:r>
     </w:p>
     <w:p>
-      <w:r>
-        <w:t>Teacher explanation: Shape is 1 by 2. First products are 0, 1, -1, 6, summing to 6. Second products are 0, 0, -3, 4, summing to 1. Map is [[6, 1]]. Bias gives [[1, -4]]; ReLU gives [[1, 0]].</w:t>
+      <w:pPr>
+        <w:pStyle w:val="Heading3"/>
+      </w:pPr>
+      <w:r>
+        <w:t>Teacher reasoning · W2</w:t>
       </w:r>
     </w:p>
     <w:p>
       <w:pPr>
-        <w:pStyle w:val="Heading3"/>
-      </w:pPr>
-      <w:r>
-        <w:t>W5 Test a convention error</w:t>
+        <w:spacing w:line="336" w:lineRule="auto" w:after="180"/>
+        <w:shd w:fill="F1F6FC"/>
+      </w:pPr>
+      <w:r>
+        <w:rPr>
+          <w:b w:val="0"/>
+        </w:rPr>
+        <w:t xml:space="preserve">Teacher explanation: There are four shared weights and sixteen products across four windows. One shared bias raises the parameter count to five and adds the same bias once to each </w:t>
+      </w:r>
+      <w:r>
+        <w:rPr>
+          <w:b/>
+        </w:rPr>
+        <w:t>output</w:t>
+      </w:r>
+      <w:r>
+        <w:rPr>
+          <w:b w:val="0"/>
+        </w:rPr>
+        <w:t>.</w:t>
       </w:r>
     </w:p>
     <w:p>
-      <w:r>
-        <w:t>A program reverses both axes of the lesson kernel to [[1, 0], [-1, 1]]. Compute the top-left output. Does it agree with our declared convention? Explain what the test checks.</w:t>
+      <w:pPr>
+        <w:pStyle w:val="Heading3"/>
+      </w:pPr>
+      <w:r>
+        <w:t>W3 Check stride and padding</w:t>
       </w:r>
     </w:p>
     <w:p>
-      <w:r>
-        <w:t>Teacher explanation: The top-left output becomes 1 + 0 + 0 + 1 = 2 instead of 0. It does not follow the declared fixed-orientation convention. The asymmetric kernel and known window expose a kernel-orientation mismatch.</w:t>
+      <w:pPr>
+        <w:pStyle w:val="Heading3"/>
+      </w:pPr>
+      <w:r>
+        <w:t>Workbook question · W3</w:t>
       </w:r>
     </w:p>
     <w:p>
       <w:pPr>
-        <w:pStyle w:val="Heading3"/>
-      </w:pPr>
-      <w:r>
-        <w:t>Independent assessment and fresh retry</w:t>
+        <w:spacing w:line="336" w:lineRule="auto" w:after="180"/>
+        <w:shd w:fill="F5F1FB"/>
+      </w:pPr>
+      <w:r>
+        <w:rPr>
+          <w:b w:val="0"/>
+        </w:rPr>
+        <w:t xml:space="preserve">For the lesson image and </w:t>
+      </w:r>
+      <w:r>
+        <w:rPr>
+          <w:b/>
+        </w:rPr>
+        <w:t>kernel</w:t>
+      </w:r>
+      <w:r>
+        <w:rPr>
+          <w:b w:val="0"/>
+        </w:rPr>
+        <w:t xml:space="preserve">, give the </w:t>
+      </w:r>
+      <w:r>
+        <w:rPr>
+          <w:b/>
+        </w:rPr>
+        <w:t>output</w:t>
+      </w:r>
+      <w:r>
+        <w:rPr>
+          <w:b w:val="0"/>
+        </w:rPr>
+        <w:t xml:space="preserve"> shape with no </w:t>
+      </w:r>
+      <w:r>
+        <w:rPr>
+          <w:b/>
+        </w:rPr>
+        <w:t>padding</w:t>
+      </w:r>
+      <w:r>
+        <w:rPr>
+          <w:b w:val="0"/>
+        </w:rPr>
+        <w:t xml:space="preserve"> and </w:t>
+      </w:r>
+      <w:r>
+        <w:rPr>
+          <w:b/>
+        </w:rPr>
+        <w:t>stride</w:t>
+      </w:r>
+      <w:r>
+        <w:rPr>
+          <w:b w:val="0"/>
+        </w:rPr>
+        <w:t xml:space="preserve"> 2. Then give the shape with one zero border on each side and </w:t>
+      </w:r>
+      <w:r>
+        <w:rPr>
+          <w:b/>
+        </w:rPr>
+        <w:t>stride</w:t>
+      </w:r>
+      <w:r>
+        <w:rPr>
+          <w:b w:val="0"/>
+        </w:rPr>
+        <w:t xml:space="preserve"> 1, and calculate that padded map’s top-left </w:t>
+      </w:r>
+      <w:r>
+        <w:rPr>
+          <w:b/>
+        </w:rPr>
+        <w:t>output</w:t>
+      </w:r>
+      <w:r>
+        <w:rPr>
+          <w:b w:val="0"/>
+        </w:rPr>
+        <w:t>.</w:t>
       </w:r>
     </w:p>
     <w:p>
-      <w:r>
-        <w:t>W4 requires shape 1 by 2, raw outputs 6 and 1, biased outputs 1 and -4 and ReLU outputs 1 and 0. Fresh retry: image rows [1, 2, 4], [3, 0, 1]; kernel rows [1, 0], [-1, 1]. Products at the two starts are [1, 0, -3, 0] and [2, 0, 0, 1], giving [[-2, 3]]. Add shared bias 1 to get [[-1, 4]], then ReLU gives [[0, 4]].</w:t>
+      <w:pPr>
+        <w:pStyle w:val="Heading3"/>
+      </w:pPr>
+      <w:r>
+        <w:t>Teacher reasoning · W3</w:t>
       </w:r>
     </w:p>
     <w:p>
       <w:pPr>
-        <w:pStyle w:val="Heading3"/>
-      </w:pPr>
-      <w:r>
-        <w:t>Assess independent transfer</w:t>
+        <w:spacing w:line="336" w:lineRule="auto" w:after="180"/>
+        <w:shd w:fill="F1F6FC"/>
+      </w:pPr>
+      <w:r>
+        <w:rPr>
+          <w:b w:val="0"/>
+        </w:rPr>
+        <w:t xml:space="preserve">Teacher explanation: </w:t>
+      </w:r>
+      <w:r>
+        <w:rPr>
+          <w:b/>
+        </w:rPr>
+        <w:t>Stride</w:t>
+      </w:r>
+      <w:r>
+        <w:rPr>
+          <w:b w:val="0"/>
+        </w:rPr>
+        <w:t xml:space="preserve"> 2 without </w:t>
+      </w:r>
+      <w:r>
+        <w:rPr>
+          <w:b/>
+        </w:rPr>
+        <w:t>padding</w:t>
+      </w:r>
+      <w:r>
+        <w:rPr>
+          <w:b w:val="0"/>
+        </w:rPr>
+        <w:t xml:space="preserve"> gives shape 1 by 1. The padded </w:t>
+      </w:r>
+      <w:r>
+        <w:rPr>
+          <w:b/>
+        </w:rPr>
+        <w:t>input</w:t>
+      </w:r>
+      <w:r>
+        <w:rPr>
+          <w:b w:val="0"/>
+        </w:rPr>
+        <w:t xml:space="preserve"> is 5 by 5, giving </w:t>
+      </w:r>
+      <w:r>
+        <w:rPr>
+          <w:b/>
+        </w:rPr>
+        <w:t>output</w:t>
+      </w:r>
+      <w:r>
+        <w:rPr>
+          <w:b w:val="0"/>
+        </w:rPr>
+        <w:t xml:space="preserve"> 4 by 4. Its top-left window [[0, 0], [0, 1]] gives </w:t>
+      </w:r>
+      <w:r>
+        <w:rPr>
+          <w:b/>
+        </w:rPr>
+        <w:t>output</w:t>
+      </w:r>
+      <w:r>
+        <w:rPr>
+          <w:b w:val="0"/>
+        </w:rPr>
+        <w:t xml:space="preserve"> 1.</w:t>
       </w:r>
     </w:p>
     <w:p>
-      <w:r>
-        <w:t>Selected case: Use image rows [2, 1, 0], [1, 3, 2] and kernel rows [0, 1], [-1, 2]. Use no padding, stride 1 and bias 0. Give the output shape, both four-product sums and the feature map. Then add a shared bias of -5 and apply ReLU.</w:t>
+      <w:pPr>
+        <w:pStyle w:val="Heading3"/>
+      </w:pPr>
+      <w:r>
+        <w:t>W4 Filter a new image independently</w:t>
       </w:r>
     </w:p>
     <w:p>
@@ -1955,11 +3766,422 @@
         <w:pStyle w:val="Heading3"/>
       </w:pPr>
       <w:r>
-        <w:t>Selected case answer</w:t>
+        <w:t>Workbook question · W4</w:t>
       </w:r>
     </w:p>
     <w:p>
-      <w:r>
+      <w:pPr>
+        <w:spacing w:line="336" w:lineRule="auto" w:after="180"/>
+        <w:shd w:fill="F5F1FB"/>
+      </w:pPr>
+      <w:r>
+        <w:rPr>
+          <w:b w:val="0"/>
+        </w:rPr>
+        <w:t xml:space="preserve">Use image rows [2, 1, 0], [1, 3, 2] and </w:t>
+      </w:r>
+      <w:r>
+        <w:rPr>
+          <w:b/>
+        </w:rPr>
+        <w:t>kernel</w:t>
+      </w:r>
+      <w:r>
+        <w:rPr>
+          <w:b w:val="0"/>
+        </w:rPr>
+        <w:t xml:space="preserve"> rows [0, 1], [-1, 2]. Use no </w:t>
+      </w:r>
+      <w:r>
+        <w:rPr>
+          <w:b/>
+        </w:rPr>
+        <w:t>padding</w:t>
+      </w:r>
+      <w:r>
+        <w:rPr>
+          <w:b w:val="0"/>
+        </w:rPr>
+        <w:t xml:space="preserve">, </w:t>
+      </w:r>
+      <w:r>
+        <w:rPr>
+          <w:b/>
+        </w:rPr>
+        <w:t>stride</w:t>
+      </w:r>
+      <w:r>
+        <w:rPr>
+          <w:b w:val="0"/>
+        </w:rPr>
+        <w:t xml:space="preserve"> 1 and bias 0. Give the </w:t>
+      </w:r>
+      <w:r>
+        <w:rPr>
+          <w:b/>
+        </w:rPr>
+        <w:t>output</w:t>
+      </w:r>
+      <w:r>
+        <w:rPr>
+          <w:b w:val="0"/>
+        </w:rPr>
+        <w:t xml:space="preserve"> shape, both four-product sums and the </w:t>
+      </w:r>
+      <w:r>
+        <w:rPr>
+          <w:b/>
+        </w:rPr>
+        <w:t>feature map</w:t>
+      </w:r>
+      <w:r>
+        <w:rPr>
+          <w:b w:val="0"/>
+        </w:rPr>
+        <w:t>. Then add a shared bias of -5 and apply ReLU.</w:t>
+      </w:r>
+    </w:p>
+    <w:p>
+      <w:pPr>
+        <w:pStyle w:val="Heading3"/>
+      </w:pPr>
+      <w:r>
+        <w:t>Teacher reasoning · W4</w:t>
+      </w:r>
+    </w:p>
+    <w:p>
+      <w:pPr>
+        <w:spacing w:line="336" w:lineRule="auto" w:after="180"/>
+        <w:shd w:fill="F1F6FC"/>
+      </w:pPr>
+      <w:r>
+        <w:rPr>
+          <w:b w:val="0"/>
+        </w:rPr>
+        <w:t>Teacher explanation: Shape is 1 by 2. First products are 0, 1, -1, 6, summing to 6. Second products are 0, 0, -3, 4, summing to 1. Map is [[6, 1]]. Bias gives [[1, -4]]; ReLU gives [[1, 0]].</w:t>
+      </w:r>
+    </w:p>
+    <w:p>
+      <w:pPr>
+        <w:pStyle w:val="Heading3"/>
+      </w:pPr>
+      <w:r>
+        <w:t>W5 Test a convention error</w:t>
+      </w:r>
+    </w:p>
+    <w:p>
+      <w:pPr>
+        <w:pStyle w:val="Heading3"/>
+      </w:pPr>
+      <w:r>
+        <w:t>Workbook question · W5</w:t>
+      </w:r>
+    </w:p>
+    <w:p>
+      <w:pPr>
+        <w:spacing w:line="336" w:lineRule="auto" w:after="180"/>
+        <w:shd w:fill="F5F1FB"/>
+      </w:pPr>
+      <w:r>
+        <w:rPr>
+          <w:b w:val="0"/>
+        </w:rPr>
+        <w:t xml:space="preserve">A program reverses both axes of the lesson </w:t>
+      </w:r>
+      <w:r>
+        <w:rPr>
+          <w:b/>
+        </w:rPr>
+        <w:t>kernel</w:t>
+      </w:r>
+      <w:r>
+        <w:rPr>
+          <w:b w:val="0"/>
+        </w:rPr>
+        <w:t xml:space="preserve"> to [[1, 0], [-1, 1]]. Compute the top-left </w:t>
+      </w:r>
+      <w:r>
+        <w:rPr>
+          <w:b/>
+        </w:rPr>
+        <w:t>output</w:t>
+      </w:r>
+      <w:r>
+        <w:rPr>
+          <w:b w:val="0"/>
+        </w:rPr>
+        <w:t>. Does it agree with our declared convention? Explain what the test checks.</w:t>
+      </w:r>
+    </w:p>
+    <w:p>
+      <w:pPr>
+        <w:pStyle w:val="Heading3"/>
+      </w:pPr>
+      <w:r>
+        <w:t>Teacher reasoning · W5</w:t>
+      </w:r>
+    </w:p>
+    <w:p>
+      <w:pPr>
+        <w:spacing w:line="336" w:lineRule="auto" w:after="180"/>
+        <w:shd w:fill="F1F6FC"/>
+      </w:pPr>
+      <w:r>
+        <w:rPr>
+          <w:b w:val="0"/>
+        </w:rPr>
+        <w:t xml:space="preserve">Teacher explanation: The top-left </w:t>
+      </w:r>
+      <w:r>
+        <w:rPr>
+          <w:b/>
+        </w:rPr>
+        <w:t>output</w:t>
+      </w:r>
+      <w:r>
+        <w:rPr>
+          <w:b w:val="0"/>
+        </w:rPr>
+        <w:t xml:space="preserve"> becomes 1 + 0 + 0 + 1 = 2 instead of 0. It does not follow the declared fixed-orientation convention. The asymmetric </w:t>
+      </w:r>
+      <w:r>
+        <w:rPr>
+          <w:b/>
+        </w:rPr>
+        <w:t>kernel</w:t>
+      </w:r>
+      <w:r>
+        <w:rPr>
+          <w:b w:val="0"/>
+        </w:rPr>
+        <w:t xml:space="preserve"> and known window expose a </w:t>
+      </w:r>
+      <w:r>
+        <w:rPr>
+          <w:b/>
+        </w:rPr>
+        <w:t>kernel</w:t>
+      </w:r>
+      <w:r>
+        <w:rPr>
+          <w:b w:val="0"/>
+        </w:rPr>
+        <w:t>-orientation mismatch.</w:t>
+      </w:r>
+    </w:p>
+    <w:p>
+      <w:pPr>
+        <w:pStyle w:val="Heading3"/>
+      </w:pPr>
+      <w:r>
+        <w:t>Independent assessment and fresh retry</w:t>
+      </w:r>
+    </w:p>
+    <w:p>
+      <w:pPr>
+        <w:pStyle w:val="Heading3"/>
+      </w:pPr>
+      <w:r>
+        <w:t>Teacher key · Independent assessment and fresh retry</w:t>
+      </w:r>
+    </w:p>
+    <w:p>
+      <w:pPr>
+        <w:spacing w:line="336" w:lineRule="auto" w:after="180"/>
+        <w:shd w:fill="F1F6FC"/>
+      </w:pPr>
+      <w:r>
+        <w:rPr>
+          <w:b w:val="0"/>
+        </w:rPr>
+        <w:t xml:space="preserve">W4 requires shape 1 by 2, raw </w:t>
+      </w:r>
+      <w:r>
+        <w:rPr>
+          <w:b/>
+        </w:rPr>
+        <w:t>output</w:t>
+      </w:r>
+      <w:r>
+        <w:rPr>
+          <w:b w:val="0"/>
+        </w:rPr>
+        <w:t xml:space="preserve">s 6 and 1, biased </w:t>
+      </w:r>
+      <w:r>
+        <w:rPr>
+          <w:b/>
+        </w:rPr>
+        <w:t>output</w:t>
+      </w:r>
+      <w:r>
+        <w:rPr>
+          <w:b w:val="0"/>
+        </w:rPr>
+        <w:t xml:space="preserve">s 1 and -4 and ReLU </w:t>
+      </w:r>
+      <w:r>
+        <w:rPr>
+          <w:b/>
+        </w:rPr>
+        <w:t>output</w:t>
+      </w:r>
+      <w:r>
+        <w:rPr>
+          <w:b w:val="0"/>
+        </w:rPr>
+        <w:t xml:space="preserve">s 1 and 0. Fresh retry: image rows [1, 2, 4], [3, 0, 1]; </w:t>
+      </w:r>
+      <w:r>
+        <w:rPr>
+          <w:b/>
+        </w:rPr>
+        <w:t>kernel</w:t>
+      </w:r>
+      <w:r>
+        <w:rPr>
+          <w:b w:val="0"/>
+        </w:rPr>
+        <w:t xml:space="preserve"> rows [1, 0], [-1, 1].</w:t>
+      </w:r>
+    </w:p>
+    <w:p>
+      <w:pPr>
+        <w:spacing w:line="336" w:lineRule="auto" w:after="180"/>
+        <w:shd w:fill="F1F6FC"/>
+      </w:pPr>
+      <w:r>
+        <w:rPr>
+          <w:b w:val="0"/>
+        </w:rPr>
+        <w:t>Products at the two starts are [1, 0, -3, 0] and [2, 0, 0, 1], giving [[-2, 3]]. Add shared bias 1 to get [[-1, 4]], then ReLU gives [[0, 4]].</w:t>
+      </w:r>
+    </w:p>
+    <w:p>
+      <w:pPr>
+        <w:pStyle w:val="Heading3"/>
+      </w:pPr>
+      <w:r>
+        <w:t>Assess independent transfer</w:t>
+      </w:r>
+    </w:p>
+    <w:p>
+      <w:pPr>
+        <w:pStyle w:val="Heading3"/>
+      </w:pPr>
+      <w:r>
+        <w:t>Independent question · withhold the key</w:t>
+      </w:r>
+    </w:p>
+    <w:p>
+      <w:pPr>
+        <w:spacing w:line="336" w:lineRule="auto" w:after="180"/>
+        <w:shd w:fill="F5F1FB"/>
+      </w:pPr>
+      <w:r>
+        <w:rPr>
+          <w:b w:val="0"/>
+        </w:rPr>
+        <w:t xml:space="preserve">Selected case: Use image rows [2, 1, 0], [1, 3, 2] and </w:t>
+      </w:r>
+      <w:r>
+        <w:rPr>
+          <w:b/>
+        </w:rPr>
+        <w:t>kernel</w:t>
+      </w:r>
+      <w:r>
+        <w:rPr>
+          <w:b w:val="0"/>
+        </w:rPr>
+        <w:t xml:space="preserve"> rows [0, 1], [-1, 2]. Use no </w:t>
+      </w:r>
+      <w:r>
+        <w:rPr>
+          <w:b/>
+        </w:rPr>
+        <w:t>padding</w:t>
+      </w:r>
+      <w:r>
+        <w:rPr>
+          <w:b w:val="0"/>
+        </w:rPr>
+        <w:t xml:space="preserve">, </w:t>
+      </w:r>
+      <w:r>
+        <w:rPr>
+          <w:b/>
+        </w:rPr>
+        <w:t>stride</w:t>
+      </w:r>
+      <w:r>
+        <w:rPr>
+          <w:b w:val="0"/>
+        </w:rPr>
+        <w:t xml:space="preserve"> 1 and bias 0. Give the </w:t>
+      </w:r>
+      <w:r>
+        <w:rPr>
+          <w:b/>
+        </w:rPr>
+        <w:t>output</w:t>
+      </w:r>
+      <w:r>
+        <w:rPr>
+          <w:b w:val="0"/>
+        </w:rPr>
+        <w:t xml:space="preserve"> shape, both four-product sums and the </w:t>
+      </w:r>
+      <w:r>
+        <w:rPr>
+          <w:b/>
+        </w:rPr>
+        <w:t>feature map</w:t>
+      </w:r>
+      <w:r>
+        <w:rPr>
+          <w:b w:val="0"/>
+        </w:rPr>
+        <w:t>.</w:t>
+      </w:r>
+    </w:p>
+    <w:p>
+      <w:pPr>
+        <w:spacing w:line="336" w:lineRule="auto" w:after="180"/>
+        <w:shd w:fill="F5F1FB"/>
+      </w:pPr>
+      <w:r>
+        <w:rPr>
+          <w:b w:val="0"/>
+        </w:rPr>
+        <w:t>Then add a shared bias of -5 and apply ReLU.</w:t>
+      </w:r>
+    </w:p>
+    <w:p>
+      <w:pPr>
+        <w:pStyle w:val="Heading3"/>
+      </w:pPr>
+      <w:r>
+        <w:t>Selected case answer</w:t>
+      </w:r>
+    </w:p>
+    <w:p>
+      <w:pPr>
+        <w:pStyle w:val="Heading3"/>
+      </w:pPr>
+      <w:r>
+        <w:t>Teacher key · Selected case answer</w:t>
+      </w:r>
+    </w:p>
+    <w:p>
+      <w:pPr>
+        <w:spacing w:line="336" w:lineRule="auto" w:after="180"/>
+        <w:shd w:fill="F1F6FC"/>
+      </w:pPr>
+      <w:r>
+        <w:rPr>
+          <w:b w:val="0"/>
+        </w:rPr>
         <w:t>Teacher explanation: Shape is 1 by 2. First products are 0, 1, -1, 6, summing to 6. Second products are 0, 0, -3, 4, summing to 1. Map is [[6, 1]]. Bias gives [[1, -4]]; ReLU gives [[1, 0]].</w:t>
       </w:r>
     </w:p>
@@ -2066,67 +4288,281 @@
       </w:tr>
     </w:tbl>
     <w:p>
-      <w:r>
-        <w:t>Record each dimension as not yet, with support, or independent. Accept a valid alternative procedure with a defensible trace. Do not penalise an honestly recorded model failure if the learner correctly explains its evidence and limits.</w:t>
+      <w:pPr>
+        <w:pStyle w:val="Heading3"/>
+      </w:pPr>
+      <w:r>
+        <w:t>Teacher key · Selected case answer</w:t>
       </w:r>
     </w:p>
     <w:p>
       <w:pPr>
-        <w:pStyle w:val="Heading3"/>
-      </w:pPr>
-      <w:r>
-        <w:t>Feedback that the learner uses</w:t>
+        <w:spacing w:line="336" w:lineRule="auto" w:after="180"/>
+        <w:shd w:fill="F1F6FC"/>
+      </w:pPr>
+      <w:r>
+        <w:rPr>
+          <w:b w:val="0"/>
+        </w:rPr>
+        <w:t>Record each dimension as not yet, with support, or independent. Accept a valid alternative procedure with a defensible trace.</w:t>
       </w:r>
     </w:p>
     <w:p>
-      <w:r>
-        <w:t>Name the earliest unsupported step and give one action to repair it. Have the learner make that repair now and explain why. Then assess the relevant skill on a fresh, fully specified case. Confirm it was not previously practised with feedback; solve and check the new case before assigning it. A follow-up design prompt is a starting brief, not automatically an equivalent test.</w:t>
+      <w:pPr>
+        <w:spacing w:line="336" w:lineRule="auto" w:after="180"/>
+        <w:shd w:fill="F1F6FC"/>
+      </w:pPr>
+      <w:r>
+        <w:rPr>
+          <w:b w:val="0"/>
+        </w:rPr>
+        <w:t xml:space="preserve">Do not penalise an honestly recorded model failure if the learner correctly explains its </w:t>
+      </w:r>
+      <w:r>
+        <w:rPr>
+          <w:b/>
+        </w:rPr>
+        <w:t>evidence</w:t>
+      </w:r>
+      <w:r>
+        <w:rPr>
+          <w:b w:val="0"/>
+        </w:rPr>
+        <w:t xml:space="preserve"> and limits.</w:t>
       </w:r>
     </w:p>
     <w:p>
       <w:pPr>
-        <w:pStyle w:val="Heading1"/>
-      </w:pPr>
-      <w:r>
-        <w:t>06. Connect the project, support and next lesson</w:t>
+        <w:pStyle w:val="Heading3"/>
+      </w:pPr>
+      <w:r>
+        <w:t>Feedback that the learner uses</w:t>
       </w:r>
     </w:p>
     <w:p>
-      <w:r>
-        <w:t>Add a labelled convolution as a local operation evidence sheet to Image-pattern Network Investigation. Show how you can compute a local weighted sum at each valid image position. Use the supplied fictional case and keep its inputs, intermediate steps, calculation or prediction, and limitation. Connect this record to last week’s record; a matching answer without a trace is insufficient.</w:t>
+      <w:pPr>
+        <w:spacing w:line="336" w:lineRule="auto" w:after="180"/>
+      </w:pPr>
+      <w:r>
+        <w:rPr>
+          <w:b w:val="0"/>
+        </w:rPr>
+        <w:t>Name the earliest unsupported step and give one action to repair it. Have the learner make that repair now and explain why. Then assess the relevant skill on a fresh, fully specified case.</w:t>
       </w:r>
     </w:p>
     <w:p>
-      <w:r>
-        <w:t>Provide a four-cell product ledger and move a paper window one position at a time. Use labelled coordinates rather than colour alone. Extension: compare a numerical implementation with an independent explicit four-term formula across rectangular inputs, and show how changing stride alters the sampled start positions.</w:t>
+      <w:pPr>
+        <w:spacing w:line="336" w:lineRule="auto" w:after="180"/>
+      </w:pPr>
+      <w:r>
+        <w:rPr>
+          <w:b w:val="0"/>
+        </w:rPr>
+        <w:t>Confirm it was not previously practised with feedback; solve and check the new case before assigning it. A follow-up design prompt is a starting brief, not automatically an equivalent test.</w:t>
       </w:r>
     </w:p>
     <w:p>
-      <w:r>
-        <w:t>Week 22 explores pooling and spatial information, including distinct inputs that share a pooled output.</w:t>
+      <w:pPr>
+        <w:pStyle w:val="Heading1"/>
+      </w:pPr>
+      <w:r>
+        <w:t>06. Connect the project, support and next lesson</w:t>
       </w:r>
     </w:p>
     <w:p>
       <w:r>
-        <w:t>Retain the project ledger and assess a changed case after support. Check the relevant prerequisite before carrying this component forward.</w:t>
+        <w:t>Connect Convolution as a local operation to Image-pattern Network Investigation, adapt support and plan a later changed-case check.</w:t>
       </w:r>
     </w:p>
     <w:p>
       <w:pPr>
-        <w:pStyle w:val="Heading3"/>
-      </w:pPr>
-      <w:r>
-        <w:t>Plan the delayed return</w:t>
+        <w:spacing w:line="336" w:lineRule="auto" w:after="180"/>
+      </w:pPr>
+      <w:r>
+        <w:rPr>
+          <w:b w:val="0"/>
+        </w:rPr>
+        <w:t xml:space="preserve">Add a labelled convolution as a local operation </w:t>
+      </w:r>
+      <w:r>
+        <w:rPr>
+          <w:b/>
+        </w:rPr>
+        <w:t>evidence</w:t>
+      </w:r>
+      <w:r>
+        <w:rPr>
+          <w:b w:val="0"/>
+        </w:rPr>
+        <w:t xml:space="preserve"> sheet to Image-pattern Network Investigation. Show how you can compute a local weighted sum at each valid image position.</w:t>
       </w:r>
     </w:p>
     <w:p>
-      <w:r>
-        <w:t>Suggested return points in this level: ai-5/22, ai-5/24, ai-5/27. Use actual classroom dates, adjusting for holidays and gaps. One, three and six teaching weeks are scheduling choices, not a claimed optimal spacing.</w:t>
+      <w:pPr>
+        <w:spacing w:line="336" w:lineRule="auto" w:after="180"/>
+      </w:pPr>
+      <w:r>
+        <w:rPr>
+          <w:b w:val="0"/>
+        </w:rPr>
+        <w:t xml:space="preserve">Use the supplied fictional case and keep its </w:t>
+      </w:r>
+      <w:r>
+        <w:rPr>
+          <w:b/>
+        </w:rPr>
+        <w:t>input</w:t>
+      </w:r>
+      <w:r>
+        <w:rPr>
+          <w:b w:val="0"/>
+        </w:rPr>
+        <w:t xml:space="preserve">s, intermediate steps, calculation or </w:t>
+      </w:r>
+      <w:r>
+        <w:rPr>
+          <w:b/>
+        </w:rPr>
+        <w:t>prediction</w:t>
+      </w:r>
+      <w:r>
+        <w:rPr>
+          <w:b w:val="0"/>
+        </w:rPr>
+        <w:t>, and limitation. Connect this record to last week’s record; a matching answer without a trace is insufficient.</w:t>
       </w:r>
     </w:p>
     <w:p>
-      <w:r>
-        <w:t>At a delayed check, ask for the idea from memory and a changed application. Compare with the earlier independent response and record support used. For a new level, revisit the previous capstone before checking the new prerequisites.</w:t>
+      <w:pPr>
+        <w:spacing w:line="336" w:lineRule="auto" w:after="180"/>
+      </w:pPr>
+      <w:r>
+        <w:rPr>
+          <w:b w:val="0"/>
+        </w:rPr>
+        <w:t>Provide a four-cell product ledger and move a paper window one position at a time. Use labelled coordinates rather than colour alone.</w:t>
+      </w:r>
+    </w:p>
+    <w:p>
+      <w:pPr>
+        <w:spacing w:line="336" w:lineRule="auto" w:after="180"/>
+      </w:pPr>
+      <w:r>
+        <w:rPr>
+          <w:b w:val="0"/>
+        </w:rPr>
+        <w:t xml:space="preserve">Extension: compare a numerical implementation with an independent explicit four-term formula across rectangular </w:t>
+      </w:r>
+      <w:r>
+        <w:rPr>
+          <w:b/>
+        </w:rPr>
+        <w:t>input</w:t>
+      </w:r>
+      <w:r>
+        <w:rPr>
+          <w:b w:val="0"/>
+        </w:rPr>
+        <w:t xml:space="preserve">s, and show how changing </w:t>
+      </w:r>
+      <w:r>
+        <w:rPr>
+          <w:b/>
+        </w:rPr>
+        <w:t>stride</w:t>
+      </w:r>
+      <w:r>
+        <w:rPr>
+          <w:b w:val="0"/>
+        </w:rPr>
+        <w:t xml:space="preserve"> alters the sampled start positions.</w:t>
+      </w:r>
+    </w:p>
+    <w:p>
+      <w:pPr>
+        <w:spacing w:line="336" w:lineRule="auto" w:after="180"/>
+      </w:pPr>
+      <w:r>
+        <w:rPr>
+          <w:b w:val="0"/>
+        </w:rPr>
+        <w:t xml:space="preserve">Week 22 explores pooling and spatial information, including distinct </w:t>
+      </w:r>
+      <w:r>
+        <w:rPr>
+          <w:b/>
+        </w:rPr>
+        <w:t>input</w:t>
+      </w:r>
+      <w:r>
+        <w:rPr>
+          <w:b w:val="0"/>
+        </w:rPr>
+        <w:t xml:space="preserve">s that share a pooled </w:t>
+      </w:r>
+      <w:r>
+        <w:rPr>
+          <w:b/>
+        </w:rPr>
+        <w:t>output</w:t>
+      </w:r>
+      <w:r>
+        <w:rPr>
+          <w:b w:val="0"/>
+        </w:rPr>
+        <w:t>.</w:t>
+      </w:r>
+    </w:p>
+    <w:p>
+      <w:pPr>
+        <w:spacing w:line="336" w:lineRule="auto" w:after="180"/>
+      </w:pPr>
+      <w:r>
+        <w:rPr>
+          <w:b w:val="0"/>
+        </w:rPr>
+        <w:t>Retain the project ledger and assess a changed case after support. Check the relevant prerequisite before carrying this component forward.</w:t>
+      </w:r>
+    </w:p>
+    <w:p>
+      <w:pPr>
+        <w:pStyle w:val="Heading3"/>
+      </w:pPr>
+      <w:r>
+        <w:t>Plan the delayed return</w:t>
+      </w:r>
+    </w:p>
+    <w:p>
+      <w:pPr>
+        <w:spacing w:line="336" w:lineRule="auto" w:after="180"/>
+      </w:pPr>
+      <w:r>
+        <w:rPr>
+          <w:b w:val="0"/>
+        </w:rPr>
+        <w:t>Suggested return points in this level: ai-5/22, ai-5/24, ai-5/27. Use actual classroom dates, adjusting for holidays and gaps. One, three and six teaching weeks are scheduling choices, not a claimed optimal spacing.</w:t>
+      </w:r>
+    </w:p>
+    <w:p>
+      <w:pPr>
+        <w:spacing w:line="336" w:lineRule="auto" w:after="180"/>
+      </w:pPr>
+      <w:r>
+        <w:rPr>
+          <w:b w:val="0"/>
+        </w:rPr>
+        <w:t>At a delayed check, ask for the idea from memory and a changed application. Compare with the earlier independent response and record support used.</w:t>
+      </w:r>
+    </w:p>
+    <w:p>
+      <w:pPr>
+        <w:spacing w:line="336" w:lineRule="auto" w:after="180"/>
+      </w:pPr>
+      <w:r>
+        <w:rPr>
+          <w:b w:val="0"/>
+        </w:rPr>
+        <w:t>For a new level, revisit the previous capstone before checking the new prerequisites.</w:t>
       </w:r>
     </w:p>
     <w:tbl>
@@ -2286,8 +4722,26 @@
       </w:tr>
     </w:tbl>
     <w:p>
-      <w:r>
-        <w:t>Use the evidence to choose reteaching or the next step. A completed page, confidence rating or attractive project does not by itself demonstrate understanding.</w:t>
+      <w:pPr>
+        <w:spacing w:line="336" w:lineRule="auto" w:after="180"/>
+      </w:pPr>
+      <w:r>
+        <w:rPr>
+          <w:b w:val="0"/>
+        </w:rPr>
+        <w:t xml:space="preserve">Use the </w:t>
+      </w:r>
+      <w:r>
+        <w:rPr>
+          <w:b/>
+        </w:rPr>
+        <w:t>evidence</w:t>
+      </w:r>
+      <w:r>
+        <w:rPr>
+          <w:b w:val="0"/>
+        </w:rPr>
+        <w:t xml:space="preserve"> to choose reteaching or the next step. A completed page, confidence rating or attractive project does not by itself demonstrate understanding.</w:t>
       </w:r>
     </w:p>
     <w:p>
@@ -2299,26 +4753,93 @@
       </w:r>
     </w:p>
     <w:p>
-      <w:r>
-        <w:t>For your Image-pattern Network Investigation, save the input, procedure, observed result and limitation of this check. Label this worked example as practice; use a different, previously unreviewed case when checking independent understanding.</w:t>
+      <w:pPr>
+        <w:spacing w:line="336" w:lineRule="auto" w:after="180"/>
+      </w:pPr>
+      <w:r>
+        <w:rPr>
+          <w:b w:val="0"/>
+        </w:rPr>
+        <w:t xml:space="preserve">For your Image-pattern Network Investigation, save the </w:t>
+      </w:r>
+      <w:r>
+        <w:rPr>
+          <w:b/>
+        </w:rPr>
+        <w:t>input</w:t>
+      </w:r>
+      <w:r>
+        <w:rPr>
+          <w:b w:val="0"/>
+        </w:rPr>
+        <w:t>, procedure, observed result and limitation of this check.</w:t>
       </w:r>
     </w:p>
     <w:p>
       <w:pPr>
-        <w:pStyle w:val="Heading1"/>
-      </w:pPr>
-      <w:r>
-        <w:t>07. Prepare, teach and assess</w:t>
+        <w:spacing w:line="336" w:lineRule="auto" w:after="180"/>
+      </w:pPr>
+      <w:r>
+        <w:rPr>
+          <w:b w:val="0"/>
+        </w:rPr>
+        <w:t>Label this worked example as practice; use a different, previously unreviewed case when checking independent understanding.</w:t>
       </w:r>
     </w:p>
     <w:p>
-      <w:r>
-        <w:t>Teaching target: Compute a local weighted sum at each valid image position</w:t>
+      <w:pPr>
+        <w:pStyle w:val="Heading1"/>
+      </w:pPr>
+      <w:r>
+        <w:t>07. Prepare, teach and assess</w:t>
       </w:r>
     </w:p>
     <w:p>
       <w:r>
-        <w:t>Prepare the labelled worked-case picture, the matching workbook, fictional input cards and a place for individual responses. Check a local Python 3 environment before class; have a paper-trace version ready.</w:t>
+        <w:t>Use this preparation summary alongside the detailed Convolution as a local operation lesson; it is a checklist rather than a replacement for the full sequence.</w:t>
+      </w:r>
+    </w:p>
+    <w:p>
+      <w:pPr>
+        <w:pStyle w:val="Heading3"/>
+      </w:pPr>
+      <w:r>
+        <w:t>Teaching target</w:t>
+      </w:r>
+    </w:p>
+    <w:p>
+      <w:pPr>
+        <w:spacing w:line="336" w:lineRule="auto" w:after="180"/>
+        <w:shd w:fill="EDF7F3"/>
+      </w:pPr>
+      <w:r>
+        <w:rPr>
+          <w:b w:val="0"/>
+        </w:rPr>
+        <w:t>Teaching target: Compute a local weighted sum at each valid image position</w:t>
+      </w:r>
+    </w:p>
+    <w:p>
+      <w:pPr>
+        <w:spacing w:line="336" w:lineRule="auto" w:after="180"/>
+      </w:pPr>
+      <w:r>
+        <w:rPr>
+          <w:b w:val="0"/>
+        </w:rPr>
+        <w:t xml:space="preserve">Prepare the labelled worked-case picture, the matching workbook, fictional </w:t>
+      </w:r>
+      <w:r>
+        <w:rPr>
+          <w:b/>
+        </w:rPr>
+        <w:t>input</w:t>
+      </w:r>
+      <w:r>
+        <w:rPr>
+          <w:b w:val="0"/>
+        </w:rPr>
+        <w:t xml:space="preserve"> cards and a place for individual responses. Check a local Python 3 environment before class; have a paper-trace version ready.</w:t>
       </w:r>
     </w:p>
     <w:tbl>
@@ -2465,37 +4986,256 @@
       </w:tr>
     </w:tbl>
     <w:p>
-      <w:r>
-        <w:t>Before class, solve the supported practice: How many shared kernel weights does the lesson use? How many products are computed over all four valid windows? What changes if one shared bias is added?</w:t>
+      <w:pPr>
+        <w:spacing w:line="336" w:lineRule="auto" w:after="180"/>
+        <w:shd w:fill="F5F1FB"/>
+      </w:pPr>
+      <w:r>
+        <w:rPr>
+          <w:b w:val="0"/>
+        </w:rPr>
+        <w:t xml:space="preserve">Before class, solve the supported practice: How many shared </w:t>
+      </w:r>
+      <w:r>
+        <w:rPr>
+          <w:b/>
+        </w:rPr>
+        <w:t>kernel</w:t>
+      </w:r>
+      <w:r>
+        <w:rPr>
+          <w:b w:val="0"/>
+        </w:rPr>
+        <w:t xml:space="preserve"> weights does the lesson use? How many products are computed over all four valid windows? What changes if one shared bias is added?</w:t>
       </w:r>
     </w:p>
     <w:p>
-      <w:r>
-        <w:t>Reasoned practice answer: Teacher explanation: There are four shared weights and sixteen products across four windows. One shared bias raises the parameter count to five and adds the same bias once to each output.</w:t>
+      <w:pPr>
+        <w:pStyle w:val="Heading3"/>
+      </w:pPr>
+      <w:r>
+        <w:t>Supported practice answer</w:t>
       </w:r>
     </w:p>
     <w:p>
-      <w:r>
-        <w:t>Check every learner before discussion: Use the worked case for Convolution as a local operation. Proposed explanation: “Each window has its own set of learned weights”. Decide whether this explanation is supported. Point to the step or supplied fact that decides; explain your repair if needed.</w:t>
+      <w:pPr>
+        <w:spacing w:line="336" w:lineRule="auto" w:after="180"/>
+        <w:shd w:fill="F1F6FC"/>
+      </w:pPr>
+      <w:r>
+        <w:rPr>
+          <w:b w:val="0"/>
+        </w:rPr>
+        <w:t xml:space="preserve">Reasoned practice answer: Teacher explanation: There are four shared weights and sixteen products across four windows. One shared bias raises the parameter count to five and adds the same bias once to each </w:t>
+      </w:r>
+      <w:r>
+        <w:rPr>
+          <w:b/>
+        </w:rPr>
+        <w:t>output</w:t>
+      </w:r>
+      <w:r>
+        <w:rPr>
+          <w:b w:val="0"/>
+        </w:rPr>
+        <w:t>.</w:t>
       </w:r>
     </w:p>
     <w:p>
-      <w:r>
-        <w:t>Misconception repair: The same kernel parameters are reused at every position for this output map.</w:t>
+      <w:pPr>
+        <w:spacing w:line="336" w:lineRule="auto" w:after="180"/>
+      </w:pPr>
+      <w:r>
+        <w:rPr>
+          <w:b w:val="0"/>
+        </w:rPr>
+        <w:t>Check every learner before discussion: Use the worked case for Convolution as a local operation. Proposed explanation: “Each window has its own set of learned weights”. Decide whether this explanation is supported.</w:t>
       </w:r>
     </w:p>
     <w:p>
-      <w:r>
-        <w:t>Support: read the exact case aloud, enlarge the labelled picture, supply input cards and model only the first deciding step. Accept a spoken explanation or drawing; retain the reasoning goal.</w:t>
+      <w:pPr>
+        <w:spacing w:line="336" w:lineRule="auto" w:after="180"/>
+      </w:pPr>
+      <w:r>
+        <w:rPr>
+          <w:b w:val="0"/>
+        </w:rPr>
+        <w:t>Point to the step or supplied fact that decides; explain your repair if needed.</w:t>
       </w:r>
     </w:p>
     <w:p>
-      <w:r>
-        <w:t>Extension: Add shared bias2 after each patch sum. Require a prediction and a reason before comparing. Expected result: Feature map becomes [[-2,-2]]. Reason: Bias adds2 to each output; it does not change patch products or output shape.</w:t>
+      <w:pPr>
+        <w:pStyle w:val="Heading3"/>
+      </w:pPr>
+      <w:r>
+        <w:t>Repair the misconception</w:t>
       </w:r>
     </w:p>
     <w:p>
-      <w:r>
+      <w:pPr>
+        <w:spacing w:line="336" w:lineRule="auto" w:after="180"/>
+        <w:shd w:fill="FFF5E6"/>
+      </w:pPr>
+      <w:r>
+        <w:rPr>
+          <w:b w:val="0"/>
+        </w:rPr>
+        <w:t xml:space="preserve">Misconception repair: The same </w:t>
+      </w:r>
+      <w:r>
+        <w:rPr>
+          <w:b/>
+        </w:rPr>
+        <w:t>kernel</w:t>
+      </w:r>
+      <w:r>
+        <w:rPr>
+          <w:b w:val="0"/>
+        </w:rPr>
+        <w:t xml:space="preserve"> parameters are reused at every position for this </w:t>
+      </w:r>
+      <w:r>
+        <w:rPr>
+          <w:b/>
+        </w:rPr>
+        <w:t>output</w:t>
+      </w:r>
+      <w:r>
+        <w:rPr>
+          <w:b w:val="0"/>
+        </w:rPr>
+        <w:t xml:space="preserve"> map.</w:t>
+      </w:r>
+    </w:p>
+    <w:p>
+      <w:pPr>
+        <w:pStyle w:val="Heading3"/>
+      </w:pPr>
+      <w:r>
+        <w:t>Support without giving away the answer</w:t>
+      </w:r>
+    </w:p>
+    <w:p>
+      <w:pPr>
+        <w:spacing w:line="336" w:lineRule="auto" w:after="180"/>
+        <w:shd w:fill="F1F6F8"/>
+      </w:pPr>
+      <w:r>
+        <w:rPr>
+          <w:b w:val="0"/>
+        </w:rPr>
+        <w:t xml:space="preserve">Support: read the exact case aloud, enlarge the labelled picture, supply </w:t>
+      </w:r>
+      <w:r>
+        <w:rPr>
+          <w:b/>
+        </w:rPr>
+        <w:t>input</w:t>
+      </w:r>
+      <w:r>
+        <w:rPr>
+          <w:b w:val="0"/>
+        </w:rPr>
+        <w:t xml:space="preserve"> cards and model only the first deciding step. Accept a spoken explanation or drawing; retain the reasoning goal.</w:t>
+      </w:r>
+    </w:p>
+    <w:p>
+      <w:pPr>
+        <w:pStyle w:val="Heading3"/>
+      </w:pPr>
+      <w:r>
+        <w:t>Extend the reasoning</w:t>
+      </w:r>
+    </w:p>
+    <w:p>
+      <w:pPr>
+        <w:spacing w:line="336" w:lineRule="auto" w:after="180"/>
+        <w:shd w:fill="F5F1FB"/>
+      </w:pPr>
+      <w:r>
+        <w:rPr>
+          <w:b w:val="0"/>
+        </w:rPr>
+        <w:t xml:space="preserve">Extension: Add shared bias2 after each patch sum. Require a </w:t>
+      </w:r>
+      <w:r>
+        <w:rPr>
+          <w:b/>
+        </w:rPr>
+        <w:t>prediction</w:t>
+      </w:r>
+      <w:r>
+        <w:rPr>
+          <w:b w:val="0"/>
+        </w:rPr>
+        <w:t xml:space="preserve"> and a reason before comparing. Expected result: </w:t>
+      </w:r>
+      <w:r>
+        <w:rPr>
+          <w:b/>
+        </w:rPr>
+        <w:t>Feature map</w:t>
+      </w:r>
+      <w:r>
+        <w:rPr>
+          <w:b w:val="0"/>
+        </w:rPr>
+        <w:t xml:space="preserve"> becomes [[-2,-2]].</w:t>
+      </w:r>
+    </w:p>
+    <w:p>
+      <w:pPr>
+        <w:spacing w:line="336" w:lineRule="auto" w:after="180"/>
+        <w:shd w:fill="F5F1FB"/>
+      </w:pPr>
+      <w:r>
+        <w:rPr>
+          <w:b w:val="0"/>
+        </w:rPr>
+        <w:t xml:space="preserve">Reason: Bias adds2 to each </w:t>
+      </w:r>
+      <w:r>
+        <w:rPr>
+          <w:b/>
+        </w:rPr>
+        <w:t>output</w:t>
+      </w:r>
+      <w:r>
+        <w:rPr>
+          <w:b w:val="0"/>
+        </w:rPr>
+        <w:t xml:space="preserve">; it does not change patch products or </w:t>
+      </w:r>
+      <w:r>
+        <w:rPr>
+          <w:b/>
+        </w:rPr>
+        <w:t>output</w:t>
+      </w:r>
+      <w:r>
+        <w:rPr>
+          <w:b w:val="0"/>
+        </w:rPr>
+        <w:t xml:space="preserve"> shape.</w:t>
+      </w:r>
+    </w:p>
+    <w:p>
+      <w:pPr>
+        <w:pStyle w:val="Heading3"/>
+      </w:pPr>
+      <w:r>
+        <w:t>Protect the independent attempt</w:t>
+      </w:r>
+    </w:p>
+    <w:p>
+      <w:pPr>
+        <w:spacing w:line="336" w:lineRule="auto" w:after="180"/>
+        <w:shd w:fill="FFF5E6"/>
+      </w:pPr>
+      <w:r>
+        <w:rPr>
+          <w:b w:val="0"/>
+        </w:rPr>
         <w:t>Independent assessment: withhold the reserved answer until the learner has attempted the new case. Record support separately from correctness.</w:t>
       </w:r>
     </w:p>
@@ -2684,46 +5424,1230 @@
       </w:tr>
     </w:tbl>
     <w:p>
-      <w:r>
-        <w:t>Project checkpoint: Evaluate and revise. Compare with your starting method, explain errors and record a justified revision.</w:t>
+      <w:pPr>
+        <w:pStyle w:val="Heading3"/>
+      </w:pPr>
+      <w:r>
+        <w:t>Project checkpoint</w:t>
       </w:r>
     </w:p>
     <w:p>
-      <w:r>
-        <w:t>Use the weekly teacher answer for topic-specific reasoning. A saved progress tick is an activity record; judge mastery from the learner’s explanation and evidence.</w:t>
+      <w:pPr>
+        <w:spacing w:line="336" w:lineRule="auto" w:after="180"/>
+        <w:shd w:fill="EDF7F3"/>
+      </w:pPr>
+      <w:r>
+        <w:rPr>
+          <w:b w:val="0"/>
+        </w:rPr>
+        <w:t>Project checkpoint: Evaluate and revise. Compare with your starting method, explain errors and record a justified revision.</w:t>
       </w:r>
     </w:p>
     <w:p>
       <w:pPr>
-        <w:pStyle w:val="Heading1"/>
-      </w:pPr>
-      <w:r>
-        <w:t>08. Use feedback, labs and repair paths</w:t>
+        <w:spacing w:line="336" w:lineRule="auto" w:after="180"/>
+      </w:pPr>
+      <w:r>
+        <w:rPr>
+          <w:b w:val="0"/>
+        </w:rPr>
+        <w:t xml:space="preserve">Use the weekly teacher answer for topic-specific reasoning. A saved progress tick is an activity record; judge mastery from the learner’s explanation and </w:t>
+      </w:r>
+      <w:r>
+        <w:rPr>
+          <w:b/>
+        </w:rPr>
+        <w:t>evidence</w:t>
+      </w:r>
+      <w:r>
+        <w:rPr>
+          <w:b w:val="0"/>
+        </w:rPr>
+        <w:t>.</w:t>
       </w:r>
     </w:p>
     <w:p>
-      <w:r>
-        <w:t>Use the two formative questions as supported practice, not as independent mastery scores. Discuss the deciding evidence rather than accepting a guessed selection.</w:t>
+      <w:pPr>
+        <w:pStyle w:val="Heading1"/>
+      </w:pPr>
+      <w:r>
+        <w:t>08. Use feedback, labs and repair paths</w:t>
       </w:r>
     </w:p>
     <w:p>
       <w:r>
-        <w:t>The feedback comes from the reviewed public worked case. Do not reveal the separately reserved independent teacher answer until the learner has attempted that case.</w:t>
+        <w:t>Use feedback, earlier review and portfolios purposefully. Apply the coding routine only when this lesson has an executable lab.</w:t>
       </w:r>
     </w:p>
     <w:p>
-      <w:r>
-        <w:t>Ask students to predict before running code. Preserve errors and actual outputs; collect a changed test and an explanation. The branch-boundary and indexing lessons deliberately include failure cases.</w:t>
+      <w:pPr>
+        <w:spacing w:line="336" w:lineRule="auto" w:after="180"/>
+      </w:pPr>
+      <w:r>
+        <w:rPr>
+          <w:b w:val="0"/>
+        </w:rPr>
+        <w:t xml:space="preserve">Use the two formative questions as supported practice, not as independent mastery scores. Discuss the deciding </w:t>
+      </w:r>
+      <w:r>
+        <w:rPr>
+          <w:b/>
+        </w:rPr>
+        <w:t>evidence</w:t>
+      </w:r>
+      <w:r>
+        <w:rPr>
+          <w:b w:val="0"/>
+        </w:rPr>
+        <w:t xml:space="preserve"> rather than accepting a guessed selection.</w:t>
       </w:r>
     </w:p>
     <w:p>
-      <w:r>
-        <w:t>Use the earlier worked-explanation links to address a specific missing building block, then return to the current question. Adapt this suggestion after observing the learner; it is not an automatic diagnosis.</w:t>
+      <w:pPr>
+        <w:spacing w:line="336" w:lineRule="auto" w:after="180"/>
+      </w:pPr>
+      <w:r>
+        <w:rPr>
+          <w:b w:val="0"/>
+        </w:rPr>
+        <w:t>The feedback comes from the reviewed public worked case. Do not reveal the separately reserved independent teacher answer until the learner has attempted that case.</w:t>
       </w:r>
     </w:p>
     <w:p>
-      <w:r>
-        <w:t>Collect the completed-work portfolio as evidence. Record support separately from correctness, and assess explanation, trace/test and limitations. Progress ticks and quiz selections alone do not establish mastery.</w:t>
+      <w:pPr>
+        <w:spacing w:line="336" w:lineRule="auto" w:after="180"/>
+      </w:pPr>
+      <w:r>
+        <w:rPr>
+          <w:b w:val="0"/>
+        </w:rPr>
+        <w:t xml:space="preserve">Ask students to predict before running code. Preserve errors and actual </w:t>
+      </w:r>
+      <w:r>
+        <w:rPr>
+          <w:b/>
+        </w:rPr>
+        <w:t>output</w:t>
+      </w:r>
+      <w:r>
+        <w:rPr>
+          <w:b w:val="0"/>
+        </w:rPr>
+        <w:t>s; collect a changed test and an explanation. The branch-boundary and indexing lessons deliberately include failure cases.</w:t>
+      </w:r>
+    </w:p>
+    <w:p>
+      <w:pPr>
+        <w:spacing w:line="336" w:lineRule="auto" w:after="180"/>
+      </w:pPr>
+      <w:r>
+        <w:rPr>
+          <w:b w:val="0"/>
+        </w:rPr>
+        <w:t>Use the earlier worked-explanation links to address a specific missing building block, then return to the current question. Adapt this suggestion after observing the learner; it is not an automatic diagnosis.</w:t>
+      </w:r>
+    </w:p>
+    <w:p>
+      <w:pPr>
+        <w:spacing w:line="336" w:lineRule="auto" w:after="180"/>
+      </w:pPr>
+      <w:r>
+        <w:rPr>
+          <w:b w:val="0"/>
+        </w:rPr>
+        <w:t xml:space="preserve">Collect the completed-work portfolio as </w:t>
+      </w:r>
+      <w:r>
+        <w:rPr>
+          <w:b/>
+        </w:rPr>
+        <w:t>evidence</w:t>
+      </w:r>
+      <w:r>
+        <w:rPr>
+          <w:b w:val="0"/>
+        </w:rPr>
+        <w:t>. Record support separately from correctness, and assess explanation, trace/test and limitations. Progress ticks and quiz selections alone do not establish mastery.</w:t>
+      </w:r>
+    </w:p>
+    <w:p>
+      <w:pPr>
+        <w:pStyle w:val="Heading1"/>
+      </w:pPr>
+      <w:r>
+        <w:t>09. Visual concept journey</w:t>
+      </w:r>
+    </w:p>
+    <w:p>
+      <w:r>
+        <w:t>Show one Convolution as a local operation graphic at a time, request a prediction and discuss its trace before the independent assessment.</w:t>
+      </w:r>
+    </w:p>
+    <w:p>
+      <w:pPr>
+        <w:spacing w:line="336" w:lineRule="auto" w:after="180"/>
+      </w:pPr>
+      <w:r>
+        <w:rPr>
+          <w:b w:val="0"/>
+        </w:rPr>
+        <w:t xml:space="preserve">Use one picture at a time. Hide a worked result before asking for a </w:t>
+      </w:r>
+      <w:r>
+        <w:rPr>
+          <w:b/>
+        </w:rPr>
+        <w:t>prediction</w:t>
+      </w:r>
+      <w:r>
+        <w:rPr>
+          <w:b w:val="0"/>
+        </w:rPr>
+        <w:t>, then reveal it for feedback. These are supported teaching cases; retain the separate independent assessment for a fresh first attempt.</w:t>
+      </w:r>
+    </w:p>
+    <w:p>
+      <w:pPr>
+        <w:pStyle w:val="Heading3"/>
+      </w:pPr>
+      <w:r>
+        <w:t>01. Convolution as a local operation: the case</w:t>
+      </w:r>
+    </w:p>
+    <w:p>
+      <w:r>
+        <w:drawing>
+          <wp:inline xmlns:a="http://schemas.openxmlformats.org/drawingml/2006/main" xmlns:pic="http://schemas.openxmlformats.org/drawingml/2006/picture">
+            <wp:extent cx="5486400" cy="3142488"/>
+            <wp:docPr id="3" name="Picture 3" descr="Draw the exact patch-by-patch arithmetic of a local image operation. Supplied facts: Image rows [1, 2, 3],[4, 5, 6]; kernel rows [1, 0],[0,-1]. Use unflipped kernel, no padding, stride1, bias0. All inputs and outcomes in this worked example are invented classroom data; no real model run is claimed."/>
+            <wp:cNvGraphicFramePr>
+              <a:graphicFrameLocks noChangeAspect="1"/>
+            </wp:cNvGraphicFramePr>
+            <a:graphic>
+              <a:graphicData uri="http://schemas.openxmlformats.org/drawingml/2006/picture">
+                <pic:pic>
+                  <pic:nvPicPr>
+                    <pic:cNvPr id="0" name="academy-story-ai-5-21-01.png"/>
+                    <pic:cNvPicPr/>
+                  </pic:nvPicPr>
+                  <pic:blipFill>
+                    <a:blip r:embed="rId11"/>
+                    <a:stretch>
+                      <a:fillRect/>
+                    </a:stretch>
+                  </pic:blipFill>
+                  <pic:spPr>
+                    <a:xfrm>
+                      <a:off x="0" y="0"/>
+                      <a:ext cx="5486400" cy="3142488"/>
+                    </a:xfrm>
+                    <a:prstGeom prst="rect"/>
+                  </pic:spPr>
+                </pic:pic>
+              </a:graphicData>
+            </a:graphic>
+          </wp:inline>
+        </w:drawing>
+      </w:r>
+    </w:p>
+    <w:p>
+      <w:pPr>
+        <w:spacing w:line="336" w:lineRule="auto" w:after="180"/>
+      </w:pPr>
+      <w:r>
+        <w:rPr>
+          <w:b w:val="0"/>
+        </w:rPr>
+        <w:t xml:space="preserve">Draw the exact patch-by-patch arithmetic of a local image operation. Supplied facts: Image rows [1, 2, 3],[4, 5, 6]; </w:t>
+      </w:r>
+      <w:r>
+        <w:rPr>
+          <w:b/>
+        </w:rPr>
+        <w:t>kernel</w:t>
+      </w:r>
+      <w:r>
+        <w:rPr>
+          <w:b w:val="0"/>
+        </w:rPr>
+        <w:t xml:space="preserve"> rows [1, 0],[0,-1]. Use unflipped </w:t>
+      </w:r>
+      <w:r>
+        <w:rPr>
+          <w:b/>
+        </w:rPr>
+        <w:t>kernel</w:t>
+      </w:r>
+      <w:r>
+        <w:rPr>
+          <w:b w:val="0"/>
+        </w:rPr>
+        <w:t xml:space="preserve">, no </w:t>
+      </w:r>
+      <w:r>
+        <w:rPr>
+          <w:b/>
+        </w:rPr>
+        <w:t>padding</w:t>
+      </w:r>
+      <w:r>
+        <w:rPr>
+          <w:b w:val="0"/>
+        </w:rPr>
+        <w:t xml:space="preserve">, </w:t>
+      </w:r>
+      <w:r>
+        <w:rPr>
+          <w:b/>
+        </w:rPr>
+        <w:t>stride</w:t>
+      </w:r>
+      <w:r>
+        <w:rPr>
+          <w:b w:val="0"/>
+        </w:rPr>
+        <w:t>1, bias0.</w:t>
+      </w:r>
+    </w:p>
+    <w:p>
+      <w:pPr>
+        <w:spacing w:line="336" w:lineRule="auto" w:after="180"/>
+      </w:pPr>
+      <w:r>
+        <w:rPr>
+          <w:b w:val="0"/>
+        </w:rPr>
+        <w:t xml:space="preserve">All </w:t>
+      </w:r>
+      <w:r>
+        <w:rPr>
+          <w:b/>
+        </w:rPr>
+        <w:t>input</w:t>
+      </w:r>
+      <w:r>
+        <w:rPr>
+          <w:b w:val="0"/>
+        </w:rPr>
+        <w:t>s and outcomes in this worked example are invented classroom data; no real model run is claimed.</w:t>
+      </w:r>
+    </w:p>
+    <w:p>
+      <w:pPr>
+        <w:spacing w:line="336" w:lineRule="auto" w:after="180"/>
+        <w:shd w:fill="F5F1FB"/>
+      </w:pPr>
+      <w:r>
+        <w:rPr>
+          <w:b w:val="0"/>
+        </w:rPr>
+        <w:t>Point to the given fact that matters most. Explain why it matters.</w:t>
+      </w:r>
+    </w:p>
+    <w:p>
+      <w:pPr>
+        <w:pStyle w:val="Heading3"/>
+      </w:pPr>
+      <w:r>
+        <w:t>Discuss while showing the picture</w:t>
+      </w:r>
+    </w:p>
+    <w:p>
+      <w:pPr>
+        <w:spacing w:line="336" w:lineRule="auto" w:after="180"/>
+        <w:shd w:fill="F1F6F8"/>
+      </w:pPr>
+      <w:r>
+        <w:rPr>
+          <w:b w:val="0"/>
+        </w:rPr>
+        <w:t>Teacher prompt: Point to the given fact that matters most. Explain why it matters. Ask learners to describe one label or arrow in ordinary words. Use the adjacent transcript if the image is difficult to see.</w:t>
+      </w:r>
+    </w:p>
+    <w:p>
+      <w:pPr>
+        <w:pStyle w:val="Heading3"/>
+      </w:pPr>
+      <w:r>
+        <w:t>02. Follow the deciding steps</w:t>
+      </w:r>
+    </w:p>
+    <w:p>
+      <w:r>
+        <w:drawing>
+          <wp:inline xmlns:a="http://schemas.openxmlformats.org/drawingml/2006/main" xmlns:pic="http://schemas.openxmlformats.org/drawingml/2006/picture">
+            <wp:extent cx="5486400" cy="3182112"/>
+            <wp:docPr id="4" name="Picture 4" descr="First patch: 1×1+2×0+4×0+5×(-1)=-4. → Second patch: 2×1+3×0+5×0+6×(-1)=-4. → Feature map: Output shape1×2 and map [[-4,-4]]; the same kernel is reused at each position."/>
+            <wp:cNvGraphicFramePr>
+              <a:graphicFrameLocks noChangeAspect="1"/>
+            </wp:cNvGraphicFramePr>
+            <a:graphic>
+              <a:graphicData uri="http://schemas.openxmlformats.org/drawingml/2006/picture">
+                <pic:pic>
+                  <pic:nvPicPr>
+                    <pic:cNvPr id="0" name="academy-story-ai-5-21-02.png"/>
+                    <pic:cNvPicPr/>
+                  </pic:nvPicPr>
+                  <pic:blipFill>
+                    <a:blip r:embed="rId12"/>
+                    <a:stretch>
+                      <a:fillRect/>
+                    </a:stretch>
+                  </pic:blipFill>
+                  <pic:spPr>
+                    <a:xfrm>
+                      <a:off x="0" y="0"/>
+                      <a:ext cx="5486400" cy="3182112"/>
+                    </a:xfrm>
+                    <a:prstGeom prst="rect"/>
+                  </pic:spPr>
+                </pic:pic>
+              </a:graphicData>
+            </a:graphic>
+          </wp:inline>
+        </w:drawing>
+      </w:r>
+    </w:p>
+    <w:p>
+      <w:pPr>
+        <w:spacing w:line="336" w:lineRule="auto" w:after="180"/>
+      </w:pPr>
+      <w:r>
+        <w:rPr>
+          <w:b w:val="0"/>
+        </w:rPr>
+        <w:t xml:space="preserve">First patch: 1×1+2×0+4×0+5×(-1)=-4. → Second patch: 2×1+3×0+5×0+6×(-1)=-4. → </w:t>
+      </w:r>
+      <w:r>
+        <w:rPr>
+          <w:b/>
+        </w:rPr>
+        <w:t>Feature map</w:t>
+      </w:r>
+      <w:r>
+        <w:rPr>
+          <w:b w:val="0"/>
+        </w:rPr>
+        <w:t xml:space="preserve">: </w:t>
+      </w:r>
+      <w:r>
+        <w:rPr>
+          <w:b/>
+        </w:rPr>
+        <w:t>Output</w:t>
+      </w:r>
+      <w:r>
+        <w:rPr>
+          <w:b w:val="0"/>
+        </w:rPr>
+        <w:t xml:space="preserve"> shape1×2 and map [[-4,-4]]; the same </w:t>
+      </w:r>
+      <w:r>
+        <w:rPr>
+          <w:b/>
+        </w:rPr>
+        <w:t>kernel</w:t>
+      </w:r>
+      <w:r>
+        <w:rPr>
+          <w:b w:val="0"/>
+        </w:rPr>
+        <w:t xml:space="preserve"> is reused at each position.</w:t>
+      </w:r>
+    </w:p>
+    <w:p>
+      <w:pPr>
+        <w:spacing w:line="336" w:lineRule="auto" w:after="180"/>
+        <w:shd w:fill="F5F1FB"/>
+      </w:pPr>
+      <w:r>
+        <w:rPr>
+          <w:b w:val="0"/>
+        </w:rPr>
+        <w:t xml:space="preserve">Point to each numbered stage and explain which recorded </w:t>
+      </w:r>
+      <w:r>
+        <w:rPr>
+          <w:b/>
+        </w:rPr>
+        <w:t>input</w:t>
+      </w:r>
+      <w:r>
+        <w:rPr>
+          <w:b w:val="0"/>
+        </w:rPr>
+        <w:t xml:space="preserve"> it uses.</w:t>
+      </w:r>
+    </w:p>
+    <w:p>
+      <w:pPr>
+        <w:pStyle w:val="Heading3"/>
+      </w:pPr>
+      <w:r>
+        <w:t>Discuss while showing the picture</w:t>
+      </w:r>
+    </w:p>
+    <w:p>
+      <w:pPr>
+        <w:spacing w:line="336" w:lineRule="auto" w:after="180"/>
+        <w:shd w:fill="F1F6F8"/>
+      </w:pPr>
+      <w:r>
+        <w:rPr>
+          <w:b w:val="0"/>
+        </w:rPr>
+        <w:t xml:space="preserve">Teacher prompt: Point to each numbered stage and explain which recorded </w:t>
+      </w:r>
+      <w:r>
+        <w:rPr>
+          <w:b/>
+        </w:rPr>
+        <w:t>input</w:t>
+      </w:r>
+      <w:r>
+        <w:rPr>
+          <w:b w:val="0"/>
+        </w:rPr>
+        <w:t xml:space="preserve"> it uses. Ask learners to describe one label or arrow in ordinary words. Use the adjacent transcript if the image is difficult to see.</w:t>
+      </w:r>
+    </w:p>
+    <w:p>
+      <w:pPr>
+        <w:pStyle w:val="Heading3"/>
+      </w:pPr>
+      <w:r>
+        <w:t>03. Image used by both local kernel windows</w:t>
+      </w:r>
+    </w:p>
+    <w:p>
+      <w:r>
+        <w:drawing>
+          <wp:inline xmlns:a="http://schemas.openxmlformats.org/drawingml/2006/main" xmlns:pic="http://schemas.openxmlformats.org/drawingml/2006/picture">
+            <wp:extent cx="5486400" cy="3096768"/>
+            <wp:docPr id="5" name="Picture 5" descr="Image used by both local kernel windows. row0: col0 = 1, col1 = 2, col2 = 3. row1: col0 = 4, col1 = 5, col2 = 6."/>
+            <wp:cNvGraphicFramePr>
+              <a:graphicFrameLocks noChangeAspect="1"/>
+            </wp:cNvGraphicFramePr>
+            <a:graphic>
+              <a:graphicData uri="http://schemas.openxmlformats.org/drawingml/2006/picture">
+                <pic:pic>
+                  <pic:nvPicPr>
+                    <pic:cNvPr id="0" name="academy-story-ai-5-21-03.png"/>
+                    <pic:cNvPicPr/>
+                  </pic:nvPicPr>
+                  <pic:blipFill>
+                    <a:blip r:embed="rId13"/>
+                    <a:stretch>
+                      <a:fillRect/>
+                    </a:stretch>
+                  </pic:blipFill>
+                  <pic:spPr>
+                    <a:xfrm>
+                      <a:off x="0" y="0"/>
+                      <a:ext cx="5486400" cy="3096768"/>
+                    </a:xfrm>
+                    <a:prstGeom prst="rect"/>
+                  </pic:spPr>
+                </pic:pic>
+              </a:graphicData>
+            </a:graphic>
+          </wp:inline>
+        </w:drawing>
+      </w:r>
+    </w:p>
+    <w:p>
+      <w:pPr>
+        <w:spacing w:line="336" w:lineRule="auto" w:after="180"/>
+      </w:pPr>
+      <w:r>
+        <w:rPr>
+          <w:b w:val="0"/>
+        </w:rPr>
+        <w:t xml:space="preserve">Image used by both local </w:t>
+      </w:r>
+      <w:r>
+        <w:rPr>
+          <w:b/>
+        </w:rPr>
+        <w:t>kernel</w:t>
+      </w:r>
+      <w:r>
+        <w:rPr>
+          <w:b w:val="0"/>
+        </w:rPr>
+        <w:t xml:space="preserve"> windows. row0: col0 = 1, col1 = 2, col2 = 3. row1: col0 = 4, col1 = 5, col2 = 6.</w:t>
+      </w:r>
+    </w:p>
+    <w:p>
+      <w:pPr>
+        <w:spacing w:line="336" w:lineRule="auto" w:after="180"/>
+        <w:shd w:fill="F5F1FB"/>
+      </w:pPr>
+      <w:r>
+        <w:rPr>
+          <w:b w:val="0"/>
+        </w:rPr>
+        <w:t>Read the labels and values. Explain the relationship the model shows.</w:t>
+      </w:r>
+    </w:p>
+    <w:p>
+      <w:pPr>
+        <w:pStyle w:val="Heading3"/>
+      </w:pPr>
+      <w:r>
+        <w:t>Discuss while showing the picture</w:t>
+      </w:r>
+    </w:p>
+    <w:p>
+      <w:pPr>
+        <w:spacing w:line="336" w:lineRule="auto" w:after="180"/>
+        <w:shd w:fill="F1F6F8"/>
+      </w:pPr>
+      <w:r>
+        <w:rPr>
+          <w:b w:val="0"/>
+        </w:rPr>
+        <w:t>Teacher prompt: Read the labels and values. Explain the relationship the model shows. Ask learners to describe one label or arrow in ordinary words. Use the adjacent transcript if the image is difficult to see.</w:t>
+      </w:r>
+    </w:p>
+    <w:p>
+      <w:pPr>
+        <w:spacing w:line="336" w:lineRule="auto" w:after="180"/>
+        <w:shd w:fill="F1F6F8"/>
+      </w:pPr>
+      <w:r>
+        <w:rPr>
+          <w:b w:val="0"/>
+        </w:rPr>
+        <w:t>Check row/column meanings, units and denominators before discussing a difference. Supplied toy values are not real class or model results.</w:t>
+      </w:r>
+    </w:p>
+    <w:p>
+      <w:pPr>
+        <w:pStyle w:val="Heading3"/>
+      </w:pPr>
+      <w:r>
+        <w:t>04. Change one thing. Trace what follows.</w:t>
+      </w:r>
+    </w:p>
+    <w:p>
+      <w:r>
+        <w:drawing>
+          <wp:inline xmlns:a="http://schemas.openxmlformats.org/drawingml/2006/main" xmlns:pic="http://schemas.openxmlformats.org/drawingml/2006/picture">
+            <wp:extent cx="5486400" cy="3026664"/>
+            <wp:docPr id="6" name="Picture 6" descr="Original case: Output shape1×2 and map [[-4,-4]]; the same kernel is reused at each position. Changed condition: Add shared bias2 after each patch sum. Expected result: Feature map becomes [[-2,-2]]. Reason: Bias adds2 to each output; it does not change patch products or output shape."/>
+            <wp:cNvGraphicFramePr>
+              <a:graphicFrameLocks noChangeAspect="1"/>
+            </wp:cNvGraphicFramePr>
+            <a:graphic>
+              <a:graphicData uri="http://schemas.openxmlformats.org/drawingml/2006/picture">
+                <pic:pic>
+                  <pic:nvPicPr>
+                    <pic:cNvPr id="0" name="academy-story-ai-5-21-04.png"/>
+                    <pic:cNvPicPr/>
+                  </pic:nvPicPr>
+                  <pic:blipFill>
+                    <a:blip r:embed="rId14"/>
+                    <a:stretch>
+                      <a:fillRect/>
+                    </a:stretch>
+                  </pic:blipFill>
+                  <pic:spPr>
+                    <a:xfrm>
+                      <a:off x="0" y="0"/>
+                      <a:ext cx="5486400" cy="3026664"/>
+                    </a:xfrm>
+                    <a:prstGeom prst="rect"/>
+                  </pic:spPr>
+                </pic:pic>
+              </a:graphicData>
+            </a:graphic>
+          </wp:inline>
+        </w:drawing>
+      </w:r>
+    </w:p>
+    <w:p>
+      <w:pPr>
+        <w:spacing w:line="336" w:lineRule="auto" w:after="180"/>
+      </w:pPr>
+      <w:r>
+        <w:rPr>
+          <w:b w:val="0"/>
+        </w:rPr>
+        <w:t xml:space="preserve">Original case: </w:t>
+      </w:r>
+      <w:r>
+        <w:rPr>
+          <w:b/>
+        </w:rPr>
+        <w:t>Output</w:t>
+      </w:r>
+      <w:r>
+        <w:rPr>
+          <w:b w:val="0"/>
+        </w:rPr>
+        <w:t xml:space="preserve"> shape1×2 and map [[-4,-4]]; the same </w:t>
+      </w:r>
+      <w:r>
+        <w:rPr>
+          <w:b/>
+        </w:rPr>
+        <w:t>kernel</w:t>
+      </w:r>
+      <w:r>
+        <w:rPr>
+          <w:b w:val="0"/>
+        </w:rPr>
+        <w:t xml:space="preserve"> is reused at each position. Changed condition: Add shared bias2 after each patch sum. Expected result: </w:t>
+      </w:r>
+      <w:r>
+        <w:rPr>
+          <w:b/>
+        </w:rPr>
+        <w:t>Feature map</w:t>
+      </w:r>
+      <w:r>
+        <w:rPr>
+          <w:b w:val="0"/>
+        </w:rPr>
+        <w:t xml:space="preserve"> becomes [[-2,-2]].</w:t>
+      </w:r>
+    </w:p>
+    <w:p>
+      <w:pPr>
+        <w:spacing w:line="336" w:lineRule="auto" w:after="180"/>
+      </w:pPr>
+      <w:r>
+        <w:rPr>
+          <w:b w:val="0"/>
+        </w:rPr>
+        <w:t xml:space="preserve">Reason: Bias adds2 to each </w:t>
+      </w:r>
+      <w:r>
+        <w:rPr>
+          <w:b/>
+        </w:rPr>
+        <w:t>output</w:t>
+      </w:r>
+      <w:r>
+        <w:rPr>
+          <w:b w:val="0"/>
+        </w:rPr>
+        <w:t xml:space="preserve">; it does not change patch products or </w:t>
+      </w:r>
+      <w:r>
+        <w:rPr>
+          <w:b/>
+        </w:rPr>
+        <w:t>output</w:t>
+      </w:r>
+      <w:r>
+        <w:rPr>
+          <w:b w:val="0"/>
+        </w:rPr>
+        <w:t xml:space="preserve"> shape.</w:t>
+      </w:r>
+    </w:p>
+    <w:p>
+      <w:pPr>
+        <w:spacing w:line="336" w:lineRule="auto" w:after="180"/>
+        <w:shd w:fill="F5F1FB"/>
+      </w:pPr>
+      <w:r>
+        <w:rPr>
+          <w:b w:val="0"/>
+        </w:rPr>
+        <w:t>Predict before checking the worked changed-case result. Name what changed and what the supplied facts allow you to conclude.</w:t>
+      </w:r>
+    </w:p>
+    <w:p>
+      <w:pPr>
+        <w:pStyle w:val="Heading3"/>
+      </w:pPr>
+      <w:r>
+        <w:t>Discuss while showing the picture</w:t>
+      </w:r>
+    </w:p>
+    <w:p>
+      <w:pPr>
+        <w:spacing w:line="336" w:lineRule="auto" w:after="180"/>
+        <w:shd w:fill="F1F6F8"/>
+      </w:pPr>
+      <w:r>
+        <w:rPr>
+          <w:b w:val="0"/>
+        </w:rPr>
+        <w:t>Teacher prompt: Predict before checking the worked changed-case result. Name what changed and what the supplied facts allow you to conclude. Ask learners to describe one label or arrow in ordinary words.</w:t>
+      </w:r>
+    </w:p>
+    <w:p>
+      <w:pPr>
+        <w:spacing w:line="336" w:lineRule="auto" w:after="180"/>
+        <w:shd w:fill="F1F6F8"/>
+      </w:pPr>
+      <w:r>
+        <w:rPr>
+          <w:b w:val="0"/>
+        </w:rPr>
+        <w:t xml:space="preserve">Use the adjacent transcript if the image is difficult to see. Changed-case reasoning: Bias adds2 to each </w:t>
+      </w:r>
+      <w:r>
+        <w:rPr>
+          <w:b/>
+        </w:rPr>
+        <w:t>output</w:t>
+      </w:r>
+      <w:r>
+        <w:rPr>
+          <w:b w:val="0"/>
+        </w:rPr>
+        <w:t xml:space="preserve">; it does not change patch products or </w:t>
+      </w:r>
+      <w:r>
+        <w:rPr>
+          <w:b/>
+        </w:rPr>
+        <w:t>output</w:t>
+      </w:r>
+      <w:r>
+        <w:rPr>
+          <w:b w:val="0"/>
+        </w:rPr>
+        <w:t xml:space="preserve"> shape.</w:t>
+      </w:r>
+    </w:p>
+    <w:p>
+      <w:pPr>
+        <w:pStyle w:val="Heading3"/>
+      </w:pPr>
+      <w:r>
+        <w:t>05. Connect the explanation to its limit</w:t>
+      </w:r>
+    </w:p>
+    <w:p>
+      <w:r>
+        <w:drawing>
+          <wp:inline xmlns:a="http://schemas.openxmlformats.org/drawingml/2006/main" xmlns:pic="http://schemas.openxmlformats.org/drawingml/2006/picture">
+            <wp:extent cx="5486400" cy="2834640"/>
+            <wp:docPr id="7" name="Picture 7" descr="A local kernel combines the values in one small image window with a fixed set of weights. Slide that same kernel to the next valid window and repeat the products. Sharing weights lets the operation look for the same local pattern at different positions. This example declares an unflipped kernel; adding bias changes each window result without changing which pixels were used. Limit: A local filter detects a numerical pattern; one feature map does not establish recognition or learned visual understanding."/>
+            <wp:cNvGraphicFramePr>
+              <a:graphicFrameLocks noChangeAspect="1"/>
+            </wp:cNvGraphicFramePr>
+            <a:graphic>
+              <a:graphicData uri="http://schemas.openxmlformats.org/drawingml/2006/picture">
+                <pic:pic>
+                  <pic:nvPicPr>
+                    <pic:cNvPr id="0" name="academy-story-ai-5-21-05.png"/>
+                    <pic:cNvPicPr/>
+                  </pic:nvPicPr>
+                  <pic:blipFill>
+                    <a:blip r:embed="rId15"/>
+                    <a:stretch>
+                      <a:fillRect/>
+                    </a:stretch>
+                  </pic:blipFill>
+                  <pic:spPr>
+                    <a:xfrm>
+                      <a:off x="0" y="0"/>
+                      <a:ext cx="5486400" cy="2834640"/>
+                    </a:xfrm>
+                    <a:prstGeom prst="rect"/>
+                  </pic:spPr>
+                </pic:pic>
+              </a:graphicData>
+            </a:graphic>
+          </wp:inline>
+        </w:drawing>
+      </w:r>
+    </w:p>
+    <w:p>
+      <w:pPr>
+        <w:spacing w:line="336" w:lineRule="auto" w:after="180"/>
+      </w:pPr>
+      <w:r>
+        <w:rPr>
+          <w:b w:val="0"/>
+        </w:rPr>
+        <w:t xml:space="preserve">A local </w:t>
+      </w:r>
+      <w:r>
+        <w:rPr>
+          <w:b/>
+        </w:rPr>
+        <w:t>kernel</w:t>
+      </w:r>
+      <w:r>
+        <w:rPr>
+          <w:b w:val="0"/>
+        </w:rPr>
+        <w:t xml:space="preserve"> combines the values in one small image window with a fixed set of weights. Slide that same </w:t>
+      </w:r>
+      <w:r>
+        <w:rPr>
+          <w:b/>
+        </w:rPr>
+        <w:t>kernel</w:t>
+      </w:r>
+      <w:r>
+        <w:rPr>
+          <w:b w:val="0"/>
+        </w:rPr>
+        <w:t xml:space="preserve"> to the next valid window and repeat the products.</w:t>
+      </w:r>
+    </w:p>
+    <w:p>
+      <w:pPr>
+        <w:spacing w:line="336" w:lineRule="auto" w:after="180"/>
+      </w:pPr>
+      <w:r>
+        <w:rPr>
+          <w:b w:val="0"/>
+        </w:rPr>
+        <w:t xml:space="preserve">Sharing weights lets the operation look for the same local pattern at different positions. This example declares an unflipped </w:t>
+      </w:r>
+      <w:r>
+        <w:rPr>
+          <w:b/>
+        </w:rPr>
+        <w:t>kernel</w:t>
+      </w:r>
+      <w:r>
+        <w:rPr>
+          <w:b w:val="0"/>
+        </w:rPr>
+        <w:t>; adding bias changes each window result without changing which pixels were used.</w:t>
+      </w:r>
+    </w:p>
+    <w:p>
+      <w:pPr>
+        <w:spacing w:line="336" w:lineRule="auto" w:after="180"/>
+      </w:pPr>
+      <w:r>
+        <w:rPr>
+          <w:b w:val="0"/>
+        </w:rPr>
+        <w:t xml:space="preserve">Limit: A local filter detects a numerical pattern; one </w:t>
+      </w:r>
+      <w:r>
+        <w:rPr>
+          <w:b/>
+        </w:rPr>
+        <w:t>feature map</w:t>
+      </w:r>
+      <w:r>
+        <w:rPr>
+          <w:b w:val="0"/>
+        </w:rPr>
+        <w:t xml:space="preserve"> does not establish recognition or learned visual understanding.</w:t>
+      </w:r>
+    </w:p>
+    <w:p>
+      <w:pPr>
+        <w:spacing w:line="336" w:lineRule="auto" w:after="180"/>
+        <w:shd w:fill="F5F1FB"/>
+      </w:pPr>
+      <w:r>
+        <w:rPr>
+          <w:b w:val="0"/>
+        </w:rPr>
+        <w:t>Explain the case, then point to a limit on the claim.</w:t>
+      </w:r>
+    </w:p>
+    <w:p>
+      <w:pPr>
+        <w:pStyle w:val="Heading3"/>
+      </w:pPr>
+      <w:r>
+        <w:t>Discuss while showing the picture</w:t>
+      </w:r>
+    </w:p>
+    <w:p>
+      <w:pPr>
+        <w:spacing w:line="336" w:lineRule="auto" w:after="180"/>
+        <w:shd w:fill="F1F6F8"/>
+      </w:pPr>
+      <w:r>
+        <w:rPr>
+          <w:b w:val="0"/>
+        </w:rPr>
+        <w:t>Teacher prompt: Explain the case, then point to a limit on the claim. Ask learners to describe one label or arrow in ordinary words. Use the adjacent transcript if the image is difficult to see.</w:t>
+      </w:r>
+    </w:p>
+    <w:p>
+      <w:pPr>
+        <w:spacing w:line="336" w:lineRule="auto" w:after="180"/>
+        <w:shd w:fill="F1F6F8"/>
+      </w:pPr>
+      <w:r>
+        <w:rPr>
+          <w:b w:val="0"/>
+        </w:rPr>
+        <w:t xml:space="preserve">Keep the stated scope: A local filter detects a numerical pattern; one </w:t>
+      </w:r>
+      <w:r>
+        <w:rPr>
+          <w:b/>
+        </w:rPr>
+        <w:t>feature map</w:t>
+      </w:r>
+      <w:r>
+        <w:rPr>
+          <w:b w:val="0"/>
+        </w:rPr>
+        <w:t xml:space="preserve"> does not establish recognition or learned visual understanding.</w:t>
+      </w:r>
+    </w:p>
+    <w:p>
+      <w:pPr>
+        <w:pStyle w:val="Heading3"/>
+      </w:pPr>
+      <w:r>
+        <w:t>06. Make the idea visible in your project</w:t>
+      </w:r>
+    </w:p>
+    <w:p>
+      <w:r>
+        <w:drawing>
+          <wp:inline xmlns:a="http://schemas.openxmlformats.org/drawingml/2006/main" xmlns:pic="http://schemas.openxmlformats.org/drawingml/2006/picture">
+            <wp:extent cx="5486400" cy="3681984"/>
+            <wp:docPr id="8" name="Picture 8" descr="For your Image-pattern Network Investigation, save the input, procedure, observed result and limitation of this check. Label this worked example as practice; use a different, previously unreviewed case when checking independent understanding. Draw your input, deciding step, result and limit. Supported question: Why is flipping the kernel an implementation change here? Point to the relevant step in the picture, then write the changed result and the rule or evidence that supports it."/>
+            <wp:cNvGraphicFramePr>
+              <a:graphicFrameLocks noChangeAspect="1"/>
+            </wp:cNvGraphicFramePr>
+            <a:graphic>
+              <a:graphicData uri="http://schemas.openxmlformats.org/drawingml/2006/picture">
+                <pic:pic>
+                  <pic:nvPicPr>
+                    <pic:cNvPr id="0" name="academy-story-ai-5-21-06.png"/>
+                    <pic:cNvPicPr/>
+                  </pic:nvPicPr>
+                  <pic:blipFill>
+                    <a:blip r:embed="rId16"/>
+                    <a:stretch>
+                      <a:fillRect/>
+                    </a:stretch>
+                  </pic:blipFill>
+                  <pic:spPr>
+                    <a:xfrm>
+                      <a:off x="0" y="0"/>
+                      <a:ext cx="5486400" cy="3681984"/>
+                    </a:xfrm>
+                    <a:prstGeom prst="rect"/>
+                  </pic:spPr>
+                </pic:pic>
+              </a:graphicData>
+            </a:graphic>
+          </wp:inline>
+        </w:drawing>
+      </w:r>
+    </w:p>
+    <w:p>
+      <w:pPr>
+        <w:spacing w:line="336" w:lineRule="auto" w:after="180"/>
+      </w:pPr>
+      <w:r>
+        <w:rPr>
+          <w:b w:val="0"/>
+        </w:rPr>
+        <w:t xml:space="preserve">For your Image-pattern Network Investigation, save the </w:t>
+      </w:r>
+      <w:r>
+        <w:rPr>
+          <w:b/>
+        </w:rPr>
+        <w:t>input</w:t>
+      </w:r>
+      <w:r>
+        <w:rPr>
+          <w:b w:val="0"/>
+        </w:rPr>
+        <w:t>, procedure, observed result and limitation of this check.</w:t>
+      </w:r>
+    </w:p>
+    <w:p>
+      <w:pPr>
+        <w:spacing w:line="336" w:lineRule="auto" w:after="180"/>
+      </w:pPr>
+      <w:r>
+        <w:rPr>
+          <w:b w:val="0"/>
+        </w:rPr>
+        <w:t xml:space="preserve">Label this worked example as practice; use a different, previously unreviewed case when checking independent understanding. Draw your </w:t>
+      </w:r>
+      <w:r>
+        <w:rPr>
+          <w:b/>
+        </w:rPr>
+        <w:t>input</w:t>
+      </w:r>
+      <w:r>
+        <w:rPr>
+          <w:b w:val="0"/>
+        </w:rPr>
+        <w:t>, deciding step, result and limit.</w:t>
+      </w:r>
+    </w:p>
+    <w:p>
+      <w:pPr>
+        <w:spacing w:line="336" w:lineRule="auto" w:after="180"/>
+      </w:pPr>
+      <w:r>
+        <w:rPr>
+          <w:b w:val="0"/>
+        </w:rPr>
+        <w:t xml:space="preserve">Supported question: Why is flipping the </w:t>
+      </w:r>
+      <w:r>
+        <w:rPr>
+          <w:b/>
+        </w:rPr>
+        <w:t>kernel</w:t>
+      </w:r>
+      <w:r>
+        <w:rPr>
+          <w:b w:val="0"/>
+        </w:rPr>
+        <w:t xml:space="preserve"> an implementation change here? Point to the relevant step in the picture, then write the changed result and the rule or </w:t>
+      </w:r>
+      <w:r>
+        <w:rPr>
+          <w:b/>
+        </w:rPr>
+        <w:t>evidence</w:t>
+      </w:r>
+      <w:r>
+        <w:rPr>
+          <w:b w:val="0"/>
+        </w:rPr>
+        <w:t xml:space="preserve"> that supports it.</w:t>
+      </w:r>
+    </w:p>
+    <w:p>
+      <w:pPr>
+        <w:spacing w:line="336" w:lineRule="auto" w:after="180"/>
+        <w:shd w:fill="F5F1FB"/>
+      </w:pPr>
+      <w:r>
+        <w:rPr>
+          <w:b w:val="0"/>
+        </w:rPr>
+        <w:t xml:space="preserve">Draw your project trace and justify the deciding step using </w:t>
+      </w:r>
+      <w:r>
+        <w:rPr>
+          <w:b/>
+        </w:rPr>
+        <w:t>evidence</w:t>
+      </w:r>
+      <w:r>
+        <w:rPr>
+          <w:b w:val="0"/>
+        </w:rPr>
+        <w:t>.</w:t>
+      </w:r>
+    </w:p>
+    <w:p>
+      <w:pPr>
+        <w:pStyle w:val="Heading3"/>
+      </w:pPr>
+      <w:r>
+        <w:t>Discuss while showing the picture</w:t>
+      </w:r>
+    </w:p>
+    <w:p>
+      <w:pPr>
+        <w:spacing w:line="336" w:lineRule="auto" w:after="180"/>
+        <w:shd w:fill="F1F6F8"/>
+      </w:pPr>
+      <w:r>
+        <w:rPr>
+          <w:b w:val="0"/>
+        </w:rPr>
+        <w:t xml:space="preserve">Teacher prompt: Draw your project trace and justify the deciding step using </w:t>
+      </w:r>
+      <w:r>
+        <w:rPr>
+          <w:b/>
+        </w:rPr>
+        <w:t>evidence</w:t>
+      </w:r>
+      <w:r>
+        <w:rPr>
+          <w:b w:val="0"/>
+        </w:rPr>
+        <w:t>. Ask learners to describe one label or arrow in ordinary words. Use the adjacent transcript if the image is difficult to see.</w:t>
+      </w:r>
+    </w:p>
+    <w:p>
+      <w:pPr>
+        <w:spacing w:line="336" w:lineRule="auto" w:after="180"/>
+        <w:shd w:fill="F1F6F8"/>
+      </w:pPr>
+      <w:r>
+        <w:rPr>
+          <w:b w:val="0"/>
+        </w:rPr>
+        <w:t xml:space="preserve">Supported practice key: The declared operation uses an unflipped </w:t>
+      </w:r>
+      <w:r>
+        <w:rPr>
+          <w:b/>
+        </w:rPr>
+        <w:t>kernel</w:t>
+      </w:r>
+      <w:r>
+        <w:rPr>
+          <w:b w:val="0"/>
+        </w:rPr>
+        <w:t xml:space="preserve">, often called cross-correlation. Flipping it changes the arithmetic contract and may change results. Changed-case check: </w:t>
+      </w:r>
+      <w:r>
+        <w:rPr>
+          <w:b/>
+        </w:rPr>
+        <w:t>Feature map</w:t>
+      </w:r>
+      <w:r>
+        <w:rPr>
+          <w:b w:val="0"/>
+        </w:rPr>
+        <w:t xml:space="preserve"> becomes [[-2,-2]].</w:t>
+      </w:r>
+    </w:p>
+    <w:p>
+      <w:pPr>
+        <w:spacing w:line="336" w:lineRule="auto" w:after="180"/>
+        <w:shd w:fill="F1F6F8"/>
+      </w:pPr>
+      <w:r>
+        <w:rPr>
+          <w:b w:val="0"/>
+        </w:rPr>
+        <w:t xml:space="preserve">Bias adds2 to each </w:t>
+      </w:r>
+      <w:r>
+        <w:rPr>
+          <w:b/>
+        </w:rPr>
+        <w:t>output</w:t>
+      </w:r>
+      <w:r>
+        <w:rPr>
+          <w:b w:val="0"/>
+        </w:rPr>
+        <w:t xml:space="preserve">; it does not change patch products or </w:t>
+      </w:r>
+      <w:r>
+        <w:rPr>
+          <w:b/>
+        </w:rPr>
+        <w:t>output</w:t>
+      </w:r>
+      <w:r>
+        <w:rPr>
+          <w:b w:val="0"/>
+        </w:rPr>
+        <w:t xml:space="preserve"> shape.</w:t>
       </w:r>
     </w:p>
     <w:sectPr>

--- a/downloads/teacher/ai-5-week-21.docx
+++ b/downloads/teacher/ai-5-week-21.docx
@@ -125,7 +125,7 @@
           </w:tcPr>
           <w:p>
             <w:r>
-              <w:t>Sections 1–6; record the brief recall in the workbook.</w:t>
+              <w:t>Use Your mission, Notice the evidence, See how it works, Words that unlock the idea and Follow a worked example; record recall in the workbook.</w:t>
             </w:r>
           </w:p>
         </w:tc>
@@ -157,7 +157,7 @@
           </w:tcPr>
           <w:p>
             <w:r>
-              <w:t>Sections 7–10; use the matching workbook W2 and misconception check.</w:t>
+              <w:t>Use Find and repair a mistake, Practise together and Build your understanding; use the matching workbook W2 and Individual reasoning check.</w:t>
             </w:r>
           </w:p>
         </w:tc>
@@ -189,7 +189,7 @@
           </w:tcPr>
           <w:p>
             <w:r>
-              <w:t>Sections 9 and 11–14. Give extra time to finish the full task set; use Section 15 when the week includes a coding lab.</w:t>
+              <w:t>Use Run the investigation, Connect your project and Try a new case independently. Allow extra time for the full task set. When code is supplied, use the examples in See how it works or Follow a worked example and the browser lab in Supported practice, repair and portfolio.</w:t>
             </w:r>
           </w:p>
         </w:tc>
@@ -427,7 +427,7 @@
         <w:rPr>
           <w:b w:val="0"/>
         </w:rPr>
-        <w:t xml:space="preserve">Use two 45-minute sessions. Prepare a 2 by 2 paper window and a labelled 3 by 3 grid. Keep </w:t>
+        <w:t xml:space="preserve">For the compact alternative schedule, use two 45-minute sessions. Prepare a 2 by 2 paper window and a labelled 3 by 3 grid. Keep </w:t>
       </w:r>
       <w:r>
         <w:rPr>
@@ -1322,7 +1322,7 @@
         <w:rPr>
           <w:b w:val="0"/>
         </w:rPr>
-        <w:t xml:space="preserve">-1 setup gives 2 by 2, not 3 by 3. A different </w:t>
+        <w:t xml:space="preserve"> -1 setup gives 2 by 2, not 3 by 3. A different </w:t>
       </w:r>
       <w:r>
         <w:rPr>
@@ -1812,7 +1812,7 @@
         <w:rPr>
           <w:b w:val="0"/>
         </w:rPr>
-        <w:t>1, bias0.</w:t>
+        <w:t xml:space="preserve"> 1, bias 0.</w:t>
       </w:r>
     </w:p>
     <w:p>
@@ -1888,7 +1888,7 @@
         <w:drawing>
           <wp:inline xmlns:a="http://schemas.openxmlformats.org/drawingml/2006/main" xmlns:pic="http://schemas.openxmlformats.org/drawingml/2006/picture">
             <wp:extent cx="5486400" cy="5185229"/>
-            <wp:docPr id="2" name="Picture 2" descr="Convolution as a local operation. First patch: 1×1+2×0+4×0+5×(-1)=-4.. Second patch: 2×1+3×0+5×0+6×(-1)=-4.. Feature map: Output shape1×2 and map [[-4,-4]]; the same kernel is reused at each position."/>
+            <wp:docPr id="2" name="Picture 2" descr="Convolution as a local operation. First patch: 1×1+2×0+4×0+5×(-1)=-4.. Second patch: 2×1+3×0+5×0+6×(-1)=-4.. Feature map: Output shape 1×2 and map [[-4,-4]]; the same kernel is reused at each position."/>
             <wp:cNvGraphicFramePr>
               <a:graphicFrameLocks noChangeAspect="1"/>
             </wp:cNvGraphicFramePr>
@@ -2023,7 +2023,7 @@
           </w:tcPr>
           <w:p>
             <w:r>
-              <w:t>Output shape1×2 and map [[-4,-4]]; the same kernel is reused at each position.</w:t>
+              <w:t>Output shape 1×2 and map [[-4,-4]]; the same kernel is reused at each position.</w:t>
             </w:r>
           </w:p>
         </w:tc>
@@ -2175,7 +2175,7 @@
         <w:rPr>
           <w:b w:val="0"/>
         </w:rPr>
-        <w:t>Change: Add shared bias2 after each patch sum.</w:t>
+        <w:t>Change: Add shared bias 2 after each patch sum.</w:t>
       </w:r>
     </w:p>
     <w:p>
@@ -2233,7 +2233,7 @@
         <w:rPr>
           <w:b w:val="0"/>
         </w:rPr>
-        <w:t xml:space="preserve">Reason: Bias adds2 to each </w:t>
+        <w:t xml:space="preserve">Reason: Bias adds 2 to each </w:t>
       </w:r>
       <w:r>
         <w:rPr>
@@ -2555,7 +2555,7 @@
         <w:rPr>
           <w:b w:val="0"/>
         </w:rPr>
-        <w:t xml:space="preserve">Use the worked example in Sections 3 and 6. Collect a </w:t>
+        <w:t xml:space="preserve">Use See how it works and Follow a worked example. Collect a </w:t>
       </w:r>
       <w:r>
         <w:rPr>
@@ -2912,7 +2912,7 @@
         <w:rPr>
           <w:b w:val="0"/>
         </w:rPr>
-        <w:t xml:space="preserve">Bias adds2 to each </w:t>
+        <w:t xml:space="preserve">Bias adds 2 to each </w:t>
       </w:r>
       <w:r>
         <w:rPr>
@@ -2959,7 +2959,7 @@
         <w:rPr>
           <w:b w:val="0"/>
         </w:rPr>
-        <w:t xml:space="preserve"> becomes [[-2,-2]]. Bias adds2 to each </w:t>
+        <w:t xml:space="preserve"> becomes [[-2,-2]]. Bias adds 2 to each </w:t>
       </w:r>
       <w:r>
         <w:rPr>
@@ -3111,7 +3111,7 @@
         <w:rPr>
           <w:b w:val="0"/>
         </w:rPr>
-        <w:t xml:space="preserve">Use Section 9 for the </w:t>
+        <w:t xml:space="preserve">Use Run the investigation for the </w:t>
       </w:r>
       <w:r>
         <w:rPr>
@@ -3390,7 +3390,7 @@
         <w:rPr>
           <w:b w:val="0"/>
         </w:rPr>
-        <w:t xml:space="preserve">-1 setup gives 2 by 2, not 3 by 3. A different </w:t>
+        <w:t xml:space="preserve"> -1 setup gives 2 by 2, not 3 by 3. A different </w:t>
       </w:r>
       <w:r>
         <w:rPr>
@@ -4915,7 +4915,7 @@
           </w:tcPr>
           <w:p>
             <w:r>
-              <w:t>Sections 1–6; record the brief recall in the workbook.</w:t>
+              <w:t>Use Your mission, Notice the evidence, See how it works, Words that unlock the idea and Follow a worked example; record recall in the workbook.</w:t>
             </w:r>
           </w:p>
         </w:tc>
@@ -4947,7 +4947,7 @@
           </w:tcPr>
           <w:p>
             <w:r>
-              <w:t>Sections 7–10; use the matching workbook W2 and misconception check.</w:t>
+              <w:t>Use Find and repair a mistake, Practise together and Build your understanding; use the matching workbook W2 and Individual reasoning check.</w:t>
             </w:r>
           </w:p>
         </w:tc>
@@ -4979,7 +4979,7 @@
           </w:tcPr>
           <w:p>
             <w:r>
-              <w:t>Sections 9 and 11–14. Give extra time to finish the full task set; use Section 15 when the week includes a coding lab.</w:t>
+              <w:t>Use Run the investigation, Connect your project and Try a new case independently. Allow extra time for the full task set. When code is supplied, use the examples in See how it works or Follow a worked example and the browser lab in Supported practice, repair and portfolio.</w:t>
             </w:r>
           </w:p>
         </w:tc>
@@ -5156,7 +5156,7 @@
         <w:rPr>
           <w:b w:val="0"/>
         </w:rPr>
-        <w:t xml:space="preserve">Extension: Add shared bias2 after each patch sum. Require a </w:t>
+        <w:t xml:space="preserve">Extension: Add shared bias 2 after each patch sum. Require a </w:t>
       </w:r>
       <w:r>
         <w:rPr>
@@ -5192,7 +5192,7 @@
         <w:rPr>
           <w:b w:val="0"/>
         </w:rPr>
-        <w:t xml:space="preserve">Reason: Bias adds2 to each </w:t>
+        <w:t xml:space="preserve">Reason: Bias adds 2 to each </w:t>
       </w:r>
       <w:r>
         <w:rPr>
@@ -5619,7 +5619,7 @@
         <w:drawing>
           <wp:inline xmlns:a="http://schemas.openxmlformats.org/drawingml/2006/main" xmlns:pic="http://schemas.openxmlformats.org/drawingml/2006/picture">
             <wp:extent cx="5486400" cy="3142488"/>
-            <wp:docPr id="3" name="Picture 3" descr="Draw the exact patch-by-patch arithmetic of a local image operation. Supplied facts: Image rows [1, 2, 3],[4, 5, 6]; kernel rows [1, 0],[0,-1]. Use unflipped kernel, no padding, stride1, bias0. All inputs and outcomes in this worked example are invented classroom data; no real model run is claimed."/>
+            <wp:docPr id="3" name="Picture 3" descr="Draw the exact patch-by-patch arithmetic of a local image operation. Supplied facts: Image rows [1, 2, 3],[4, 5, 6]; kernel rows [1, 0],[0,-1]. Use unflipped kernel, no padding, stride 1, bias 0. All inputs and outcomes in this worked example are invented classroom data; no real model run is claimed."/>
             <wp:cNvGraphicFramePr>
               <a:graphicFrameLocks noChangeAspect="1"/>
             </wp:cNvGraphicFramePr>
@@ -5706,7 +5706,7 @@
         <w:rPr>
           <w:b w:val="0"/>
         </w:rPr>
-        <w:t>1, bias0.</w:t>
+        <w:t xml:space="preserve"> 1, bias 0.</w:t>
       </w:r>
     </w:p>
     <w:p>
@@ -5777,7 +5777,7 @@
         <w:drawing>
           <wp:inline xmlns:a="http://schemas.openxmlformats.org/drawingml/2006/main" xmlns:pic="http://schemas.openxmlformats.org/drawingml/2006/picture">
             <wp:extent cx="5486400" cy="3182112"/>
-            <wp:docPr id="4" name="Picture 4" descr="First patch: 1×1+2×0+4×0+5×(-1)=-4. → Second patch: 2×1+3×0+5×0+6×(-1)=-4. → Feature map: Output shape1×2 and map [[-4,-4]]; the same kernel is reused at each position."/>
+            <wp:docPr id="4" name="Picture 4" descr="First patch: 1×1+2×0+4×0+5×(-1)=-4. → Second patch: 2×1+3×0+5×0+6×(-1)=-4. → Feature map: Output shape 1×2 and map [[-4,-4]]; the same kernel is reused at each position."/>
             <wp:cNvGraphicFramePr>
               <a:graphicFrameLocks noChangeAspect="1"/>
             </wp:cNvGraphicFramePr>
@@ -5840,7 +5840,7 @@
         <w:rPr>
           <w:b w:val="0"/>
         </w:rPr>
-        <w:t xml:space="preserve"> shape1×2 and map [[-4,-4]]; the same </w:t>
+        <w:t xml:space="preserve"> shape 1×2 and map [[-4,-4]]; the same </w:t>
       </w:r>
       <w:r>
         <w:rPr>
@@ -5924,7 +5924,7 @@
         <w:drawing>
           <wp:inline xmlns:a="http://schemas.openxmlformats.org/drawingml/2006/main" xmlns:pic="http://schemas.openxmlformats.org/drawingml/2006/picture">
             <wp:extent cx="5486400" cy="3096768"/>
-            <wp:docPr id="5" name="Picture 5" descr="Image used by both local kernel windows. row0: col0 = 1, col1 = 2, col2 = 3. row1: col0 = 4, col1 = 5, col2 = 6."/>
+            <wp:docPr id="5" name="Picture 5" descr="Image used by both local kernel windows. row 0: col 0 = 1, col 1 = 2, col 2 = 3. row 1: col 0 = 4, col 1 = 5, col 2 = 6."/>
             <wp:cNvGraphicFramePr>
               <a:graphicFrameLocks noChangeAspect="1"/>
             </wp:cNvGraphicFramePr>
@@ -5975,7 +5975,7 @@
         <w:rPr>
           <w:b w:val="0"/>
         </w:rPr>
-        <w:t xml:space="preserve"> windows. row0: col0 = 1, col1 = 2, col2 = 3. row1: col0 = 4, col1 = 5, col2 = 6.</w:t>
+        <w:t xml:space="preserve"> windows. row 0: col 0 = 1, col 1 = 2, col 2 = 3. row 1: col 0 = 4, col 1 = 5, col 2 = 6.</w:t>
       </w:r>
     </w:p>
     <w:p>
@@ -6035,7 +6035,7 @@
         <w:drawing>
           <wp:inline xmlns:a="http://schemas.openxmlformats.org/drawingml/2006/main" xmlns:pic="http://schemas.openxmlformats.org/drawingml/2006/picture">
             <wp:extent cx="5486400" cy="3026664"/>
-            <wp:docPr id="6" name="Picture 6" descr="Original case: Output shape1×2 and map [[-4,-4]]; the same kernel is reused at each position. Changed condition: Add shared bias2 after each patch sum. Expected result: Feature map becomes [[-2,-2]]. Reason: Bias adds2 to each output; it does not change patch products or output shape."/>
+            <wp:docPr id="6" name="Picture 6" descr="Original case: Output shape 1×2 and map [[-4,-4]]; the same kernel is reused at each position. Changed condition: Add shared bias 2 after each patch sum. Expected result: Feature map becomes [[-2,-2]]. Reason: Bias adds 2 to each output; it does not change patch products or output shape."/>
             <wp:cNvGraphicFramePr>
               <a:graphicFrameLocks noChangeAspect="1"/>
             </wp:cNvGraphicFramePr>
@@ -6086,7 +6086,7 @@
         <w:rPr>
           <w:b w:val="0"/>
         </w:rPr>
-        <w:t xml:space="preserve"> shape1×2 and map [[-4,-4]]; the same </w:t>
+        <w:t xml:space="preserve"> shape 1×2 and map [[-4,-4]]; the same </w:t>
       </w:r>
       <w:r>
         <w:rPr>
@@ -6098,7 +6098,7 @@
         <w:rPr>
           <w:b w:val="0"/>
         </w:rPr>
-        <w:t xml:space="preserve"> is reused at each position. Changed condition: Add shared bias2 after each patch sum. Expected result: </w:t>
+        <w:t xml:space="preserve"> is reused at each position. Changed condition: Add shared bias 2 after each patch sum. Expected result: </w:t>
       </w:r>
       <w:r>
         <w:rPr>
@@ -6121,7 +6121,7 @@
         <w:rPr>
           <w:b w:val="0"/>
         </w:rPr>
-        <w:t xml:space="preserve">Reason: Bias adds2 to each </w:t>
+        <w:t xml:space="preserve">Reason: Bias adds 2 to each </w:t>
       </w:r>
       <w:r>
         <w:rPr>
@@ -6189,7 +6189,7 @@
         <w:rPr>
           <w:b w:val="0"/>
         </w:rPr>
-        <w:t xml:space="preserve">Use the adjacent transcript if the image is difficult to see. Changed-case reasoning: Bias adds2 to each </w:t>
+        <w:t xml:space="preserve">Use the adjacent transcript if the image is difficult to see. Changed-case reasoning: Bias adds 2 to each </w:t>
       </w:r>
       <w:r>
         <w:rPr>
@@ -6623,7 +6623,7 @@
         <w:rPr>
           <w:b w:val="0"/>
         </w:rPr>
-        <w:t xml:space="preserve">Bias adds2 to each </w:t>
+        <w:t xml:space="preserve">Bias adds 2 to each </w:t>
       </w:r>
       <w:r>
         <w:rPr>

--- a/downloads/teacher/ai-5-week-21.docx
+++ b/downloads/teacher/ai-5-week-21.docx
@@ -25,20 +25,38 @@
         <w:pStyle w:val="Heading1"/>
       </w:pPr>
       <w:r>
-        <w:t>01. Prepare the purpose, prerequisites and materials</w:t>
+        <w:t>Make every output traceable to a patch and contract.</w:t>
       </w:r>
     </w:p>
     <w:p>
       <w:r>
-        <w:t>Prepare Convolution as a local operation: check the target, prerequisites, resources and adaptable teaching schedule.</w:t>
+        <w:t>Show all products and complete maps;separate shared parameter slots,operation counts,boundary assumptions and activation.</w:t>
       </w:r>
     </w:p>
     <w:p>
-      <w:pPr>
-        <w:pStyle w:val="Heading3"/>
-      </w:pPr>
-      <w:r>
-        <w:t>Teach the learning cycle</w:t>
+      <w:r>
+        <w:t>Assess independent products, shape, bias and ReLU with checked keys.</w:t>
+      </w:r>
+    </w:p>
+    <w:p>
+      <w:pPr>
+        <w:pStyle w:val="Heading1"/>
+      </w:pPr>
+      <w:r>
+        <w:t>01. Prepare the connected mathematical investigation</w:t>
+      </w:r>
+    </w:p>
+    <w:p>
+      <w:r>
+        <w:t>Keep explanation,shared practice and independent evidence distinct.</w:t>
+      </w:r>
+    </w:p>
+    <w:p>
+      <w:pPr>
+        <w:pStyle w:val="Heading2"/>
+      </w:pPr>
+      <w:r>
+        <w:t>Target and main teaching plan</w:t>
       </w:r>
     </w:p>
     <w:p>
@@ -231,18 +249,21 @@
     </w:p>
     <w:p>
       <w:pPr>
-        <w:pStyle w:val="Heading3"/>
-      </w:pPr>
-      <w:r>
-        <w:t>Retrieval answer guidance</w:t>
+        <w:pStyle w:val="Heading2"/>
+      </w:pPr>
+      <w:r>
+        <w:t>Preparation and prerequisite</w:t>
       </w:r>
     </w:p>
     <w:p>
       <w:pPr>
-        <w:pStyle w:val="Heading3"/>
-      </w:pPr>
-      <w:r>
-        <w:t>Image tensors and channels</w:t>
+        <w:spacing w:line="336" w:lineRule="auto" w:after="180"/>
+      </w:pPr>
+      <w:r>
+        <w:rPr>
+          <w:b w:val="0"/>
+        </w:rPr>
+        <w:t>Printed lesson and workbook; paper and pencil</w:t>
       </w:r>
     </w:p>
     <w:p>
@@ -253,7 +274,7 @@
         <w:rPr>
           <w:b w:val="0"/>
         </w:rPr>
-        <w:t>Without opening the old lesson, explain one key idea from Image tensors and channels. Give an example and a mistake that the idea helps you avoid.</w:t>
+        <w:t>Calculator and optional local Python 3 editor; no packages or AI accounts needed</w:t>
       </w:r>
     </w:p>
     <w:p>
@@ -264,7 +285,7 @@
         <w:rPr>
           <w:b w:val="0"/>
         </w:rPr>
-        <w:t>Look for: Read a pixel using declared row column and channel axes</w:t>
+        <w:t>Use the fictional examples supplied; prepare the fresh retry before class</w:t>
       </w:r>
     </w:p>
     <w:p>
@@ -275,15 +296,15 @@
         <w:rPr>
           <w:b w:val="0"/>
         </w:rPr>
-        <w:t>Reference example, not the only acceptable wording: Teacher explanation: The RGB pixel is [0, 0, 255]; its blue value is 255. Shape is 2 by 2 by 3, with four pixels and twelve channel values.</w:t>
+        <w:t>The same dimensions can describe different coordinate meanings. A correct computation must know which axis is row, column or channel.</w:t>
       </w:r>
     </w:p>
     <w:p>
       <w:pPr>
-        <w:pStyle w:val="Heading3"/>
-      </w:pPr>
-      <w:r>
-        <w:t>Debugging shapes and gradients</w:t>
+        <w:pStyle w:val="Heading2"/>
+      </w:pPr>
+      <w:r>
+        <w:t>Opening retrieval</w:t>
       </w:r>
     </w:p>
     <w:p>
@@ -294,7 +315,7 @@
         <w:rPr>
           <w:b w:val="0"/>
         </w:rPr>
-        <w:t>Without opening the old lesson, explain one key idea from Debugging shapes and gradients. Give an example and a mistake that the idea helps you avoid.</w:t>
+        <w:t>Without opening the old lesson, explain one key idea from Image tensors and channels. Give an example and a mistake that the idea helps you avoid.</w:t>
       </w:r>
     </w:p>
     <w:p>
@@ -305,7 +326,7 @@
         <w:rPr>
           <w:b w:val="0"/>
         </w:rPr>
-        <w:t>Look for: Check dimension contracts before computing a layer</w:t>
+        <w:t>Look for: Read a pixel using declared row column and channel axes</w:t>
       </w:r>
     </w:p>
     <w:p>
@@ -316,7 +337,7 @@
         <w:rPr>
           <w:b w:val="0"/>
         </w:rPr>
-        <w:t>Reference example, not the only acceptable wording: Teacher explanation: No. Each weight row must have the same length as x.</w:t>
+        <w:t>Reference example, not the only acceptable wording: Teacher explanation: The RGB pixel is [0, 0, 255]; its blue value is 255. Shape is 2 by 2 by 3, with four pixels and twelve channel values.</w:t>
       </w:r>
     </w:p>
     <w:p>
@@ -327,27 +348,18 @@
         <w:rPr>
           <w:b w:val="0"/>
         </w:rPr>
-        <w:t xml:space="preserve">Confirm the intended feature schema, then supply a valid two-feature </w:t>
-      </w:r>
-      <w:r>
-        <w:rPr>
-          <w:b/>
-        </w:rPr>
-        <w:t>input</w:t>
-      </w:r>
-      <w:r>
-        <w:rPr>
-          <w:b w:val="0"/>
-        </w:rPr>
-        <w:t xml:space="preserve"> or deliberately redesign and retrain the layer; do not silently discard a value.</w:t>
+        <w:t>Without opening the old lesson, explain one key idea from Debugging shapes and gradients. Give an example and a mistake that the idea helps you avoid.</w:t>
       </w:r>
     </w:p>
     <w:p>
       <w:pPr>
-        <w:pStyle w:val="Heading3"/>
-      </w:pPr>
-      <w:r>
-        <w:t>Training and validation curves</w:t>
+        <w:spacing w:line="336" w:lineRule="auto" w:after="180"/>
+      </w:pPr>
+      <w:r>
+        <w:rPr>
+          <w:b w:val="0"/>
+        </w:rPr>
+        <w:t>Look for: Check dimension contracts before computing a layer</w:t>
       </w:r>
     </w:p>
     <w:p>
@@ -358,19 +370,7 @@
         <w:rPr>
           <w:b w:val="0"/>
         </w:rPr>
-        <w:t xml:space="preserve">Without opening the old lesson, explain one key idea from </w:t>
-      </w:r>
-      <w:r>
-        <w:rPr>
-          <w:b/>
-        </w:rPr>
-        <w:t>Training</w:t>
-      </w:r>
-      <w:r>
-        <w:rPr>
-          <w:b w:val="0"/>
-        </w:rPr>
-        <w:t xml:space="preserve"> and validation curves. Give an example and a mistake that the idea helps you avoid.</w:t>
+        <w:t>Reference example, not the only acceptable wording: Teacher explanation: No. Each weight row must have the same length as x.</w:t>
       </w:r>
     </w:p>
     <w:p>
@@ -381,19 +381,19 @@
         <w:rPr>
           <w:b w:val="0"/>
         </w:rPr>
-        <w:t xml:space="preserve">Look for: Compute comparable </w:t>
+        <w:t xml:space="preserve">Confirm the intended feature schema, then supply a valid two-feature </w:t>
       </w:r>
       <w:r>
         <w:rPr>
           <w:b/>
         </w:rPr>
-        <w:t>training</w:t>
-      </w:r>
-      <w:r>
-        <w:rPr>
-          <w:b w:val="0"/>
-        </w:rPr>
-        <w:t xml:space="preserve"> and validation losses at saved checkpoints</w:t>
+        <w:t>input</w:t>
+      </w:r>
+      <w:r>
+        <w:rPr>
+          <w:b w:val="0"/>
+        </w:rPr>
+        <w:t xml:space="preserve"> or deliberately redesign and retrain the layer; do not silently discard a value.</w:t>
       </w:r>
     </w:p>
     <w:p>
@@ -404,19 +404,19 @@
         <w:rPr>
           <w:b w:val="0"/>
         </w:rPr>
-        <w:t xml:space="preserve">Reference example, not the only acceptable wording: Teacher explanation: </w:t>
+        <w:t xml:space="preserve">Without opening the old lesson, explain one key idea from </w:t>
       </w:r>
       <w:r>
         <w:rPr>
           <w:b/>
         </w:rPr>
-        <w:t>Prediction</w:t>
-      </w:r>
-      <w:r>
-        <w:rPr>
-          <w:b w:val="0"/>
-        </w:rPr>
-        <w:t>s [3, 4], residuals [-1.5, -2], squares [2.25, 4], MSE 3.125.</w:t>
+        <w:t>Training</w:t>
+      </w:r>
+      <w:r>
+        <w:rPr>
+          <w:b w:val="0"/>
+        </w:rPr>
+        <w:t xml:space="preserve"> and validation curves. Give an example and a mistake that the idea helps you avoid.</w:t>
       </w:r>
     </w:p>
     <w:p>
@@ -427,19 +427,19 @@
         <w:rPr>
           <w:b w:val="0"/>
         </w:rPr>
-        <w:t xml:space="preserve">For the compact alternative schedule, use two 45-minute sessions. Prepare a 2 by 2 paper window and a labelled 3 by 3 grid. Keep </w:t>
+        <w:t xml:space="preserve">Look for: Compute comparable </w:t>
       </w:r>
       <w:r>
         <w:rPr>
           <w:b/>
         </w:rPr>
-        <w:t>kernel</w:t>
-      </w:r>
-      <w:r>
-        <w:rPr>
-          <w:b w:val="0"/>
-        </w:rPr>
-        <w:t xml:space="preserve"> orientation fixed and distinguish raw sums, bias and ReLU.</w:t>
+        <w:t>training</w:t>
+      </w:r>
+      <w:r>
+        <w:rPr>
+          <w:b w:val="0"/>
+        </w:rPr>
+        <w:t xml:space="preserve"> and validation losses at saved checkpoints</w:t>
       </w:r>
     </w:p>
     <w:p>
@@ -450,83 +450,62 @@
         <w:rPr>
           <w:b w:val="0"/>
         </w:rPr>
-        <w:t>Explain that neural-network convolution commonly uses cross-correlation; the exercise explicitly declares this convention. Technical reference: https://docs.pytorch.org/docs/stable/generated/torch.nn.modules.conv.Conv2d.html .</w:t>
+        <w:t xml:space="preserve">Reference example, not the only acceptable wording: Teacher explanation: </w:t>
+      </w:r>
+      <w:r>
+        <w:rPr>
+          <w:b/>
+        </w:rPr>
+        <w:t>Prediction</w:t>
+      </w:r>
+      <w:r>
+        <w:rPr>
+          <w:b w:val="0"/>
+        </w:rPr>
+        <w:t>s [3, 4], residuals [-1.5, -2], squares [2.25, 4], MSE 3.125.</w:t>
       </w:r>
     </w:p>
     <w:p>
       <w:pPr>
-        <w:spacing w:line="336" w:lineRule="auto" w:after="180"/>
-      </w:pPr>
-      <w:r>
-        <w:rPr>
-          <w:b w:val="0"/>
-        </w:rPr>
-        <w:t>No library installation is needed.</w:t>
+        <w:pStyle w:val="Heading2"/>
+      </w:pPr>
+      <w:r>
+        <w:t>Pictured end goal</w:t>
       </w:r>
     </w:p>
     <w:p>
       <w:pPr>
-        <w:pStyle w:val="Heading3"/>
-      </w:pPr>
-      <w:r>
-        <w:t>Outcomes</w:t>
+        <w:spacing w:line="336" w:lineRule="auto" w:after="180"/>
+      </w:pPr>
+      <w:r>
+        <w:rPr>
+          <w:b w:val="0"/>
+        </w:rPr>
+        <w:t>By the end, I can explain convolution as a local operation using a traced example and a stated limitation.</w:t>
       </w:r>
     </w:p>
     <w:p>
       <w:pPr>
-        <w:spacing w:line="336" w:lineRule="auto" w:after="180"/>
-      </w:pPr>
-      <w:r>
-        <w:rPr>
-          <w:b w:val="0"/>
-        </w:rPr>
-        <w:t>Compute a local weighted sum at each valid image position</w:t>
+        <w:pStyle w:val="Heading2"/>
+      </w:pPr>
+      <w:r>
+        <w:t>Earlier wording, alternatives and picture transcripts · reference / check after trying</w:t>
       </w:r>
     </w:p>
     <w:p>
       <w:pPr>
-        <w:spacing w:line="336" w:lineRule="auto" w:after="180"/>
-      </w:pPr>
-      <w:r>
-        <w:rPr>
-          <w:b w:val="0"/>
-        </w:rPr>
-        <w:t xml:space="preserve">Explain shared weights and predict </w:t>
-      </w:r>
-      <w:r>
-        <w:rPr>
-          <w:b/>
-        </w:rPr>
-        <w:t>output</w:t>
-      </w:r>
-      <w:r>
-        <w:rPr>
-          <w:b w:val="0"/>
-        </w:rPr>
-        <w:t xml:space="preserve"> dimensions</w:t>
+        <w:pStyle w:val="Heading3"/>
+      </w:pPr>
+      <w:r>
+        <w:t>Teach the learning cycle</w:t>
       </w:r>
     </w:p>
     <w:p>
       <w:pPr>
-        <w:spacing w:line="336" w:lineRule="auto" w:after="180"/>
-      </w:pPr>
-      <w:r>
-        <w:rPr>
-          <w:b w:val="0"/>
-        </w:rPr>
-        <w:t xml:space="preserve">Check how </w:t>
-      </w:r>
-      <w:r>
-        <w:rPr>
-          <w:b/>
-        </w:rPr>
-        <w:t>stride</w:t>
-      </w:r>
-      <w:r>
-        <w:rPr>
-          <w:b w:val="0"/>
-        </w:rPr>
-        <w:t xml:space="preserve"> boundaries and activation affect the result</w:t>
+        <w:pStyle w:val="Heading3"/>
+      </w:pPr>
+      <w:r>
+        <w:t>Retrieval answer guidance</w:t>
       </w:r>
     </w:p>
     <w:p>
@@ -534,29 +513,23 @@
         <w:pStyle w:val="Heading3"/>
       </w:pPr>
       <w:r>
-        <w:t>Preparation</w:t>
+        <w:t>Image tensors and channels</w:t>
       </w:r>
     </w:p>
     <w:p>
       <w:pPr>
-        <w:spacing w:line="336" w:lineRule="auto" w:after="180"/>
-      </w:pPr>
-      <w:r>
-        <w:rPr>
-          <w:b w:val="0"/>
-        </w:rPr>
-        <w:t>Printed lesson and workbook; paper and pencil</w:t>
+        <w:pStyle w:val="Heading3"/>
+      </w:pPr>
+      <w:r>
+        <w:t>Debugging shapes and gradients</w:t>
       </w:r>
     </w:p>
     <w:p>
       <w:pPr>
-        <w:spacing w:line="336" w:lineRule="auto" w:after="180"/>
-      </w:pPr>
-      <w:r>
-        <w:rPr>
-          <w:b w:val="0"/>
-        </w:rPr>
-        <w:t>Calculator and optional local Python 3 editor; no packages or AI accounts needed</w:t>
+        <w:pStyle w:val="Heading3"/>
+      </w:pPr>
+      <w:r>
+        <w:t>Training and validation curves</w:t>
       </w:r>
     </w:p>
     <w:p>
@@ -567,15 +540,30 @@
         <w:rPr>
           <w:b w:val="0"/>
         </w:rPr>
-        <w:t>Use the fictional examples supplied; prepare the fresh retry before class</w:t>
+        <w:t xml:space="preserve">For the compact alternative schedule, use two 45-minute sessions. Prepare a 2 by 2 paper window and a labelled 3 by 3 grid. Keep </w:t>
+      </w:r>
+      <w:r>
+        <w:rPr>
+          <w:b/>
+        </w:rPr>
+        <w:t>kernel</w:t>
+      </w:r>
+      <w:r>
+        <w:rPr>
+          <w:b w:val="0"/>
+        </w:rPr>
+        <w:t xml:space="preserve"> orientation fixed and distinguish raw sums, bias and ReLU.</w:t>
       </w:r>
     </w:p>
     <w:p>
       <w:pPr>
-        <w:pStyle w:val="Heading3"/>
-      </w:pPr>
-      <w:r>
-        <w:t>Prerequisite answer</w:t>
+        <w:spacing w:line="336" w:lineRule="auto" w:after="180"/>
+      </w:pPr>
+      <w:r>
+        <w:rPr>
+          <w:b w:val="0"/>
+        </w:rPr>
+        <w:t>Explain that neural-network convolution commonly uses cross-correlation; the exercise explicitly declares this convention. Technical reference: https://docs.pytorch.org/docs/stable/generated/torch.nn.modules.conv.Conv2d.html .</w:t>
       </w:r>
     </w:p>
     <w:p>
@@ -586,7 +574,7 @@
         <w:rPr>
           <w:b w:val="0"/>
         </w:rPr>
-        <w:t>The same dimensions can describe different coordinate meanings. A correct computation must know which axis is row, column or channel.</w:t>
+        <w:t>No library installation is needed.</w:t>
       </w:r>
     </w:p>
     <w:p>
@@ -594,7 +582,7 @@
         <w:pStyle w:val="Heading3"/>
       </w:pPr>
       <w:r>
-        <w:t>End goal for the pictorial case</w:t>
+        <w:t>Outcomes</w:t>
       </w:r>
     </w:p>
     <w:p>
@@ -605,7 +593,7 @@
         <w:rPr>
           <w:b w:val="0"/>
         </w:rPr>
-        <w:t>By the end, I can explain convolution as a local operation using a traced example and a stated limitation.</w:t>
+        <w:t>Compute a local weighted sum at each valid image position</w:t>
       </w:r>
     </w:p>
     <w:p>
@@ -616,20 +604,50 @@
         <w:rPr>
           <w:b w:val="0"/>
         </w:rPr>
-        <w:t>This added worked case illustrates the week’s main idea. Retain all original and connected topics; schedule its practice within the teaching cycle.</w:t>
+        <w:t xml:space="preserve">Explain shared weights and predict </w:t>
+      </w:r>
+      <w:r>
+        <w:rPr>
+          <w:b/>
+        </w:rPr>
+        <w:t>output</w:t>
+      </w:r>
+      <w:r>
+        <w:rPr>
+          <w:b w:val="0"/>
+        </w:rPr>
+        <w:t xml:space="preserve"> dimensions</w:t>
       </w:r>
     </w:p>
     <w:p>
       <w:pPr>
-        <w:pStyle w:val="Heading1"/>
-      </w:pPr>
-      <w:r>
-        <w:t>02. Explain and model the mechanism</w:t>
+        <w:spacing w:line="336" w:lineRule="auto" w:after="180"/>
+      </w:pPr>
+      <w:r>
+        <w:rPr>
+          <w:b w:val="0"/>
+        </w:rPr>
+        <w:t xml:space="preserve">Check how </w:t>
+      </w:r>
+      <w:r>
+        <w:rPr>
+          <w:b/>
+        </w:rPr>
+        <w:t>stride</w:t>
+      </w:r>
+      <w:r>
+        <w:rPr>
+          <w:b w:val="0"/>
+        </w:rPr>
+        <w:t xml:space="preserve"> boundaries and activation affect the result</w:t>
       </w:r>
     </w:p>
     <w:p>
-      <w:r>
-        <w:t>Model Convolution as a local operation using the supplied case, labelled mechanism and reasoning. Make the scope of each conclusion explicit.</w:t>
+      <w:pPr>
+        <w:pStyle w:val="Heading3"/>
+      </w:pPr>
+      <w:r>
+        <w:t>Preparation</w:t>
       </w:r>
     </w:p>
     <w:p>
@@ -637,30 +655,15 @@
         <w:pStyle w:val="Heading3"/>
       </w:pPr>
       <w:r>
-        <w:t>Explain Convolution as a local operation · 1</w:t>
+        <w:t>Prerequisite answer</w:t>
       </w:r>
     </w:p>
     <w:p>
       <w:pPr>
-        <w:spacing w:line="336" w:lineRule="auto" w:after="180"/>
-      </w:pPr>
-      <w:r>
-        <w:rPr>
-          <w:b w:val="0"/>
-        </w:rPr>
-        <w:t xml:space="preserve">Use a fictional single-channel image with rows [1, 2, 0], [0, 1, 3] and [2, 0, 1]. Coordinates are zero-based row then column. Our </w:t>
-      </w:r>
-      <w:r>
-        <w:rPr>
-          <w:b/>
-        </w:rPr>
-        <w:t>kernel</w:t>
-      </w:r>
-      <w:r>
-        <w:rPr>
-          <w:b w:val="0"/>
-        </w:rPr>
-        <w:t xml:space="preserve"> has rows [1, -1] and [0, 1].</w:t>
+        <w:pStyle w:val="Heading3"/>
+      </w:pPr>
+      <w:r>
+        <w:t>End goal for the pictorial case</w:t>
       </w:r>
     </w:p>
     <w:p>
@@ -671,121 +674,28 @@
         <w:rPr>
           <w:b w:val="0"/>
         </w:rPr>
-        <w:t xml:space="preserve">At each position, multiply matching entries of a 2 by 2 window and the </w:t>
-      </w:r>
-      <w:r>
-        <w:rPr>
-          <w:b/>
-        </w:rPr>
-        <w:t>kernel</w:t>
-      </w:r>
-      <w:r>
-        <w:rPr>
-          <w:b w:val="0"/>
-        </w:rPr>
-        <w:t xml:space="preserve">, then add the four products. Use bias 0, </w:t>
-      </w:r>
-      <w:r>
-        <w:rPr>
-          <w:b/>
-        </w:rPr>
-        <w:t>stride</w:t>
-      </w:r>
-      <w:r>
-        <w:rPr>
-          <w:b w:val="0"/>
-        </w:rPr>
-        <w:t xml:space="preserve"> 1 and no </w:t>
-      </w:r>
-      <w:r>
-        <w:rPr>
-          <w:b/>
-        </w:rPr>
-        <w:t>padding</w:t>
-      </w:r>
-      <w:r>
-        <w:rPr>
-          <w:b w:val="0"/>
-        </w:rPr>
-        <w:t>.</w:t>
+        <w:t>This added worked case illustrates the week’s main idea. Retain all original and connected topics; schedule its practice within the teaching cycle.</w:t>
       </w:r>
     </w:p>
     <w:p>
       <w:pPr>
-        <w:spacing w:line="336" w:lineRule="auto" w:after="180"/>
-      </w:pPr>
-      <w:r>
-        <w:rPr>
-          <w:b w:val="0"/>
-        </w:rPr>
-        <w:t xml:space="preserve">At the top-left window, the sum is 1 times 1 plus 2 times -1 plus 0 times 0 plus 1 times 1 = 0. Slide the same </w:t>
-      </w:r>
-      <w:r>
-        <w:rPr>
-          <w:b/>
-        </w:rPr>
-        <w:t>kernel</w:t>
-      </w:r>
-      <w:r>
-        <w:rPr>
-          <w:b w:val="0"/>
-        </w:rPr>
-        <w:t xml:space="preserve"> right, then down. Only use windows that fit entirely inside the image; this is the valid boundary rule.</w:t>
+        <w:pStyle w:val="Heading1"/>
+      </w:pPr>
+      <w:r>
+        <w:t>02. Teach exact patch arithmetic under a named boundary convention</w:t>
       </w:r>
     </w:p>
     <w:p>
-      <w:pPr>
-        <w:pStyle w:val="Heading3"/>
-      </w:pPr>
-      <w:r>
-        <w:t>Explain Convolution as a local operation · 2</w:t>
+      <w:r>
+        <w:t>Keep main,pictured and independent arrays explicitly separate.</w:t>
       </w:r>
     </w:p>
     <w:p>
       <w:pPr>
-        <w:spacing w:line="336" w:lineRule="auto" w:after="180"/>
-      </w:pPr>
-      <w:r>
-        <w:rPr>
-          <w:b w:val="0"/>
-        </w:rPr>
-        <w:t xml:space="preserve">The </w:t>
-      </w:r>
-      <w:r>
-        <w:rPr>
-          <w:b/>
-        </w:rPr>
-        <w:t>feature map</w:t>
-      </w:r>
-      <w:r>
-        <w:rPr>
-          <w:b w:val="0"/>
-        </w:rPr>
-        <w:t xml:space="preserve"> has rows [0, 5] and [-1, -1]. This neural-network convention keeps the </w:t>
-      </w:r>
-      <w:r>
-        <w:rPr>
-          <w:b/>
-        </w:rPr>
-        <w:t>kernel</w:t>
-      </w:r>
-      <w:r>
-        <w:rPr>
-          <w:b w:val="0"/>
-        </w:rPr>
-        <w:t xml:space="preserve"> orientation fixed; mathematically it is cross-correlation. Mathematical convolution reverses the </w:t>
-      </w:r>
-      <w:r>
-        <w:rPr>
-          <w:b/>
-        </w:rPr>
-        <w:t>kernel</w:t>
-      </w:r>
-      <w:r>
-        <w:rPr>
-          <w:b w:val="0"/>
-        </w:rPr>
-        <w:t xml:space="preserve"> along both spatial axes.</w:t>
+        <w:pStyle w:val="Heading2"/>
+      </w:pPr>
+      <w:r>
+        <w:t>Main contract, complete counts and guided key</w:t>
       </w:r>
     </w:p>
     <w:p>
@@ -796,7 +706,19 @@
         <w:rPr>
           <w:b w:val="0"/>
         </w:rPr>
-        <w:t>We use the fixed-orientation convention throughout, so every hand calculation and program agrees.</w:t>
+        <w:t xml:space="preserve">Use a fictional single-channel image with rows [1, 2, 0], [0, 1, 3] and [2, 0, 1]. Coordinates are zero-based row then column. Our </w:t>
+      </w:r>
+      <w:r>
+        <w:rPr>
+          <w:b/>
+        </w:rPr>
+        <w:t>kernel</w:t>
+      </w:r>
+      <w:r>
+        <w:rPr>
+          <w:b w:val="0"/>
+        </w:rPr>
+        <w:t xml:space="preserve"> has rows [1, -1] and [0, 1].</w:t>
       </w:r>
     </w:p>
     <w:p>
@@ -807,31 +729,43 @@
         <w:rPr>
           <w:b w:val="0"/>
         </w:rPr>
-        <w:t xml:space="preserve">The following function assumes nonempty rectangular numeric arrays and a positive integer </w:t>
+        <w:t xml:space="preserve">At each position, multiply matching entries of a 2 by 2 window and the </w:t>
       </w:r>
       <w:r>
         <w:rPr>
           <w:b/>
         </w:rPr>
+        <w:t>kernel</w:t>
+      </w:r>
+      <w:r>
+        <w:rPr>
+          <w:b w:val="0"/>
+        </w:rPr>
+        <w:t xml:space="preserve">, then add the four products. Use bias 0, </w:t>
+      </w:r>
+      <w:r>
+        <w:rPr>
+          <w:b/>
+        </w:rPr>
         <w:t>stride</w:t>
       </w:r>
       <w:r>
         <w:rPr>
           <w:b w:val="0"/>
         </w:rPr>
-        <w:t xml:space="preserve">. It rejects a </w:t>
+        <w:t xml:space="preserve"> 1 and no </w:t>
       </w:r>
       <w:r>
         <w:rPr>
           <w:b/>
         </w:rPr>
-        <w:t>kernel</w:t>
-      </w:r>
-      <w:r>
-        <w:rPr>
-          <w:b w:val="0"/>
-        </w:rPr>
-        <w:t xml:space="preserve"> larger than the image.</w:t>
+        <w:t>padding</w:t>
+      </w:r>
+      <w:r>
+        <w:rPr>
+          <w:b w:val="0"/>
+        </w:rPr>
+        <w:t>.</w:t>
       </w:r>
     </w:p>
     <w:p>
@@ -842,51 +776,66 @@
         <w:rPr>
           <w:b w:val="0"/>
         </w:rPr>
-        <w:t xml:space="preserve">It computes one </w:t>
+        <w:t xml:space="preserve">At the top-left window, the sum is 1 times 1 plus 2 times -1 plus 0 times 0 plus 1 times 1 = 0. Slide the same </w:t>
       </w:r>
       <w:r>
         <w:rPr>
           <w:b/>
         </w:rPr>
-        <w:t>input</w:t>
-      </w:r>
-      <w:r>
-        <w:rPr>
-          <w:b w:val="0"/>
-        </w:rPr>
-        <w:t xml:space="preserve"> channel, one </w:t>
-      </w:r>
-      <w:r>
-        <w:rPr>
-          <w:b/>
-        </w:rPr>
-        <w:t>output</w:t>
-      </w:r>
-      <w:r>
-        <w:rPr>
-          <w:b w:val="0"/>
-        </w:rPr>
-        <w:t xml:space="preserve"> map, zero bias and no </w:t>
-      </w:r>
-      <w:r>
-        <w:rPr>
-          <w:b/>
-        </w:rPr>
-        <w:t>padding</w:t>
-      </w:r>
-      <w:r>
-        <w:rPr>
-          <w:b w:val="0"/>
-        </w:rPr>
-        <w:t>; no activation is applied inside the function.</w:t>
+        <w:t>kernel</w:t>
+      </w:r>
+      <w:r>
+        <w:rPr>
+          <w:b w:val="0"/>
+        </w:rPr>
+        <w:t xml:space="preserve"> right, then down. Only use windows that fit entirely inside the image; this is the valid boundary rule.</w:t>
       </w:r>
     </w:p>
     <w:p>
       <w:pPr>
-        <w:pStyle w:val="Heading3"/>
-      </w:pPr>
-      <w:r>
-        <w:t>Explain Convolution as a local operation · 3</w:t>
+        <w:spacing w:line="336" w:lineRule="auto" w:after="180"/>
+      </w:pPr>
+      <w:r>
+        <w:rPr>
+          <w:b w:val="0"/>
+        </w:rPr>
+        <w:t xml:space="preserve">The </w:t>
+      </w:r>
+      <w:r>
+        <w:rPr>
+          <w:b/>
+        </w:rPr>
+        <w:t>feature map</w:t>
+      </w:r>
+      <w:r>
+        <w:rPr>
+          <w:b w:val="0"/>
+        </w:rPr>
+        <w:t xml:space="preserve"> has rows [0, 5] and [-1, -1]. This neural-network convention keeps the </w:t>
+      </w:r>
+      <w:r>
+        <w:rPr>
+          <w:b/>
+        </w:rPr>
+        <w:t>kernel</w:t>
+      </w:r>
+      <w:r>
+        <w:rPr>
+          <w:b w:val="0"/>
+        </w:rPr>
+        <w:t xml:space="preserve"> orientation fixed; mathematically it is cross-correlation. Mathematical convolution reverses the </w:t>
+      </w:r>
+      <w:r>
+        <w:rPr>
+          <w:b/>
+        </w:rPr>
+        <w:t>kernel</w:t>
+      </w:r>
+      <w:r>
+        <w:rPr>
+          <w:b w:val="0"/>
+        </w:rPr>
+        <w:t xml:space="preserve"> along both spatial axes.</w:t>
       </w:r>
     </w:p>
     <w:p>
@@ -897,43 +846,7 @@
         <w:rPr>
           <w:b w:val="0"/>
         </w:rPr>
-        <w:t xml:space="preserve">The </w:t>
-      </w:r>
-      <w:r>
-        <w:rPr>
-          <w:b/>
-        </w:rPr>
-        <w:t>kernel</w:t>
-      </w:r>
-      <w:r>
-        <w:rPr>
-          <w:b w:val="0"/>
-        </w:rPr>
-        <w:t xml:space="preserve"> weights are reused at all four positions. There are four </w:t>
-      </w:r>
-      <w:r>
-        <w:rPr>
-          <w:b/>
-        </w:rPr>
-        <w:t>kernel</w:t>
-      </w:r>
-      <w:r>
-        <w:rPr>
-          <w:b w:val="0"/>
-        </w:rPr>
-        <w:t xml:space="preserve"> parameters, not sixteen separate weights. If we add one shared bias for this </w:t>
-      </w:r>
-      <w:r>
-        <w:rPr>
-          <w:b/>
-        </w:rPr>
-        <w:t>output</w:t>
-      </w:r>
-      <w:r>
-        <w:rPr>
-          <w:b w:val="0"/>
-        </w:rPr>
-        <w:t xml:space="preserve"> map, there are five parameters.</w:t>
+        <w:t>We use the fixed-orientation convention throughout, so every hand calculation and program agrees.</w:t>
       </w:r>
     </w:p>
     <w:p>
@@ -944,7 +857,1055 @@
         <w:rPr>
           <w:b w:val="0"/>
         </w:rPr>
+        <w:t xml:space="preserve">The following function assumes nonempty rectangular numeric arrays and a positive integer </w:t>
+      </w:r>
+      <w:r>
+        <w:rPr>
+          <w:b/>
+        </w:rPr>
+        <w:t>stride</w:t>
+      </w:r>
+      <w:r>
+        <w:rPr>
+          <w:b w:val="0"/>
+        </w:rPr>
+        <w:t xml:space="preserve">. It rejects a </w:t>
+      </w:r>
+      <w:r>
+        <w:rPr>
+          <w:b/>
+        </w:rPr>
+        <w:t>kernel</w:t>
+      </w:r>
+      <w:r>
+        <w:rPr>
+          <w:b w:val="0"/>
+        </w:rPr>
+        <w:t xml:space="preserve"> larger than the image.</w:t>
+      </w:r>
+    </w:p>
+    <w:p>
+      <w:pPr>
+        <w:spacing w:line="336" w:lineRule="auto" w:after="180"/>
+      </w:pPr>
+      <w:r>
+        <w:rPr>
+          <w:b w:val="0"/>
+        </w:rPr>
+        <w:t xml:space="preserve">It computes one </w:t>
+      </w:r>
+      <w:r>
+        <w:rPr>
+          <w:b/>
+        </w:rPr>
+        <w:t>input</w:t>
+      </w:r>
+      <w:r>
+        <w:rPr>
+          <w:b w:val="0"/>
+        </w:rPr>
+        <w:t xml:space="preserve"> channel, one </w:t>
+      </w:r>
+      <w:r>
+        <w:rPr>
+          <w:b/>
+        </w:rPr>
+        <w:t>output</w:t>
+      </w:r>
+      <w:r>
+        <w:rPr>
+          <w:b w:val="0"/>
+        </w:rPr>
+        <w:t xml:space="preserve"> map, zero bias and no </w:t>
+      </w:r>
+      <w:r>
+        <w:rPr>
+          <w:b/>
+        </w:rPr>
+        <w:t>padding</w:t>
+      </w:r>
+      <w:r>
+        <w:rPr>
+          <w:b w:val="0"/>
+        </w:rPr>
+        <w:t>; no activation is applied inside the function.</w:t>
+      </w:r>
+    </w:p>
+    <w:p>
+      <w:pPr>
+        <w:spacing w:line="336" w:lineRule="auto" w:after="180"/>
+      </w:pPr>
+      <w:r>
+        <w:rPr>
+          <w:b w:val="0"/>
+        </w:rPr>
+        <w:t xml:space="preserve">The </w:t>
+      </w:r>
+      <w:r>
+        <w:rPr>
+          <w:b/>
+        </w:rPr>
+        <w:t>kernel</w:t>
+      </w:r>
+      <w:r>
+        <w:rPr>
+          <w:b w:val="0"/>
+        </w:rPr>
+        <w:t xml:space="preserve"> weights are reused at all four positions. There are four </w:t>
+      </w:r>
+      <w:r>
+        <w:rPr>
+          <w:b/>
+        </w:rPr>
+        <w:t>kernel</w:t>
+      </w:r>
+      <w:r>
+        <w:rPr>
+          <w:b w:val="0"/>
+        </w:rPr>
+        <w:t xml:space="preserve"> parameters, not sixteen separate weights. If we add one shared bias for this </w:t>
+      </w:r>
+      <w:r>
+        <w:rPr>
+          <w:b/>
+        </w:rPr>
+        <w:t>output</w:t>
+      </w:r>
+      <w:r>
+        <w:rPr>
+          <w:b w:val="0"/>
+        </w:rPr>
+        <w:t xml:space="preserve"> map, there are five parameters.</w:t>
+      </w:r>
+    </w:p>
+    <w:p>
+      <w:pPr>
+        <w:spacing w:line="336" w:lineRule="auto" w:after="180"/>
+      </w:pPr>
+      <w:r>
+        <w:rPr>
+          <w:b w:val="0"/>
+        </w:rPr>
         <w:t>The number of multiply operations grows with the number of windows even though the parameter count stays fixed.</w:t>
+      </w:r>
+    </w:p>
+    <w:tbl>
+      <w:tblPr>
+        <w:tblStyle w:val="LightShading-Accent1"/>
+        <w:tblW w:type="auto" w:w="0"/>
+        <w:tblLook w:firstColumn="1" w:firstRow="1" w:lastColumn="0" w:lastRow="0" w:noHBand="0" w:noVBand="1" w:val="04A0"/>
+      </w:tblPr>
+      <w:tblGrid>
+        <w:gridCol w:w="5112"/>
+        <w:gridCol w:w="5112"/>
+      </w:tblGrid>
+      <w:tr>
+        <w:trPr>
+          <w:tblHeader/>
+        </w:trPr>
+        <w:tc>
+          <w:tcPr>
+            <w:tcW w:type="dxa" w:w="5112"/>
+          </w:tcPr>
+          <w:p>
+            <w:r>
+              <w:t>Main local operation</w:t>
+            </w:r>
+          </w:p>
+        </w:tc>
+        <w:tc>
+          <w:tcPr>
+            <w:tcW w:type="dxa" w:w="5112"/>
+          </w:tcPr>
+          <w:p>
+            <w:r>
+              <w:t>Complete count / meaning</w:t>
+            </w:r>
+          </w:p>
+        </w:tc>
+      </w:tr>
+      <w:tr>
+        <w:tc>
+          <w:tcPr>
+            <w:tcW w:type="dxa" w:w="5112"/>
+          </w:tcPr>
+          <w:p>
+            <w:r>
+              <w:t>Input / kernel / output</w:t>
+            </w:r>
+          </w:p>
+        </w:tc>
+        <w:tc>
+          <w:tcPr>
+            <w:tcW w:type="dxa" w:w="5112"/>
+          </w:tcPr>
+          <w:p>
+            <w:r>
+              <w:t>3×3 image, 2×2 kernel, 2×2 feature map</w:t>
+            </w:r>
+          </w:p>
+        </w:tc>
+      </w:tr>
+      <w:tr>
+        <w:tc>
+          <w:tcPr>
+            <w:tcW w:type="dxa" w:w="5112"/>
+          </w:tcPr>
+          <w:p>
+            <w:r>
+              <w:t>Allowed starts with stride 1</w:t>
+            </w:r>
+          </w:p>
+        </w:tc>
+        <w:tc>
+          <w:tcPr>
+            <w:tcW w:type="dxa" w:w="5112"/>
+          </w:tcPr>
+          <w:p>
+            <w:r>
+              <w:t>Rows0/1 and columns 0/1:four windows</w:t>
+            </w:r>
+          </w:p>
+        </w:tc>
+      </w:tr>
+      <w:tr>
+        <w:tc>
+          <w:tcPr>
+            <w:tcW w:type="dxa" w:w="5112"/>
+          </w:tcPr>
+          <w:p>
+            <w:r>
+              <w:t>Declared shared kernel values</w:t>
+            </w:r>
+          </w:p>
+        </w:tc>
+        <w:tc>
+          <w:tcPr>
+            <w:tcW w:type="dxa" w:w="5112"/>
+          </w:tcPr>
+          <w:p>
+            <w:r>
+              <w:t>Four weights reused at all four starts</w:t>
+            </w:r>
+          </w:p>
+        </w:tc>
+      </w:tr>
+      <w:tr>
+        <w:tc>
+          <w:tcPr>
+            <w:tcW w:type="dxa" w:w="5112"/>
+          </w:tcPr>
+          <w:p>
+            <w:r>
+              <w:t>Products in this direct algorithm</w:t>
+            </w:r>
+          </w:p>
+        </w:tc>
+        <w:tc>
+          <w:tcPr>
+            <w:tcW w:type="dxa" w:w="5112"/>
+          </w:tcPr>
+          <w:p>
+            <w:r>
+              <w:t>Four per window×four windows=16, including products with weight 0</w:t>
+            </w:r>
+          </w:p>
+        </w:tc>
+      </w:tr>
+      <w:tr>
+        <w:tc>
+          <w:tcPr>
+            <w:tcW w:type="dxa" w:w="5112"/>
+          </w:tcPr>
+          <w:p>
+            <w:r>
+              <w:t>Add one shared bias</w:t>
+            </w:r>
+          </w:p>
+        </w:tc>
+        <w:tc>
+          <w:tcPr>
+            <w:tcW w:type="dxa" w:w="5112"/>
+          </w:tcPr>
+          <w:p>
+            <w:r>
+              <w:t>Five parameter slots; add that bias once per output</w:t>
+            </w:r>
+          </w:p>
+        </w:tc>
+      </w:tr>
+      <w:tr>
+        <w:tc>
+          <w:tcPr>
+            <w:tcW w:type="dxa" w:w="5112"/>
+          </w:tcPr>
+          <w:p>
+            <w:r>
+              <w:t>Activation</w:t>
+            </w:r>
+          </w:p>
+        </w:tc>
+        <w:tc>
+          <w:tcPr>
+            <w:tcW w:type="dxa" w:w="5112"/>
+          </w:tcPr>
+          <w:p>
+            <w:r>
+              <w:t>No activation inside local_filter; apply a declared ReLU afterward if needed</w:t>
+            </w:r>
+          </w:p>
+        </w:tc>
+      </w:tr>
+      <w:tr>
+        <w:tc>
+          <w:tcPr>
+            <w:tcW w:type="dxa" w:w="5112"/>
+          </w:tcPr>
+          <w:p>
+            <w:r>
+              <w:t>Status</w:t>
+            </w:r>
+          </w:p>
+        </w:tc>
+        <w:tc>
+          <w:tcPr>
+            <w:tcW w:type="dxa" w:w="5112"/>
+          </w:tcPr>
+          <w:p>
+            <w:r>
+              <w:t>Hand-chosen arithmetic kernel, not a fitted recognition model or measured hardware-operation benchmark</w:t>
+            </w:r>
+          </w:p>
+        </w:tc>
+      </w:tr>
+    </w:tbl>
+    <w:p>
+      <w:pPr>
+        <w:spacing w:line="336" w:lineRule="auto" w:after="180"/>
+      </w:pPr>
+      <w:r>
+        <w:rPr>
+          <w:b w:val="0"/>
+        </w:rPr>
+        <w:t xml:space="preserve">Guided: only the window starting [0, 0] includes </w:t>
+      </w:r>
+      <w:r>
+        <w:rPr>
+          <w:b/>
+        </w:rPr>
+        <w:t>input</w:t>
+      </w:r>
+      <w:r>
+        <w:rPr>
+          <w:b w:val="0"/>
+        </w:rPr>
+        <w:t xml:space="preserve">[0][0]. Its weight is 1, so adding 3 changes that </w:t>
+      </w:r>
+      <w:r>
+        <w:rPr>
+          <w:b/>
+        </w:rPr>
+        <w:t>output</w:t>
+      </w:r>
+      <w:r>
+        <w:rPr>
+          <w:b w:val="0"/>
+        </w:rPr>
+        <w:t xml:space="preserve"> from 0 to 3. The map becomes [[3, 5], [-1, -1]]. Exit: the declared unpadded </w:t>
+      </w:r>
+      <w:r>
+        <w:rPr>
+          <w:b/>
+        </w:rPr>
+        <w:t>stride</w:t>
+      </w:r>
+      <w:r>
+        <w:rPr>
+          <w:b w:val="0"/>
+        </w:rPr>
+        <w:t xml:space="preserve"> 1 setup gives 2 by 2, not 3 by 3. A different </w:t>
+      </w:r>
+      <w:r>
+        <w:rPr>
+          <w:b/>
+        </w:rPr>
+        <w:t>padding</w:t>
+      </w:r>
+      <w:r>
+        <w:rPr>
+          <w:b w:val="0"/>
+        </w:rPr>
+        <w:t xml:space="preserve"> or </w:t>
+      </w:r>
+      <w:r>
+        <w:rPr>
+          <w:b/>
+        </w:rPr>
+        <w:t>kernel</w:t>
+      </w:r>
+      <w:r>
+        <w:rPr>
+          <w:b w:val="0"/>
+        </w:rPr>
+        <w:t xml:space="preserve"> setup would need documentation. Values are local weighted sums, not probabilities.</w:t>
+      </w:r>
+    </w:p>
+    <w:p>
+      <w:pPr>
+        <w:pStyle w:val="Heading2"/>
+      </w:pPr>
+      <w:r>
+        <w:t>All four weighted windows and one-factor variants</w:t>
+      </w:r>
+    </w:p>
+    <w:p>
+      <w:r>
+        <w:drawing>
+          <wp:inline xmlns:a="http://schemas.openxmlformats.org/drawingml/2006/main" xmlns:pic="http://schemas.openxmlformats.org/drawingml/2006/picture">
+            <wp:extent cx="3192029" cy="3200400"/>
+            <wp:docPr id="1" name="Picture 1" descr="Four panels highlight each valid2by2window in the same3by3image. Every highlighted cell shows its value times the same matching kernel weight. Window starts(0,0),(0,1),(1,0),(1,1)give product sums0,5,−1,−1,forming a2by2map. Kernel[[1,−1],[0,1]]is never flipped;stride1,no padding,bias0."/>
+            <wp:cNvGraphicFramePr>
+              <a:graphicFrameLocks noChangeAspect="1"/>
+            </wp:cNvGraphicFramePr>
+            <a:graphic>
+              <a:graphicData uri="http://schemas.openxmlformats.org/drawingml/2006/picture">
+                <pic:pic>
+                  <pic:nvPicPr>
+                    <pic:cNvPr id="0" name="ai-5-21-local-window-products.png"/>
+                    <pic:cNvPicPr/>
+                  </pic:nvPicPr>
+                  <pic:blipFill>
+                    <a:blip r:embed="rId9"/>
+                    <a:stretch>
+                      <a:fillRect/>
+                    </a:stretch>
+                  </pic:blipFill>
+                  <pic:spPr>
+                    <a:xfrm>
+                      <a:off x="0" y="0"/>
+                      <a:ext cx="3192029" cy="3200400"/>
+                    </a:xfrm>
+                    <a:prstGeom prst="rect"/>
+                  </pic:spPr>
+                </pic:pic>
+              </a:graphicData>
+            </a:graphic>
+          </wp:inline>
+        </w:drawing>
+      </w:r>
+    </w:p>
+    <w:tbl>
+      <w:tblPr>
+        <w:tblStyle w:val="LightShading-Accent1"/>
+        <w:tblW w:type="auto" w:w="0"/>
+        <w:tblLook w:firstColumn="1" w:firstRow="1" w:lastColumn="0" w:lastRow="0" w:noHBand="0" w:noVBand="1" w:val="04A0"/>
+      </w:tblPr>
+      <w:tblGrid>
+        <w:gridCol w:w="5112"/>
+        <w:gridCol w:w="5112"/>
+      </w:tblGrid>
+      <w:tr>
+        <w:trPr>
+          <w:tblHeader/>
+        </w:trPr>
+        <w:tc>
+          <w:tcPr>
+            <w:tcW w:type="dxa" w:w="5112"/>
+          </w:tcPr>
+          <w:p>
+            <w:r>
+              <w:t>One-factor main-image variant</w:t>
+            </w:r>
+          </w:p>
+        </w:tc>
+        <w:tc>
+          <w:tcPr>
+            <w:tcW w:type="dxa" w:w="5112"/>
+          </w:tcPr>
+          <w:p>
+            <w:r>
+              <w:t>Complete output / boundary meaning</w:t>
+            </w:r>
+          </w:p>
+        </w:tc>
+      </w:tr>
+      <w:tr>
+        <w:tc>
+          <w:tcPr>
+            <w:tcW w:type="dxa" w:w="5112"/>
+          </w:tcPr>
+          <w:p>
+            <w:r>
+              <w:t>Original stride 1, no padding, bias 0</w:t>
+            </w:r>
+          </w:p>
+        </w:tc>
+        <w:tc>
+          <w:tcPr>
+            <w:tcW w:type="dxa" w:w="5112"/>
+          </w:tcPr>
+          <w:p>
+            <w:r>
+              <w:t>[[0, 5], [−1, −1]], shape 2×2</w:t>
+            </w:r>
+          </w:p>
+        </w:tc>
+      </w:tr>
+      <w:tr>
+        <w:tc>
+          <w:tcPr>
+            <w:tcW w:type="dxa" w:w="5112"/>
+          </w:tcPr>
+          <w:p>
+            <w:r>
+              <w:t>Stride2, same image/kernel</w:t>
+            </w:r>
+          </w:p>
+        </w:tc>
+        <w:tc>
+          <w:tcPr>
+            <w:tcW w:type="dxa" w:w="5112"/>
+          </w:tcPr>
+          <w:p>
+            <w:r>
+              <w:t>Only start(0, 0); map[[0]], shape 1×1</w:t>
+            </w:r>
+          </w:p>
+        </w:tc>
+      </w:tr>
+      <w:tr>
+        <w:tc>
+          <w:tcPr>
+            <w:tcW w:type="dxa" w:w="5112"/>
+          </w:tcPr>
+          <w:p>
+            <w:r>
+              <w:t>One zero border per side, stride 1</w:t>
+            </w:r>
+          </w:p>
+        </w:tc>
+        <w:tc>
+          <w:tcPr>
+            <w:tcW w:type="dxa" w:w="5112"/>
+          </w:tcPr>
+          <w:p>
+            <w:r>
+              <w:t>Padded5×5 input→4×4 map; top-left window[[0, 0], [0, 1]]gives 1</w:t>
+            </w:r>
+          </w:p>
+        </w:tc>
+      </w:tr>
+      <w:tr>
+        <w:tc>
+          <w:tcPr>
+            <w:tcW w:type="dxa" w:w="5112"/>
+          </w:tcPr>
+          <w:p>
+            <w:r>
+              <w:t>ReLU after original raw map</w:t>
+            </w:r>
+          </w:p>
+        </w:tc>
+        <w:tc>
+          <w:tcPr>
+            <w:tcW w:type="dxa" w:w="5112"/>
+          </w:tcPr>
+          <w:p>
+            <w:r>
+              <w:t>[[0, 5], [0, 0]]; raw negative sums remain valid debugging evidence</w:t>
+            </w:r>
+          </w:p>
+        </w:tc>
+      </w:tr>
+      <w:tr>
+        <w:tc>
+          <w:tcPr>
+            <w:tcW w:type="dxa" w:w="5112"/>
+          </w:tcPr>
+          <w:p>
+            <w:r>
+              <w:t>Reverse both axes of kernel</w:t>
+            </w:r>
+          </w:p>
+        </w:tc>
+        <w:tc>
+          <w:tcPr>
+            <w:tcW w:type="dxa" w:w="5112"/>
+          </w:tcPr>
+          <w:p>
+            <w:r>
+              <w:t>[[1, 0], [−1, 1]]is a changed convention; top-left result 2 rather than 0</w:t>
+            </w:r>
+          </w:p>
+        </w:tc>
+      </w:tr>
+      <w:tr>
+        <w:tc>
+          <w:tcPr>
+            <w:tcW w:type="dxa" w:w="5112"/>
+          </w:tcPr>
+          <w:p>
+            <w:r>
+              <w:t>Change only input[0][0]1→4</w:t>
+            </w:r>
+          </w:p>
+        </w:tc>
+        <w:tc>
+          <w:tcPr>
+            <w:tcW w:type="dxa" w:w="5112"/>
+          </w:tcPr>
+          <w:p>
+            <w:r>
+              <w:t>[[3, 5], [−1, −1]]; only first valid window contains that corner</w:t>
+            </w:r>
+          </w:p>
+        </w:tc>
+      </w:tr>
+    </w:tbl>
+    <w:p>
+      <w:pPr>
+        <w:pStyle w:val="Heading2"/>
+      </w:pPr>
+      <w:r>
+        <w:t>Complete separate pictured arrays and scope</w:t>
+      </w:r>
+    </w:p>
+    <w:p>
+      <w:pPr>
+        <w:spacing w:line="336" w:lineRule="auto" w:after="180"/>
+      </w:pPr>
+      <w:r>
+        <w:rPr>
+          <w:b w:val="0"/>
+        </w:rPr>
+        <w:t>Draw the exact patch-by-patch arithmetic of a local image operation.</w:t>
+      </w:r>
+    </w:p>
+    <w:p>
+      <w:pPr>
+        <w:spacing w:line="336" w:lineRule="auto" w:after="180"/>
+      </w:pPr>
+      <w:r>
+        <w:rPr>
+          <w:b w:val="0"/>
+        </w:rPr>
+        <w:t xml:space="preserve">Image rows [1, 2, 3],[4, 5, 6]; </w:t>
+      </w:r>
+      <w:r>
+        <w:rPr>
+          <w:b/>
+        </w:rPr>
+        <w:t>kernel</w:t>
+      </w:r>
+      <w:r>
+        <w:rPr>
+          <w:b w:val="0"/>
+        </w:rPr>
+        <w:t xml:space="preserve"> rows [1, 0],[0,-1]. Use unflipped </w:t>
+      </w:r>
+      <w:r>
+        <w:rPr>
+          <w:b/>
+        </w:rPr>
+        <w:t>kernel</w:t>
+      </w:r>
+      <w:r>
+        <w:rPr>
+          <w:b w:val="0"/>
+        </w:rPr>
+        <w:t xml:space="preserve">, no </w:t>
+      </w:r>
+      <w:r>
+        <w:rPr>
+          <w:b/>
+        </w:rPr>
+        <w:t>padding</w:t>
+      </w:r>
+      <w:r>
+        <w:rPr>
+          <w:b w:val="0"/>
+        </w:rPr>
+        <w:t xml:space="preserve">, </w:t>
+      </w:r>
+      <w:r>
+        <w:rPr>
+          <w:b/>
+        </w:rPr>
+        <w:t>stride</w:t>
+      </w:r>
+      <w:r>
+        <w:rPr>
+          <w:b w:val="0"/>
+        </w:rPr>
+        <w:t xml:space="preserve"> 1, bias 0.</w:t>
+      </w:r>
+    </w:p>
+    <w:p>
+      <w:pPr>
+        <w:spacing w:line="336" w:lineRule="auto" w:after="180"/>
+      </w:pPr>
+      <w:r>
+        <w:rPr>
+          <w:b w:val="0"/>
+        </w:rPr>
+        <w:t xml:space="preserve">All </w:t>
+      </w:r>
+      <w:r>
+        <w:rPr>
+          <w:b/>
+        </w:rPr>
+        <w:t>input</w:t>
+      </w:r>
+      <w:r>
+        <w:rPr>
+          <w:b w:val="0"/>
+        </w:rPr>
+        <w:t>s and outcomes in this worked example are invented classroom data; no real model run is claimed.</w:t>
+      </w:r>
+    </w:p>
+    <w:p>
+      <w:pPr>
+        <w:spacing w:line="336" w:lineRule="auto" w:after="180"/>
+      </w:pPr>
+      <w:r>
+        <w:rPr>
+          <w:b w:val="0"/>
+        </w:rPr>
+        <w:t>The picture uses a different 2×3 image[[1, 2, 3], [4, 5, 6]]and unflipped kernel[[1, 0], [0, −1]], stride 1, no padding, bias 0. Its two windows give 1−5=−4 and2−6=−4, map[[-4, −4]]. Adding only shared bias 2 gives[[-2, −2]]without changing products, weight sharing or1×2 shape. These negative raw responses are allowed. The main 3×3 image instead gives[[0, 5], [−1, −1]].</w:t>
+      </w:r>
+    </w:p>
+    <w:p>
+      <w:pPr>
+        <w:spacing w:line="336" w:lineRule="auto" w:after="180"/>
+      </w:pPr>
+      <w:r>
+        <w:rPr>
+          <w:b w:val="0"/>
+        </w:rPr>
+        <w:t>Keep the image and kernel beside each calculation.</w:t>
+      </w:r>
+    </w:p>
+    <w:p>
+      <w:pPr>
+        <w:pStyle w:val="Heading2"/>
+      </w:pPr>
+      <w:r>
+        <w:t>Trace unchanged products under a shared bias addition</w:t>
+      </w:r>
+    </w:p>
+    <w:p>
+      <w:r>
+        <w:drawing>
+          <wp:inline xmlns:a="http://schemas.openxmlformats.org/drawingml/2006/main" xmlns:pic="http://schemas.openxmlformats.org/drawingml/2006/picture">
+            <wp:extent cx="5486400" cy="3182112"/>
+            <wp:docPr id="2" name="Picture 2" descr="First patch: 1×1+2×0+4×0+5×(-1)=-4. → Second patch: 2×1+3×0+5×0+6×(-1)=-4. → Feature map: Output shape 1×2 and map [[-4,-4]]; the same kernel is reused at each position."/>
+            <wp:cNvGraphicFramePr>
+              <a:graphicFrameLocks noChangeAspect="1"/>
+            </wp:cNvGraphicFramePr>
+            <a:graphic>
+              <a:graphicData uri="http://schemas.openxmlformats.org/drawingml/2006/picture">
+                <pic:pic>
+                  <pic:nvPicPr>
+                    <pic:cNvPr id="0" name="academy-story-ai-5-21-02.png"/>
+                    <pic:cNvPicPr/>
+                  </pic:nvPicPr>
+                  <pic:blipFill>
+                    <a:blip r:embed="rId10"/>
+                    <a:stretch>
+                      <a:fillRect/>
+                    </a:stretch>
+                  </pic:blipFill>
+                  <pic:spPr>
+                    <a:xfrm>
+                      <a:off x="0" y="0"/>
+                      <a:ext cx="5486400" cy="3182112"/>
+                    </a:xfrm>
+                    <a:prstGeom prst="rect"/>
+                  </pic:spPr>
+                </pic:pic>
+              </a:graphicData>
+            </a:graphic>
+          </wp:inline>
+        </w:drawing>
+      </w:r>
+    </w:p>
+    <w:p>
+      <w:pPr>
+        <w:pStyle w:val="Heading3"/>
+      </w:pPr>
+      <w:r>
+        <w:t>Read the picture one step at a time</w:t>
+      </w:r>
+    </w:p>
+    <w:tbl>
+      <w:tblPr>
+        <w:tblStyle w:val="LightShading-Accent1"/>
+        <w:tblW w:type="auto" w:w="0"/>
+        <w:tblLook w:firstColumn="1" w:firstRow="1" w:lastColumn="0" w:lastRow="0" w:noHBand="0" w:noVBand="1" w:val="04A0"/>
+      </w:tblPr>
+      <w:tblGrid>
+        <w:gridCol w:w="5112"/>
+        <w:gridCol w:w="5112"/>
+      </w:tblGrid>
+      <w:tr>
+        <w:trPr>
+          <w:tblHeader/>
+        </w:trPr>
+        <w:tc>
+          <w:tcPr>
+            <w:tcW w:type="dxa" w:w="5112"/>
+          </w:tcPr>
+          <w:p>
+            <w:r>
+              <w:t>Step</w:t>
+            </w:r>
+          </w:p>
+        </w:tc>
+        <w:tc>
+          <w:tcPr>
+            <w:tcW w:type="dxa" w:w="5112"/>
+          </w:tcPr>
+          <w:p>
+            <w:r>
+              <w:t>What happens and why</w:t>
+            </w:r>
+          </w:p>
+        </w:tc>
+      </w:tr>
+      <w:tr>
+        <w:tc>
+          <w:tcPr>
+            <w:tcW w:type="dxa" w:w="5112"/>
+          </w:tcPr>
+          <w:p>
+            <w:r>
+              <w:t>1. First patch</w:t>
+            </w:r>
+          </w:p>
+        </w:tc>
+        <w:tc>
+          <w:tcPr>
+            <w:tcW w:type="dxa" w:w="5112"/>
+          </w:tcPr>
+          <w:p>
+            <w:r>
+              <w:t>1×1+2×0+4×0+5×(-1)=-4.</w:t>
+            </w:r>
+          </w:p>
+        </w:tc>
+      </w:tr>
+      <w:tr>
+        <w:tc>
+          <w:tcPr>
+            <w:tcW w:type="dxa" w:w="5112"/>
+          </w:tcPr>
+          <w:p>
+            <w:r>
+              <w:t>2. Second patch</w:t>
+            </w:r>
+          </w:p>
+        </w:tc>
+        <w:tc>
+          <w:tcPr>
+            <w:tcW w:type="dxa" w:w="5112"/>
+          </w:tcPr>
+          <w:p>
+            <w:r>
+              <w:t>2×1+3×0+5×0+6×(-1)=-4.</w:t>
+            </w:r>
+          </w:p>
+        </w:tc>
+      </w:tr>
+      <w:tr>
+        <w:tc>
+          <w:tcPr>
+            <w:tcW w:type="dxa" w:w="5112"/>
+          </w:tcPr>
+          <w:p>
+            <w:r>
+              <w:t>3. Feature map</w:t>
+            </w:r>
+          </w:p>
+        </w:tc>
+        <w:tc>
+          <w:tcPr>
+            <w:tcW w:type="dxa" w:w="5112"/>
+          </w:tcPr>
+          <w:p>
+            <w:r>
+              <w:t>Output shape 1×2 and map [[-4,-4]]; the same kernel is reused at each position.</w:t>
+            </w:r>
+          </w:p>
+        </w:tc>
+      </w:tr>
+    </w:tbl>
+    <w:p>
+      <w:r>
+        <w:t>Match each pictured step to the supplied facts. This is a worked teaching case, not an independent assessment.</w:t>
+      </w:r>
+    </w:p>
+    <w:p>
+      <w:pPr>
+        <w:spacing w:line="336" w:lineRule="auto" w:after="180"/>
+      </w:pPr>
+      <w:r>
+        <w:rPr>
+          <w:b w:val="0"/>
+        </w:rPr>
+        <w:t xml:space="preserve">A local </w:t>
+      </w:r>
+      <w:r>
+        <w:rPr>
+          <w:b/>
+        </w:rPr>
+        <w:t>kernel</w:t>
+      </w:r>
+      <w:r>
+        <w:rPr>
+          <w:b w:val="0"/>
+        </w:rPr>
+        <w:t xml:space="preserve"> combines the values in one small image window with a fixed set of weights. Slide that same </w:t>
+      </w:r>
+      <w:r>
+        <w:rPr>
+          <w:b/>
+        </w:rPr>
+        <w:t>kernel</w:t>
+      </w:r>
+      <w:r>
+        <w:rPr>
+          <w:b w:val="0"/>
+        </w:rPr>
+        <w:t xml:space="preserve"> to the next valid window and repeat the products.</w:t>
+      </w:r>
+    </w:p>
+    <w:p>
+      <w:pPr>
+        <w:spacing w:line="336" w:lineRule="auto" w:after="180"/>
+      </w:pPr>
+      <w:r>
+        <w:rPr>
+          <w:b w:val="0"/>
+        </w:rPr>
+        <w:t xml:space="preserve">Sharing weights lets the operation look for the same local pattern at different positions. This example declares an unflipped </w:t>
+      </w:r>
+      <w:r>
+        <w:rPr>
+          <w:b/>
+        </w:rPr>
+        <w:t>kernel</w:t>
+      </w:r>
+      <w:r>
+        <w:rPr>
+          <w:b w:val="0"/>
+        </w:rPr>
+        <w:t>; adding bias changes each window result without changing which pixels were used.</w:t>
+      </w:r>
+    </w:p>
+    <w:p>
+      <w:pPr>
+        <w:spacing w:line="336" w:lineRule="auto" w:after="180"/>
+      </w:pPr>
+      <w:r>
+        <w:rPr>
+          <w:b w:val="0"/>
+        </w:rPr>
+        <w:t xml:space="preserve">A local filter detects a numerical pattern; one </w:t>
+      </w:r>
+      <w:r>
+        <w:rPr>
+          <w:b/>
+        </w:rPr>
+        <w:t>feature map</w:t>
+      </w:r>
+      <w:r>
+        <w:rPr>
+          <w:b w:val="0"/>
+        </w:rPr>
+        <w:t xml:space="preserve"> does not establish recognition or learned visual understanding.</w:t>
+      </w:r>
+    </w:p>
+    <w:p>
+      <w:pPr>
+        <w:spacing w:line="336" w:lineRule="auto" w:after="180"/>
+      </w:pPr>
+      <w:r>
+        <w:rPr>
+          <w:b w:val="0"/>
+        </w:rPr>
+        <w:t>Change: Add shared bias 2 after each patch sum.</w:t>
+      </w:r>
+    </w:p>
+    <w:p>
+      <w:pPr>
+        <w:spacing w:line="336" w:lineRule="auto" w:after="180"/>
+      </w:pPr>
+      <w:r>
+        <w:rPr>
+          <w:b/>
+        </w:rPr>
+        <w:t>Prediction</w:t>
+      </w:r>
+      <w:r>
+        <w:rPr>
+          <w:b w:val="0"/>
+        </w:rPr>
+        <w:t xml:space="preserve">: </w:t>
+      </w:r>
+      <w:r>
+        <w:rPr>
+          <w:b/>
+        </w:rPr>
+        <w:t>Feature map</w:t>
+      </w:r>
+      <w:r>
+        <w:rPr>
+          <w:b w:val="0"/>
+        </w:rPr>
+        <w:t xml:space="preserve"> becomes [[-2,-2]].</w:t>
+      </w:r>
+    </w:p>
+    <w:p>
+      <w:pPr>
+        <w:spacing w:line="336" w:lineRule="auto" w:after="180"/>
+      </w:pPr>
+      <w:r>
+        <w:rPr>
+          <w:b w:val="0"/>
+        </w:rPr>
+        <w:t xml:space="preserve">Reason: Bias adds 2 to each </w:t>
+      </w:r>
+      <w:r>
+        <w:rPr>
+          <w:b/>
+        </w:rPr>
+        <w:t>output</w:t>
+      </w:r>
+      <w:r>
+        <w:rPr>
+          <w:b w:val="0"/>
+        </w:rPr>
+        <w:t xml:space="preserve">; it does not change patch products or </w:t>
+      </w:r>
+      <w:r>
+        <w:rPr>
+          <w:b/>
+        </w:rPr>
+        <w:t>output</w:t>
+      </w:r>
+      <w:r>
+        <w:rPr>
+          <w:b w:val="0"/>
+        </w:rPr>
+        <w:t xml:space="preserve"> shape.</w:t>
+      </w:r>
+    </w:p>
+    <w:p>
+      <w:pPr>
+        <w:pStyle w:val="Heading2"/>
+      </w:pPr>
+      <w:r>
+        <w:t>Earlier wording, alternatives and picture transcripts · reference / check after trying</w:t>
       </w:r>
     </w:p>
     <w:tbl>
@@ -1264,96 +2225,6 @@
         <w:pStyle w:val="Heading3"/>
       </w:pPr>
       <w:r>
-        <w:t>Explain Convolution as a local operation · 4</w:t>
-      </w:r>
-    </w:p>
-    <w:p>
-      <w:pPr>
-        <w:spacing w:line="336" w:lineRule="auto" w:after="180"/>
-      </w:pPr>
-      <w:r>
-        <w:rPr>
-          <w:b w:val="0"/>
-        </w:rPr>
-        <w:t xml:space="preserve">Guided: only the window starting [0, 0] includes </w:t>
-      </w:r>
-      <w:r>
-        <w:rPr>
-          <w:b/>
-        </w:rPr>
-        <w:t>input</w:t>
-      </w:r>
-      <w:r>
-        <w:rPr>
-          <w:b w:val="0"/>
-        </w:rPr>
-        <w:t xml:space="preserve">[0][0]. Its weight is 1, so adding 3 changes that </w:t>
-      </w:r>
-      <w:r>
-        <w:rPr>
-          <w:b/>
-        </w:rPr>
-        <w:t>output</w:t>
-      </w:r>
-      <w:r>
-        <w:rPr>
-          <w:b w:val="0"/>
-        </w:rPr>
-        <w:t xml:space="preserve"> from 0 to 3. The map becomes [[3, 5], [-1, -1]].</w:t>
-      </w:r>
-    </w:p>
-    <w:p>
-      <w:pPr>
-        <w:spacing w:line="336" w:lineRule="auto" w:after="180"/>
-      </w:pPr>
-      <w:r>
-        <w:rPr>
-          <w:b w:val="0"/>
-        </w:rPr>
-        <w:t xml:space="preserve">Exit: the declared unpadded </w:t>
-      </w:r>
-      <w:r>
-        <w:rPr>
-          <w:b/>
-        </w:rPr>
-        <w:t>stride</w:t>
-      </w:r>
-      <w:r>
-        <w:rPr>
-          <w:b w:val="0"/>
-        </w:rPr>
-        <w:t xml:space="preserve"> -1 setup gives 2 by 2, not 3 by 3. A different </w:t>
-      </w:r>
-      <w:r>
-        <w:rPr>
-          <w:b/>
-        </w:rPr>
-        <w:t>padding</w:t>
-      </w:r>
-      <w:r>
-        <w:rPr>
-          <w:b w:val="0"/>
-        </w:rPr>
-        <w:t xml:space="preserve"> or </w:t>
-      </w:r>
-      <w:r>
-        <w:rPr>
-          <w:b/>
-        </w:rPr>
-        <w:t>kernel</w:t>
-      </w:r>
-      <w:r>
-        <w:rPr>
-          <w:b w:val="0"/>
-        </w:rPr>
-        <w:t xml:space="preserve"> setup would need documentation. Values are local weighted sums, not probabilities.</w:t>
-      </w:r>
-    </w:p>
-    <w:p>
-      <w:pPr>
-        <w:pStyle w:val="Heading3"/>
-      </w:pPr>
-      <w:r>
         <w:t>Model the reasoning aloud</w:t>
       </w:r>
     </w:p>
@@ -1730,121 +2601,10 @@
     </w:p>
     <w:p>
       <w:pPr>
-        <w:spacing w:line="336" w:lineRule="auto" w:after="180"/>
-      </w:pPr>
-      <w:r>
-        <w:rPr>
-          <w:b w:val="0"/>
-        </w:rPr>
-        <w:t>Draw the exact patch-by-patch arithmetic of a local image operation.</w:t>
-      </w:r>
-    </w:p>
-    <w:p>
-      <w:pPr>
         <w:pStyle w:val="Heading3"/>
       </w:pPr>
       <w:r>
         <w:t>The facts we will use</w:t>
-      </w:r>
-    </w:p>
-    <w:p>
-      <w:pPr>
-        <w:pStyle w:val="Heading3"/>
-      </w:pPr>
-      <w:r>
-        <w:t>Supplied facts</w:t>
-      </w:r>
-    </w:p>
-    <w:p>
-      <w:pPr>
-        <w:spacing w:line="336" w:lineRule="auto" w:after="180"/>
-        <w:shd w:fill="F1F6FC"/>
-      </w:pPr>
-      <w:r>
-        <w:rPr>
-          <w:b w:val="0"/>
-        </w:rPr>
-        <w:t xml:space="preserve">Image rows [1, 2, 3],[4, 5, 6]; </w:t>
-      </w:r>
-      <w:r>
-        <w:rPr>
-          <w:b/>
-        </w:rPr>
-        <w:t>kernel</w:t>
-      </w:r>
-      <w:r>
-        <w:rPr>
-          <w:b w:val="0"/>
-        </w:rPr>
-        <w:t xml:space="preserve"> rows [1, 0],[0,-1]. Use unflipped </w:t>
-      </w:r>
-      <w:r>
-        <w:rPr>
-          <w:b/>
-        </w:rPr>
-        <w:t>kernel</w:t>
-      </w:r>
-      <w:r>
-        <w:rPr>
-          <w:b w:val="0"/>
-        </w:rPr>
-        <w:t xml:space="preserve">, no </w:t>
-      </w:r>
-      <w:r>
-        <w:rPr>
-          <w:b/>
-        </w:rPr>
-        <w:t>padding</w:t>
-      </w:r>
-      <w:r>
-        <w:rPr>
-          <w:b w:val="0"/>
-        </w:rPr>
-        <w:t xml:space="preserve">, </w:t>
-      </w:r>
-      <w:r>
-        <w:rPr>
-          <w:b/>
-        </w:rPr>
-        <w:t>stride</w:t>
-      </w:r>
-      <w:r>
-        <w:rPr>
-          <w:b w:val="0"/>
-        </w:rPr>
-        <w:t xml:space="preserve"> 1, bias 0.</w:t>
-      </w:r>
-    </w:p>
-    <w:p>
-      <w:pPr>
-        <w:pStyle w:val="Heading3"/>
-      </w:pPr>
-      <w:r>
-        <w:t>Supplied facts</w:t>
-      </w:r>
-    </w:p>
-    <w:p>
-      <w:pPr>
-        <w:spacing w:line="336" w:lineRule="auto" w:after="180"/>
-        <w:shd w:fill="F1F6FC"/>
-      </w:pPr>
-      <w:r>
-        <w:rPr>
-          <w:b w:val="0"/>
-        </w:rPr>
-        <w:t xml:space="preserve">All </w:t>
-      </w:r>
-      <w:r>
-        <w:rPr>
-          <w:b/>
-        </w:rPr>
-        <w:t>input</w:t>
-      </w:r>
-      <w:r>
-        <w:rPr>
-          <w:b w:val="0"/>
-        </w:rPr>
-        <w:t>s and outcomes in this worked example are invented classroom data; no real model run is claimed.</w:t>
       </w:r>
     </w:p>
     <w:p>
@@ -1852,7 +2612,7 @@
         <w:drawing>
           <wp:inline xmlns:a="http://schemas.openxmlformats.org/drawingml/2006/main" xmlns:pic="http://schemas.openxmlformats.org/drawingml/2006/picture">
             <wp:extent cx="5486400" cy="3077029"/>
-            <wp:docPr id="1" name="Picture 1" descr="Image used by both local kernel windows"/>
+            <wp:docPr id="3" name="Picture 3" descr="Image used by both local kernel windows"/>
             <wp:cNvGraphicFramePr>
               <a:graphicFrameLocks noChangeAspect="1"/>
             </wp:cNvGraphicFramePr>
@@ -1864,7 +2624,7 @@
                     <pic:cNvPicPr/>
                   </pic:nvPicPr>
                   <pic:blipFill>
-                    <a:blip r:embed="rId9"/>
+                    <a:blip r:embed="rId11"/>
                     <a:stretch>
                       <a:fillRect/>
                     </a:stretch>
@@ -1888,7 +2648,7 @@
         <w:drawing>
           <wp:inline xmlns:a="http://schemas.openxmlformats.org/drawingml/2006/main" xmlns:pic="http://schemas.openxmlformats.org/drawingml/2006/picture">
             <wp:extent cx="5486400" cy="5185229"/>
-            <wp:docPr id="2" name="Picture 2" descr="Convolution as a local operation. First patch: 1×1+2×0+4×0+5×(-1)=-4.. Second patch: 2×1+3×0+5×0+6×(-1)=-4.. Feature map: Output shape 1×2 and map [[-4,-4]]; the same kernel is reused at each position."/>
+            <wp:docPr id="4" name="Picture 4" descr="Convolution as a local operation. First patch: 1×1+2×0+4×0+5×(-1)=-4.. Second patch: 2×1+3×0+5×0+6×(-1)=-4.. Feature map: Output shape 1×2 and map [[-4,-4]]; the same kernel is reused at each position."/>
             <wp:cNvGraphicFramePr>
               <a:graphicFrameLocks noChangeAspect="1"/>
             </wp:cNvGraphicFramePr>
@@ -1900,7 +2660,7 @@
                     <pic:cNvPicPr/>
                   </pic:nvPicPr>
                   <pic:blipFill>
-                    <a:blip r:embed="rId10"/>
+                    <a:blip r:embed="rId12"/>
                     <a:stretch>
                       <a:fillRect/>
                     </a:stretch>
@@ -1924,114 +2684,7 @@
         <w:pStyle w:val="Heading3"/>
       </w:pPr>
       <w:r>
-        <w:t>Read the picture one step at a time</w:t>
-      </w:r>
-    </w:p>
-    <w:tbl>
-      <w:tblPr>
-        <w:tblStyle w:val="LightShading-Accent1"/>
-        <w:tblW w:type="auto" w:w="0"/>
-        <w:tblLook w:firstColumn="1" w:firstRow="1" w:lastColumn="0" w:lastRow="0" w:noHBand="0" w:noVBand="1" w:val="04A0"/>
-      </w:tblPr>
-      <w:tblGrid>
-        <w:gridCol w:w="5112"/>
-        <w:gridCol w:w="5112"/>
-      </w:tblGrid>
-      <w:tr>
-        <w:trPr>
-          <w:tblHeader/>
-        </w:trPr>
-        <w:tc>
-          <w:tcPr>
-            <w:tcW w:type="dxa" w:w="5112"/>
-          </w:tcPr>
-          <w:p>
-            <w:r>
-              <w:t>Step</w:t>
-            </w:r>
-          </w:p>
-        </w:tc>
-        <w:tc>
-          <w:tcPr>
-            <w:tcW w:type="dxa" w:w="5112"/>
-          </w:tcPr>
-          <w:p>
-            <w:r>
-              <w:t>What happens and why</w:t>
-            </w:r>
-          </w:p>
-        </w:tc>
-      </w:tr>
-      <w:tr>
-        <w:tc>
-          <w:tcPr>
-            <w:tcW w:type="dxa" w:w="5112"/>
-          </w:tcPr>
-          <w:p>
-            <w:r>
-              <w:t>1. First patch</w:t>
-            </w:r>
-          </w:p>
-        </w:tc>
-        <w:tc>
-          <w:tcPr>
-            <w:tcW w:type="dxa" w:w="5112"/>
-          </w:tcPr>
-          <w:p>
-            <w:r>
-              <w:t>1×1+2×0+4×0+5×(-1)=-4.</w:t>
-            </w:r>
-          </w:p>
-        </w:tc>
-      </w:tr>
-      <w:tr>
-        <w:tc>
-          <w:tcPr>
-            <w:tcW w:type="dxa" w:w="5112"/>
-          </w:tcPr>
-          <w:p>
-            <w:r>
-              <w:t>2. Second patch</w:t>
-            </w:r>
-          </w:p>
-        </w:tc>
-        <w:tc>
-          <w:tcPr>
-            <w:tcW w:type="dxa" w:w="5112"/>
-          </w:tcPr>
-          <w:p>
-            <w:r>
-              <w:t>2×1+3×0+5×0+6×(-1)=-4.</w:t>
-            </w:r>
-          </w:p>
-        </w:tc>
-      </w:tr>
-      <w:tr>
-        <w:tc>
-          <w:tcPr>
-            <w:tcW w:type="dxa" w:w="5112"/>
-          </w:tcPr>
-          <w:p>
-            <w:r>
-              <w:t>3. Feature map</w:t>
-            </w:r>
-          </w:p>
-        </w:tc>
-        <w:tc>
-          <w:tcPr>
-            <w:tcW w:type="dxa" w:w="5112"/>
-          </w:tcPr>
-          <w:p>
-            <w:r>
-              <w:t>Output shape 1×2 and map [[-4,-4]]; the same kernel is reused at each position.</w:t>
-            </w:r>
-          </w:p>
-        </w:tc>
-      </w:tr>
-    </w:tbl>
-    <w:p>
-      <w:r>
-        <w:t>Match each pictured step to the supplied facts. This is a worked teaching case, not an independent assessment.</w:t>
+        <w:t>Why this result follows</w:t>
       </w:r>
     </w:p>
     <w:p>
@@ -2039,7 +2692,7 @@
         <w:pStyle w:val="Heading3"/>
       </w:pPr>
       <w:r>
-        <w:t>Why this result follows</w:t>
+        <w:t>What this example does not establish</w:t>
       </w:r>
     </w:p>
     <w:p>
@@ -2047,233 +2700,227 @@
         <w:pStyle w:val="Heading3"/>
       </w:pPr>
       <w:r>
-        <w:t>Why the result follows</w:t>
+        <w:t>Change one thing in the pictured case</w:t>
       </w:r>
     </w:p>
     <w:p>
       <w:pPr>
-        <w:spacing w:line="336" w:lineRule="auto" w:after="180"/>
-        <w:shd w:fill="F1F6FC"/>
-      </w:pPr>
-      <w:r>
-        <w:rPr>
-          <w:b w:val="0"/>
-        </w:rPr>
-        <w:t xml:space="preserve">A local </w:t>
-      </w:r>
-      <w:r>
-        <w:rPr>
-          <w:b/>
-        </w:rPr>
-        <w:t>kernel</w:t>
-      </w:r>
-      <w:r>
-        <w:rPr>
-          <w:b w:val="0"/>
-        </w:rPr>
-        <w:t xml:space="preserve"> combines the values in one small image window with a fixed set of weights. Slide that same </w:t>
-      </w:r>
-      <w:r>
-        <w:rPr>
-          <w:b/>
-        </w:rPr>
-        <w:t>kernel</w:t>
-      </w:r>
-      <w:r>
-        <w:rPr>
-          <w:b w:val="0"/>
-        </w:rPr>
-        <w:t xml:space="preserve"> to the next valid window and repeat the products.</w:t>
+        <w:pStyle w:val="Heading3"/>
+      </w:pPr>
+      <w:r>
+        <w:t>Ask while showing the picture</w:t>
       </w:r>
     </w:p>
     <w:p>
       <w:pPr>
         <w:spacing w:line="336" w:lineRule="auto" w:after="180"/>
-        <w:shd w:fill="F1F6FC"/>
-      </w:pPr>
-      <w:r>
-        <w:rPr>
-          <w:b w:val="0"/>
-        </w:rPr>
-        <w:t xml:space="preserve">Sharing weights lets the operation look for the same local pattern at different positions. This example declares an unflipped </w:t>
+      </w:pPr>
+      <w:r>
+        <w:rPr>
+          <w:b w:val="0"/>
+        </w:rPr>
+        <w:t xml:space="preserve">Cover the result. Ask learners to name the </w:t>
       </w:r>
       <w:r>
         <w:rPr>
           <w:b/>
         </w:rPr>
-        <w:t>kernel</w:t>
-      </w:r>
-      <w:r>
-        <w:rPr>
-          <w:b w:val="0"/>
-        </w:rPr>
-        <w:t>; adding bias changes each window result without changing which pixels were used.</w:t>
+        <w:t>input</w:t>
+      </w:r>
+      <w:r>
+        <w:rPr>
+          <w:b w:val="0"/>
+        </w:rPr>
+        <w:t xml:space="preserve">s and predict the next step. Uncover one step, connect the icon to the actual procedure, and explain its </w:t>
+      </w:r>
+      <w:r>
+        <w:rPr>
+          <w:b/>
+        </w:rPr>
+        <w:t>evidence</w:t>
+      </w:r>
+      <w:r>
+        <w:rPr>
+          <w:b w:val="0"/>
+        </w:rPr>
+        <w:t>. Then change the supplied condition and compare.</w:t>
       </w:r>
     </w:p>
     <w:p>
       <w:pPr>
-        <w:pStyle w:val="Heading3"/>
-      </w:pPr>
-      <w:r>
-        <w:t>What this example does not establish</w:t>
+        <w:spacing w:line="336" w:lineRule="auto" w:after="180"/>
+      </w:pPr>
+      <w:r>
+        <w:rPr>
+          <w:b w:val="0"/>
+        </w:rPr>
+        <w:t>The picture is a representation; it does not document execution of a real AI model.</w:t>
       </w:r>
     </w:p>
     <w:p>
       <w:pPr>
-        <w:pStyle w:val="Heading3"/>
-      </w:pPr>
-      <w:r>
-        <w:t>Keep the stated limit</w:t>
+        <w:pStyle w:val="Heading1"/>
+      </w:pPr>
+      <w:r>
+        <w:t>03. Model a step,then remove help</w:t>
       </w:r>
     </w:p>
     <w:p>
-      <w:pPr>
-        <w:spacing w:line="336" w:lineRule="auto" w:after="180"/>
-        <w:shd w:fill="FFF5E6"/>
-      </w:pPr>
-      <w:r>
-        <w:rPr>
-          <w:b w:val="0"/>
-        </w:rPr>
-        <w:t xml:space="preserve">A local filter detects a numerical pattern; one </w:t>
-      </w:r>
-      <w:r>
-        <w:rPr>
-          <w:b/>
-        </w:rPr>
-        <w:t>feature map</w:t>
-      </w:r>
-      <w:r>
-        <w:rPr>
-          <w:b w:val="0"/>
-        </w:rPr>
-        <w:t xml:space="preserve"> does not establish recognition or learned visual understanding.</w:t>
+      <w:r>
+        <w:t>Collect each learner’s reasoning before showing a key.</w:t>
       </w:r>
     </w:p>
     <w:p>
       <w:pPr>
-        <w:pStyle w:val="Heading3"/>
-      </w:pPr>
-      <w:r>
-        <w:t>Change one thing in the pictured case</w:t>
+        <w:pStyle w:val="Heading2"/>
+      </w:pPr>
+      <w:r>
+        <w:t>Current completion task and checked reasoning</w:t>
       </w:r>
     </w:p>
     <w:p>
       <w:pPr>
-        <w:pStyle w:val="Heading3"/>
-      </w:pPr>
-      <w:r>
-        <w:t>Change one thing</w:t>
+        <w:spacing w:line="336" w:lineRule="auto" w:after="180"/>
+      </w:pPr>
+      <w:r>
+        <w:rPr>
+          <w:b w:val="0"/>
+        </w:rPr>
+        <w:t xml:space="preserve">Completion task: How many shared </w:t>
+      </w:r>
+      <w:r>
+        <w:rPr>
+          <w:b/>
+        </w:rPr>
+        <w:t>kernel</w:t>
+      </w:r>
+      <w:r>
+        <w:rPr>
+          <w:b w:val="0"/>
+        </w:rPr>
+        <w:t xml:space="preserve"> weights does the lesson use? How many products are computed over all four valid windows? What changes if one shared bias is added?</w:t>
       </w:r>
     </w:p>
     <w:p>
       <w:pPr>
         <w:spacing w:line="336" w:lineRule="auto" w:after="180"/>
-        <w:shd w:fill="F5F1FB"/>
-      </w:pPr>
-      <w:r>
-        <w:rPr>
-          <w:b w:val="0"/>
-        </w:rPr>
-        <w:t>Change: Add shared bias 2 after each patch sum.</w:t>
+      </w:pPr>
+      <w:r>
+        <w:rPr>
+          <w:b w:val="0"/>
+        </w:rPr>
+        <w:t xml:space="preserve">Teacher check: Teacher explanation: There are four shared weights and sixteen products across four windows. One shared bias raises the parameter count to five and adds the same bias once to each </w:t>
+      </w:r>
+      <w:r>
+        <w:rPr>
+          <w:b/>
+        </w:rPr>
+        <w:t>output</w:t>
+      </w:r>
+      <w:r>
+        <w:rPr>
+          <w:b w:val="0"/>
+        </w:rPr>
+        <w:t>.</w:t>
       </w:r>
     </w:p>
     <w:p>
       <w:pPr>
-        <w:pStyle w:val="Heading3"/>
-      </w:pPr>
-      <w:r>
-        <w:t>Predicted result</w:t>
+        <w:spacing w:line="336" w:lineRule="auto" w:after="180"/>
+      </w:pPr>
+      <w:r>
+        <w:rPr>
+          <w:b w:val="0"/>
+        </w:rPr>
+        <w:t xml:space="preserve">Start by identifying the given </w:t>
+      </w:r>
+      <w:r>
+        <w:rPr>
+          <w:b/>
+        </w:rPr>
+        <w:t>input</w:t>
+      </w:r>
+      <w:r>
+        <w:rPr>
+          <w:b w:val="0"/>
+        </w:rPr>
+        <w:t>s together. Leave the intermediate steps blank. If needed, model one step, then withdraw that help on the next step. Move to a full trace only when the partial trace is understood.</w:t>
       </w:r>
     </w:p>
     <w:p>
       <w:pPr>
         <w:spacing w:line="336" w:lineRule="auto" w:after="180"/>
-        <w:shd w:fill="F1F6FC"/>
-      </w:pPr>
-      <w:r>
-        <w:rPr>
-          <w:b/>
-        </w:rPr>
-        <w:t>Prediction</w:t>
-      </w:r>
-      <w:r>
-        <w:rPr>
-          <w:b w:val="0"/>
-        </w:rPr>
-        <w:t xml:space="preserve">: </w:t>
-      </w:r>
-      <w:r>
-        <w:rPr>
-          <w:b/>
-        </w:rPr>
-        <w:t>Feature map</w:t>
-      </w:r>
-      <w:r>
-        <w:rPr>
-          <w:b w:val="0"/>
-        </w:rPr>
-        <w:t xml:space="preserve"> becomes [[-2,-2]].</w:t>
+      </w:pPr>
+      <w:r>
+        <w:rPr>
+          <w:b w:val="0"/>
+        </w:rPr>
+        <w:t>For partners, alternate explainer and checker; collect a response from every learner before discussion.</w:t>
       </w:r>
     </w:p>
     <w:p>
       <w:pPr>
-        <w:pStyle w:val="Heading3"/>
-      </w:pPr>
-      <w:r>
-        <w:t>Why the result follows</w:t>
+        <w:pStyle w:val="Heading2"/>
+      </w:pPr>
+      <w:r>
+        <w:t>Individual misconception check</w:t>
       </w:r>
     </w:p>
     <w:p>
       <w:pPr>
         <w:spacing w:line="336" w:lineRule="auto" w:after="180"/>
-        <w:shd w:fill="F1F6FC"/>
-      </w:pPr>
-      <w:r>
-        <w:rPr>
-          <w:b w:val="0"/>
-        </w:rPr>
-        <w:t xml:space="preserve">Reason: Bias adds 2 to each </w:t>
-      </w:r>
-      <w:r>
-        <w:rPr>
-          <w:b/>
-        </w:rPr>
-        <w:t>output</w:t>
-      </w:r>
-      <w:r>
-        <w:rPr>
-          <w:b w:val="0"/>
-        </w:rPr>
-        <w:t xml:space="preserve">; it does not change patch products or </w:t>
-      </w:r>
-      <w:r>
-        <w:rPr>
-          <w:b/>
-        </w:rPr>
-        <w:t>output</w:t>
-      </w:r>
-      <w:r>
-        <w:rPr>
-          <w:b w:val="0"/>
-        </w:rPr>
-        <w:t xml:space="preserve"> shape.</w:t>
+      </w:pPr>
+      <w:r>
+        <w:rPr>
+          <w:b w:val="0"/>
+        </w:rPr>
+        <w:t>Use the worked case for Convolution as a local operation. Proposed explanation: “Each window has its own set of learned weights”. Decide whether this explanation is supported.</w:t>
       </w:r>
     </w:p>
     <w:p>
       <w:pPr>
-        <w:pStyle w:val="Heading3"/>
-      </w:pPr>
-      <w:r>
-        <w:t>Ask while showing the picture</w:t>
+        <w:spacing w:line="336" w:lineRule="auto" w:after="180"/>
+      </w:pPr>
+      <w:r>
+        <w:rPr>
+          <w:b w:val="0"/>
+        </w:rPr>
+        <w:t>Point to the step or supplied fact that decides; explain your repair if needed.</w:t>
       </w:r>
     </w:p>
     <w:p>
       <w:pPr>
-        <w:pStyle w:val="Heading3"/>
-      </w:pPr>
-      <w:r>
-        <w:t>Ask while showing the picture · 5</w:t>
+        <w:spacing w:line="336" w:lineRule="auto" w:after="180"/>
+      </w:pPr>
+      <w:r>
+        <w:rPr>
+          <w:b w:val="0"/>
+        </w:rPr>
+        <w:t xml:space="preserve">Expected correction: The same </w:t>
+      </w:r>
+      <w:r>
+        <w:rPr>
+          <w:b/>
+        </w:rPr>
+        <w:t>kernel</w:t>
+      </w:r>
+      <w:r>
+        <w:rPr>
+          <w:b w:val="0"/>
+        </w:rPr>
+        <w:t xml:space="preserve"> parameters are reused at every position for this </w:t>
+      </w:r>
+      <w:r>
+        <w:rPr>
+          <w:b/>
+        </w:rPr>
+        <w:t>output</w:t>
+      </w:r>
+      <w:r>
+        <w:rPr>
+          <w:b w:val="0"/>
+        </w:rPr>
+        <w:t xml:space="preserve"> map.</w:t>
       </w:r>
     </w:p>
     <w:p>
@@ -2284,31 +2931,7 @@
         <w:rPr>
           <w:b w:val="0"/>
         </w:rPr>
-        <w:t xml:space="preserve">Cover the result. Ask learners to name the </w:t>
-      </w:r>
-      <w:r>
-        <w:rPr>
-          <w:b/>
-        </w:rPr>
-        <w:t>input</w:t>
-      </w:r>
-      <w:r>
-        <w:rPr>
-          <w:b w:val="0"/>
-        </w:rPr>
-        <w:t xml:space="preserve">s and predict the next step. Uncover one step, connect the icon to the actual procedure, and explain its </w:t>
-      </w:r>
-      <w:r>
-        <w:rPr>
-          <w:b/>
-        </w:rPr>
-        <w:t>evidence</w:t>
-      </w:r>
-      <w:r>
-        <w:rPr>
-          <w:b w:val="0"/>
-        </w:rPr>
-        <w:t>. Then change the supplied condition and compare.</w:t>
+        <w:t>Collect explanations, not only yes/no votes. If a misunderstanding is common, re-model the relevant step for the class.</w:t>
       </w:r>
     </w:p>
     <w:p>
@@ -2319,20 +2942,287 @@
         <w:rPr>
           <w:b w:val="0"/>
         </w:rPr>
-        <w:t>The picture is a representation; it does not document execution of a real AI model.</w:t>
+        <w:t>If it affects a few learners, give a short targeted group explanation while others solve a more demanding variation.</w:t>
       </w:r>
     </w:p>
     <w:p>
       <w:pPr>
-        <w:pStyle w:val="Heading1"/>
-      </w:pPr>
-      <w:r>
-        <w:t>03. Demonstrate and guide practice</w:t>
+        <w:pStyle w:val="Heading2"/>
+      </w:pPr>
+      <w:r>
+        <w:t>Pictured reasoning and changed case</w:t>
       </w:r>
     </w:p>
     <w:p>
-      <w:r>
-        <w:t>Demonstrate Convolution as a local operation, reduce support deliberately and check individual reasoning before discussing answers.</w:t>
+      <w:pPr>
+        <w:spacing w:line="336" w:lineRule="auto" w:after="180"/>
+      </w:pPr>
+      <w:r>
+        <w:rPr>
+          <w:b w:val="0"/>
+        </w:rPr>
+        <w:t xml:space="preserve">Why is flipping the </w:t>
+      </w:r>
+      <w:r>
+        <w:rPr>
+          <w:b/>
+        </w:rPr>
+        <w:t>kernel</w:t>
+      </w:r>
+      <w:r>
+        <w:rPr>
+          <w:b w:val="0"/>
+        </w:rPr>
+        <w:t xml:space="preserve"> an implementation change here? Point to the relevant step in the picture, then write the changed result and the rule or </w:t>
+      </w:r>
+      <w:r>
+        <w:rPr>
+          <w:b/>
+        </w:rPr>
+        <w:t>evidence</w:t>
+      </w:r>
+      <w:r>
+        <w:rPr>
+          <w:b w:val="0"/>
+        </w:rPr>
+        <w:t xml:space="preserve"> that supports it.</w:t>
+      </w:r>
+    </w:p>
+    <w:p>
+      <w:pPr>
+        <w:spacing w:line="336" w:lineRule="auto" w:after="180"/>
+      </w:pPr>
+      <w:r>
+        <w:rPr>
+          <w:b w:val="0"/>
+        </w:rPr>
+        <w:t xml:space="preserve">The declared operation uses an unflipped </w:t>
+      </w:r>
+      <w:r>
+        <w:rPr>
+          <w:b/>
+        </w:rPr>
+        <w:t>kernel</w:t>
+      </w:r>
+      <w:r>
+        <w:rPr>
+          <w:b w:val="0"/>
+        </w:rPr>
+        <w:t xml:space="preserve">, often called cross-correlation. Flipping it changes the arithmetic contract and may change results. Changed-case check: </w:t>
+      </w:r>
+      <w:r>
+        <w:rPr>
+          <w:b/>
+        </w:rPr>
+        <w:t>Feature map</w:t>
+      </w:r>
+      <w:r>
+        <w:rPr>
+          <w:b w:val="0"/>
+        </w:rPr>
+        <w:t xml:space="preserve"> becomes [[-2,-2]].</w:t>
+      </w:r>
+    </w:p>
+    <w:p>
+      <w:pPr>
+        <w:spacing w:line="336" w:lineRule="auto" w:after="180"/>
+      </w:pPr>
+      <w:r>
+        <w:rPr>
+          <w:b w:val="0"/>
+        </w:rPr>
+        <w:t xml:space="preserve">Bias adds 2 to each </w:t>
+      </w:r>
+      <w:r>
+        <w:rPr>
+          <w:b/>
+        </w:rPr>
+        <w:t>output</w:t>
+      </w:r>
+      <w:r>
+        <w:rPr>
+          <w:b w:val="0"/>
+        </w:rPr>
+        <w:t xml:space="preserve">; it does not change patch products or </w:t>
+      </w:r>
+      <w:r>
+        <w:rPr>
+          <w:b/>
+        </w:rPr>
+        <w:t>output</w:t>
+      </w:r>
+      <w:r>
+        <w:rPr>
+          <w:b w:val="0"/>
+        </w:rPr>
+        <w:t xml:space="preserve"> shape.</w:t>
+      </w:r>
+    </w:p>
+    <w:p>
+      <w:pPr>
+        <w:spacing w:line="336" w:lineRule="auto" w:after="180"/>
+      </w:pPr>
+      <w:r>
+        <w:rPr>
+          <w:b w:val="0"/>
+        </w:rPr>
+        <w:t xml:space="preserve">Changed-case reasoning: </w:t>
+      </w:r>
+      <w:r>
+        <w:rPr>
+          <w:b/>
+        </w:rPr>
+        <w:t>Feature map</w:t>
+      </w:r>
+      <w:r>
+        <w:rPr>
+          <w:b w:val="0"/>
+        </w:rPr>
+        <w:t xml:space="preserve"> becomes [[-2,-2]]. Bias adds 2 to each </w:t>
+      </w:r>
+      <w:r>
+        <w:rPr>
+          <w:b/>
+        </w:rPr>
+        <w:t>output</w:t>
+      </w:r>
+      <w:r>
+        <w:rPr>
+          <w:b w:val="0"/>
+        </w:rPr>
+        <w:t xml:space="preserve">; it does not change patch products or </w:t>
+      </w:r>
+      <w:r>
+        <w:rPr>
+          <w:b/>
+        </w:rPr>
+        <w:t>output</w:t>
+      </w:r>
+      <w:r>
+        <w:rPr>
+          <w:b w:val="0"/>
+        </w:rPr>
+        <w:t xml:space="preserve"> shape.</w:t>
+      </w:r>
+    </w:p>
+    <w:p>
+      <w:pPr>
+        <w:spacing w:line="336" w:lineRule="auto" w:after="180"/>
+      </w:pPr>
+      <w:r>
+        <w:rPr>
+          <w:b w:val="0"/>
+        </w:rPr>
+        <w:t xml:space="preserve">Collect each learner’s explanation before discussion. Use the first missing connection between </w:t>
+      </w:r>
+      <w:r>
+        <w:rPr>
+          <w:b/>
+        </w:rPr>
+        <w:t>input</w:t>
+      </w:r>
+      <w:r>
+        <w:rPr>
+          <w:b w:val="0"/>
+        </w:rPr>
+        <w:t xml:space="preserve">, deciding step and result to choose support. This question is worked-case practice, not fresh mastery </w:t>
+      </w:r>
+      <w:r>
+        <w:rPr>
+          <w:b/>
+        </w:rPr>
+        <w:t>evidence</w:t>
+      </w:r>
+      <w:r>
+        <w:rPr>
+          <w:b w:val="0"/>
+        </w:rPr>
+        <w:t>.</w:t>
+      </w:r>
+    </w:p>
+    <w:p>
+      <w:pPr>
+        <w:pStyle w:val="Heading2"/>
+      </w:pPr>
+      <w:r>
+        <w:t>Accessible support and extension</w:t>
+      </w:r>
+    </w:p>
+    <w:p>
+      <w:pPr>
+        <w:spacing w:line="336" w:lineRule="auto" w:after="180"/>
+      </w:pPr>
+      <w:r>
+        <w:rPr>
+          <w:b w:val="0"/>
+        </w:rPr>
+        <w:t xml:space="preserve">Use See how it works and Follow a worked example. Collect a </w:t>
+      </w:r>
+      <w:r>
+        <w:rPr>
+          <w:b/>
+        </w:rPr>
+        <w:t>prediction</w:t>
+      </w:r>
+      <w:r>
+        <w:rPr>
+          <w:b w:val="0"/>
+        </w:rPr>
+        <w:t xml:space="preserve"> before revealing its result; ask the learner to point to each intermediate fact.</w:t>
+      </w:r>
+    </w:p>
+    <w:p>
+      <w:pPr>
+        <w:spacing w:line="336" w:lineRule="auto" w:after="180"/>
+      </w:pPr>
+      <w:r>
+        <w:rPr>
+          <w:b w:val="0"/>
+        </w:rPr>
+        <w:t>Provide a four-cell product ledger and move a paper window one position at a time. Use labelled coordinates rather than colour alone.</w:t>
+      </w:r>
+    </w:p>
+    <w:p>
+      <w:pPr>
+        <w:spacing w:line="336" w:lineRule="auto" w:after="180"/>
+      </w:pPr>
+      <w:r>
+        <w:rPr>
+          <w:b w:val="0"/>
+        </w:rPr>
+        <w:t xml:space="preserve">Extension: compare a numerical implementation with an independent explicit four-term formula across rectangular </w:t>
+      </w:r>
+      <w:r>
+        <w:rPr>
+          <w:b/>
+        </w:rPr>
+        <w:t>input</w:t>
+      </w:r>
+      <w:r>
+        <w:rPr>
+          <w:b w:val="0"/>
+        </w:rPr>
+        <w:t xml:space="preserve">s, and show how changing </w:t>
+      </w:r>
+      <w:r>
+        <w:rPr>
+          <w:b/>
+        </w:rPr>
+        <w:t>stride</w:t>
+      </w:r>
+      <w:r>
+        <w:rPr>
+          <w:b w:val="0"/>
+        </w:rPr>
+        <w:t xml:space="preserve"> alters the sampled start positions.</w:t>
+      </w:r>
+    </w:p>
+    <w:p>
+      <w:pPr>
+        <w:pStyle w:val="Heading2"/>
+      </w:pPr>
+      <w:r>
+        <w:t>Earlier wording, alternatives and picture transcripts · reference / check after trying</w:t>
       </w:r>
     </w:p>
     <w:tbl>
@@ -2549,71 +3439,26 @@
     </w:tbl>
     <w:p>
       <w:pPr>
-        <w:spacing w:line="336" w:lineRule="auto" w:after="180"/>
-      </w:pPr>
-      <w:r>
-        <w:rPr>
-          <w:b w:val="0"/>
-        </w:rPr>
-        <w:t xml:space="preserve">Use See how it works and Follow a worked example. Collect a </w:t>
-      </w:r>
-      <w:r>
-        <w:rPr>
-          <w:b/>
-        </w:rPr>
-        <w:t>prediction</w:t>
-      </w:r>
-      <w:r>
-        <w:rPr>
-          <w:b w:val="0"/>
-        </w:rPr>
-        <w:t xml:space="preserve"> before revealing its result; ask the learner to point to each intermediate fact.</w:t>
+        <w:pStyle w:val="Heading3"/>
+      </w:pPr>
+      <w:r>
+        <w:t>Reduce help deliberately</w:t>
       </w:r>
     </w:p>
     <w:p>
       <w:pPr>
-        <w:spacing w:line="336" w:lineRule="auto" w:after="180"/>
-      </w:pPr>
-      <w:r>
-        <w:rPr>
-          <w:b w:val="0"/>
-        </w:rPr>
-        <w:t>Provide a four-cell product ledger and move a paper window one position at a time. Use labelled coordinates rather than colour alone.</w:t>
+        <w:pStyle w:val="Heading3"/>
+      </w:pPr>
+      <w:r>
+        <w:t>Individual reasoning check</w:t>
       </w:r>
     </w:p>
     <w:p>
       <w:pPr>
-        <w:spacing w:line="336" w:lineRule="auto" w:after="180"/>
-      </w:pPr>
-      <w:r>
-        <w:rPr>
-          <w:b w:val="0"/>
-        </w:rPr>
-        <w:t xml:space="preserve">Extension: compare a numerical implementation with an independent explicit four-term formula across rectangular </w:t>
-      </w:r>
-      <w:r>
-        <w:rPr>
-          <w:b/>
-        </w:rPr>
-        <w:t>input</w:t>
-      </w:r>
-      <w:r>
-        <w:rPr>
-          <w:b w:val="0"/>
-        </w:rPr>
-        <w:t xml:space="preserve">s, and show how changing </w:t>
-      </w:r>
-      <w:r>
-        <w:rPr>
-          <w:b/>
-        </w:rPr>
-        <w:t>stride</w:t>
-      </w:r>
-      <w:r>
-        <w:rPr>
-          <w:b w:val="0"/>
-        </w:rPr>
-        <w:t xml:space="preserve"> alters the sampled start positions.</w:t>
+        <w:pStyle w:val="Heading3"/>
+      </w:pPr>
+      <w:r>
+        <w:t>Pictorial practice question</w:t>
       </w:r>
     </w:p>
     <w:p>
@@ -2621,71 +3466,39 @@
         <w:pStyle w:val="Heading3"/>
       </w:pPr>
       <w:r>
-        <w:t>Reduce help deliberately</w:t>
+        <w:t>Reasoned teacher answer</w:t>
       </w:r>
     </w:p>
     <w:p>
       <w:pPr>
-        <w:pStyle w:val="Heading3"/>
-      </w:pPr>
-      <w:r>
-        <w:t>Completion practice</w:t>
+        <w:pStyle w:val="Heading1"/>
+      </w:pPr>
+      <w:r>
+        <w:t>04. Run the complete supplied investigation</w:t>
       </w:r>
     </w:p>
     <w:p>
-      <w:pPr>
-        <w:spacing w:line="336" w:lineRule="auto" w:after="180"/>
-        <w:shd w:fill="F5F1FB"/>
-      </w:pPr>
-      <w:r>
-        <w:rPr>
-          <w:b w:val="0"/>
-        </w:rPr>
-        <w:t xml:space="preserve">Completion task: How many shared </w:t>
-      </w:r>
-      <w:r>
-        <w:rPr>
-          <w:b/>
-        </w:rPr>
-        <w:t>kernel</w:t>
-      </w:r>
-      <w:r>
-        <w:rPr>
-          <w:b w:val="0"/>
-        </w:rPr>
-        <w:t xml:space="preserve"> weights does the lesson use? How many products are computed over all four valid windows? What changes if one shared bias is added?</w:t>
+      <w:r>
+        <w:t>Separate predictions,actual runs and paper traces.</w:t>
       </w:r>
     </w:p>
     <w:p>
       <w:pPr>
-        <w:pStyle w:val="Heading3"/>
-      </w:pPr>
-      <w:r>
-        <w:t>Reasoning to listen for</w:t>
+        <w:pStyle w:val="Heading2"/>
+      </w:pPr>
+      <w:r>
+        <w:t>Complete inputs,expected results and limits</w:t>
       </w:r>
     </w:p>
     <w:p>
       <w:pPr>
         <w:spacing w:line="336" w:lineRule="auto" w:after="180"/>
-        <w:shd w:fill="F1F6FC"/>
-      </w:pPr>
-      <w:r>
-        <w:rPr>
-          <w:b w:val="0"/>
-        </w:rPr>
-        <w:t xml:space="preserve">Teacher check: Teacher explanation: There are four shared weights and sixteen products across four windows. One shared bias raises the parameter count to five and adds the same bias once to each </w:t>
-      </w:r>
-      <w:r>
-        <w:rPr>
-          <w:b/>
-        </w:rPr>
-        <w:t>output</w:t>
-      </w:r>
-      <w:r>
-        <w:rPr>
-          <w:b w:val="0"/>
-        </w:rPr>
-        <w:t>.</w:t>
+      </w:pPr>
+      <w:r>
+        <w:rPr>
+          <w:b w:val="0"/>
+        </w:rPr>
+        <w:t>Main four-window products, full padded map and contract supplied. W2 fourweights/sixteenproducts; sharedbiasaddsoneparameter andoneadditionperoutput. W3 stride2 shape1×1; zero-borderstride 1 shape4×4, top-left 1. W5 flippedkernel top-left 2 not0. Independentimage[[2, 1, 0], [1, 3, 2]], kernel[[0, 1], [−1, 2]], validstride 1 bias0:products 0/1/−1/6 sum6 and0/0/−3/4 sum1, map[[6, 1]], shape 1×2.</w:t>
       </w:r>
     </w:p>
     <w:p>
@@ -2696,38 +3509,50 @@
         <w:rPr>
           <w:b w:val="0"/>
         </w:rPr>
-        <w:t xml:space="preserve">Start by identifying the given </w:t>
-      </w:r>
-      <w:r>
-        <w:rPr>
-          <w:b/>
-        </w:rPr>
-        <w:t>input</w:t>
-      </w:r>
-      <w:r>
-        <w:rPr>
-          <w:b w:val="0"/>
-        </w:rPr>
-        <w:t>s together. Leave the intermediate steps blank. If needed, model one step, then withdraw that help on the next step. Move to a full trace only when the partial trace is understood.</w:t>
+        <w:t>Addbias−5→[[1, −4]], thenReLU[[1, 0]]. Negative raw responses allowed; none of these numbers is a probability.</w:t>
       </w:r>
     </w:p>
     <w:p>
       <w:pPr>
-        <w:spacing w:line="336" w:lineRule="auto" w:after="180"/>
-      </w:pPr>
-      <w:r>
-        <w:rPr>
-          <w:b w:val="0"/>
-        </w:rPr>
-        <w:t>For partners, alternate explainer and checker; collect a response from every learner before discussion.</w:t>
+        <w:pStyle w:val="Heading2"/>
+      </w:pPr>
+      <w:r>
+        <w:t>Diagnose the current misconceptions</w:t>
       </w:r>
     </w:p>
     <w:p>
       <w:pPr>
-        <w:pStyle w:val="Heading3"/>
-      </w:pPr>
-      <w:r>
-        <w:t>Individual reasoning check</w:t>
+        <w:spacing w:line="336" w:lineRule="auto" w:after="180"/>
+      </w:pPr>
+      <w:r>
+        <w:rPr>
+          <w:b w:val="0"/>
+        </w:rPr>
+        <w:t xml:space="preserve">Each window has its own set of learned weights: The same </w:t>
+      </w:r>
+      <w:r>
+        <w:rPr>
+          <w:b/>
+        </w:rPr>
+        <w:t>kernel</w:t>
+      </w:r>
+      <w:r>
+        <w:rPr>
+          <w:b w:val="0"/>
+        </w:rPr>
+        <w:t xml:space="preserve"> parameters are reused at every position for this </w:t>
+      </w:r>
+      <w:r>
+        <w:rPr>
+          <w:b/>
+        </w:rPr>
+        <w:t>output</w:t>
+      </w:r>
+      <w:r>
+        <w:rPr>
+          <w:b w:val="0"/>
+        </w:rPr>
+        <w:t xml:space="preserve"> map.</w:t>
       </w:r>
     </w:p>
     <w:p>
@@ -2738,7 +3563,7 @@
         <w:rPr>
           <w:b w:val="0"/>
         </w:rPr>
-        <w:t>Use the worked case for Convolution as a local operation. Proposed explanation: “Each window has its own set of learned weights”. Decide whether this explanation is supported.</w:t>
+        <w:t>A negative feature-map value means the code failed: Signed weighted sums are valid; an activation may later change them.</w:t>
       </w:r>
     </w:p>
     <w:p>
@@ -2749,401 +3574,62 @@
         <w:rPr>
           <w:b w:val="0"/>
         </w:rPr>
-        <w:t>Point to the step or supplied fact that decides; explain your repair if needed.</w:t>
+        <w:t xml:space="preserve">A local response proves an object was recognised: The authored filter only computes a local sum; object recognition and probability claims require additional modelling and </w:t>
+      </w:r>
+      <w:r>
+        <w:rPr>
+          <w:b/>
+        </w:rPr>
+        <w:t>evidence</w:t>
+      </w:r>
+      <w:r>
+        <w:rPr>
+          <w:b w:val="0"/>
+        </w:rPr>
+        <w:t>.</w:t>
       </w:r>
     </w:p>
     <w:p>
       <w:pPr>
-        <w:pStyle w:val="Heading3"/>
-      </w:pPr>
-      <w:r>
-        <w:t>Expected repair</w:t>
+        <w:spacing w:line="336" w:lineRule="auto" w:after="180"/>
+      </w:pPr>
+      <w:r>
+        <w:rPr>
+          <w:b w:val="0"/>
+        </w:rPr>
+        <w:t xml:space="preserve">Use Run the investigation for the </w:t>
+      </w:r>
+      <w:r>
+        <w:rPr>
+          <w:b/>
+        </w:rPr>
+        <w:t>evidence</w:t>
+      </w:r>
+      <w:r>
+        <w:rPr>
+          <w:b w:val="0"/>
+        </w:rPr>
+        <w:t xml:space="preserve"> ledger. Add a boundary or missing-</w:t>
+      </w:r>
+      <w:r>
+        <w:rPr>
+          <w:b/>
+        </w:rPr>
+        <w:t>input</w:t>
+      </w:r>
+      <w:r>
+        <w:rPr>
+          <w:b w:val="0"/>
+        </w:rPr>
+        <w:t xml:space="preserve"> case and record the expected response before checking. More successful repeats of one case do not establish wider coverage.</w:t>
       </w:r>
     </w:p>
     <w:p>
       <w:pPr>
-        <w:spacing w:line="336" w:lineRule="auto" w:after="180"/>
-        <w:shd w:fill="F1F6FC"/>
-      </w:pPr>
-      <w:r>
-        <w:rPr>
-          <w:b w:val="0"/>
-        </w:rPr>
-        <w:t xml:space="preserve">Expected correction: The same </w:t>
-      </w:r>
-      <w:r>
-        <w:rPr>
-          <w:b/>
-        </w:rPr>
-        <w:t>kernel</w:t>
-      </w:r>
-      <w:r>
-        <w:rPr>
-          <w:b w:val="0"/>
-        </w:rPr>
-        <w:t xml:space="preserve"> parameters are reused at every position for this </w:t>
-      </w:r>
-      <w:r>
-        <w:rPr>
-          <w:b/>
-        </w:rPr>
-        <w:t>output</w:t>
-      </w:r>
-      <w:r>
-        <w:rPr>
-          <w:b w:val="0"/>
-        </w:rPr>
-        <w:t xml:space="preserve"> map.</w:t>
-      </w:r>
-    </w:p>
-    <w:p>
-      <w:pPr>
-        <w:spacing w:line="336" w:lineRule="auto" w:after="180"/>
-      </w:pPr>
-      <w:r>
-        <w:rPr>
-          <w:b w:val="0"/>
-        </w:rPr>
-        <w:t>Collect explanations, not only yes/no votes. If a misunderstanding is common, re-model the relevant step for the class.</w:t>
-      </w:r>
-    </w:p>
-    <w:p>
-      <w:pPr>
-        <w:spacing w:line="336" w:lineRule="auto" w:after="180"/>
-      </w:pPr>
-      <w:r>
-        <w:rPr>
-          <w:b w:val="0"/>
-        </w:rPr>
-        <w:t>If it affects a few learners, give a short targeted group explanation while others solve a more demanding variation.</w:t>
-      </w:r>
-    </w:p>
-    <w:p>
-      <w:pPr>
-        <w:pStyle w:val="Heading3"/>
-      </w:pPr>
-      <w:r>
-        <w:t>Pictorial practice question</w:t>
-      </w:r>
-    </w:p>
-    <w:p>
-      <w:pPr>
-        <w:spacing w:line="336" w:lineRule="auto" w:after="180"/>
-      </w:pPr>
-      <w:r>
-        <w:rPr>
-          <w:b w:val="0"/>
-        </w:rPr>
-        <w:t xml:space="preserve">Why is flipping the </w:t>
-      </w:r>
-      <w:r>
-        <w:rPr>
-          <w:b/>
-        </w:rPr>
-        <w:t>kernel</w:t>
-      </w:r>
-      <w:r>
-        <w:rPr>
-          <w:b w:val="0"/>
-        </w:rPr>
-        <w:t xml:space="preserve"> an implementation change here? Point to the relevant step in the picture, then write the changed result and the rule or </w:t>
-      </w:r>
-      <w:r>
-        <w:rPr>
-          <w:b/>
-        </w:rPr>
-        <w:t>evidence</w:t>
-      </w:r>
-      <w:r>
-        <w:rPr>
-          <w:b w:val="0"/>
-        </w:rPr>
-        <w:t xml:space="preserve"> that supports it.</w:t>
-      </w:r>
-    </w:p>
-    <w:p>
-      <w:pPr>
-        <w:pStyle w:val="Heading3"/>
-      </w:pPr>
-      <w:r>
-        <w:t>Reasoned teacher answer</w:t>
-      </w:r>
-    </w:p>
-    <w:p>
-      <w:pPr>
-        <w:spacing w:line="336" w:lineRule="auto" w:after="180"/>
-      </w:pPr>
-      <w:r>
-        <w:rPr>
-          <w:b w:val="0"/>
-        </w:rPr>
-        <w:t xml:space="preserve">The declared operation uses an unflipped </w:t>
-      </w:r>
-      <w:r>
-        <w:rPr>
-          <w:b/>
-        </w:rPr>
-        <w:t>kernel</w:t>
-      </w:r>
-      <w:r>
-        <w:rPr>
-          <w:b w:val="0"/>
-        </w:rPr>
-        <w:t xml:space="preserve">, often called cross-correlation. Flipping it changes the arithmetic contract and may change results. Changed-case check: </w:t>
-      </w:r>
-      <w:r>
-        <w:rPr>
-          <w:b/>
-        </w:rPr>
-        <w:t>Feature map</w:t>
-      </w:r>
-      <w:r>
-        <w:rPr>
-          <w:b w:val="0"/>
-        </w:rPr>
-        <w:t xml:space="preserve"> becomes [[-2,-2]].</w:t>
-      </w:r>
-    </w:p>
-    <w:p>
-      <w:pPr>
-        <w:spacing w:line="336" w:lineRule="auto" w:after="180"/>
-      </w:pPr>
-      <w:r>
-        <w:rPr>
-          <w:b w:val="0"/>
-        </w:rPr>
-        <w:t xml:space="preserve">Bias adds 2 to each </w:t>
-      </w:r>
-      <w:r>
-        <w:rPr>
-          <w:b/>
-        </w:rPr>
-        <w:t>output</w:t>
-      </w:r>
-      <w:r>
-        <w:rPr>
-          <w:b w:val="0"/>
-        </w:rPr>
-        <w:t xml:space="preserve">; it does not change patch products or </w:t>
-      </w:r>
-      <w:r>
-        <w:rPr>
-          <w:b/>
-        </w:rPr>
-        <w:t>output</w:t>
-      </w:r>
-      <w:r>
-        <w:rPr>
-          <w:b w:val="0"/>
-        </w:rPr>
-        <w:t xml:space="preserve"> shape.</w:t>
-      </w:r>
-    </w:p>
-    <w:p>
-      <w:pPr>
-        <w:spacing w:line="336" w:lineRule="auto" w:after="180"/>
-      </w:pPr>
-      <w:r>
-        <w:rPr>
-          <w:b w:val="0"/>
-        </w:rPr>
-        <w:t xml:space="preserve">Changed-case reasoning: </w:t>
-      </w:r>
-      <w:r>
-        <w:rPr>
-          <w:b/>
-        </w:rPr>
-        <w:t>Feature map</w:t>
-      </w:r>
-      <w:r>
-        <w:rPr>
-          <w:b w:val="0"/>
-        </w:rPr>
-        <w:t xml:space="preserve"> becomes [[-2,-2]]. Bias adds 2 to each </w:t>
-      </w:r>
-      <w:r>
-        <w:rPr>
-          <w:b/>
-        </w:rPr>
-        <w:t>output</w:t>
-      </w:r>
-      <w:r>
-        <w:rPr>
-          <w:b w:val="0"/>
-        </w:rPr>
-        <w:t xml:space="preserve">; it does not change patch products or </w:t>
-      </w:r>
-      <w:r>
-        <w:rPr>
-          <w:b/>
-        </w:rPr>
-        <w:t>output</w:t>
-      </w:r>
-      <w:r>
-        <w:rPr>
-          <w:b w:val="0"/>
-        </w:rPr>
-        <w:t xml:space="preserve"> shape.</w:t>
-      </w:r>
-    </w:p>
-    <w:p>
-      <w:pPr>
-        <w:spacing w:line="336" w:lineRule="auto" w:after="180"/>
-      </w:pPr>
-      <w:r>
-        <w:rPr>
-          <w:b w:val="0"/>
-        </w:rPr>
-        <w:t xml:space="preserve">Collect each learner’s explanation before discussion. Use the first missing connection between </w:t>
-      </w:r>
-      <w:r>
-        <w:rPr>
-          <w:b/>
-        </w:rPr>
-        <w:t>input</w:t>
-      </w:r>
-      <w:r>
-        <w:rPr>
-          <w:b w:val="0"/>
-        </w:rPr>
-        <w:t xml:space="preserve">, deciding step and result to choose support. This question is worked-case practice, not fresh mastery </w:t>
-      </w:r>
-      <w:r>
-        <w:rPr>
-          <w:b/>
-        </w:rPr>
-        <w:t>evidence</w:t>
-      </w:r>
-      <w:r>
-        <w:rPr>
-          <w:b w:val="0"/>
-        </w:rPr>
-        <w:t>.</w:t>
-      </w:r>
-    </w:p>
-    <w:p>
-      <w:pPr>
-        <w:pStyle w:val="Heading1"/>
-      </w:pPr>
-      <w:r>
-        <w:t>04. Run the investigation and diagnose misconceptions</w:t>
-      </w:r>
-    </w:p>
-    <w:p>
-      <w:r>
-        <w:t>Run the Convolution as a local operation investigation and use the first unsupported step to choose a teaching response.</w:t>
-      </w:r>
-    </w:p>
-    <w:p>
-      <w:pPr>
-        <w:spacing w:line="336" w:lineRule="auto" w:after="180"/>
-      </w:pPr>
-      <w:r>
-        <w:rPr>
-          <w:b w:val="0"/>
-        </w:rPr>
-        <w:t xml:space="preserve">Each window has its own set of learned weights: The same </w:t>
-      </w:r>
-      <w:r>
-        <w:rPr>
-          <w:b/>
-        </w:rPr>
-        <w:t>kernel</w:t>
-      </w:r>
-      <w:r>
-        <w:rPr>
-          <w:b w:val="0"/>
-        </w:rPr>
-        <w:t xml:space="preserve"> parameters are reused at every position for this </w:t>
-      </w:r>
-      <w:r>
-        <w:rPr>
-          <w:b/>
-        </w:rPr>
-        <w:t>output</w:t>
-      </w:r>
-      <w:r>
-        <w:rPr>
-          <w:b w:val="0"/>
-        </w:rPr>
-        <w:t xml:space="preserve"> map.</w:t>
-      </w:r>
-    </w:p>
-    <w:p>
-      <w:pPr>
-        <w:spacing w:line="336" w:lineRule="auto" w:after="180"/>
-      </w:pPr>
-      <w:r>
-        <w:rPr>
-          <w:b w:val="0"/>
-        </w:rPr>
-        <w:t>A negative feature-map value means the code failed: Signed weighted sums are valid; an activation may later change them.</w:t>
-      </w:r>
-    </w:p>
-    <w:p>
-      <w:pPr>
-        <w:spacing w:line="336" w:lineRule="auto" w:after="180"/>
-      </w:pPr>
-      <w:r>
-        <w:rPr>
-          <w:b w:val="0"/>
-        </w:rPr>
-        <w:t xml:space="preserve">A local response proves an object was recognised: The authored filter only computes a local sum; object recognition and probability claims require additional modelling and </w:t>
-      </w:r>
-      <w:r>
-        <w:rPr>
-          <w:b/>
-        </w:rPr>
-        <w:t>evidence</w:t>
-      </w:r>
-      <w:r>
-        <w:rPr>
-          <w:b w:val="0"/>
-        </w:rPr>
-        <w:t>.</w:t>
-      </w:r>
-    </w:p>
-    <w:p>
-      <w:pPr>
-        <w:spacing w:line="336" w:lineRule="auto" w:after="180"/>
-      </w:pPr>
-      <w:r>
-        <w:rPr>
-          <w:b w:val="0"/>
-        </w:rPr>
-        <w:t xml:space="preserve">Use Run the investigation for the </w:t>
-      </w:r>
-      <w:r>
-        <w:rPr>
-          <w:b/>
-        </w:rPr>
-        <w:t>evidence</w:t>
-      </w:r>
-      <w:r>
-        <w:rPr>
-          <w:b w:val="0"/>
-        </w:rPr>
-        <w:t xml:space="preserve"> ledger. Add a boundary or missing-</w:t>
-      </w:r>
-      <w:r>
-        <w:rPr>
-          <w:b/>
-        </w:rPr>
-        <w:t>input</w:t>
-      </w:r>
-      <w:r>
-        <w:rPr>
-          <w:b w:val="0"/>
-        </w:rPr>
-        <w:t xml:space="preserve"> case and record the expected response before checking. More successful repeats of one case do not establish wider coverage.</w:t>
-      </w:r>
-    </w:p>
-    <w:p>
-      <w:pPr>
-        <w:pStyle w:val="Heading3"/>
-      </w:pPr>
-      <w:r>
-        <w:t>Match the support to the first error</w:t>
+        <w:pStyle w:val="Heading2"/>
+      </w:pPr>
+      <w:r>
+        <w:t>Choose accessible support</w:t>
       </w:r>
     </w:p>
     <w:tbl>
@@ -3316,873 +3802,140 @@
     </w:p>
     <w:p>
       <w:pPr>
-        <w:pStyle w:val="Heading1"/>
-      </w:pPr>
-      <w:r>
-        <w:t>05. Assess and explain the answers</w:t>
+        <w:pStyle w:val="Heading2"/>
+      </w:pPr>
+      <w:r>
+        <w:t>Earlier wording, alternatives and picture transcripts · reference / check after trying</w:t>
       </w:r>
     </w:p>
     <w:p>
-      <w:r>
-        <w:t>Use the Convolution as a local operation questions, teacher keys and criteria after the relevant attempts. Previously discussed cases are practice; protect the separately selected independent task.</w:t>
+      <w:pPr>
+        <w:pStyle w:val="Heading3"/>
+      </w:pPr>
+      <w:r>
+        <w:t>Match the support to the first error</w:t>
       </w:r>
     </w:p>
     <w:p>
       <w:pPr>
-        <w:pStyle w:val="Heading3"/>
-      </w:pPr>
-      <w:r>
-        <w:t>Guided and exit questions</w:t>
+        <w:pStyle w:val="Heading1"/>
+      </w:pPr>
+      <w:r>
+        <w:t>05. Assess the new schema or calculation transfer</w:t>
       </w:r>
     </w:p>
     <w:p>
-      <w:pPr>
-        <w:spacing w:line="336" w:lineRule="auto" w:after="180"/>
-      </w:pPr>
-      <w:r>
-        <w:rPr>
-          <w:b w:val="0"/>
-        </w:rPr>
-        <w:t xml:space="preserve">Guided: only the window starting [0, 0] includes </w:t>
-      </w:r>
-      <w:r>
-        <w:rPr>
-          <w:b/>
-        </w:rPr>
-        <w:t>input</w:t>
-      </w:r>
-      <w:r>
-        <w:rPr>
-          <w:b w:val="0"/>
-        </w:rPr>
-        <w:t xml:space="preserve">[0][0]. Its weight is 1, so adding 3 changes that </w:t>
-      </w:r>
-      <w:r>
-        <w:rPr>
-          <w:b/>
-        </w:rPr>
-        <w:t>output</w:t>
-      </w:r>
-      <w:r>
-        <w:rPr>
-          <w:b w:val="0"/>
-        </w:rPr>
-        <w:t xml:space="preserve"> from 0 to 3. The map becomes [[3, 5], [-1, -1]].</w:t>
+      <w:r>
+        <w:t>Keep the selected answer private until after a first attempt.</w:t>
       </w:r>
     </w:p>
     <w:p>
       <w:pPr>
-        <w:spacing w:line="336" w:lineRule="auto" w:after="180"/>
-      </w:pPr>
-      <w:r>
-        <w:rPr>
-          <w:b w:val="0"/>
-        </w:rPr>
-        <w:t xml:space="preserve">Exit: the declared unpadded </w:t>
-      </w:r>
-      <w:r>
-        <w:rPr>
-          <w:b/>
-        </w:rPr>
-        <w:t>stride</w:t>
-      </w:r>
-      <w:r>
-        <w:rPr>
-          <w:b w:val="0"/>
-        </w:rPr>
-        <w:t xml:space="preserve"> -1 setup gives 2 by 2, not 3 by 3. A different </w:t>
-      </w:r>
-      <w:r>
-        <w:rPr>
-          <w:b/>
-        </w:rPr>
-        <w:t>padding</w:t>
-      </w:r>
-      <w:r>
-        <w:rPr>
-          <w:b w:val="0"/>
-        </w:rPr>
-        <w:t xml:space="preserve"> or </w:t>
-      </w:r>
-      <w:r>
-        <w:rPr>
-          <w:b/>
-        </w:rPr>
-        <w:t>kernel</w:t>
-      </w:r>
-      <w:r>
-        <w:rPr>
-          <w:b w:val="0"/>
-        </w:rPr>
-        <w:t xml:space="preserve"> setup would need documentation. Values are local weighted sums, not probabilities.</w:t>
+        <w:pStyle w:val="Heading2"/>
+      </w:pPr>
+      <w:r>
+        <w:t>Selected independent task and checked answer</w:t>
       </w:r>
     </w:p>
     <w:p>
       <w:pPr>
-        <w:pStyle w:val="Heading3"/>
-      </w:pPr>
-      <w:r>
-        <w:t>W1 Trace a local sum</w:t>
+        <w:spacing w:line="336" w:lineRule="auto" w:after="180"/>
+      </w:pPr>
+      <w:r>
+        <w:rPr>
+          <w:b w:val="0"/>
+        </w:rPr>
+        <w:t xml:space="preserve">Selected case: Use image rows [2, 1, 0], [1, 3, 2] and </w:t>
+      </w:r>
+      <w:r>
+        <w:rPr>
+          <w:b/>
+        </w:rPr>
+        <w:t>kernel</w:t>
+      </w:r>
+      <w:r>
+        <w:rPr>
+          <w:b w:val="0"/>
+        </w:rPr>
+        <w:t xml:space="preserve"> rows [0, 1], [-1, 2]. Use no </w:t>
+      </w:r>
+      <w:r>
+        <w:rPr>
+          <w:b/>
+        </w:rPr>
+        <w:t>padding</w:t>
+      </w:r>
+      <w:r>
+        <w:rPr>
+          <w:b w:val="0"/>
+        </w:rPr>
+        <w:t xml:space="preserve">, </w:t>
+      </w:r>
+      <w:r>
+        <w:rPr>
+          <w:b/>
+        </w:rPr>
+        <w:t>stride</w:t>
+      </w:r>
+      <w:r>
+        <w:rPr>
+          <w:b w:val="0"/>
+        </w:rPr>
+        <w:t xml:space="preserve"> 1 and bias 0. Give the </w:t>
+      </w:r>
+      <w:r>
+        <w:rPr>
+          <w:b/>
+        </w:rPr>
+        <w:t>output</w:t>
+      </w:r>
+      <w:r>
+        <w:rPr>
+          <w:b w:val="0"/>
+        </w:rPr>
+        <w:t xml:space="preserve"> shape, both four-product sums and the </w:t>
+      </w:r>
+      <w:r>
+        <w:rPr>
+          <w:b/>
+        </w:rPr>
+        <w:t>feature map</w:t>
+      </w:r>
+      <w:r>
+        <w:rPr>
+          <w:b w:val="0"/>
+        </w:rPr>
+        <w:t>.</w:t>
       </w:r>
     </w:p>
     <w:p>
       <w:pPr>
-        <w:pStyle w:val="Heading3"/>
-      </w:pPr>
-      <w:r>
-        <w:t>Workbook question · W1</w:t>
+        <w:spacing w:line="336" w:lineRule="auto" w:after="180"/>
+      </w:pPr>
+      <w:r>
+        <w:rPr>
+          <w:b w:val="0"/>
+        </w:rPr>
+        <w:t>Then add a shared bias of -5 and apply ReLU.</w:t>
       </w:r>
     </w:p>
     <w:p>
       <w:pPr>
         <w:spacing w:line="336" w:lineRule="auto" w:after="180"/>
-        <w:shd w:fill="F5F1FB"/>
-      </w:pPr>
-      <w:r>
-        <w:rPr>
-          <w:b w:val="0"/>
-        </w:rPr>
-        <w:t xml:space="preserve">Use the lesson image and </w:t>
-      </w:r>
-      <w:r>
-        <w:rPr>
-          <w:b/>
-        </w:rPr>
-        <w:t>kernel</w:t>
-      </w:r>
-      <w:r>
-        <w:rPr>
-          <w:b w:val="0"/>
-        </w:rPr>
-        <w:t xml:space="preserve"> at window start [0, 1]. List the window rows, four products and </w:t>
-      </w:r>
-      <w:r>
-        <w:rPr>
-          <w:b/>
-        </w:rPr>
-        <w:t>output</w:t>
-      </w:r>
-      <w:r>
-        <w:rPr>
-          <w:b w:val="0"/>
-        </w:rPr>
-        <w:t xml:space="preserve"> before activation.</w:t>
+      </w:pPr>
+      <w:r>
+        <w:rPr>
+          <w:b w:val="0"/>
+        </w:rPr>
+        <w:t>Teacher explanation: Shape is 1 by 2. First products are 0, 1, -1, 6, summing to 6. Second products are 0, 0, -3, 4, summing to 1. Map is [[6, 1]]. Bias gives [[1, -4]]; ReLU gives [[1, 0]].</w:t>
       </w:r>
     </w:p>
     <w:p>
       <w:pPr>
-        <w:pStyle w:val="Heading3"/>
-      </w:pPr>
-      <w:r>
-        <w:t>Teacher reasoning · W1</w:t>
-      </w:r>
-    </w:p>
-    <w:p>
-      <w:pPr>
-        <w:spacing w:line="336" w:lineRule="auto" w:after="180"/>
-        <w:shd w:fill="F1F6FC"/>
-      </w:pPr>
-      <w:r>
-        <w:rPr>
-          <w:b w:val="0"/>
-        </w:rPr>
-        <w:t xml:space="preserve">Teacher explanation: Window rows are [2, 0] and [1, 3]. Products are 2, 0, 0 and 3, giving </w:t>
-      </w:r>
-      <w:r>
-        <w:rPr>
-          <w:b/>
-        </w:rPr>
-        <w:t>output</w:t>
-      </w:r>
-      <w:r>
-        <w:rPr>
-          <w:b w:val="0"/>
-        </w:rPr>
-        <w:t xml:space="preserve"> 5.</w:t>
-      </w:r>
-    </w:p>
-    <w:p>
-      <w:pPr>
-        <w:pStyle w:val="Heading3"/>
-      </w:pPr>
-      <w:r>
-        <w:t>W2 Separate parameters and operations</w:t>
-      </w:r>
-    </w:p>
-    <w:p>
-      <w:pPr>
-        <w:pStyle w:val="Heading3"/>
-      </w:pPr>
-      <w:r>
-        <w:t>Workbook question · W2</w:t>
-      </w:r>
-    </w:p>
-    <w:p>
-      <w:pPr>
-        <w:spacing w:line="336" w:lineRule="auto" w:after="180"/>
-        <w:shd w:fill="F5F1FB"/>
-      </w:pPr>
-      <w:r>
-        <w:rPr>
-          <w:b w:val="0"/>
-        </w:rPr>
-        <w:t xml:space="preserve">How many shared </w:t>
-      </w:r>
-      <w:r>
-        <w:rPr>
-          <w:b/>
-        </w:rPr>
-        <w:t>kernel</w:t>
-      </w:r>
-      <w:r>
-        <w:rPr>
-          <w:b w:val="0"/>
-        </w:rPr>
-        <w:t xml:space="preserve"> weights does the lesson use? How many products are computed over all four valid windows? What changes if one shared bias is added?</w:t>
-      </w:r>
-    </w:p>
-    <w:p>
-      <w:pPr>
-        <w:pStyle w:val="Heading3"/>
-      </w:pPr>
-      <w:r>
-        <w:t>Teacher reasoning · W2</w:t>
-      </w:r>
-    </w:p>
-    <w:p>
-      <w:pPr>
-        <w:spacing w:line="336" w:lineRule="auto" w:after="180"/>
-        <w:shd w:fill="F1F6FC"/>
-      </w:pPr>
-      <w:r>
-        <w:rPr>
-          <w:b w:val="0"/>
-        </w:rPr>
-        <w:t xml:space="preserve">Teacher explanation: There are four shared weights and sixteen products across four windows. One shared bias raises the parameter count to five and adds the same bias once to each </w:t>
-      </w:r>
-      <w:r>
-        <w:rPr>
-          <w:b/>
-        </w:rPr>
-        <w:t>output</w:t>
-      </w:r>
-      <w:r>
-        <w:rPr>
-          <w:b w:val="0"/>
-        </w:rPr>
-        <w:t>.</w:t>
-      </w:r>
-    </w:p>
-    <w:p>
-      <w:pPr>
-        <w:pStyle w:val="Heading3"/>
-      </w:pPr>
-      <w:r>
-        <w:t>W3 Check stride and padding</w:t>
-      </w:r>
-    </w:p>
-    <w:p>
-      <w:pPr>
-        <w:pStyle w:val="Heading3"/>
-      </w:pPr>
-      <w:r>
-        <w:t>Workbook question · W3</w:t>
-      </w:r>
-    </w:p>
-    <w:p>
-      <w:pPr>
-        <w:spacing w:line="336" w:lineRule="auto" w:after="180"/>
-        <w:shd w:fill="F5F1FB"/>
-      </w:pPr>
-      <w:r>
-        <w:rPr>
-          <w:b w:val="0"/>
-        </w:rPr>
-        <w:t xml:space="preserve">For the lesson image and </w:t>
-      </w:r>
-      <w:r>
-        <w:rPr>
-          <w:b/>
-        </w:rPr>
-        <w:t>kernel</w:t>
-      </w:r>
-      <w:r>
-        <w:rPr>
-          <w:b w:val="0"/>
-        </w:rPr>
-        <w:t xml:space="preserve">, give the </w:t>
-      </w:r>
-      <w:r>
-        <w:rPr>
-          <w:b/>
-        </w:rPr>
-        <w:t>output</w:t>
-      </w:r>
-      <w:r>
-        <w:rPr>
-          <w:b w:val="0"/>
-        </w:rPr>
-        <w:t xml:space="preserve"> shape with no </w:t>
-      </w:r>
-      <w:r>
-        <w:rPr>
-          <w:b/>
-        </w:rPr>
-        <w:t>padding</w:t>
-      </w:r>
-      <w:r>
-        <w:rPr>
-          <w:b w:val="0"/>
-        </w:rPr>
-        <w:t xml:space="preserve"> and </w:t>
-      </w:r>
-      <w:r>
-        <w:rPr>
-          <w:b/>
-        </w:rPr>
-        <w:t>stride</w:t>
-      </w:r>
-      <w:r>
-        <w:rPr>
-          <w:b w:val="0"/>
-        </w:rPr>
-        <w:t xml:space="preserve"> 2. Then give the shape with one zero border on each side and </w:t>
-      </w:r>
-      <w:r>
-        <w:rPr>
-          <w:b/>
-        </w:rPr>
-        <w:t>stride</w:t>
-      </w:r>
-      <w:r>
-        <w:rPr>
-          <w:b w:val="0"/>
-        </w:rPr>
-        <w:t xml:space="preserve"> 1, and calculate that padded map’s top-left </w:t>
-      </w:r>
-      <w:r>
-        <w:rPr>
-          <w:b/>
-        </w:rPr>
-        <w:t>output</w:t>
-      </w:r>
-      <w:r>
-        <w:rPr>
-          <w:b w:val="0"/>
-        </w:rPr>
-        <w:t>.</w:t>
-      </w:r>
-    </w:p>
-    <w:p>
-      <w:pPr>
-        <w:pStyle w:val="Heading3"/>
-      </w:pPr>
-      <w:r>
-        <w:t>Teacher reasoning · W3</w:t>
-      </w:r>
-    </w:p>
-    <w:p>
-      <w:pPr>
-        <w:spacing w:line="336" w:lineRule="auto" w:after="180"/>
-        <w:shd w:fill="F1F6FC"/>
-      </w:pPr>
-      <w:r>
-        <w:rPr>
-          <w:b w:val="0"/>
-        </w:rPr>
-        <w:t xml:space="preserve">Teacher explanation: </w:t>
-      </w:r>
-      <w:r>
-        <w:rPr>
-          <w:b/>
-        </w:rPr>
-        <w:t>Stride</w:t>
-      </w:r>
-      <w:r>
-        <w:rPr>
-          <w:b w:val="0"/>
-        </w:rPr>
-        <w:t xml:space="preserve"> 2 without </w:t>
-      </w:r>
-      <w:r>
-        <w:rPr>
-          <w:b/>
-        </w:rPr>
-        <w:t>padding</w:t>
-      </w:r>
-      <w:r>
-        <w:rPr>
-          <w:b w:val="0"/>
-        </w:rPr>
-        <w:t xml:space="preserve"> gives shape 1 by 1. The padded </w:t>
-      </w:r>
-      <w:r>
-        <w:rPr>
-          <w:b/>
-        </w:rPr>
-        <w:t>input</w:t>
-      </w:r>
-      <w:r>
-        <w:rPr>
-          <w:b w:val="0"/>
-        </w:rPr>
-        <w:t xml:space="preserve"> is 5 by 5, giving </w:t>
-      </w:r>
-      <w:r>
-        <w:rPr>
-          <w:b/>
-        </w:rPr>
-        <w:t>output</w:t>
-      </w:r>
-      <w:r>
-        <w:rPr>
-          <w:b w:val="0"/>
-        </w:rPr>
-        <w:t xml:space="preserve"> 4 by 4. Its top-left window [[0, 0], [0, 1]] gives </w:t>
-      </w:r>
-      <w:r>
-        <w:rPr>
-          <w:b/>
-        </w:rPr>
-        <w:t>output</w:t>
-      </w:r>
-      <w:r>
-        <w:rPr>
-          <w:b w:val="0"/>
-        </w:rPr>
-        <w:t xml:space="preserve"> 1.</w:t>
-      </w:r>
-    </w:p>
-    <w:p>
-      <w:pPr>
-        <w:pStyle w:val="Heading3"/>
-      </w:pPr>
-      <w:r>
-        <w:t>W4 Filter a new image independently</w:t>
-      </w:r>
-    </w:p>
-    <w:p>
-      <w:pPr>
-        <w:pStyle w:val="Heading3"/>
-      </w:pPr>
-      <w:r>
-        <w:t>Workbook question · W4</w:t>
-      </w:r>
-    </w:p>
-    <w:p>
-      <w:pPr>
-        <w:spacing w:line="336" w:lineRule="auto" w:after="180"/>
-        <w:shd w:fill="F5F1FB"/>
-      </w:pPr>
-      <w:r>
-        <w:rPr>
-          <w:b w:val="0"/>
-        </w:rPr>
-        <w:t xml:space="preserve">Use image rows [2, 1, 0], [1, 3, 2] and </w:t>
-      </w:r>
-      <w:r>
-        <w:rPr>
-          <w:b/>
-        </w:rPr>
-        <w:t>kernel</w:t>
-      </w:r>
-      <w:r>
-        <w:rPr>
-          <w:b w:val="0"/>
-        </w:rPr>
-        <w:t xml:space="preserve"> rows [0, 1], [-1, 2]. Use no </w:t>
-      </w:r>
-      <w:r>
-        <w:rPr>
-          <w:b/>
-        </w:rPr>
-        <w:t>padding</w:t>
-      </w:r>
-      <w:r>
-        <w:rPr>
-          <w:b w:val="0"/>
-        </w:rPr>
-        <w:t xml:space="preserve">, </w:t>
-      </w:r>
-      <w:r>
-        <w:rPr>
-          <w:b/>
-        </w:rPr>
-        <w:t>stride</w:t>
-      </w:r>
-      <w:r>
-        <w:rPr>
-          <w:b w:val="0"/>
-        </w:rPr>
-        <w:t xml:space="preserve"> 1 and bias 0. Give the </w:t>
-      </w:r>
-      <w:r>
-        <w:rPr>
-          <w:b/>
-        </w:rPr>
-        <w:t>output</w:t>
-      </w:r>
-      <w:r>
-        <w:rPr>
-          <w:b w:val="0"/>
-        </w:rPr>
-        <w:t xml:space="preserve"> shape, both four-product sums and the </w:t>
-      </w:r>
-      <w:r>
-        <w:rPr>
-          <w:b/>
-        </w:rPr>
-        <w:t>feature map</w:t>
-      </w:r>
-      <w:r>
-        <w:rPr>
-          <w:b w:val="0"/>
-        </w:rPr>
-        <w:t>. Then add a shared bias of -5 and apply ReLU.</w:t>
-      </w:r>
-    </w:p>
-    <w:p>
-      <w:pPr>
-        <w:pStyle w:val="Heading3"/>
-      </w:pPr>
-      <w:r>
-        <w:t>Teacher reasoning · W4</w:t>
-      </w:r>
-    </w:p>
-    <w:p>
-      <w:pPr>
-        <w:spacing w:line="336" w:lineRule="auto" w:after="180"/>
-        <w:shd w:fill="F1F6FC"/>
-      </w:pPr>
-      <w:r>
-        <w:rPr>
-          <w:b w:val="0"/>
-        </w:rPr>
-        <w:t>Teacher explanation: Shape is 1 by 2. First products are 0, 1, -1, 6, summing to 6. Second products are 0, 0, -3, 4, summing to 1. Map is [[6, 1]]. Bias gives [[1, -4]]; ReLU gives [[1, 0]].</w:t>
-      </w:r>
-    </w:p>
-    <w:p>
-      <w:pPr>
-        <w:pStyle w:val="Heading3"/>
-      </w:pPr>
-      <w:r>
-        <w:t>W5 Test a convention error</w:t>
-      </w:r>
-    </w:p>
-    <w:p>
-      <w:pPr>
-        <w:pStyle w:val="Heading3"/>
-      </w:pPr>
-      <w:r>
-        <w:t>Workbook question · W5</w:t>
-      </w:r>
-    </w:p>
-    <w:p>
-      <w:pPr>
-        <w:spacing w:line="336" w:lineRule="auto" w:after="180"/>
-        <w:shd w:fill="F5F1FB"/>
-      </w:pPr>
-      <w:r>
-        <w:rPr>
-          <w:b w:val="0"/>
-        </w:rPr>
-        <w:t xml:space="preserve">A program reverses both axes of the lesson </w:t>
-      </w:r>
-      <w:r>
-        <w:rPr>
-          <w:b/>
-        </w:rPr>
-        <w:t>kernel</w:t>
-      </w:r>
-      <w:r>
-        <w:rPr>
-          <w:b w:val="0"/>
-        </w:rPr>
-        <w:t xml:space="preserve"> to [[1, 0], [-1, 1]]. Compute the top-left </w:t>
-      </w:r>
-      <w:r>
-        <w:rPr>
-          <w:b/>
-        </w:rPr>
-        <w:t>output</w:t>
-      </w:r>
-      <w:r>
-        <w:rPr>
-          <w:b w:val="0"/>
-        </w:rPr>
-        <w:t>. Does it agree with our declared convention? Explain what the test checks.</w:t>
-      </w:r>
-    </w:p>
-    <w:p>
-      <w:pPr>
-        <w:pStyle w:val="Heading3"/>
-      </w:pPr>
-      <w:r>
-        <w:t>Teacher reasoning · W5</w:t>
-      </w:r>
-    </w:p>
-    <w:p>
-      <w:pPr>
-        <w:spacing w:line="336" w:lineRule="auto" w:after="180"/>
-        <w:shd w:fill="F1F6FC"/>
-      </w:pPr>
-      <w:r>
-        <w:rPr>
-          <w:b w:val="0"/>
-        </w:rPr>
-        <w:t xml:space="preserve">Teacher explanation: The top-left </w:t>
-      </w:r>
-      <w:r>
-        <w:rPr>
-          <w:b/>
-        </w:rPr>
-        <w:t>output</w:t>
-      </w:r>
-      <w:r>
-        <w:rPr>
-          <w:b w:val="0"/>
-        </w:rPr>
-        <w:t xml:space="preserve"> becomes 1 + 0 + 0 + 1 = 2 instead of 0. It does not follow the declared fixed-orientation convention. The asymmetric </w:t>
-      </w:r>
-      <w:r>
-        <w:rPr>
-          <w:b/>
-        </w:rPr>
-        <w:t>kernel</w:t>
-      </w:r>
-      <w:r>
-        <w:rPr>
-          <w:b w:val="0"/>
-        </w:rPr>
-        <w:t xml:space="preserve"> and known window expose a </w:t>
-      </w:r>
-      <w:r>
-        <w:rPr>
-          <w:b/>
-        </w:rPr>
-        <w:t>kernel</w:t>
-      </w:r>
-      <w:r>
-        <w:rPr>
-          <w:b w:val="0"/>
-        </w:rPr>
-        <w:t>-orientation mismatch.</w:t>
-      </w:r>
-    </w:p>
-    <w:p>
-      <w:pPr>
-        <w:pStyle w:val="Heading3"/>
-      </w:pPr>
-      <w:r>
-        <w:t>Independent assessment and fresh retry</w:t>
-      </w:r>
-    </w:p>
-    <w:p>
-      <w:pPr>
-        <w:pStyle w:val="Heading3"/>
-      </w:pPr>
-      <w:r>
-        <w:t>Teacher key · Independent assessment and fresh retry</w:t>
-      </w:r>
-    </w:p>
-    <w:p>
-      <w:pPr>
-        <w:spacing w:line="336" w:lineRule="auto" w:after="180"/>
-        <w:shd w:fill="F1F6FC"/>
-      </w:pPr>
-      <w:r>
-        <w:rPr>
-          <w:b w:val="0"/>
-        </w:rPr>
-        <w:t xml:space="preserve">W4 requires shape 1 by 2, raw </w:t>
-      </w:r>
-      <w:r>
-        <w:rPr>
-          <w:b/>
-        </w:rPr>
-        <w:t>output</w:t>
-      </w:r>
-      <w:r>
-        <w:rPr>
-          <w:b w:val="0"/>
-        </w:rPr>
-        <w:t xml:space="preserve">s 6 and 1, biased </w:t>
-      </w:r>
-      <w:r>
-        <w:rPr>
-          <w:b/>
-        </w:rPr>
-        <w:t>output</w:t>
-      </w:r>
-      <w:r>
-        <w:rPr>
-          <w:b w:val="0"/>
-        </w:rPr>
-        <w:t xml:space="preserve">s 1 and -4 and ReLU </w:t>
-      </w:r>
-      <w:r>
-        <w:rPr>
-          <w:b/>
-        </w:rPr>
-        <w:t>output</w:t>
-      </w:r>
-      <w:r>
-        <w:rPr>
-          <w:b w:val="0"/>
-        </w:rPr>
-        <w:t xml:space="preserve">s 1 and 0. Fresh retry: image rows [1, 2, 4], [3, 0, 1]; </w:t>
-      </w:r>
-      <w:r>
-        <w:rPr>
-          <w:b/>
-        </w:rPr>
-        <w:t>kernel</w:t>
-      </w:r>
-      <w:r>
-        <w:rPr>
-          <w:b w:val="0"/>
-        </w:rPr>
-        <w:t xml:space="preserve"> rows [1, 0], [-1, 1].</w:t>
-      </w:r>
-    </w:p>
-    <w:p>
-      <w:pPr>
-        <w:spacing w:line="336" w:lineRule="auto" w:after="180"/>
-        <w:shd w:fill="F1F6FC"/>
-      </w:pPr>
-      <w:r>
-        <w:rPr>
-          <w:b w:val="0"/>
-        </w:rPr>
-        <w:t>Products at the two starts are [1, 0, -3, 0] and [2, 0, 0, 1], giving [[-2, 3]]. Add shared bias 1 to get [[-1, 4]], then ReLU gives [[0, 4]].</w:t>
-      </w:r>
-    </w:p>
-    <w:p>
-      <w:pPr>
-        <w:pStyle w:val="Heading3"/>
-      </w:pPr>
-      <w:r>
-        <w:t>Assess independent transfer</w:t>
-      </w:r>
-    </w:p>
-    <w:p>
-      <w:pPr>
-        <w:pStyle w:val="Heading3"/>
-      </w:pPr>
-      <w:r>
-        <w:t>Independent question · withhold the key</w:t>
-      </w:r>
-    </w:p>
-    <w:p>
-      <w:pPr>
-        <w:spacing w:line="336" w:lineRule="auto" w:after="180"/>
-        <w:shd w:fill="F5F1FB"/>
-      </w:pPr>
-      <w:r>
-        <w:rPr>
-          <w:b w:val="0"/>
-        </w:rPr>
-        <w:t xml:space="preserve">Selected case: Use image rows [2, 1, 0], [1, 3, 2] and </w:t>
-      </w:r>
-      <w:r>
-        <w:rPr>
-          <w:b/>
-        </w:rPr>
-        <w:t>kernel</w:t>
-      </w:r>
-      <w:r>
-        <w:rPr>
-          <w:b w:val="0"/>
-        </w:rPr>
-        <w:t xml:space="preserve"> rows [0, 1], [-1, 2]. Use no </w:t>
-      </w:r>
-      <w:r>
-        <w:rPr>
-          <w:b/>
-        </w:rPr>
-        <w:t>padding</w:t>
-      </w:r>
-      <w:r>
-        <w:rPr>
-          <w:b w:val="0"/>
-        </w:rPr>
-        <w:t xml:space="preserve">, </w:t>
-      </w:r>
-      <w:r>
-        <w:rPr>
-          <w:b/>
-        </w:rPr>
-        <w:t>stride</w:t>
-      </w:r>
-      <w:r>
-        <w:rPr>
-          <w:b w:val="0"/>
-        </w:rPr>
-        <w:t xml:space="preserve"> 1 and bias 0. Give the </w:t>
-      </w:r>
-      <w:r>
-        <w:rPr>
-          <w:b/>
-        </w:rPr>
-        <w:t>output</w:t>
-      </w:r>
-      <w:r>
-        <w:rPr>
-          <w:b w:val="0"/>
-        </w:rPr>
-        <w:t xml:space="preserve"> shape, both four-product sums and the </w:t>
-      </w:r>
-      <w:r>
-        <w:rPr>
-          <w:b/>
-        </w:rPr>
-        <w:t>feature map</w:t>
-      </w:r>
-      <w:r>
-        <w:rPr>
-          <w:b w:val="0"/>
-        </w:rPr>
-        <w:t>.</w:t>
-      </w:r>
-    </w:p>
-    <w:p>
-      <w:pPr>
-        <w:spacing w:line="336" w:lineRule="auto" w:after="180"/>
-        <w:shd w:fill="F5F1FB"/>
-      </w:pPr>
-      <w:r>
-        <w:rPr>
-          <w:b w:val="0"/>
-        </w:rPr>
-        <w:t>Then add a shared bias of -5 and apply ReLU.</w:t>
-      </w:r>
-    </w:p>
-    <w:p>
-      <w:pPr>
-        <w:pStyle w:val="Heading3"/>
-      </w:pPr>
-      <w:r>
-        <w:t>Selected case answer</w:t>
-      </w:r>
-    </w:p>
-    <w:p>
-      <w:pPr>
-        <w:pStyle w:val="Heading3"/>
-      </w:pPr>
-      <w:r>
-        <w:t>Teacher key · Selected case answer</w:t>
-      </w:r>
-    </w:p>
-    <w:p>
-      <w:pPr>
-        <w:spacing w:line="336" w:lineRule="auto" w:after="180"/>
-        <w:shd w:fill="F1F6FC"/>
-      </w:pPr>
-      <w:r>
-        <w:rPr>
-          <w:b w:val="0"/>
-        </w:rPr>
-        <w:t>Teacher explanation: Shape is 1 by 2. First products are 0, 1, -1, 6, summing to 6. Second products are 0, 0, -3, 4, summing to 1. Map is [[6, 1]]. Bias gives [[1, -4]]; ReLU gives [[1, 0]].</w:t>
+        <w:pStyle w:val="Heading2"/>
+      </w:pPr>
+      <w:r>
+        <w:t>Judge explanation,trace and limits</w:t>
       </w:r>
     </w:p>
     <w:tbl>
@@ -4289,54 +4042,55 @@
     </w:tbl>
     <w:p>
       <w:pPr>
-        <w:pStyle w:val="Heading3"/>
-      </w:pPr>
-      <w:r>
-        <w:t>Teacher key · Selected case answer</w:t>
+        <w:spacing w:line="336" w:lineRule="auto" w:after="180"/>
+      </w:pPr>
+      <w:r>
+        <w:rPr>
+          <w:b w:val="0"/>
+        </w:rPr>
+        <w:t>Record each dimension as not yet, with support, or independent. Accept a valid alternative procedure with a defensible trace.</w:t>
       </w:r>
     </w:p>
     <w:p>
       <w:pPr>
         <w:spacing w:line="336" w:lineRule="auto" w:after="180"/>
-        <w:shd w:fill="F1F6FC"/>
-      </w:pPr>
-      <w:r>
-        <w:rPr>
-          <w:b w:val="0"/>
-        </w:rPr>
-        <w:t>Record each dimension as not yet, with support, or independent. Accept a valid alternative procedure with a defensible trace.</w:t>
+      </w:pPr>
+      <w:r>
+        <w:rPr>
+          <w:b w:val="0"/>
+        </w:rPr>
+        <w:t xml:space="preserve">Do not penalise an honestly recorded model failure if the learner correctly explains its </w:t>
+      </w:r>
+      <w:r>
+        <w:rPr>
+          <w:b/>
+        </w:rPr>
+        <w:t>evidence</w:t>
+      </w:r>
+      <w:r>
+        <w:rPr>
+          <w:b w:val="0"/>
+        </w:rPr>
+        <w:t xml:space="preserve"> and limits.</w:t>
       </w:r>
     </w:p>
     <w:p>
       <w:pPr>
-        <w:spacing w:line="336" w:lineRule="auto" w:after="180"/>
-        <w:shd w:fill="F1F6FC"/>
-      </w:pPr>
-      <w:r>
-        <w:rPr>
-          <w:b w:val="0"/>
-        </w:rPr>
-        <w:t xml:space="preserve">Do not penalise an honestly recorded model failure if the learner correctly explains its </w:t>
-      </w:r>
-      <w:r>
-        <w:rPr>
-          <w:b/>
-        </w:rPr>
-        <w:t>evidence</w:t>
-      </w:r>
-      <w:r>
-        <w:rPr>
-          <w:b w:val="0"/>
-        </w:rPr>
-        <w:t xml:space="preserve"> and limits.</w:t>
+        <w:pStyle w:val="Heading2"/>
+      </w:pPr>
+      <w:r>
+        <w:t>Give one usable repair</w:t>
       </w:r>
     </w:p>
     <w:p>
       <w:pPr>
-        <w:pStyle w:val="Heading3"/>
-      </w:pPr>
-      <w:r>
-        <w:t>Feedback that the learner uses</w:t>
+        <w:spacing w:line="336" w:lineRule="auto" w:after="180"/>
+      </w:pPr>
+      <w:r>
+        <w:rPr>
+          <w:b w:val="0"/>
+        </w:rPr>
+        <w:t>Name the earliest unsupported step and give one action to repair it. Have the learner make that repair now and explain why. Then assess the relevant skill on a fresh, fully specified case.</w:t>
       </w:r>
     </w:p>
     <w:p>
@@ -4347,54 +4101,81 @@
         <w:rPr>
           <w:b w:val="0"/>
         </w:rPr>
-        <w:t>Name the earliest unsupported step and give one action to repair it. Have the learner make that repair now and explain why. Then assess the relevant skill on a fresh, fully specified case.</w:t>
+        <w:t>Confirm it was not previously practised with feedback; solve and check the new case before assigning it. A follow-up design prompt is a starting brief, not automatically an equivalent test.</w:t>
       </w:r>
     </w:p>
     <w:p>
       <w:pPr>
-        <w:spacing w:line="336" w:lineRule="auto" w:after="180"/>
-      </w:pPr>
-      <w:r>
-        <w:rPr>
-          <w:b w:val="0"/>
-        </w:rPr>
-        <w:t>Confirm it was not previously practised with feedback; solve and check the new case before assigning it. A follow-up design prompt is a starting brief, not automatically an equivalent test.</w:t>
+        <w:pStyle w:val="Heading2"/>
+      </w:pPr>
+      <w:r>
+        <w:t>W1 Trace a local sum</w:t>
       </w:r>
     </w:p>
     <w:p>
       <w:pPr>
-        <w:pStyle w:val="Heading1"/>
-      </w:pPr>
-      <w:r>
-        <w:t>06. Connect the project, support and next lesson</w:t>
+        <w:spacing w:line="336" w:lineRule="auto" w:after="180"/>
+      </w:pPr>
+      <w:r>
+        <w:rPr>
+          <w:b w:val="0"/>
+        </w:rPr>
+        <w:t xml:space="preserve">Use the lesson image and </w:t>
+      </w:r>
+      <w:r>
+        <w:rPr>
+          <w:b/>
+        </w:rPr>
+        <w:t>kernel</w:t>
+      </w:r>
+      <w:r>
+        <w:rPr>
+          <w:b w:val="0"/>
+        </w:rPr>
+        <w:t xml:space="preserve"> at window start [0, 1]. List the window rows, four products and </w:t>
+      </w:r>
+      <w:r>
+        <w:rPr>
+          <w:b/>
+        </w:rPr>
+        <w:t>output</w:t>
+      </w:r>
+      <w:r>
+        <w:rPr>
+          <w:b w:val="0"/>
+        </w:rPr>
+        <w:t xml:space="preserve"> before activation.</w:t>
       </w:r>
     </w:p>
     <w:p>
-      <w:r>
-        <w:t>Connect Convolution as a local operation to Image-pattern Network Investigation, adapt support and plan a later changed-case check.</w:t>
+      <w:pPr>
+        <w:spacing w:line="336" w:lineRule="auto" w:after="180"/>
+      </w:pPr>
+      <w:r>
+        <w:rPr>
+          <w:b w:val="0"/>
+        </w:rPr>
+        <w:t xml:space="preserve">Teacher explanation: Window rows are [2, 0] and [1, 3]. Products are 2, 0, 0 and 3, giving </w:t>
+      </w:r>
+      <w:r>
+        <w:rPr>
+          <w:b/>
+        </w:rPr>
+        <w:t>output</w:t>
+      </w:r>
+      <w:r>
+        <w:rPr>
+          <w:b w:val="0"/>
+        </w:rPr>
+        <w:t xml:space="preserve"> 5.</w:t>
       </w:r>
     </w:p>
     <w:p>
       <w:pPr>
-        <w:spacing w:line="336" w:lineRule="auto" w:after="180"/>
-      </w:pPr>
-      <w:r>
-        <w:rPr>
-          <w:b w:val="0"/>
-        </w:rPr>
-        <w:t xml:space="preserve">Add a labelled convolution as a local operation </w:t>
-      </w:r>
-      <w:r>
-        <w:rPr>
-          <w:b/>
-        </w:rPr>
-        <w:t>evidence</w:t>
-      </w:r>
-      <w:r>
-        <w:rPr>
-          <w:b w:val="0"/>
-        </w:rPr>
-        <w:t xml:space="preserve"> sheet to Image-pattern Network Investigation. Show how you can compute a local weighted sum at each valid image position.</w:t>
+        <w:pStyle w:val="Heading2"/>
+      </w:pPr>
+      <w:r>
+        <w:t>W2 Separate parameters and operations</w:t>
       </w:r>
     </w:p>
     <w:p>
@@ -4405,31 +4186,19 @@
         <w:rPr>
           <w:b w:val="0"/>
         </w:rPr>
-        <w:t xml:space="preserve">Use the supplied fictional case and keep its </w:t>
+        <w:t xml:space="preserve">How many shared </w:t>
       </w:r>
       <w:r>
         <w:rPr>
           <w:b/>
         </w:rPr>
-        <w:t>input</w:t>
-      </w:r>
-      <w:r>
-        <w:rPr>
-          <w:b w:val="0"/>
-        </w:rPr>
-        <w:t xml:space="preserve">s, intermediate steps, calculation or </w:t>
-      </w:r>
-      <w:r>
-        <w:rPr>
-          <w:b/>
-        </w:rPr>
-        <w:t>prediction</w:t>
-      </w:r>
-      <w:r>
-        <w:rPr>
-          <w:b w:val="0"/>
-        </w:rPr>
-        <w:t>, and limitation. Connect this record to last week’s record; a matching answer without a trace is insufficient.</w:t>
+        <w:t>kernel</w:t>
+      </w:r>
+      <w:r>
+        <w:rPr>
+          <w:b w:val="0"/>
+        </w:rPr>
+        <w:t xml:space="preserve"> weights does the lesson use? How many products are computed over all four valid windows? What changes if one shared bias is added?</w:t>
       </w:r>
     </w:p>
     <w:p>
@@ -4440,42 +4209,27 @@
         <w:rPr>
           <w:b w:val="0"/>
         </w:rPr>
-        <w:t>Provide a four-cell product ledger and move a paper window one position at a time. Use labelled coordinates rather than colour alone.</w:t>
+        <w:t xml:space="preserve">Teacher explanation: There are four shared weights and sixteen products across four windows. One shared bias raises the parameter count to five and adds the same bias once to each </w:t>
+      </w:r>
+      <w:r>
+        <w:rPr>
+          <w:b/>
+        </w:rPr>
+        <w:t>output</w:t>
+      </w:r>
+      <w:r>
+        <w:rPr>
+          <w:b w:val="0"/>
+        </w:rPr>
+        <w:t>.</w:t>
       </w:r>
     </w:p>
     <w:p>
       <w:pPr>
-        <w:spacing w:line="336" w:lineRule="auto" w:after="180"/>
-      </w:pPr>
-      <w:r>
-        <w:rPr>
-          <w:b w:val="0"/>
-        </w:rPr>
-        <w:t xml:space="preserve">Extension: compare a numerical implementation with an independent explicit four-term formula across rectangular </w:t>
-      </w:r>
-      <w:r>
-        <w:rPr>
-          <w:b/>
-        </w:rPr>
-        <w:t>input</w:t>
-      </w:r>
-      <w:r>
-        <w:rPr>
-          <w:b w:val="0"/>
-        </w:rPr>
-        <w:t xml:space="preserve">s, and show how changing </w:t>
-      </w:r>
-      <w:r>
-        <w:rPr>
-          <w:b/>
-        </w:rPr>
-        <w:t>stride</w:t>
-      </w:r>
-      <w:r>
-        <w:rPr>
-          <w:b w:val="0"/>
-        </w:rPr>
-        <w:t xml:space="preserve"> alters the sampled start positions.</w:t>
+        <w:pStyle w:val="Heading2"/>
+      </w:pPr>
+      <w:r>
+        <w:t>W3 Check stride and padding</w:t>
       </w:r>
     </w:p>
     <w:p>
@@ -4486,19 +4240,67 @@
         <w:rPr>
           <w:b w:val="0"/>
         </w:rPr>
-        <w:t xml:space="preserve">Week 22 explores pooling and spatial information, including distinct </w:t>
+        <w:t xml:space="preserve">For the lesson image and </w:t>
       </w:r>
       <w:r>
         <w:rPr>
           <w:b/>
         </w:rPr>
-        <w:t>input</w:t>
-      </w:r>
-      <w:r>
-        <w:rPr>
-          <w:b w:val="0"/>
-        </w:rPr>
-        <w:t xml:space="preserve">s that share a pooled </w:t>
+        <w:t>kernel</w:t>
+      </w:r>
+      <w:r>
+        <w:rPr>
+          <w:b w:val="0"/>
+        </w:rPr>
+        <w:t xml:space="preserve">, give the </w:t>
+      </w:r>
+      <w:r>
+        <w:rPr>
+          <w:b/>
+        </w:rPr>
+        <w:t>output</w:t>
+      </w:r>
+      <w:r>
+        <w:rPr>
+          <w:b w:val="0"/>
+        </w:rPr>
+        <w:t xml:space="preserve"> shape with no </w:t>
+      </w:r>
+      <w:r>
+        <w:rPr>
+          <w:b/>
+        </w:rPr>
+        <w:t>padding</w:t>
+      </w:r>
+      <w:r>
+        <w:rPr>
+          <w:b w:val="0"/>
+        </w:rPr>
+        <w:t xml:space="preserve"> and </w:t>
+      </w:r>
+      <w:r>
+        <w:rPr>
+          <w:b/>
+        </w:rPr>
+        <w:t>stride</w:t>
+      </w:r>
+      <w:r>
+        <w:rPr>
+          <w:b w:val="0"/>
+        </w:rPr>
+        <w:t xml:space="preserve"> 2. Then give the shape with one zero border on each side and </w:t>
+      </w:r>
+      <w:r>
+        <w:rPr>
+          <w:b/>
+        </w:rPr>
+        <w:t>stride</w:t>
+      </w:r>
+      <w:r>
+        <w:rPr>
+          <w:b w:val="0"/>
+        </w:rPr>
+        <w:t xml:space="preserve"> 1, and calculate that padded map’s top-left </w:t>
       </w:r>
       <w:r>
         <w:rPr>
@@ -4521,15 +4323,681 @@
         <w:rPr>
           <w:b w:val="0"/>
         </w:rPr>
-        <w:t>Retain the project ledger and assess a changed case after support. Check the relevant prerequisite before carrying this component forward.</w:t>
+        <w:t xml:space="preserve">Teacher explanation: </w:t>
+      </w:r>
+      <w:r>
+        <w:rPr>
+          <w:b/>
+        </w:rPr>
+        <w:t>Stride</w:t>
+      </w:r>
+      <w:r>
+        <w:rPr>
+          <w:b w:val="0"/>
+        </w:rPr>
+        <w:t xml:space="preserve"> 2 without </w:t>
+      </w:r>
+      <w:r>
+        <w:rPr>
+          <w:b/>
+        </w:rPr>
+        <w:t>padding</w:t>
+      </w:r>
+      <w:r>
+        <w:rPr>
+          <w:b w:val="0"/>
+        </w:rPr>
+        <w:t xml:space="preserve"> gives shape 1 by 1. The padded </w:t>
+      </w:r>
+      <w:r>
+        <w:rPr>
+          <w:b/>
+        </w:rPr>
+        <w:t>input</w:t>
+      </w:r>
+      <w:r>
+        <w:rPr>
+          <w:b w:val="0"/>
+        </w:rPr>
+        <w:t xml:space="preserve"> is 5 by 5, giving </w:t>
+      </w:r>
+      <w:r>
+        <w:rPr>
+          <w:b/>
+        </w:rPr>
+        <w:t>output</w:t>
+      </w:r>
+      <w:r>
+        <w:rPr>
+          <w:b w:val="0"/>
+        </w:rPr>
+        <w:t xml:space="preserve"> 4 by 4. Its top-left window [[0, 0], [0, 1]] gives </w:t>
+      </w:r>
+      <w:r>
+        <w:rPr>
+          <w:b/>
+        </w:rPr>
+        <w:t>output</w:t>
+      </w:r>
+      <w:r>
+        <w:rPr>
+          <w:b w:val="0"/>
+        </w:rPr>
+        <w:t xml:space="preserve"> 1.</w:t>
       </w:r>
     </w:p>
     <w:p>
       <w:pPr>
+        <w:pStyle w:val="Heading2"/>
+      </w:pPr>
+      <w:r>
+        <w:t>W5 Test a convention error</w:t>
+      </w:r>
+    </w:p>
+    <w:p>
+      <w:pPr>
+        <w:spacing w:line="336" w:lineRule="auto" w:after="180"/>
+      </w:pPr>
+      <w:r>
+        <w:rPr>
+          <w:b w:val="0"/>
+        </w:rPr>
+        <w:t xml:space="preserve">A program reverses both axes of the lesson </w:t>
+      </w:r>
+      <w:r>
+        <w:rPr>
+          <w:b/>
+        </w:rPr>
+        <w:t>kernel</w:t>
+      </w:r>
+      <w:r>
+        <w:rPr>
+          <w:b w:val="0"/>
+        </w:rPr>
+        <w:t xml:space="preserve"> to [[1, 0], [-1, 1]]. Compute the top-left </w:t>
+      </w:r>
+      <w:r>
+        <w:rPr>
+          <w:b/>
+        </w:rPr>
+        <w:t>output</w:t>
+      </w:r>
+      <w:r>
+        <w:rPr>
+          <w:b w:val="0"/>
+        </w:rPr>
+        <w:t>. Does it agree with our declared convention? Explain what the test checks.</w:t>
+      </w:r>
+    </w:p>
+    <w:p>
+      <w:pPr>
+        <w:spacing w:line="336" w:lineRule="auto" w:after="180"/>
+      </w:pPr>
+      <w:r>
+        <w:rPr>
+          <w:b w:val="0"/>
+        </w:rPr>
+        <w:t xml:space="preserve">Teacher explanation: The top-left </w:t>
+      </w:r>
+      <w:r>
+        <w:rPr>
+          <w:b/>
+        </w:rPr>
+        <w:t>output</w:t>
+      </w:r>
+      <w:r>
+        <w:rPr>
+          <w:b w:val="0"/>
+        </w:rPr>
+        <w:t xml:space="preserve"> becomes 1 + 0 + 0 + 1 = 2 instead of 0. It does not follow the declared fixed-orientation convention. The asymmetric </w:t>
+      </w:r>
+      <w:r>
+        <w:rPr>
+          <w:b/>
+        </w:rPr>
+        <w:t>kernel</w:t>
+      </w:r>
+      <w:r>
+        <w:rPr>
+          <w:b w:val="0"/>
+        </w:rPr>
+        <w:t xml:space="preserve"> and known window expose a </w:t>
+      </w:r>
+      <w:r>
+        <w:rPr>
+          <w:b/>
+        </w:rPr>
+        <w:t>kernel</w:t>
+      </w:r>
+      <w:r>
+        <w:rPr>
+          <w:b w:val="0"/>
+        </w:rPr>
+        <w:t>-orientation mismatch.</w:t>
+      </w:r>
+    </w:p>
+    <w:p>
+      <w:pPr>
+        <w:pStyle w:val="Heading2"/>
+      </w:pPr>
+      <w:r>
+        <w:t>Earlier wording, alternatives and picture transcripts · reference / check after trying</w:t>
+      </w:r>
+    </w:p>
+    <w:p>
+      <w:pPr>
         <w:pStyle w:val="Heading3"/>
       </w:pPr>
       <w:r>
-        <w:t>Plan the delayed return</w:t>
+        <w:t>Guided and exit questions</w:t>
+      </w:r>
+    </w:p>
+    <w:p>
+      <w:pPr>
+        <w:spacing w:line="336" w:lineRule="auto" w:after="180"/>
+      </w:pPr>
+      <w:r>
+        <w:rPr>
+          <w:b w:val="0"/>
+        </w:rPr>
+        <w:t xml:space="preserve">Guided: only the window starting [0, 0] includes </w:t>
+      </w:r>
+      <w:r>
+        <w:rPr>
+          <w:b/>
+        </w:rPr>
+        <w:t>input</w:t>
+      </w:r>
+      <w:r>
+        <w:rPr>
+          <w:b w:val="0"/>
+        </w:rPr>
+        <w:t xml:space="preserve">[0][0]. Its weight is 1, so adding 3 changes that </w:t>
+      </w:r>
+      <w:r>
+        <w:rPr>
+          <w:b/>
+        </w:rPr>
+        <w:t>output</w:t>
+      </w:r>
+      <w:r>
+        <w:rPr>
+          <w:b w:val="0"/>
+        </w:rPr>
+        <w:t xml:space="preserve"> from 0 to 3. The map becomes [[3, 5], [-1, -1]]. Exit: the declared unpadded </w:t>
+      </w:r>
+      <w:r>
+        <w:rPr>
+          <w:b/>
+        </w:rPr>
+        <w:t>stride</w:t>
+      </w:r>
+      <w:r>
+        <w:rPr>
+          <w:b w:val="0"/>
+        </w:rPr>
+        <w:t xml:space="preserve"> 1 setup gives 2 by 2, not 3 by 3. A different </w:t>
+      </w:r>
+      <w:r>
+        <w:rPr>
+          <w:b/>
+        </w:rPr>
+        <w:t>padding</w:t>
+      </w:r>
+      <w:r>
+        <w:rPr>
+          <w:b w:val="0"/>
+        </w:rPr>
+        <w:t xml:space="preserve"> or </w:t>
+      </w:r>
+      <w:r>
+        <w:rPr>
+          <w:b/>
+        </w:rPr>
+        <w:t>kernel</w:t>
+      </w:r>
+      <w:r>
+        <w:rPr>
+          <w:b w:val="0"/>
+        </w:rPr>
+        <w:t xml:space="preserve"> setup would need documentation. Values are local weighted sums, not probabilities.</w:t>
+      </w:r>
+    </w:p>
+    <w:p>
+      <w:pPr>
+        <w:pStyle w:val="Heading3"/>
+      </w:pPr>
+      <w:r>
+        <w:t>W1 Trace a local sum</w:t>
+      </w:r>
+    </w:p>
+    <w:p>
+      <w:pPr>
+        <w:pStyle w:val="Heading3"/>
+      </w:pPr>
+      <w:r>
+        <w:t>W2 Separate parameters and operations</w:t>
+      </w:r>
+    </w:p>
+    <w:p>
+      <w:pPr>
+        <w:pStyle w:val="Heading3"/>
+      </w:pPr>
+      <w:r>
+        <w:t>W3 Check stride and padding</w:t>
+      </w:r>
+    </w:p>
+    <w:p>
+      <w:pPr>
+        <w:pStyle w:val="Heading3"/>
+      </w:pPr>
+      <w:r>
+        <w:t>W4 Filter a new image independently</w:t>
+      </w:r>
+    </w:p>
+    <w:p>
+      <w:pPr>
+        <w:spacing w:line="336" w:lineRule="auto" w:after="180"/>
+      </w:pPr>
+      <w:r>
+        <w:rPr>
+          <w:b w:val="0"/>
+        </w:rPr>
+        <w:t xml:space="preserve">Use image rows [2, 1, 0], [1, 3, 2] and </w:t>
+      </w:r>
+      <w:r>
+        <w:rPr>
+          <w:b/>
+        </w:rPr>
+        <w:t>kernel</w:t>
+      </w:r>
+      <w:r>
+        <w:rPr>
+          <w:b w:val="0"/>
+        </w:rPr>
+        <w:t xml:space="preserve"> rows [0, 1], [-1, 2]. Use no </w:t>
+      </w:r>
+      <w:r>
+        <w:rPr>
+          <w:b/>
+        </w:rPr>
+        <w:t>padding</w:t>
+      </w:r>
+      <w:r>
+        <w:rPr>
+          <w:b w:val="0"/>
+        </w:rPr>
+        <w:t xml:space="preserve">, </w:t>
+      </w:r>
+      <w:r>
+        <w:rPr>
+          <w:b/>
+        </w:rPr>
+        <w:t>stride</w:t>
+      </w:r>
+      <w:r>
+        <w:rPr>
+          <w:b w:val="0"/>
+        </w:rPr>
+        <w:t xml:space="preserve"> 1 and bias 0. Give the </w:t>
+      </w:r>
+      <w:r>
+        <w:rPr>
+          <w:b/>
+        </w:rPr>
+        <w:t>output</w:t>
+      </w:r>
+      <w:r>
+        <w:rPr>
+          <w:b w:val="0"/>
+        </w:rPr>
+        <w:t xml:space="preserve"> shape, both four-product sums and the </w:t>
+      </w:r>
+      <w:r>
+        <w:rPr>
+          <w:b/>
+        </w:rPr>
+        <w:t>feature map</w:t>
+      </w:r>
+      <w:r>
+        <w:rPr>
+          <w:b w:val="0"/>
+        </w:rPr>
+        <w:t>. Then add a shared bias of -5 and apply ReLU.</w:t>
+      </w:r>
+    </w:p>
+    <w:p>
+      <w:pPr>
+        <w:spacing w:line="336" w:lineRule="auto" w:after="180"/>
+      </w:pPr>
+      <w:r>
+        <w:rPr>
+          <w:b w:val="0"/>
+        </w:rPr>
+        <w:t>Teacher explanation: Shape is 1 by 2. First products are 0, 1, -1, 6, summing to 6. Second products are 0, 0, -3, 4, summing to 1. Map is [[6, 1]]. Bias gives [[1, -4]]; ReLU gives [[1, 0]].</w:t>
+      </w:r>
+    </w:p>
+    <w:p>
+      <w:pPr>
+        <w:pStyle w:val="Heading3"/>
+      </w:pPr>
+      <w:r>
+        <w:t>W5 Test a convention error</w:t>
+      </w:r>
+    </w:p>
+    <w:p>
+      <w:pPr>
+        <w:pStyle w:val="Heading3"/>
+      </w:pPr>
+      <w:r>
+        <w:t>Independent assessment and fresh retry</w:t>
+      </w:r>
+    </w:p>
+    <w:p>
+      <w:pPr>
+        <w:spacing w:line="336" w:lineRule="auto" w:after="180"/>
+      </w:pPr>
+      <w:r>
+        <w:rPr>
+          <w:b w:val="0"/>
+        </w:rPr>
+        <w:t xml:space="preserve">W4 requires shape 1 by 2, raw </w:t>
+      </w:r>
+      <w:r>
+        <w:rPr>
+          <w:b/>
+        </w:rPr>
+        <w:t>output</w:t>
+      </w:r>
+      <w:r>
+        <w:rPr>
+          <w:b w:val="0"/>
+        </w:rPr>
+        <w:t xml:space="preserve">s 6 and 1, biased </w:t>
+      </w:r>
+      <w:r>
+        <w:rPr>
+          <w:b/>
+        </w:rPr>
+        <w:t>output</w:t>
+      </w:r>
+      <w:r>
+        <w:rPr>
+          <w:b w:val="0"/>
+        </w:rPr>
+        <w:t xml:space="preserve">s 1 and -4 and ReLU </w:t>
+      </w:r>
+      <w:r>
+        <w:rPr>
+          <w:b/>
+        </w:rPr>
+        <w:t>output</w:t>
+      </w:r>
+      <w:r>
+        <w:rPr>
+          <w:b w:val="0"/>
+        </w:rPr>
+        <w:t xml:space="preserve">s 1 and 0. Fresh retry: image rows [1, 2, 4], [3, 0, 1]; </w:t>
+      </w:r>
+      <w:r>
+        <w:rPr>
+          <w:b/>
+        </w:rPr>
+        <w:t>kernel</w:t>
+      </w:r>
+      <w:r>
+        <w:rPr>
+          <w:b w:val="0"/>
+        </w:rPr>
+        <w:t xml:space="preserve"> rows [1, 0], [-1, 1].</w:t>
+      </w:r>
+    </w:p>
+    <w:p>
+      <w:pPr>
+        <w:spacing w:line="336" w:lineRule="auto" w:after="180"/>
+      </w:pPr>
+      <w:r>
+        <w:rPr>
+          <w:b w:val="0"/>
+        </w:rPr>
+        <w:t>Products at the two starts are [1, 0, -3, 0] and [2, 0, 0, 1], giving [[-2, 3]]. Add shared bias 1 to get [[-1, 4]], then ReLU gives [[0, 4]].</w:t>
+      </w:r>
+    </w:p>
+    <w:p>
+      <w:pPr>
+        <w:pStyle w:val="Heading3"/>
+      </w:pPr>
+      <w:r>
+        <w:t>Assess independent transfer</w:t>
+      </w:r>
+    </w:p>
+    <w:p>
+      <w:pPr>
+        <w:pStyle w:val="Heading3"/>
+      </w:pPr>
+      <w:r>
+        <w:t>Selected case answer</w:t>
+      </w:r>
+    </w:p>
+    <w:p>
+      <w:pPr>
+        <w:pStyle w:val="Heading3"/>
+      </w:pPr>
+      <w:r>
+        <w:t>Feedback that the learner uses</w:t>
+      </w:r>
+    </w:p>
+    <w:p>
+      <w:pPr>
+        <w:pStyle w:val="Heading1"/>
+      </w:pPr>
+      <w:r>
+        <w:t>06. Connect,support and revisit the mathematics</w:t>
+      </w:r>
+    </w:p>
+    <w:p>
+      <w:r>
+        <w:t>Use the saved evidence to choose the next step.</w:t>
+      </w:r>
+    </w:p>
+    <w:p>
+      <w:pPr>
+        <w:pStyle w:val="Heading2"/>
+      </w:pPr>
+      <w:r>
+        <w:t>Project and next-week bridge</w:t>
+      </w:r>
+    </w:p>
+    <w:p>
+      <w:pPr>
+        <w:spacing w:line="336" w:lineRule="auto" w:after="180"/>
+      </w:pPr>
+      <w:r>
+        <w:rPr>
+          <w:b w:val="0"/>
+        </w:rPr>
+        <w:t xml:space="preserve">Add a labelled convolution as a local operation </w:t>
+      </w:r>
+      <w:r>
+        <w:rPr>
+          <w:b/>
+        </w:rPr>
+        <w:t>evidence</w:t>
+      </w:r>
+      <w:r>
+        <w:rPr>
+          <w:b w:val="0"/>
+        </w:rPr>
+        <w:t xml:space="preserve"> sheet to Image-pattern Network Investigation. Show how you can compute a local weighted sum at each valid image position.</w:t>
+      </w:r>
+    </w:p>
+    <w:p>
+      <w:pPr>
+        <w:spacing w:line="336" w:lineRule="auto" w:after="180"/>
+      </w:pPr>
+      <w:r>
+        <w:rPr>
+          <w:b w:val="0"/>
+        </w:rPr>
+        <w:t xml:space="preserve">Use the supplied fictional case and keep its </w:t>
+      </w:r>
+      <w:r>
+        <w:rPr>
+          <w:b/>
+        </w:rPr>
+        <w:t>input</w:t>
+      </w:r>
+      <w:r>
+        <w:rPr>
+          <w:b w:val="0"/>
+        </w:rPr>
+        <w:t xml:space="preserve">s, intermediate steps, calculation or </w:t>
+      </w:r>
+      <w:r>
+        <w:rPr>
+          <w:b/>
+        </w:rPr>
+        <w:t>prediction</w:t>
+      </w:r>
+      <w:r>
+        <w:rPr>
+          <w:b w:val="0"/>
+        </w:rPr>
+        <w:t>, and limitation. Connect this record to last week’s record; a matching answer without a trace is insufficient.</w:t>
+      </w:r>
+    </w:p>
+    <w:p>
+      <w:pPr>
+        <w:spacing w:line="336" w:lineRule="auto" w:after="180"/>
+      </w:pPr>
+      <w:r>
+        <w:rPr>
+          <w:b w:val="0"/>
+        </w:rPr>
+        <w:t>Provide a four-cell product ledger and move a paper window one position at a time. Use labelled coordinates rather than colour alone.</w:t>
+      </w:r>
+    </w:p>
+    <w:p>
+      <w:pPr>
+        <w:spacing w:line="336" w:lineRule="auto" w:after="180"/>
+      </w:pPr>
+      <w:r>
+        <w:rPr>
+          <w:b w:val="0"/>
+        </w:rPr>
+        <w:t xml:space="preserve">Extension: compare a numerical implementation with an independent explicit four-term formula across rectangular </w:t>
+      </w:r>
+      <w:r>
+        <w:rPr>
+          <w:b/>
+        </w:rPr>
+        <w:t>input</w:t>
+      </w:r>
+      <w:r>
+        <w:rPr>
+          <w:b w:val="0"/>
+        </w:rPr>
+        <w:t xml:space="preserve">s, and show how changing </w:t>
+      </w:r>
+      <w:r>
+        <w:rPr>
+          <w:b/>
+        </w:rPr>
+        <w:t>stride</w:t>
+      </w:r>
+      <w:r>
+        <w:rPr>
+          <w:b w:val="0"/>
+        </w:rPr>
+        <w:t xml:space="preserve"> alters the sampled start positions.</w:t>
+      </w:r>
+    </w:p>
+    <w:p>
+      <w:pPr>
+        <w:spacing w:line="336" w:lineRule="auto" w:after="180"/>
+      </w:pPr>
+      <w:r>
+        <w:rPr>
+          <w:b w:val="0"/>
+        </w:rPr>
+        <w:t xml:space="preserve">Week 22 explores pooling and spatial information, including distinct </w:t>
+      </w:r>
+      <w:r>
+        <w:rPr>
+          <w:b/>
+        </w:rPr>
+        <w:t>input</w:t>
+      </w:r>
+      <w:r>
+        <w:rPr>
+          <w:b w:val="0"/>
+        </w:rPr>
+        <w:t xml:space="preserve">s that share a pooled </w:t>
+      </w:r>
+      <w:r>
+        <w:rPr>
+          <w:b/>
+        </w:rPr>
+        <w:t>output</w:t>
+      </w:r>
+      <w:r>
+        <w:rPr>
+          <w:b w:val="0"/>
+        </w:rPr>
+        <w:t>.</w:t>
+      </w:r>
+    </w:p>
+    <w:p>
+      <w:pPr>
+        <w:spacing w:line="336" w:lineRule="auto" w:after="180"/>
+      </w:pPr>
+      <w:r>
+        <w:rPr>
+          <w:b w:val="0"/>
+        </w:rPr>
+        <w:t>Retain the project ledger and assess a changed case after support. Check the relevant prerequisite before carrying this component forward.</w:t>
+      </w:r>
+    </w:p>
+    <w:p>
+      <w:pPr>
+        <w:spacing w:line="336" w:lineRule="auto" w:after="180"/>
+      </w:pPr>
+      <w:r>
+        <w:rPr>
+          <w:b w:val="0"/>
+        </w:rPr>
+        <w:t xml:space="preserve">For your Image-pattern Network Investigation, save the </w:t>
+      </w:r>
+      <w:r>
+        <w:rPr>
+          <w:b/>
+        </w:rPr>
+        <w:t>input</w:t>
+      </w:r>
+      <w:r>
+        <w:rPr>
+          <w:b w:val="0"/>
+        </w:rPr>
+        <w:t>, procedure, observed result and limitation of this check.</w:t>
+      </w:r>
+    </w:p>
+    <w:p>
+      <w:pPr>
+        <w:spacing w:line="336" w:lineRule="auto" w:after="180"/>
+      </w:pPr>
+      <w:r>
+        <w:rPr>
+          <w:b w:val="0"/>
+        </w:rPr>
+        <w:t>Label this worked example as practice; use a different, previously unreviewed case when checking independent understanding.</w:t>
+      </w:r>
+    </w:p>
+    <w:p>
+      <w:pPr>
+        <w:pStyle w:val="Heading2"/>
+      </w:pPr>
+      <w:r>
+        <w:t>Delayed return and support record</w:t>
       </w:r>
     </w:p>
     <w:p>
@@ -4746,44 +5214,26 @@
     </w:p>
     <w:p>
       <w:pPr>
-        <w:pStyle w:val="Heading3"/>
-      </w:pPr>
-      <w:r>
-        <w:t>Project evidence from this case</w:t>
+        <w:pStyle w:val="Heading2"/>
+      </w:pPr>
+      <w:r>
+        <w:t>Earlier wording, alternatives and picture transcripts · reference / check after trying</w:t>
       </w:r>
     </w:p>
     <w:p>
       <w:pPr>
-        <w:spacing w:line="336" w:lineRule="auto" w:after="180"/>
-      </w:pPr>
-      <w:r>
-        <w:rPr>
-          <w:b w:val="0"/>
-        </w:rPr>
-        <w:t xml:space="preserve">For your Image-pattern Network Investigation, save the </w:t>
-      </w:r>
-      <w:r>
-        <w:rPr>
-          <w:b/>
-        </w:rPr>
-        <w:t>input</w:t>
-      </w:r>
-      <w:r>
-        <w:rPr>
-          <w:b w:val="0"/>
-        </w:rPr>
-        <w:t>, procedure, observed result and limitation of this check.</w:t>
+        <w:pStyle w:val="Heading3"/>
+      </w:pPr>
+      <w:r>
+        <w:t>Plan the delayed return</w:t>
       </w:r>
     </w:p>
     <w:p>
       <w:pPr>
-        <w:spacing w:line="336" w:lineRule="auto" w:after="180"/>
-      </w:pPr>
-      <w:r>
-        <w:rPr>
-          <w:b w:val="0"/>
-        </w:rPr>
-        <w:t>Label this worked example as practice; use a different, previously unreviewed case when checking independent understanding.</w:t>
+        <w:pStyle w:val="Heading3"/>
+      </w:pPr>
+      <w:r>
+        <w:t>Project evidence from this case</w:t>
       </w:r>
     </w:p>
     <w:p>
@@ -4791,26 +5241,33 @@
         <w:pStyle w:val="Heading1"/>
       </w:pPr>
       <w:r>
-        <w:t>07. Prepare, teach and assess</w:t>
+        <w:t>Reference bank and extra practice</w:t>
       </w:r>
     </w:p>
     <w:p>
-      <w:r>
-        <w:t>Use this preparation summary alongside the detailed Convolution as a local operation lesson; it is a checklist rather than a replacement for the full sequence.</w:t>
+      <w:pPr>
+        <w:pStyle w:val="Heading1"/>
+      </w:pPr>
+      <w:r>
+        <w:t>07. Reference · Alternative planning checklist</w:t>
       </w:r>
     </w:p>
     <w:p>
-      <w:pPr>
-        <w:pStyle w:val="Heading3"/>
-      </w:pPr>
-      <w:r>
-        <w:t>Teaching target</w:t>
+      <w:r>
+        <w:t>Use alongside the main route when helpful.</w:t>
       </w:r>
     </w:p>
     <w:p>
       <w:pPr>
+        <w:pStyle w:val="Heading2"/>
+      </w:pPr>
+      <w:r>
+        <w:t>Planning,assessment and project reminders</w:t>
+      </w:r>
+    </w:p>
+    <w:p>
+      <w:pPr>
         <w:spacing w:line="336" w:lineRule="auto" w:after="180"/>
-        <w:shd w:fill="EDF7F3"/>
       </w:pPr>
       <w:r>
         <w:rPr>
@@ -4988,7 +5445,6 @@
     <w:p>
       <w:pPr>
         <w:spacing w:line="336" w:lineRule="auto" w:after="180"/>
-        <w:shd w:fill="F5F1FB"/>
       </w:pPr>
       <w:r>
         <w:rPr>
@@ -5011,34 +5467,36 @@
     </w:p>
     <w:p>
       <w:pPr>
-        <w:pStyle w:val="Heading3"/>
-      </w:pPr>
-      <w:r>
-        <w:t>Supported practice answer</w:t>
+        <w:spacing w:line="336" w:lineRule="auto" w:after="180"/>
+      </w:pPr>
+      <w:r>
+        <w:rPr>
+          <w:b w:val="0"/>
+        </w:rPr>
+        <w:t xml:space="preserve">Reasoned practice answer: Teacher explanation: There are four shared weights and sixteen products across four windows. One shared bias raises the parameter count to five and adds the same bias once to each </w:t>
+      </w:r>
+      <w:r>
+        <w:rPr>
+          <w:b/>
+        </w:rPr>
+        <w:t>output</w:t>
+      </w:r>
+      <w:r>
+        <w:rPr>
+          <w:b w:val="0"/>
+        </w:rPr>
+        <w:t>.</w:t>
       </w:r>
     </w:p>
     <w:p>
       <w:pPr>
         <w:spacing w:line="336" w:lineRule="auto" w:after="180"/>
-        <w:shd w:fill="F1F6FC"/>
-      </w:pPr>
-      <w:r>
-        <w:rPr>
-          <w:b w:val="0"/>
-        </w:rPr>
-        <w:t xml:space="preserve">Reasoned practice answer: Teacher explanation: There are four shared weights and sixteen products across four windows. One shared bias raises the parameter count to five and adds the same bias once to each </w:t>
-      </w:r>
-      <w:r>
-        <w:rPr>
-          <w:b/>
-        </w:rPr>
-        <w:t>output</w:t>
-      </w:r>
-      <w:r>
-        <w:rPr>
-          <w:b w:val="0"/>
-        </w:rPr>
-        <w:t>.</w:t>
+      </w:pPr>
+      <w:r>
+        <w:rPr>
+          <w:b w:val="0"/>
+        </w:rPr>
+        <w:t>Check every learner before discussion: Use the worked case for Convolution as a local operation. Proposed explanation: “Each window has its own set of learned weights”. Decide whether this explanation is supported.</w:t>
       </w:r>
     </w:p>
     <w:p>
@@ -5049,7 +5507,7 @@
         <w:rPr>
           <w:b w:val="0"/>
         </w:rPr>
-        <w:t>Check every learner before discussion: Use the worked case for Convolution as a local operation. Proposed explanation: “Each window has its own set of learned weights”. Decide whether this explanation is supported.</w:t>
+        <w:t>Point to the step or supplied fact that decides; explain your repair if needed.</w:t>
       </w:r>
     </w:p>
     <w:p>
@@ -5060,177 +5518,129 @@
         <w:rPr>
           <w:b w:val="0"/>
         </w:rPr>
-        <w:t>Point to the step or supplied fact that decides; explain your repair if needed.</w:t>
+        <w:t xml:space="preserve">Misconception repair: The same </w:t>
+      </w:r>
+      <w:r>
+        <w:rPr>
+          <w:b/>
+        </w:rPr>
+        <w:t>kernel</w:t>
+      </w:r>
+      <w:r>
+        <w:rPr>
+          <w:b w:val="0"/>
+        </w:rPr>
+        <w:t xml:space="preserve"> parameters are reused at every position for this </w:t>
+      </w:r>
+      <w:r>
+        <w:rPr>
+          <w:b/>
+        </w:rPr>
+        <w:t>output</w:t>
+      </w:r>
+      <w:r>
+        <w:rPr>
+          <w:b w:val="0"/>
+        </w:rPr>
+        <w:t xml:space="preserve"> map.</w:t>
       </w:r>
     </w:p>
     <w:p>
       <w:pPr>
-        <w:pStyle w:val="Heading3"/>
-      </w:pPr>
-      <w:r>
-        <w:t>Repair the misconception</w:t>
+        <w:spacing w:line="336" w:lineRule="auto" w:after="180"/>
+      </w:pPr>
+      <w:r>
+        <w:rPr>
+          <w:b w:val="0"/>
+        </w:rPr>
+        <w:t xml:space="preserve">Support: read the exact case aloud, enlarge the labelled picture, supply </w:t>
+      </w:r>
+      <w:r>
+        <w:rPr>
+          <w:b/>
+        </w:rPr>
+        <w:t>input</w:t>
+      </w:r>
+      <w:r>
+        <w:rPr>
+          <w:b w:val="0"/>
+        </w:rPr>
+        <w:t xml:space="preserve"> cards and model only the first deciding step. Accept a spoken explanation or drawing; retain the reasoning goal.</w:t>
       </w:r>
     </w:p>
     <w:p>
       <w:pPr>
         <w:spacing w:line="336" w:lineRule="auto" w:after="180"/>
-        <w:shd w:fill="FFF5E6"/>
-      </w:pPr>
-      <w:r>
-        <w:rPr>
-          <w:b w:val="0"/>
-        </w:rPr>
-        <w:t xml:space="preserve">Misconception repair: The same </w:t>
+      </w:pPr>
+      <w:r>
+        <w:rPr>
+          <w:b w:val="0"/>
+        </w:rPr>
+        <w:t xml:space="preserve">Extension: Add shared bias 2 after each patch sum. Require a </w:t>
       </w:r>
       <w:r>
         <w:rPr>
           <w:b/>
         </w:rPr>
-        <w:t>kernel</w:t>
-      </w:r>
-      <w:r>
-        <w:rPr>
-          <w:b w:val="0"/>
-        </w:rPr>
-        <w:t xml:space="preserve"> parameters are reused at every position for this </w:t>
+        <w:t>prediction</w:t>
+      </w:r>
+      <w:r>
+        <w:rPr>
+          <w:b w:val="0"/>
+        </w:rPr>
+        <w:t xml:space="preserve"> and a reason before comparing. Expected result: </w:t>
       </w:r>
       <w:r>
         <w:rPr>
           <w:b/>
         </w:rPr>
-        <w:t>output</w:t>
-      </w:r>
-      <w:r>
-        <w:rPr>
-          <w:b w:val="0"/>
-        </w:rPr>
-        <w:t xml:space="preserve"> map.</w:t>
+        <w:t>Feature map</w:t>
+      </w:r>
+      <w:r>
+        <w:rPr>
+          <w:b w:val="0"/>
+        </w:rPr>
+        <w:t xml:space="preserve"> becomes [[-2,-2]].</w:t>
       </w:r>
     </w:p>
     <w:p>
       <w:pPr>
-        <w:pStyle w:val="Heading3"/>
-      </w:pPr>
-      <w:r>
-        <w:t>Support without giving away the answer</w:t>
+        <w:spacing w:line="336" w:lineRule="auto" w:after="180"/>
+      </w:pPr>
+      <w:r>
+        <w:rPr>
+          <w:b w:val="0"/>
+        </w:rPr>
+        <w:t xml:space="preserve">Reason: Bias adds 2 to each </w:t>
+      </w:r>
+      <w:r>
+        <w:rPr>
+          <w:b/>
+        </w:rPr>
+        <w:t>output</w:t>
+      </w:r>
+      <w:r>
+        <w:rPr>
+          <w:b w:val="0"/>
+        </w:rPr>
+        <w:t xml:space="preserve">; it does not change patch products or </w:t>
+      </w:r>
+      <w:r>
+        <w:rPr>
+          <w:b/>
+        </w:rPr>
+        <w:t>output</w:t>
+      </w:r>
+      <w:r>
+        <w:rPr>
+          <w:b w:val="0"/>
+        </w:rPr>
+        <w:t xml:space="preserve"> shape.</w:t>
       </w:r>
     </w:p>
     <w:p>
       <w:pPr>
         <w:spacing w:line="336" w:lineRule="auto" w:after="180"/>
-        <w:shd w:fill="F1F6F8"/>
-      </w:pPr>
-      <w:r>
-        <w:rPr>
-          <w:b w:val="0"/>
-        </w:rPr>
-        <w:t xml:space="preserve">Support: read the exact case aloud, enlarge the labelled picture, supply </w:t>
-      </w:r>
-      <w:r>
-        <w:rPr>
-          <w:b/>
-        </w:rPr>
-        <w:t>input</w:t>
-      </w:r>
-      <w:r>
-        <w:rPr>
-          <w:b w:val="0"/>
-        </w:rPr>
-        <w:t xml:space="preserve"> cards and model only the first deciding step. Accept a spoken explanation or drawing; retain the reasoning goal.</w:t>
-      </w:r>
-    </w:p>
-    <w:p>
-      <w:pPr>
-        <w:pStyle w:val="Heading3"/>
-      </w:pPr>
-      <w:r>
-        <w:t>Extend the reasoning</w:t>
-      </w:r>
-    </w:p>
-    <w:p>
-      <w:pPr>
-        <w:spacing w:line="336" w:lineRule="auto" w:after="180"/>
-        <w:shd w:fill="F5F1FB"/>
-      </w:pPr>
-      <w:r>
-        <w:rPr>
-          <w:b w:val="0"/>
-        </w:rPr>
-        <w:t xml:space="preserve">Extension: Add shared bias 2 after each patch sum. Require a </w:t>
-      </w:r>
-      <w:r>
-        <w:rPr>
-          <w:b/>
-        </w:rPr>
-        <w:t>prediction</w:t>
-      </w:r>
-      <w:r>
-        <w:rPr>
-          <w:b w:val="0"/>
-        </w:rPr>
-        <w:t xml:space="preserve"> and a reason before comparing. Expected result: </w:t>
-      </w:r>
-      <w:r>
-        <w:rPr>
-          <w:b/>
-        </w:rPr>
-        <w:t>Feature map</w:t>
-      </w:r>
-      <w:r>
-        <w:rPr>
-          <w:b w:val="0"/>
-        </w:rPr>
-        <w:t xml:space="preserve"> becomes [[-2,-2]].</w:t>
-      </w:r>
-    </w:p>
-    <w:p>
-      <w:pPr>
-        <w:spacing w:line="336" w:lineRule="auto" w:after="180"/>
-        <w:shd w:fill="F5F1FB"/>
-      </w:pPr>
-      <w:r>
-        <w:rPr>
-          <w:b w:val="0"/>
-        </w:rPr>
-        <w:t xml:space="preserve">Reason: Bias adds 2 to each </w:t>
-      </w:r>
-      <w:r>
-        <w:rPr>
-          <w:b/>
-        </w:rPr>
-        <w:t>output</w:t>
-      </w:r>
-      <w:r>
-        <w:rPr>
-          <w:b w:val="0"/>
-        </w:rPr>
-        <w:t xml:space="preserve">; it does not change patch products or </w:t>
-      </w:r>
-      <w:r>
-        <w:rPr>
-          <w:b/>
-        </w:rPr>
-        <w:t>output</w:t>
-      </w:r>
-      <w:r>
-        <w:rPr>
-          <w:b w:val="0"/>
-        </w:rPr>
-        <w:t xml:space="preserve"> shape.</w:t>
-      </w:r>
-    </w:p>
-    <w:p>
-      <w:pPr>
-        <w:pStyle w:val="Heading3"/>
-      </w:pPr>
-      <w:r>
-        <w:t>Protect the independent attempt</w:t>
-      </w:r>
-    </w:p>
-    <w:p>
-      <w:pPr>
-        <w:spacing w:line="336" w:lineRule="auto" w:after="180"/>
-        <w:shd w:fill="FFF5E6"/>
       </w:pPr>
       <w:r>
         <w:rPr>
@@ -5425,58 +5835,57 @@
     </w:tbl>
     <w:p>
       <w:pPr>
-        <w:pStyle w:val="Heading3"/>
-      </w:pPr>
-      <w:r>
-        <w:t>Project checkpoint</w:t>
+        <w:spacing w:line="336" w:lineRule="auto" w:after="180"/>
+      </w:pPr>
+      <w:r>
+        <w:rPr>
+          <w:b w:val="0"/>
+        </w:rPr>
+        <w:t>Project checkpoint: Evaluate and revise. Compare with your starting method, explain errors and record a justified revision.</w:t>
       </w:r>
     </w:p>
     <w:p>
       <w:pPr>
         <w:spacing w:line="336" w:lineRule="auto" w:after="180"/>
-        <w:shd w:fill="EDF7F3"/>
-      </w:pPr>
-      <w:r>
-        <w:rPr>
-          <w:b w:val="0"/>
-        </w:rPr>
-        <w:t>Project checkpoint: Evaluate and revise. Compare with your starting method, explain errors and record a justified revision.</w:t>
+      </w:pPr>
+      <w:r>
+        <w:rPr>
+          <w:b w:val="0"/>
+        </w:rPr>
+        <w:t xml:space="preserve">Use the weekly teacher answer for topic-specific reasoning. A saved progress tick is an activity record; judge mastery from the learner’s explanation and </w:t>
+      </w:r>
+      <w:r>
+        <w:rPr>
+          <w:b/>
+        </w:rPr>
+        <w:t>evidence</w:t>
+      </w:r>
+      <w:r>
+        <w:rPr>
+          <w:b w:val="0"/>
+        </w:rPr>
+        <w:t>.</w:t>
       </w:r>
     </w:p>
     <w:p>
       <w:pPr>
-        <w:spacing w:line="336" w:lineRule="auto" w:after="180"/>
-      </w:pPr>
-      <w:r>
-        <w:rPr>
-          <w:b w:val="0"/>
-        </w:rPr>
-        <w:t xml:space="preserve">Use the weekly teacher answer for topic-specific reasoning. A saved progress tick is an activity record; judge mastery from the learner’s explanation and </w:t>
-      </w:r>
-      <w:r>
-        <w:rPr>
-          <w:b/>
-        </w:rPr>
-        <w:t>evidence</w:t>
-      </w:r>
-      <w:r>
-        <w:rPr>
-          <w:b w:val="0"/>
-        </w:rPr>
-        <w:t>.</w:t>
+        <w:pStyle w:val="Heading1"/>
+      </w:pPr>
+      <w:r>
+        <w:t>08. Reference · Feedback,labs and repair paths</w:t>
       </w:r>
     </w:p>
     <w:p>
-      <w:pPr>
-        <w:pStyle w:val="Heading1"/>
-      </w:pPr>
-      <w:r>
-        <w:t>08. Use feedback, labs and repair paths</w:t>
+      <w:r>
+        <w:t>Retain the first attempt and the evidence used for a repair.</w:t>
       </w:r>
     </w:p>
     <w:p>
-      <w:r>
-        <w:t>Use feedback, earlier review and portfolios purposefully. Apply the coding routine only when this lesson has an executable lab.</w:t>
+      <w:pPr>
+        <w:pStyle w:val="Heading2"/>
+      </w:pPr>
+      <w:r>
+        <w:t>Feedback and record guidance</w:t>
       </w:r>
     </w:p>
     <w:p>
@@ -5575,40 +5984,17 @@
         <w:pStyle w:val="Heading1"/>
       </w:pPr>
       <w:r>
-        <w:t>09. Visual concept journey</w:t>
+        <w:t>09. Reference · Teach with the six pictures</w:t>
       </w:r>
     </w:p>
     <w:p>
       <w:r>
-        <w:t>Show one Convolution as a local operation graphic at a time, request a prediction and discuss its trace before the independent assessment.</w:t>
+        <w:t>Choose one picture for a particular reasoning move.</w:t>
       </w:r>
     </w:p>
     <w:p>
       <w:pPr>
-        <w:spacing w:line="336" w:lineRule="auto" w:after="180"/>
-      </w:pPr>
-      <w:r>
-        <w:rPr>
-          <w:b w:val="0"/>
-        </w:rPr>
-        <w:t xml:space="preserve">Use one picture at a time. Hide a worked result before asking for a </w:t>
-      </w:r>
-      <w:r>
-        <w:rPr>
-          <w:b/>
-        </w:rPr>
-        <w:t>prediction</w:t>
-      </w:r>
-      <w:r>
-        <w:rPr>
-          <w:b w:val="0"/>
-        </w:rPr>
-        <w:t>, then reveal it for feedback. These are supported teaching cases; retain the separate independent assessment for a fresh first attempt.</w:t>
-      </w:r>
-    </w:p>
-    <w:p>
-      <w:pPr>
-        <w:pStyle w:val="Heading3"/>
+        <w:pStyle w:val="Heading2"/>
       </w:pPr>
       <w:r>
         <w:t>01. Convolution as a local operation: the case</w:t>
@@ -5619,7 +6005,7 @@
         <w:drawing>
           <wp:inline xmlns:a="http://schemas.openxmlformats.org/drawingml/2006/main" xmlns:pic="http://schemas.openxmlformats.org/drawingml/2006/picture">
             <wp:extent cx="5486400" cy="3142488"/>
-            <wp:docPr id="3" name="Picture 3" descr="Draw the exact patch-by-patch arithmetic of a local image operation. Supplied facts: Image rows [1, 2, 3],[4, 5, 6]; kernel rows [1, 0],[0,-1]. Use unflipped kernel, no padding, stride 1, bias 0. All inputs and outcomes in this worked example are invented classroom data; no real model run is claimed."/>
+            <wp:docPr id="5" name="Picture 5" descr="Draw the exact patch-by-patch arithmetic of a local image operation. Supplied facts: Image rows [1, 2, 3],[4, 5, 6]; kernel rows [1, 0],[0,-1]. Use unflipped kernel, no padding, stride 1, bias 0. All inputs and outcomes in this worked example are invented classroom data; no real model run is claimed."/>
             <wp:cNvGraphicFramePr>
               <a:graphicFrameLocks noChangeAspect="1"/>
             </wp:cNvGraphicFramePr>
@@ -5631,7 +6017,7 @@
                     <pic:cNvPicPr/>
                   </pic:nvPicPr>
                   <pic:blipFill>
-                    <a:blip r:embed="rId11"/>
+                    <a:blip r:embed="rId13"/>
                     <a:stretch>
                       <a:fillRect/>
                     </a:stretch>
@@ -5735,7 +6121,6 @@
     <w:p>
       <w:pPr>
         <w:spacing w:line="336" w:lineRule="auto" w:after="180"/>
-        <w:shd w:fill="F5F1FB"/>
       </w:pPr>
       <w:r>
         <w:rPr>
@@ -5746,27 +6131,18 @@
     </w:p>
     <w:p>
       <w:pPr>
-        <w:pStyle w:val="Heading3"/>
-      </w:pPr>
-      <w:r>
-        <w:t>Discuss while showing the picture</w:t>
+        <w:spacing w:line="336" w:lineRule="auto" w:after="180"/>
+      </w:pPr>
+      <w:r>
+        <w:rPr>
+          <w:b w:val="0"/>
+        </w:rPr>
+        <w:t>Teacher prompt: Point to the given fact that matters most. Explain why it matters. Ask learners to describe one label or arrow in ordinary words. Use the adjacent transcript if the image is difficult to see.</w:t>
       </w:r>
     </w:p>
     <w:p>
       <w:pPr>
-        <w:spacing w:line="336" w:lineRule="auto" w:after="180"/>
-        <w:shd w:fill="F1F6F8"/>
-      </w:pPr>
-      <w:r>
-        <w:rPr>
-          <w:b w:val="0"/>
-        </w:rPr>
-        <w:t>Teacher prompt: Point to the given fact that matters most. Explain why it matters. Ask learners to describe one label or arrow in ordinary words. Use the adjacent transcript if the image is difficult to see.</w:t>
-      </w:r>
-    </w:p>
-    <w:p>
-      <w:pPr>
-        <w:pStyle w:val="Heading3"/>
+        <w:pStyle w:val="Heading2"/>
       </w:pPr>
       <w:r>
         <w:t>02. Follow the deciding steps</w:t>
@@ -5777,7 +6153,7 @@
         <w:drawing>
           <wp:inline xmlns:a="http://schemas.openxmlformats.org/drawingml/2006/main" xmlns:pic="http://schemas.openxmlformats.org/drawingml/2006/picture">
             <wp:extent cx="5486400" cy="3182112"/>
-            <wp:docPr id="4" name="Picture 4" descr="First patch: 1×1+2×0+4×0+5×(-1)=-4. → Second patch: 2×1+3×0+5×0+6×(-1)=-4. → Feature map: Output shape 1×2 and map [[-4,-4]]; the same kernel is reused at each position."/>
+            <wp:docPr id="6" name="Picture 6" descr="First patch: 1×1+2×0+4×0+5×(-1)=-4. → Second patch: 2×1+3×0+5×0+6×(-1)=-4. → Feature map: Output shape 1×2 and map [[-4,-4]]; the same kernel is reused at each position."/>
             <wp:cNvGraphicFramePr>
               <a:graphicFrameLocks noChangeAspect="1"/>
             </wp:cNvGraphicFramePr>
@@ -5789,7 +6165,7 @@
                     <pic:cNvPicPr/>
                   </pic:nvPicPr>
                   <pic:blipFill>
-                    <a:blip r:embed="rId12"/>
+                    <a:blip r:embed="rId10"/>
                     <a:stretch>
                       <a:fillRect/>
                     </a:stretch>
@@ -5858,7 +6234,6 @@
     <w:p>
       <w:pPr>
         <w:spacing w:line="336" w:lineRule="auto" w:after="180"/>
-        <w:shd w:fill="F5F1FB"/>
       </w:pPr>
       <w:r>
         <w:rPr>
@@ -5881,39 +6256,30 @@
     </w:p>
     <w:p>
       <w:pPr>
-        <w:pStyle w:val="Heading3"/>
-      </w:pPr>
-      <w:r>
-        <w:t>Discuss while showing the picture</w:t>
+        <w:spacing w:line="336" w:lineRule="auto" w:after="180"/>
+      </w:pPr>
+      <w:r>
+        <w:rPr>
+          <w:b w:val="0"/>
+        </w:rPr>
+        <w:t xml:space="preserve">Teacher prompt: Point to each numbered stage and explain which recorded </w:t>
+      </w:r>
+      <w:r>
+        <w:rPr>
+          <w:b/>
+        </w:rPr>
+        <w:t>input</w:t>
+      </w:r>
+      <w:r>
+        <w:rPr>
+          <w:b w:val="0"/>
+        </w:rPr>
+        <w:t xml:space="preserve"> it uses. Ask learners to describe one label or arrow in ordinary words. Use the adjacent transcript if the image is difficult to see.</w:t>
       </w:r>
     </w:p>
     <w:p>
       <w:pPr>
-        <w:spacing w:line="336" w:lineRule="auto" w:after="180"/>
-        <w:shd w:fill="F1F6F8"/>
-      </w:pPr>
-      <w:r>
-        <w:rPr>
-          <w:b w:val="0"/>
-        </w:rPr>
-        <w:t xml:space="preserve">Teacher prompt: Point to each numbered stage and explain which recorded </w:t>
-      </w:r>
-      <w:r>
-        <w:rPr>
-          <w:b/>
-        </w:rPr>
-        <w:t>input</w:t>
-      </w:r>
-      <w:r>
-        <w:rPr>
-          <w:b w:val="0"/>
-        </w:rPr>
-        <w:t xml:space="preserve"> it uses. Ask learners to describe one label or arrow in ordinary words. Use the adjacent transcript if the image is difficult to see.</w:t>
-      </w:r>
-    </w:p>
-    <w:p>
-      <w:pPr>
-        <w:pStyle w:val="Heading3"/>
+        <w:pStyle w:val="Heading2"/>
       </w:pPr>
       <w:r>
         <w:t>03. Image used by both local kernel windows</w:t>
@@ -5924,7 +6290,7 @@
         <w:drawing>
           <wp:inline xmlns:a="http://schemas.openxmlformats.org/drawingml/2006/main" xmlns:pic="http://schemas.openxmlformats.org/drawingml/2006/picture">
             <wp:extent cx="5486400" cy="3096768"/>
-            <wp:docPr id="5" name="Picture 5" descr="Image used by both local kernel windows. row 0: col 0 = 1, col 1 = 2, col 2 = 3. row 1: col 0 = 4, col 1 = 5, col 2 = 6."/>
+            <wp:docPr id="7" name="Picture 7" descr="Image used by both local kernel windows. row 0: col 0 = 1, col 1 = 2, col 2 = 3. row 1: col 0 = 4, col 1 = 5, col 2 = 6."/>
             <wp:cNvGraphicFramePr>
               <a:graphicFrameLocks noChangeAspect="1"/>
             </wp:cNvGraphicFramePr>
@@ -5936,7 +6302,7 @@
                     <pic:cNvPicPr/>
                   </pic:nvPicPr>
                   <pic:blipFill>
-                    <a:blip r:embed="rId13"/>
+                    <a:blip r:embed="rId14"/>
                     <a:stretch>
                       <a:fillRect/>
                     </a:stretch>
@@ -5981,7 +6347,6 @@
     <w:p>
       <w:pPr>
         <w:spacing w:line="336" w:lineRule="auto" w:after="180"/>
-        <w:shd w:fill="F5F1FB"/>
       </w:pPr>
       <w:r>
         <w:rPr>
@@ -5992,39 +6357,29 @@
     </w:p>
     <w:p>
       <w:pPr>
-        <w:pStyle w:val="Heading3"/>
-      </w:pPr>
-      <w:r>
-        <w:t>Discuss while showing the picture</w:t>
+        <w:spacing w:line="336" w:lineRule="auto" w:after="180"/>
+      </w:pPr>
+      <w:r>
+        <w:rPr>
+          <w:b w:val="0"/>
+        </w:rPr>
+        <w:t>Teacher prompt: Read the labels and values. Explain the relationship the model shows. Ask learners to describe one label or arrow in ordinary words. Use the adjacent transcript if the image is difficult to see.</w:t>
       </w:r>
     </w:p>
     <w:p>
       <w:pPr>
         <w:spacing w:line="336" w:lineRule="auto" w:after="180"/>
-        <w:shd w:fill="F1F6F8"/>
-      </w:pPr>
-      <w:r>
-        <w:rPr>
-          <w:b w:val="0"/>
-        </w:rPr>
-        <w:t>Teacher prompt: Read the labels and values. Explain the relationship the model shows. Ask learners to describe one label or arrow in ordinary words. Use the adjacent transcript if the image is difficult to see.</w:t>
+      </w:pPr>
+      <w:r>
+        <w:rPr>
+          <w:b w:val="0"/>
+        </w:rPr>
+        <w:t>Check row/column meanings, units and denominators before discussing a difference. Supplied toy values are not real class or model results.</w:t>
       </w:r>
     </w:p>
     <w:p>
       <w:pPr>
-        <w:spacing w:line="336" w:lineRule="auto" w:after="180"/>
-        <w:shd w:fill="F1F6F8"/>
-      </w:pPr>
-      <w:r>
-        <w:rPr>
-          <w:b w:val="0"/>
-        </w:rPr>
-        <w:t>Check row/column meanings, units and denominators before discussing a difference. Supplied toy values are not real class or model results.</w:t>
-      </w:r>
-    </w:p>
-    <w:p>
-      <w:pPr>
-        <w:pStyle w:val="Heading3"/>
+        <w:pStyle w:val="Heading2"/>
       </w:pPr>
       <w:r>
         <w:t>04. Change one thing. Trace what follows.</w:t>
@@ -6035,7 +6390,7 @@
         <w:drawing>
           <wp:inline xmlns:a="http://schemas.openxmlformats.org/drawingml/2006/main" xmlns:pic="http://schemas.openxmlformats.org/drawingml/2006/picture">
             <wp:extent cx="5486400" cy="3026664"/>
-            <wp:docPr id="6" name="Picture 6" descr="Original case: Output shape 1×2 and map [[-4,-4]]; the same kernel is reused at each position. Changed condition: Add shared bias 2 after each patch sum. Expected result: Feature map becomes [[-2,-2]]. Reason: Bias adds 2 to each output; it does not change patch products or output shape."/>
+            <wp:docPr id="8" name="Picture 8" descr="Original case: Output shape 1×2 and map [[-4,-4]]; the same kernel is reused at each position. Changed condition: Add shared bias 2 after each patch sum. Expected result: Feature map becomes [[-2,-2]]. Reason: Bias adds 2 to each output; it does not change patch products or output shape."/>
             <wp:cNvGraphicFramePr>
               <a:graphicFrameLocks noChangeAspect="1"/>
             </wp:cNvGraphicFramePr>
@@ -6047,7 +6402,7 @@
                     <pic:cNvPicPr/>
                   </pic:nvPicPr>
                   <pic:blipFill>
-                    <a:blip r:embed="rId14"/>
+                    <a:blip r:embed="rId15"/>
                     <a:stretch>
                       <a:fillRect/>
                     </a:stretch>
@@ -6151,7 +6506,6 @@
     <w:p>
       <w:pPr>
         <w:spacing w:line="336" w:lineRule="auto" w:after="180"/>
-        <w:shd w:fill="F5F1FB"/>
       </w:pPr>
       <w:r>
         <w:rPr>
@@ -6162,63 +6516,53 @@
     </w:p>
     <w:p>
       <w:pPr>
-        <w:pStyle w:val="Heading3"/>
-      </w:pPr>
-      <w:r>
-        <w:t>Discuss while showing the picture</w:t>
+        <w:spacing w:line="336" w:lineRule="auto" w:after="180"/>
+      </w:pPr>
+      <w:r>
+        <w:rPr>
+          <w:b w:val="0"/>
+        </w:rPr>
+        <w:t>Teacher prompt: Predict before checking the worked changed-case result. Name what changed and what the supplied facts allow you to conclude. Ask learners to describe one label or arrow in ordinary words.</w:t>
       </w:r>
     </w:p>
     <w:p>
       <w:pPr>
         <w:spacing w:line="336" w:lineRule="auto" w:after="180"/>
-        <w:shd w:fill="F1F6F8"/>
-      </w:pPr>
-      <w:r>
-        <w:rPr>
-          <w:b w:val="0"/>
-        </w:rPr>
-        <w:t>Teacher prompt: Predict before checking the worked changed-case result. Name what changed and what the supplied facts allow you to conclude. Ask learners to describe one label or arrow in ordinary words.</w:t>
+      </w:pPr>
+      <w:r>
+        <w:rPr>
+          <w:b w:val="0"/>
+        </w:rPr>
+        <w:t xml:space="preserve">Use the adjacent transcript if the image is difficult to see. Changed-case reasoning: Bias adds 2 to each </w:t>
+      </w:r>
+      <w:r>
+        <w:rPr>
+          <w:b/>
+        </w:rPr>
+        <w:t>output</w:t>
+      </w:r>
+      <w:r>
+        <w:rPr>
+          <w:b w:val="0"/>
+        </w:rPr>
+        <w:t xml:space="preserve">; it does not change patch products or </w:t>
+      </w:r>
+      <w:r>
+        <w:rPr>
+          <w:b/>
+        </w:rPr>
+        <w:t>output</w:t>
+      </w:r>
+      <w:r>
+        <w:rPr>
+          <w:b w:val="0"/>
+        </w:rPr>
+        <w:t xml:space="preserve"> shape.</w:t>
       </w:r>
     </w:p>
     <w:p>
       <w:pPr>
-        <w:spacing w:line="336" w:lineRule="auto" w:after="180"/>
-        <w:shd w:fill="F1F6F8"/>
-      </w:pPr>
-      <w:r>
-        <w:rPr>
-          <w:b w:val="0"/>
-        </w:rPr>
-        <w:t xml:space="preserve">Use the adjacent transcript if the image is difficult to see. Changed-case reasoning: Bias adds 2 to each </w:t>
-      </w:r>
-      <w:r>
-        <w:rPr>
-          <w:b/>
-        </w:rPr>
-        <w:t>output</w:t>
-      </w:r>
-      <w:r>
-        <w:rPr>
-          <w:b w:val="0"/>
-        </w:rPr>
-        <w:t xml:space="preserve">; it does not change patch products or </w:t>
-      </w:r>
-      <w:r>
-        <w:rPr>
-          <w:b/>
-        </w:rPr>
-        <w:t>output</w:t>
-      </w:r>
-      <w:r>
-        <w:rPr>
-          <w:b w:val="0"/>
-        </w:rPr>
-        <w:t xml:space="preserve"> shape.</w:t>
-      </w:r>
-    </w:p>
-    <w:p>
-      <w:pPr>
-        <w:pStyle w:val="Heading3"/>
+        <w:pStyle w:val="Heading2"/>
       </w:pPr>
       <w:r>
         <w:t>05. Connect the explanation to its limit</w:t>
@@ -6229,7 +6573,7 @@
         <w:drawing>
           <wp:inline xmlns:a="http://schemas.openxmlformats.org/drawingml/2006/main" xmlns:pic="http://schemas.openxmlformats.org/drawingml/2006/picture">
             <wp:extent cx="5486400" cy="2834640"/>
-            <wp:docPr id="7" name="Picture 7" descr="A local kernel combines the values in one small image window with a fixed set of weights. Slide that same kernel to the next valid window and repeat the products. Sharing weights lets the operation look for the same local pattern at different positions. This example declares an unflipped kernel; adding bias changes each window result without changing which pixels were used. Limit: A local filter detects a numerical pattern; one feature map does not establish recognition or learned visual understanding."/>
+            <wp:docPr id="9" name="Picture 9" descr="A local kernel combines the values in one small image window with a fixed set of weights. Slide that same kernel to the next valid window and repeat the products. Sharing weights lets the operation look for the same local pattern at different positions. This example declares an unflipped kernel; adding bias changes each window result without changing which pixels were used. Limit: A local filter detects a numerical pattern; one feature map does not establish recognition or learned visual understanding."/>
             <wp:cNvGraphicFramePr>
               <a:graphicFrameLocks noChangeAspect="1"/>
             </wp:cNvGraphicFramePr>
@@ -6241,7 +6585,7 @@
                     <pic:cNvPicPr/>
                   </pic:nvPicPr>
                   <pic:blipFill>
-                    <a:blip r:embed="rId15"/>
+                    <a:blip r:embed="rId16"/>
                     <a:stretch>
                       <a:fillRect/>
                     </a:stretch>
@@ -6344,7 +6688,6 @@
     <w:p>
       <w:pPr>
         <w:spacing w:line="336" w:lineRule="auto" w:after="180"/>
-        <w:shd w:fill="F5F1FB"/>
       </w:pPr>
       <w:r>
         <w:rPr>
@@ -6355,51 +6698,41 @@
     </w:p>
     <w:p>
       <w:pPr>
-        <w:pStyle w:val="Heading3"/>
-      </w:pPr>
-      <w:r>
-        <w:t>Discuss while showing the picture</w:t>
+        <w:spacing w:line="336" w:lineRule="auto" w:after="180"/>
+      </w:pPr>
+      <w:r>
+        <w:rPr>
+          <w:b w:val="0"/>
+        </w:rPr>
+        <w:t>Teacher prompt: Explain the case, then point to a limit on the claim. Ask learners to describe one label or arrow in ordinary words. Use the adjacent transcript if the image is difficult to see.</w:t>
       </w:r>
     </w:p>
     <w:p>
       <w:pPr>
         <w:spacing w:line="336" w:lineRule="auto" w:after="180"/>
-        <w:shd w:fill="F1F6F8"/>
-      </w:pPr>
-      <w:r>
-        <w:rPr>
-          <w:b w:val="0"/>
-        </w:rPr>
-        <w:t>Teacher prompt: Explain the case, then point to a limit on the claim. Ask learners to describe one label or arrow in ordinary words. Use the adjacent transcript if the image is difficult to see.</w:t>
+      </w:pPr>
+      <w:r>
+        <w:rPr>
+          <w:b w:val="0"/>
+        </w:rPr>
+        <w:t xml:space="preserve">Keep the stated scope: A local filter detects a numerical pattern; one </w:t>
+      </w:r>
+      <w:r>
+        <w:rPr>
+          <w:b/>
+        </w:rPr>
+        <w:t>feature map</w:t>
+      </w:r>
+      <w:r>
+        <w:rPr>
+          <w:b w:val="0"/>
+        </w:rPr>
+        <w:t xml:space="preserve"> does not establish recognition or learned visual understanding.</w:t>
       </w:r>
     </w:p>
     <w:p>
       <w:pPr>
-        <w:spacing w:line="336" w:lineRule="auto" w:after="180"/>
-        <w:shd w:fill="F1F6F8"/>
-      </w:pPr>
-      <w:r>
-        <w:rPr>
-          <w:b w:val="0"/>
-        </w:rPr>
-        <w:t xml:space="preserve">Keep the stated scope: A local filter detects a numerical pattern; one </w:t>
-      </w:r>
-      <w:r>
-        <w:rPr>
-          <w:b/>
-        </w:rPr>
-        <w:t>feature map</w:t>
-      </w:r>
-      <w:r>
-        <w:rPr>
-          <w:b w:val="0"/>
-        </w:rPr>
-        <w:t xml:space="preserve"> does not establish recognition or learned visual understanding.</w:t>
-      </w:r>
-    </w:p>
-    <w:p>
-      <w:pPr>
-        <w:pStyle w:val="Heading3"/>
+        <w:pStyle w:val="Heading2"/>
       </w:pPr>
       <w:r>
         <w:t>06. Make the idea visible in your project</w:t>
@@ -6410,7 +6743,7 @@
         <w:drawing>
           <wp:inline xmlns:a="http://schemas.openxmlformats.org/drawingml/2006/main" xmlns:pic="http://schemas.openxmlformats.org/drawingml/2006/picture">
             <wp:extent cx="5486400" cy="3681984"/>
-            <wp:docPr id="8" name="Picture 8" descr="For your Image-pattern Network Investigation, save the input, procedure, observed result and limitation of this check. Label this worked example as practice; use a different, previously unreviewed case when checking independent understanding. Draw your input, deciding step, result and limit. Supported question: Why is flipping the kernel an implementation change here? Point to the relevant step in the picture, then write the changed result and the rule or evidence that supports it."/>
+            <wp:docPr id="10" name="Picture 10" descr="For your Image-pattern Network Investigation, save the input, procedure, observed result and limitation of this check. Label this worked example as practice; use a different, previously unreviewed case when checking independent understanding. Draw your input, deciding step, result and limit. Supported question: Why is flipping the kernel an implementation change here? Point to the relevant step in the picture, then write the changed result and the rule or evidence that supports it."/>
             <wp:cNvGraphicFramePr>
               <a:graphicFrameLocks noChangeAspect="1"/>
             </wp:cNvGraphicFramePr>
@@ -6422,7 +6755,7 @@
                     <pic:cNvPicPr/>
                   </pic:nvPicPr>
                   <pic:blipFill>
-                    <a:blip r:embed="rId16"/>
+                    <a:blip r:embed="rId17"/>
                     <a:stretch>
                       <a:fillRect/>
                     </a:stretch>
@@ -6525,7 +6858,6 @@
     <w:p>
       <w:pPr>
         <w:spacing w:line="336" w:lineRule="auto" w:after="180"/>
-        <w:shd w:fill="F5F1FB"/>
       </w:pPr>
       <w:r>
         <w:rPr>
@@ -6548,106 +6880,174 @@
     </w:p>
     <w:p>
       <w:pPr>
-        <w:pStyle w:val="Heading3"/>
-      </w:pPr>
-      <w:r>
-        <w:t>Discuss while showing the picture</w:t>
+        <w:spacing w:line="336" w:lineRule="auto" w:after="180"/>
+      </w:pPr>
+      <w:r>
+        <w:rPr>
+          <w:b w:val="0"/>
+        </w:rPr>
+        <w:t xml:space="preserve">Teacher prompt: Draw your project trace and justify the deciding step using </w:t>
+      </w:r>
+      <w:r>
+        <w:rPr>
+          <w:b/>
+        </w:rPr>
+        <w:t>evidence</w:t>
+      </w:r>
+      <w:r>
+        <w:rPr>
+          <w:b w:val="0"/>
+        </w:rPr>
+        <w:t>. Ask learners to describe one label or arrow in ordinary words. Use the adjacent transcript if the image is difficult to see.</w:t>
       </w:r>
     </w:p>
     <w:p>
       <w:pPr>
         <w:spacing w:line="336" w:lineRule="auto" w:after="180"/>
-        <w:shd w:fill="F1F6F8"/>
-      </w:pPr>
-      <w:r>
-        <w:rPr>
-          <w:b w:val="0"/>
-        </w:rPr>
-        <w:t xml:space="preserve">Teacher prompt: Draw your project trace and justify the deciding step using </w:t>
+      </w:pPr>
+      <w:r>
+        <w:rPr>
+          <w:b w:val="0"/>
+        </w:rPr>
+        <w:t xml:space="preserve">Supported practice key: The declared operation uses an unflipped </w:t>
       </w:r>
       <w:r>
         <w:rPr>
           <w:b/>
         </w:rPr>
-        <w:t>evidence</w:t>
-      </w:r>
-      <w:r>
-        <w:rPr>
-          <w:b w:val="0"/>
-        </w:rPr>
-        <w:t>. Ask learners to describe one label or arrow in ordinary words. Use the adjacent transcript if the image is difficult to see.</w:t>
+        <w:t>kernel</w:t>
+      </w:r>
+      <w:r>
+        <w:rPr>
+          <w:b w:val="0"/>
+        </w:rPr>
+        <w:t xml:space="preserve">, often called cross-correlation. Flipping it changes the arithmetic contract and may change results. Changed-case check: </w:t>
+      </w:r>
+      <w:r>
+        <w:rPr>
+          <w:b/>
+        </w:rPr>
+        <w:t>Feature map</w:t>
+      </w:r>
+      <w:r>
+        <w:rPr>
+          <w:b w:val="0"/>
+        </w:rPr>
+        <w:t xml:space="preserve"> becomes [[-2,-2]].</w:t>
       </w:r>
     </w:p>
     <w:p>
       <w:pPr>
         <w:spacing w:line="336" w:lineRule="auto" w:after="180"/>
-        <w:shd w:fill="F1F6F8"/>
-      </w:pPr>
-      <w:r>
-        <w:rPr>
-          <w:b w:val="0"/>
-        </w:rPr>
-        <w:t xml:space="preserve">Supported practice key: The declared operation uses an unflipped </w:t>
+      </w:pPr>
+      <w:r>
+        <w:rPr>
+          <w:b w:val="0"/>
+        </w:rPr>
+        <w:t xml:space="preserve">Bias adds 2 to each </w:t>
       </w:r>
       <w:r>
         <w:rPr>
           <w:b/>
         </w:rPr>
-        <w:t>kernel</w:t>
-      </w:r>
-      <w:r>
-        <w:rPr>
-          <w:b w:val="0"/>
-        </w:rPr>
-        <w:t xml:space="preserve">, often called cross-correlation. Flipping it changes the arithmetic contract and may change results. Changed-case check: </w:t>
+        <w:t>output</w:t>
+      </w:r>
+      <w:r>
+        <w:rPr>
+          <w:b w:val="0"/>
+        </w:rPr>
+        <w:t xml:space="preserve">; it does not change patch products or </w:t>
       </w:r>
       <w:r>
         <w:rPr>
           <w:b/>
         </w:rPr>
-        <w:t>Feature map</w:t>
-      </w:r>
-      <w:r>
-        <w:rPr>
-          <w:b w:val="0"/>
-        </w:rPr>
-        <w:t xml:space="preserve"> becomes [[-2,-2]].</w:t>
+        <w:t>output</w:t>
+      </w:r>
+      <w:r>
+        <w:rPr>
+          <w:b w:val="0"/>
+        </w:rPr>
+        <w:t xml:space="preserve"> shape.</w:t>
       </w:r>
     </w:p>
     <w:p>
       <w:pPr>
+        <w:pStyle w:val="Heading2"/>
+      </w:pPr>
+      <w:r>
+        <w:t>Earlier wording, alternatives and picture transcripts · reference / check after trying</w:t>
+      </w:r>
+    </w:p>
+    <w:p>
+      <w:pPr>
         <w:spacing w:line="336" w:lineRule="auto" w:after="180"/>
-        <w:shd w:fill="F1F6F8"/>
-      </w:pPr>
-      <w:r>
-        <w:rPr>
-          <w:b w:val="0"/>
-        </w:rPr>
-        <w:t xml:space="preserve">Bias adds 2 to each </w:t>
+      </w:pPr>
+      <w:r>
+        <w:rPr>
+          <w:b w:val="0"/>
+        </w:rPr>
+        <w:t xml:space="preserve">Use one picture at a time. Hide a worked result before asking for a </w:t>
       </w:r>
       <w:r>
         <w:rPr>
           <w:b/>
         </w:rPr>
-        <w:t>output</w:t>
-      </w:r>
-      <w:r>
-        <w:rPr>
-          <w:b w:val="0"/>
-        </w:rPr>
-        <w:t xml:space="preserve">; it does not change patch products or </w:t>
-      </w:r>
-      <w:r>
-        <w:rPr>
-          <w:b/>
-        </w:rPr>
-        <w:t>output</w:t>
-      </w:r>
-      <w:r>
-        <w:rPr>
-          <w:b w:val="0"/>
-        </w:rPr>
-        <w:t xml:space="preserve"> shape.</w:t>
+        <w:t>prediction</w:t>
+      </w:r>
+      <w:r>
+        <w:rPr>
+          <w:b w:val="0"/>
+        </w:rPr>
+        <w:t>, then reveal it for feedback. These are supported teaching cases; retain the separate independent assessment for a fresh first attempt.</w:t>
+      </w:r>
+    </w:p>
+    <w:p>
+      <w:pPr>
+        <w:pStyle w:val="Heading3"/>
+      </w:pPr>
+      <w:r>
+        <w:t>01. Convolution as a local operation: the case</w:t>
+      </w:r>
+    </w:p>
+    <w:p>
+      <w:pPr>
+        <w:pStyle w:val="Heading3"/>
+      </w:pPr>
+      <w:r>
+        <w:t>02. Follow the deciding steps</w:t>
+      </w:r>
+    </w:p>
+    <w:p>
+      <w:pPr>
+        <w:pStyle w:val="Heading3"/>
+      </w:pPr>
+      <w:r>
+        <w:t>03. Image used by both local kernel windows</w:t>
+      </w:r>
+    </w:p>
+    <w:p>
+      <w:pPr>
+        <w:pStyle w:val="Heading3"/>
+      </w:pPr>
+      <w:r>
+        <w:t>04. Change one thing. Trace what follows.</w:t>
+      </w:r>
+    </w:p>
+    <w:p>
+      <w:pPr>
+        <w:pStyle w:val="Heading3"/>
+      </w:pPr>
+      <w:r>
+        <w:t>05. Connect the explanation to its limit</w:t>
+      </w:r>
+    </w:p>
+    <w:p>
+      <w:pPr>
+        <w:pStyle w:val="Heading3"/>
+      </w:pPr>
+      <w:r>
+        <w:t>06. Make the idea visible in your project</w:t>
       </w:r>
     </w:p>
     <w:sectPr>
